--- a/documents/TCM_documentation.docx
+++ b/documents/TCM_documentation.docx
@@ -1,15 +1,13 @@
 
 <file path=word/document.xml><?xml version="1.0" encoding="utf-8"?>
-<w:document xmlns:o="urn:schemas-microsoft-com:office:office" xmlns:r="http://schemas.openxmlformats.org/officeDocument/2006/relationships" xmlns:v="urn:schemas-microsoft-com:vml" xmlns:w="http://schemas.openxmlformats.org/wordprocessingml/2006/main" xmlns:w10="urn:schemas-microsoft-com:office:word" xmlns:wp="http://schemas.openxmlformats.org/drawingml/2006/wordprocessingDrawing" xmlns:wps="http://schemas.microsoft.com/office/word/2010/wordprocessingShape" xmlns:wpg="http://schemas.microsoft.com/office/word/2010/wordprocessingGroup" xmlns:mc="http://schemas.openxmlformats.org/markup-compatibility/2006" xmlns:wp14="http://schemas.microsoft.com/office/word/2010/wordprocessingDrawing" xmlns:w14="http://schemas.microsoft.com/office/word/2010/wordml" xmlns:w15="http://schemas.microsoft.com/office/word/2012/wordml" mc:Ignorable="w14 wp14 w15">
+<w:document xmlns:wpc="http://schemas.microsoft.com/office/word/2010/wordprocessingCanvas" xmlns:cx="http://schemas.microsoft.com/office/drawing/2014/chartex" xmlns:cx1="http://schemas.microsoft.com/office/drawing/2015/9/8/chartex" xmlns:cx2="http://schemas.microsoft.com/office/drawing/2015/10/21/chartex" xmlns:cx3="http://schemas.microsoft.com/office/drawing/2016/5/9/chartex" xmlns:cx4="http://schemas.microsoft.com/office/drawing/2016/5/10/chartex" xmlns:cx5="http://schemas.microsoft.com/office/drawing/2016/5/11/chartex" xmlns:cx6="http://schemas.microsoft.com/office/drawing/2016/5/12/chartex" xmlns:cx7="http://schemas.microsoft.com/office/drawing/2016/5/13/chartex" xmlns:cx8="http://schemas.microsoft.com/office/drawing/2016/5/14/chartex" xmlns:mc="http://schemas.openxmlformats.org/markup-compatibility/2006" xmlns:aink="http://schemas.microsoft.com/office/drawing/2016/ink" xmlns:am3d="http://schemas.microsoft.com/office/drawing/2017/model3d" xmlns:o="urn:schemas-microsoft-com:office:office" xmlns:oel="http://schemas.microsoft.com/office/2019/extlst" xmlns:r="http://schemas.openxmlformats.org/officeDocument/2006/relationships" xmlns:m="http://schemas.openxmlformats.org/officeDocument/2006/math" xmlns:v="urn:schemas-microsoft-com:vml" xmlns:wp14="http://schemas.microsoft.com/office/word/2010/wordprocessingDrawing" xmlns:wp="http://schemas.openxmlformats.org/drawingml/2006/wordprocessingDrawing" xmlns:w10="urn:schemas-microsoft-com:office:word" xmlns:w="http://schemas.openxmlformats.org/wordprocessingml/2006/main" xmlns:w14="http://schemas.microsoft.com/office/word/2010/wordml" xmlns:w15="http://schemas.microsoft.com/office/word/2012/wordml" xmlns:w16cex="http://schemas.microsoft.com/office/word/2018/wordml/cex" xmlns:w16cid="http://schemas.microsoft.com/office/word/2016/wordml/cid" xmlns:w16="http://schemas.microsoft.com/office/word/2018/wordml" xmlns:w16du="http://schemas.microsoft.com/office/word/2023/wordml/word16du" xmlns:w16sdtdh="http://schemas.microsoft.com/office/word/2020/wordml/sdtdatahash" xmlns:w16sdtfl="http://schemas.microsoft.com/office/word/2024/wordml/sdtformatlock" xmlns:w16se="http://schemas.microsoft.com/office/word/2015/wordml/symex" xmlns:wpg="http://schemas.microsoft.com/office/word/2010/wordprocessingGroup" xmlns:wpi="http://schemas.microsoft.com/office/word/2010/wordprocessingInk" xmlns:wne="http://schemas.microsoft.com/office/word/2006/wordml" xmlns:wps="http://schemas.microsoft.com/office/word/2010/wordprocessingShape" mc:Ignorable="w14 w15 w16se w16cid w16 w16cex w16sdtdh w16sdtfl w16du wp14">
   <w:body>
     <w:p>
       <w:pPr>
         <w:pStyle w:val="BodyText"/>
-        <w:bidi w:val="0"/>
-        <w:spacing w:lineRule="auto" w:line="271" w:before="0" w:after="140"/>
-        <w:ind w:hanging="0" w:start="0" w:end="0"/>
+        <w:spacing w:line="271" w:lineRule="auto"/>
+        <w:ind w:firstLine="0"/>
         <w:jc w:val="center"/>
-        <w:rPr/>
       </w:pPr>
       <w:r>
         <w:rPr>
@@ -21,22 +19,16 @@
     <w:p>
       <w:pPr>
         <w:pStyle w:val="BodyText"/>
-        <w:bidi w:val="0"/>
-        <w:spacing w:lineRule="auto" w:line="271" w:before="0" w:after="140"/>
-        <w:ind w:hanging="0" w:start="0" w:end="0"/>
+        <w:spacing w:line="271" w:lineRule="auto"/>
+        <w:ind w:firstLine="0"/>
         <w:jc w:val="center"/>
-        <w:rPr/>
-      </w:pPr>
-      <w:r>
-        <w:rPr/>
-      </w:r>
-    </w:p>
-    <w:p>
-      <w:pPr>
-        <w:pStyle w:val="BodyText"/>
-        <w:bidi w:val="0"/>
-        <w:spacing w:lineRule="auto" w:line="271" w:before="0" w:after="140"/>
-        <w:ind w:hanging="0" w:start="0" w:end="0"/>
+      </w:pPr>
+    </w:p>
+    <w:p>
+      <w:pPr>
+        <w:pStyle w:val="BodyText"/>
+        <w:spacing w:line="271" w:lineRule="auto"/>
+        <w:ind w:firstLine="0"/>
         <w:jc w:val="center"/>
         <w:rPr>
           <w:color w:val="C9211E"/>
@@ -53,28 +45,59 @@
     <w:p>
       <w:pPr>
         <w:pStyle w:val="BodyText"/>
-        <w:bidi w:val="0"/>
-        <w:spacing w:lineRule="auto" w:line="271" w:before="0" w:after="140"/>
-        <w:ind w:hanging="0" w:start="0" w:end="0"/>
+        <w:spacing w:line="271" w:lineRule="auto"/>
+        <w:ind w:firstLine="0"/>
         <w:jc w:val="center"/>
         <w:rPr>
+          <w:rFonts w:ascii="Google Sans;sans-serif" w:hAnsi="Google Sans;sans-serif"/>
+          <w:b/>
+          <w:bCs/>
           <w:color w:val="C9211E"/>
-        </w:rPr>
-      </w:pPr>
+          <w:lang w:val="en-US"/>
+        </w:rPr>
+      </w:pPr>
+      <w:hyperlink r:id="rId7" w:history="1">
+        <w:r>
+          <w:rPr>
+            <w:rStyle w:val="Hyperlink"/>
+            <w:rFonts w:ascii="Google Sans;sans-serif" w:hAnsi="Google Sans;sans-serif"/>
+          </w:rPr>
+          <w:t>HK283DSFS5</w:t>
+        </w:r>
+      </w:hyperlink>
       <w:r>
         <w:rPr>
           <w:rFonts w:ascii="Google Sans;sans-serif" w:hAnsi="Google Sans;sans-serif"/>
           <w:color w:val="C9211E"/>
         </w:rPr>
-        <w:t>[Course Code]: [Course Name]</w:t>
-      </w:r>
-    </w:p>
-    <w:p>
-      <w:pPr>
-        <w:pStyle w:val="BodyText"/>
-        <w:bidi w:val="0"/>
-        <w:spacing w:lineRule="auto" w:line="271" w:before="0" w:after="140"/>
-        <w:ind w:hanging="0" w:start="0" w:end="0"/>
+        <w:t xml:space="preserve">: </w:t>
+      </w:r>
+      <w:r>
+        <w:rPr>
+          <w:rFonts w:ascii="新細明體" w:eastAsia="新細明體" w:hAnsi="新細明體" w:cs="新細明體" w:hint="eastAsia"/>
+          <w:b/>
+          <w:bCs/>
+          <w:color w:val="C9211E"/>
+          <w:lang w:val="en-US"/>
+        </w:rPr>
+        <w:t>勵行會後端網站開發人員證書</w:t>
+      </w:r>
+      <w:r>
+        <w:rPr>
+          <w:rFonts w:ascii="Google Sans;sans-serif" w:hAnsi="Google Sans;sans-serif"/>
+          <w:b/>
+          <w:bCs/>
+          <w:color w:val="C9211E"/>
+          <w:lang w:val="en-US"/>
+        </w:rPr>
+        <w:t xml:space="preserve"> (5)</w:t>
+      </w:r>
+    </w:p>
+    <w:p>
+      <w:pPr>
+        <w:pStyle w:val="BodyText"/>
+        <w:spacing w:line="271" w:lineRule="auto"/>
+        <w:ind w:firstLine="0"/>
         <w:jc w:val="center"/>
         <w:rPr>
           <w:color w:val="C9211E"/>
@@ -85,15 +108,14 @@
           <w:rFonts w:ascii="Google Sans;sans-serif" w:hAnsi="Google Sans;sans-serif"/>
           <w:color w:val="C9211E"/>
         </w:rPr>
-        <w:t>[Instructor Name]</w:t>
-      </w:r>
-    </w:p>
-    <w:p>
-      <w:pPr>
-        <w:pStyle w:val="BodyText"/>
-        <w:bidi w:val="0"/>
-        <w:spacing w:lineRule="auto" w:line="271" w:before="0" w:after="140"/>
-        <w:ind w:hanging="0" w:start="0" w:end="0"/>
+        <w:t>Fanny Hou</w:t>
+      </w:r>
+    </w:p>
+    <w:p>
+      <w:pPr>
+        <w:pStyle w:val="BodyText"/>
+        <w:spacing w:line="271" w:lineRule="auto"/>
+        <w:ind w:firstLine="0"/>
         <w:jc w:val="center"/>
         <w:rPr>
           <w:color w:val="C9211E"/>
@@ -104,29 +126,14 @@
           <w:rFonts w:ascii="Google Sans;sans-serif" w:hAnsi="Google Sans;sans-serif"/>
           <w:color w:val="C9211E"/>
         </w:rPr>
-        <w:t xml:space="preserve">[Date: </w:t>
-      </w:r>
-      <w:r>
-        <w:rPr>
-          <w:rFonts w:ascii="Google Sans;sans-serif" w:hAnsi="Google Sans;sans-serif"/>
-          <w:color w:val="C9211E"/>
-        </w:rPr>
-        <w:t>August</w:t>
-      </w:r>
-      <w:r>
-        <w:rPr>
-          <w:rFonts w:ascii="Google Sans;sans-serif" w:hAnsi="Google Sans;sans-serif"/>
-          <w:color w:val="C9211E"/>
-        </w:rPr>
-        <w:t xml:space="preserve"> 26, 2026]</w:t>
-      </w:r>
-    </w:p>
-    <w:p>
-      <w:pPr>
-        <w:pStyle w:val="BodyText"/>
-        <w:bidi w:val="0"/>
-        <w:spacing w:lineRule="auto" w:line="271" w:before="0" w:after="140"/>
-        <w:ind w:hanging="0" w:start="0" w:end="0"/>
+        <w:t>[Date: August 26, 2026]</w:t>
+      </w:r>
+    </w:p>
+    <w:p>
+      <w:pPr>
+        <w:pStyle w:val="BodyText"/>
+        <w:spacing w:line="271" w:lineRule="auto"/>
+        <w:ind w:firstLine="0"/>
         <w:rPr>
           <w:rFonts w:ascii="Google Sans;sans-serif" w:hAnsi="Google Sans;sans-serif"/>
         </w:rPr>
@@ -141,9 +148,7 @@
     <w:p>
       <w:pPr>
         <w:pStyle w:val="Heading2"/>
-        <w:bidi w:val="0"/>
-        <w:spacing w:lineRule="auto" w:line="271" w:before="0" w:after="140"/>
-        <w:ind w:hanging="0" w:start="0" w:end="0"/>
+        <w:spacing w:before="0" w:after="140" w:line="271" w:lineRule="auto"/>
         <w:rPr>
           <w:rFonts w:ascii="Google Sans;sans-serif" w:hAnsi="Google Sans;sans-serif"/>
         </w:rPr>
@@ -158,8 +163,8 @@
     <w:p>
       <w:pPr>
         <w:pStyle w:val="Heading3"/>
-        <w:spacing w:lineRule="auto" w:line="271" w:before="0" w:after="140"/>
-        <w:ind w:hanging="0" w:start="0" w:end="0"/>
+        <w:spacing w:before="0" w:after="140" w:line="271" w:lineRule="auto"/>
+        <w:ind w:firstLine="0"/>
         <w:rPr>
           <w:rFonts w:ascii="Google Sans;sans-serif" w:hAnsi="Google Sans;sans-serif"/>
         </w:rPr>
@@ -180,11 +185,9 @@
         </w:numPr>
         <w:tabs>
           <w:tab w:val="clear" w:pos="709"/>
-          <w:tab w:val="left" w:pos="0" w:leader="none"/>
-        </w:tabs>
-        <w:spacing w:lineRule="auto" w:line="271" w:before="0" w:after="140"/>
-        <w:ind w:hanging="283" w:start="709" w:end="0"/>
-        <w:rPr/>
+          <w:tab w:val="left" w:pos="0"/>
+        </w:tabs>
+        <w:spacing w:line="271" w:lineRule="auto"/>
       </w:pPr>
       <w:bookmarkStart w:id="0" w:name="p-rc_1036d2c79659da71-69"/>
       <w:bookmarkEnd w:id="0"/>
@@ -227,6 +230,7 @@
         </w:rPr>
         <w:t xml:space="preserve">, and persists new user records in the MongoDB </w:t>
       </w:r>
+      <w:proofErr w:type="gramStart"/>
       <w:r>
         <w:rPr>
           <w:rStyle w:val="SourceText"/>
@@ -234,6 +238,7 @@
         </w:rPr>
         <w:t>users</w:t>
       </w:r>
+      <w:proofErr w:type="gramEnd"/>
       <w:r>
         <w:rPr>
           <w:rFonts w:ascii="Google Sans Text;sans-serif" w:hAnsi="Google Sans Text;sans-serif"/>
@@ -250,11 +255,9 @@
         </w:numPr>
         <w:tabs>
           <w:tab w:val="clear" w:pos="709"/>
-          <w:tab w:val="left" w:pos="0" w:leader="none"/>
-        </w:tabs>
-        <w:spacing w:lineRule="auto" w:line="271" w:before="0" w:after="140"/>
-        <w:ind w:hanging="283" w:start="709" w:end="0"/>
-        <w:rPr/>
+          <w:tab w:val="left" w:pos="0"/>
+        </w:tabs>
+        <w:spacing w:line="271" w:lineRule="auto"/>
       </w:pPr>
       <w:r>
         <w:rPr>
@@ -318,11 +321,9 @@
         </w:numPr>
         <w:tabs>
           <w:tab w:val="clear" w:pos="709"/>
-          <w:tab w:val="left" w:pos="0" w:leader="none"/>
-        </w:tabs>
-        <w:spacing w:lineRule="auto" w:line="271" w:before="0" w:after="140"/>
-        <w:ind w:hanging="283" w:start="709" w:end="0"/>
-        <w:rPr/>
+          <w:tab w:val="left" w:pos="0"/>
+        </w:tabs>
+        <w:spacing w:line="271" w:lineRule="auto"/>
       </w:pPr>
       <w:bookmarkStart w:id="1" w:name="p-rc_1036d2c79659da71-71"/>
       <w:bookmarkEnd w:id="1"/>
@@ -388,11 +389,9 @@
         </w:numPr>
         <w:tabs>
           <w:tab w:val="clear" w:pos="709"/>
-          <w:tab w:val="left" w:pos="0" w:leader="none"/>
-        </w:tabs>
-        <w:spacing w:lineRule="auto" w:line="271" w:before="0" w:after="140"/>
-        <w:ind w:hanging="283" w:start="709" w:end="0"/>
-        <w:rPr/>
+          <w:tab w:val="left" w:pos="0"/>
+        </w:tabs>
+        <w:spacing w:line="271" w:lineRule="auto"/>
       </w:pPr>
       <w:bookmarkStart w:id="2" w:name="p-rc_1036d2c79659da71-72"/>
       <w:bookmarkEnd w:id="2"/>
@@ -452,8 +451,8 @@
     <w:p>
       <w:pPr>
         <w:pStyle w:val="Heading3"/>
-        <w:spacing w:lineRule="auto" w:line="271" w:before="0" w:after="140"/>
-        <w:ind w:hanging="0" w:start="0" w:end="0"/>
+        <w:spacing w:before="0" w:after="140" w:line="271" w:lineRule="auto"/>
+        <w:ind w:firstLine="0"/>
         <w:rPr>
           <w:rFonts w:ascii="Google Sans;sans-serif" w:hAnsi="Google Sans;sans-serif"/>
         </w:rPr>
@@ -474,11 +473,9 @@
         </w:numPr>
         <w:tabs>
           <w:tab w:val="clear" w:pos="709"/>
-          <w:tab w:val="left" w:pos="0" w:leader="none"/>
-        </w:tabs>
-        <w:spacing w:lineRule="auto" w:line="271" w:before="0" w:after="140"/>
-        <w:ind w:hanging="283" w:start="709" w:end="0"/>
-        <w:rPr/>
+          <w:tab w:val="left" w:pos="0"/>
+        </w:tabs>
+        <w:spacing w:line="271" w:lineRule="auto"/>
       </w:pPr>
       <w:bookmarkStart w:id="3" w:name="p-rc_1036d2c79659da71-73"/>
       <w:bookmarkEnd w:id="3"/>
@@ -531,11 +528,9 @@
         </w:numPr>
         <w:tabs>
           <w:tab w:val="clear" w:pos="709"/>
-          <w:tab w:val="left" w:pos="0" w:leader="none"/>
-        </w:tabs>
-        <w:spacing w:lineRule="auto" w:line="271" w:before="0" w:after="140"/>
-        <w:ind w:hanging="283" w:start="709" w:end="0"/>
-        <w:rPr/>
+          <w:tab w:val="left" w:pos="0"/>
+        </w:tabs>
+        <w:spacing w:line="271" w:lineRule="auto"/>
       </w:pPr>
       <w:bookmarkStart w:id="4" w:name="p-rc_1036d2c79659da71-74"/>
       <w:bookmarkEnd w:id="4"/>
@@ -575,11 +570,9 @@
         </w:numPr>
         <w:tabs>
           <w:tab w:val="clear" w:pos="709"/>
-          <w:tab w:val="left" w:pos="0" w:leader="none"/>
-        </w:tabs>
-        <w:spacing w:lineRule="auto" w:line="271" w:before="0" w:after="140"/>
-        <w:ind w:hanging="283" w:start="709" w:end="0"/>
-        <w:rPr/>
+          <w:tab w:val="left" w:pos="0"/>
+        </w:tabs>
+        <w:spacing w:line="271" w:lineRule="auto"/>
       </w:pPr>
       <w:bookmarkStart w:id="5" w:name="p-rc_1036d2c79659da71-75"/>
       <w:bookmarkEnd w:id="5"/>
@@ -645,11 +638,9 @@
         </w:numPr>
         <w:tabs>
           <w:tab w:val="clear" w:pos="709"/>
-          <w:tab w:val="left" w:pos="0" w:leader="none"/>
-        </w:tabs>
-        <w:spacing w:lineRule="auto" w:line="271" w:before="0" w:after="140"/>
-        <w:ind w:hanging="283" w:start="709" w:end="0"/>
-        <w:rPr/>
+          <w:tab w:val="left" w:pos="0"/>
+        </w:tabs>
+        <w:spacing w:line="271" w:lineRule="auto"/>
       </w:pPr>
       <w:bookmarkStart w:id="6" w:name="p-rc_1036d2c79659da71-76"/>
       <w:bookmarkEnd w:id="6"/>
@@ -683,24 +674,24 @@
     <w:p>
       <w:pPr>
         <w:pStyle w:val="Heading2"/>
-        <w:spacing w:lineRule="auto" w:line="271" w:before="0" w:after="140"/>
-        <w:ind w:hanging="0" w:start="0" w:end="0"/>
-        <w:rPr>
-          <w:rFonts w:ascii="Google Sans;sans-serif" w:hAnsi="Google Sans;sans-serif"/>
-        </w:rPr>
-      </w:pPr>
-      <w:r>
-        <w:rPr>
-          <w:rFonts w:ascii="Google Sans;sans-serif" w:hAnsi="Google Sans;sans-serif"/>
-        </w:rPr>
+        <w:spacing w:before="0" w:after="140" w:line="271" w:lineRule="auto"/>
+        <w:rPr>
+          <w:rFonts w:ascii="Google Sans;sans-serif" w:hAnsi="Google Sans;sans-serif"/>
+        </w:rPr>
+      </w:pPr>
+      <w:r>
+        <w:rPr>
+          <w:rFonts w:ascii="Google Sans;sans-serif" w:hAnsi="Google Sans;sans-serif"/>
+        </w:rPr>
+        <w:lastRenderedPageBreak/>
         <w:t>2. Non-Functional Requirements (NFR)</w:t>
       </w:r>
     </w:p>
     <w:p>
       <w:pPr>
         <w:pStyle w:val="Heading3"/>
-        <w:spacing w:lineRule="auto" w:line="271" w:before="0" w:after="140"/>
-        <w:ind w:hanging="0" w:start="0" w:end="0"/>
+        <w:spacing w:before="0" w:after="140" w:line="271" w:lineRule="auto"/>
+        <w:ind w:firstLine="0"/>
         <w:rPr>
           <w:rFonts w:ascii="Google Sans;sans-serif" w:hAnsi="Google Sans;sans-serif"/>
         </w:rPr>
@@ -721,11 +712,9 @@
         </w:numPr>
         <w:tabs>
           <w:tab w:val="clear" w:pos="709"/>
-          <w:tab w:val="left" w:pos="0" w:leader="none"/>
-        </w:tabs>
-        <w:spacing w:lineRule="auto" w:line="271" w:before="0" w:after="140"/>
-        <w:ind w:hanging="283" w:start="709" w:end="0"/>
-        <w:rPr/>
+          <w:tab w:val="left" w:pos="0"/>
+        </w:tabs>
+        <w:spacing w:line="271" w:lineRule="auto"/>
       </w:pPr>
       <w:bookmarkStart w:id="7" w:name="p-rc_1036d2c79659da71-77"/>
       <w:bookmarkEnd w:id="7"/>
@@ -765,10 +754,9 @@
         </w:numPr>
         <w:tabs>
           <w:tab w:val="clear" w:pos="709"/>
-          <w:tab w:val="left" w:pos="0" w:leader="none"/>
-        </w:tabs>
-        <w:spacing w:lineRule="auto" w:line="271" w:before="0" w:after="140"/>
-        <w:ind w:hanging="283" w:start="709" w:end="0"/>
+          <w:tab w:val="left" w:pos="0"/>
+        </w:tabs>
+        <w:spacing w:line="271" w:lineRule="auto"/>
         <w:rPr>
           <w:rFonts w:ascii="Google Sans Text;sans-serif" w:hAnsi="Google Sans Text;sans-serif"/>
         </w:rPr>
@@ -798,10 +786,9 @@
         </w:numPr>
         <w:tabs>
           <w:tab w:val="clear" w:pos="709"/>
-          <w:tab w:val="left" w:pos="0" w:leader="none"/>
-        </w:tabs>
-        <w:spacing w:lineRule="auto" w:line="271" w:before="0" w:after="140"/>
-        <w:ind w:hanging="283" w:start="709" w:end="0"/>
+          <w:tab w:val="left" w:pos="0"/>
+        </w:tabs>
+        <w:spacing w:line="271" w:lineRule="auto"/>
         <w:rPr>
           <w:rFonts w:ascii="Google Sans Text;sans-serif" w:hAnsi="Google Sans Text;sans-serif"/>
           <w:color w:val="C9211E"/>
@@ -834,11 +821,9 @@
         </w:numPr>
         <w:tabs>
           <w:tab w:val="clear" w:pos="709"/>
-          <w:tab w:val="left" w:pos="0" w:leader="none"/>
-        </w:tabs>
-        <w:spacing w:lineRule="auto" w:line="271" w:before="0" w:after="140"/>
-        <w:ind w:hanging="283" w:start="709" w:end="0"/>
-        <w:rPr/>
+          <w:tab w:val="left" w:pos="0"/>
+        </w:tabs>
+        <w:spacing w:line="271" w:lineRule="auto"/>
       </w:pPr>
       <w:bookmarkStart w:id="10" w:name="p-rc_1036d2c79659da71-80"/>
       <w:bookmarkEnd w:id="10"/>
@@ -876,8 +861,8 @@
     <w:p>
       <w:pPr>
         <w:pStyle w:val="Heading3"/>
-        <w:spacing w:lineRule="auto" w:line="271" w:before="0" w:after="140"/>
-        <w:ind w:hanging="0" w:start="0" w:end="0"/>
+        <w:spacing w:before="0" w:after="140" w:line="271" w:lineRule="auto"/>
+        <w:ind w:firstLine="0"/>
         <w:rPr>
           <w:rFonts w:ascii="Google Sans;sans-serif" w:hAnsi="Google Sans;sans-serif"/>
         </w:rPr>
@@ -898,11 +883,9 @@
         </w:numPr>
         <w:tabs>
           <w:tab w:val="clear" w:pos="709"/>
-          <w:tab w:val="left" w:pos="0" w:leader="none"/>
-        </w:tabs>
-        <w:spacing w:lineRule="auto" w:line="271" w:before="0" w:after="140"/>
-        <w:ind w:hanging="283" w:start="709" w:end="0"/>
-        <w:rPr/>
+          <w:tab w:val="left" w:pos="0"/>
+        </w:tabs>
+        <w:spacing w:line="271" w:lineRule="auto"/>
       </w:pPr>
       <w:bookmarkStart w:id="11" w:name="p-rc_1036d2c79659da71-81"/>
       <w:bookmarkEnd w:id="11"/>
@@ -942,10 +925,9 @@
         </w:numPr>
         <w:tabs>
           <w:tab w:val="clear" w:pos="709"/>
-          <w:tab w:val="left" w:pos="0" w:leader="none"/>
-        </w:tabs>
-        <w:spacing w:lineRule="auto" w:line="271" w:before="0" w:after="140"/>
-        <w:ind w:hanging="283" w:start="709" w:end="0"/>
+          <w:tab w:val="left" w:pos="0"/>
+        </w:tabs>
+        <w:spacing w:line="271" w:lineRule="auto"/>
         <w:rPr>
           <w:rFonts w:ascii="Google Sans Text;sans-serif" w:hAnsi="Google Sans Text;sans-serif"/>
         </w:rPr>
@@ -969,8 +951,7 @@
     <w:p>
       <w:pPr>
         <w:pStyle w:val="Heading2"/>
-        <w:spacing w:lineRule="auto" w:line="271" w:before="0" w:after="140"/>
-        <w:ind w:hanging="0" w:start="0" w:end="0"/>
+        <w:spacing w:before="0" w:after="140" w:line="271" w:lineRule="auto"/>
         <w:rPr>
           <w:rFonts w:ascii="Google Sans;sans-serif" w:hAnsi="Google Sans;sans-serif"/>
         </w:rPr>
@@ -991,11 +972,9 @@
         </w:numPr>
         <w:tabs>
           <w:tab w:val="clear" w:pos="709"/>
-          <w:tab w:val="left" w:pos="0" w:leader="none"/>
-        </w:tabs>
-        <w:spacing w:lineRule="auto" w:line="271" w:before="0" w:after="140"/>
-        <w:ind w:hanging="283" w:start="709" w:end="0"/>
-        <w:rPr/>
+          <w:tab w:val="left" w:pos="0"/>
+        </w:tabs>
+        <w:spacing w:line="271" w:lineRule="auto"/>
       </w:pPr>
       <w:bookmarkStart w:id="13" w:name="p-rc_1036d2c79659da71-83"/>
       <w:bookmarkEnd w:id="13"/>
@@ -1035,11 +1014,9 @@
         </w:numPr>
         <w:tabs>
           <w:tab w:val="clear" w:pos="709"/>
-          <w:tab w:val="left" w:pos="0" w:leader="none"/>
-        </w:tabs>
-        <w:spacing w:lineRule="auto" w:line="271" w:before="0" w:after="140"/>
-        <w:ind w:hanging="283" w:start="709" w:end="0"/>
-        <w:rPr/>
+          <w:tab w:val="left" w:pos="0"/>
+        </w:tabs>
+        <w:spacing w:line="271" w:lineRule="auto"/>
       </w:pPr>
       <w:bookmarkStart w:id="14" w:name="p-rc_1036d2c79659da71-84"/>
       <w:bookmarkEnd w:id="14"/>
@@ -1105,11 +1082,9 @@
         </w:numPr>
         <w:tabs>
           <w:tab w:val="clear" w:pos="709"/>
-          <w:tab w:val="left" w:pos="0" w:leader="none"/>
-        </w:tabs>
-        <w:spacing w:lineRule="auto" w:line="271" w:before="0" w:after="140"/>
-        <w:ind w:hanging="283" w:start="709" w:end="0"/>
-        <w:rPr/>
+          <w:tab w:val="left" w:pos="0"/>
+        </w:tabs>
+        <w:spacing w:line="271" w:lineRule="auto"/>
       </w:pPr>
       <w:bookmarkStart w:id="15" w:name="p-rc_1036d2c79659da71-85"/>
       <w:bookmarkEnd w:id="15"/>
@@ -1175,11 +1150,9 @@
         </w:numPr>
         <w:tabs>
           <w:tab w:val="clear" w:pos="709"/>
-          <w:tab w:val="left" w:pos="0" w:leader="none"/>
-        </w:tabs>
-        <w:spacing w:lineRule="auto" w:line="271" w:before="0" w:after="140"/>
-        <w:ind w:hanging="283" w:start="709" w:end="0"/>
-        <w:rPr/>
+          <w:tab w:val="left" w:pos="0"/>
+        </w:tabs>
+        <w:spacing w:line="271" w:lineRule="auto"/>
       </w:pPr>
       <w:bookmarkStart w:id="16" w:name="p-rc_1036d2c79659da71-86"/>
       <w:bookmarkEnd w:id="16"/>
@@ -1245,10 +1218,9 @@
         </w:numPr>
         <w:tabs>
           <w:tab w:val="clear" w:pos="709"/>
-          <w:tab w:val="left" w:pos="0" w:leader="none"/>
-        </w:tabs>
-        <w:spacing w:lineRule="auto" w:line="271" w:before="0" w:after="140"/>
-        <w:ind w:hanging="283" w:start="709" w:end="0"/>
+          <w:tab w:val="left" w:pos="0"/>
+        </w:tabs>
+        <w:spacing w:line="271" w:lineRule="auto"/>
         <w:rPr>
           <w:rFonts w:ascii="Google Sans Text;sans-serif" w:hAnsi="Google Sans Text;sans-serif"/>
         </w:rPr>
@@ -1272,43 +1244,43 @@
     <w:p>
       <w:pPr>
         <w:pStyle w:val="Heading1"/>
-        <w:bidi w:val="0"/>
-        <w:spacing w:lineRule="auto" w:line="271" w:before="0" w:after="140"/>
-        <w:ind w:hanging="0" w:start="0" w:end="0"/>
-        <w:rPr>
-          <w:rFonts w:ascii="Google Sans;sans-serif" w:hAnsi="Google Sans;sans-serif"/>
-        </w:rPr>
-      </w:pPr>
-      <w:r>
-        <w:rPr>
-          <w:rFonts w:ascii="Google Sans;sans-serif" w:hAnsi="Google Sans;sans-serif"/>
-        </w:rPr>
+        <w:spacing w:before="0" w:after="140" w:line="271" w:lineRule="auto"/>
+        <w:ind w:firstLine="0"/>
+        <w:rPr>
+          <w:rFonts w:ascii="Google Sans;sans-serif" w:hAnsi="Google Sans;sans-serif"/>
+        </w:rPr>
+      </w:pPr>
+      <w:r>
+        <w:rPr>
+          <w:rFonts w:ascii="Google Sans;sans-serif" w:hAnsi="Google Sans;sans-serif"/>
+        </w:rPr>
+        <w:lastRenderedPageBreak/>
         <w:t>Section 3: System Architecture &amp; Deployment Design</w:t>
       </w:r>
     </w:p>
     <w:p>
       <w:pPr>
         <w:pStyle w:val="Heading2"/>
-        <w:rPr/>
-      </w:pPr>
-      <w:r>
-        <w:rPr/>
+      </w:pPr>
+      <w:r>
         <w:t>System Architecture</w:t>
       </w:r>
     </w:p>
     <w:p>
       <w:pPr>
         <w:pStyle w:val="BodyText"/>
-        <w:bidi w:val="0"/>
-        <w:spacing w:lineRule="auto" w:line="271" w:before="0" w:after="140"/>
-        <w:ind w:hanging="0" w:start="0" w:end="0"/>
-        <w:rPr>
-          <w:rFonts w:ascii="Google Sans;sans-serif" w:hAnsi="Google Sans;sans-serif"/>
-        </w:rPr>
-      </w:pPr>
-      <w:r>
+        <w:spacing w:line="271" w:lineRule="auto"/>
+        <w:ind w:firstLine="0"/>
+        <w:rPr>
+          <w:rFonts w:ascii="Google Sans;sans-serif" w:hAnsi="Google Sans;sans-serif"/>
+        </w:rPr>
+      </w:pPr>
+      <w:r>
+        <w:rPr>
+          <w:noProof/>
+        </w:rPr>
         <w:drawing>
-          <wp:anchor behindDoc="0" distT="0" distB="0" distL="0" distR="0" simplePos="0" locked="0" layoutInCell="0" allowOverlap="0" relativeHeight="2">
+          <wp:anchor distT="0" distB="0" distL="0" distR="0" simplePos="0" relativeHeight="2" behindDoc="0" locked="0" layoutInCell="0" allowOverlap="0" wp14:anchorId="14BBC65E" wp14:editId="02B5CC02">
             <wp:simplePos x="0" y="0"/>
             <wp:positionH relativeFrom="column">
               <wp:posOffset>630555</wp:posOffset>
@@ -1319,7 +1291,7 @@
             <wp:extent cx="5293995" cy="5337810"/>
             <wp:effectExtent l="0" t="0" r="0" b="0"/>
             <wp:wrapTopAndBottom/>
-            <wp:docPr id="1" name="Image1" descr="" title=""/>
+            <wp:docPr id="1" name="Image1"/>
             <wp:cNvGraphicFramePr>
               <a:graphicFrameLocks xmlns:a="http://schemas.openxmlformats.org/drawingml/2006/main" noChangeAspect="1"/>
             </wp:cNvGraphicFramePr>
@@ -1327,16 +1299,16 @@
               <a:graphicData uri="http://schemas.openxmlformats.org/drawingml/2006/picture">
                 <pic:pic xmlns:pic="http://schemas.openxmlformats.org/drawingml/2006/picture">
                   <pic:nvPicPr>
-                    <pic:cNvPr id="1" name="Image1" descr="" title=""/>
+                    <pic:cNvPr id="1" name="Image1"/>
                     <pic:cNvPicPr>
                       <a:picLocks noChangeAspect="1" noChangeArrowheads="1"/>
                     </pic:cNvPicPr>
                   </pic:nvPicPr>
                   <pic:blipFill>
-                    <a:blip r:embed="rId2">
+                    <a:blip r:embed="rId8">
                       <a:extLst>
                         <a:ext uri="{96DAC541-7B7A-43D3-8B79-37D633B846F1}">
-                          <asvg:svgBlip xmlns:asvg="http://schemas.microsoft.com/office/drawing/2016/SVG/main" r:embed="rId3"/>
+                          <asvg:svgBlip xmlns:asvg="http://schemas.microsoft.com/office/drawing/2016/SVG/main" r:embed="rId9"/>
                         </a:ext>
                       </a:extLst>
                     </a:blip>
@@ -1369,25 +1341,18 @@
     <w:p>
       <w:pPr>
         <w:pStyle w:val="BodyText"/>
-        <w:bidi w:val="0"/>
-        <w:spacing w:lineRule="auto" w:line="271" w:before="0" w:after="140"/>
-        <w:ind w:hanging="0" w:start="0" w:end="0"/>
-        <w:rPr>
-          <w:rFonts w:ascii="Google Sans;sans-serif" w:hAnsi="Google Sans;sans-serif"/>
-        </w:rPr>
-      </w:pPr>
-      <w:r>
-        <w:rPr>
-          <w:rFonts w:ascii="Google Sans;sans-serif" w:hAnsi="Google Sans;sans-serif"/>
-        </w:rPr>
-      </w:r>
-    </w:p>
-    <w:p>
-      <w:pPr>
-        <w:pStyle w:val="BodyText"/>
-        <w:bidi w:val="0"/>
-        <w:spacing w:lineRule="auto" w:line="271" w:before="0" w:after="140"/>
-        <w:ind w:hanging="0" w:start="0" w:end="0"/>
+        <w:spacing w:line="271" w:lineRule="auto"/>
+        <w:ind w:firstLine="0"/>
+        <w:rPr>
+          <w:rFonts w:ascii="Google Sans;sans-serif" w:hAnsi="Google Sans;sans-serif"/>
+        </w:rPr>
+      </w:pPr>
+    </w:p>
+    <w:p>
+      <w:pPr>
+        <w:pStyle w:val="BodyText"/>
+        <w:spacing w:line="271" w:lineRule="auto"/>
+        <w:ind w:firstLine="0"/>
         <w:rPr>
           <w:rFonts w:ascii="Google Sans;sans-serif" w:hAnsi="Google Sans;sans-serif"/>
         </w:rPr>
@@ -1402,16 +1367,19 @@
     <w:p>
       <w:pPr>
         <w:pStyle w:val="BodyText"/>
-        <w:bidi w:val="0"/>
-        <w:spacing w:lineRule="auto" w:line="271" w:before="0" w:after="140"/>
-        <w:ind w:hanging="0" w:start="0" w:end="0"/>
-        <w:rPr>
-          <w:rFonts w:ascii="Google Sans;sans-serif" w:hAnsi="Google Sans;sans-serif"/>
-        </w:rPr>
-      </w:pPr>
-      <w:r>
+        <w:spacing w:line="271" w:lineRule="auto"/>
+        <w:ind w:firstLine="0"/>
+        <w:rPr>
+          <w:rFonts w:ascii="Google Sans;sans-serif" w:hAnsi="Google Sans;sans-serif"/>
+        </w:rPr>
+      </w:pPr>
+      <w:r>
+        <w:rPr>
+          <w:noProof/>
+        </w:rPr>
+        <w:lastRenderedPageBreak/>
         <w:drawing>
-          <wp:anchor behindDoc="0" distT="0" distB="0" distL="0" distR="0" simplePos="0" locked="0" layoutInCell="0" allowOverlap="1" relativeHeight="3">
+          <wp:anchor distT="0" distB="0" distL="0" distR="0" simplePos="0" relativeHeight="3" behindDoc="0" locked="0" layoutInCell="0" allowOverlap="1" wp14:anchorId="136023A0" wp14:editId="6A435BC2">
             <wp:simplePos x="0" y="0"/>
             <wp:positionH relativeFrom="column">
               <wp:align>center</wp:align>
@@ -1422,7 +1390,7 @@
             <wp:extent cx="6840220" cy="5397500"/>
             <wp:effectExtent l="0" t="0" r="0" b="0"/>
             <wp:wrapTopAndBottom/>
-            <wp:docPr id="2" name="Image2" descr="" title=""/>
+            <wp:docPr id="2" name="Image2"/>
             <wp:cNvGraphicFramePr>
               <a:graphicFrameLocks xmlns:a="http://schemas.openxmlformats.org/drawingml/2006/main" noChangeAspect="1"/>
             </wp:cNvGraphicFramePr>
@@ -1430,16 +1398,16 @@
               <a:graphicData uri="http://schemas.openxmlformats.org/drawingml/2006/picture">
                 <pic:pic xmlns:pic="http://schemas.openxmlformats.org/drawingml/2006/picture">
                   <pic:nvPicPr>
-                    <pic:cNvPr id="2" name="Image2" descr="" title=""/>
+                    <pic:cNvPr id="2" name="Image2"/>
                     <pic:cNvPicPr>
                       <a:picLocks noChangeAspect="1" noChangeArrowheads="1"/>
                     </pic:cNvPicPr>
                   </pic:nvPicPr>
                   <pic:blipFill>
-                    <a:blip r:embed="rId4">
+                    <a:blip r:embed="rId10">
                       <a:extLst>
                         <a:ext uri="{96DAC541-7B7A-43D3-8B79-37D633B846F1}">
-                          <asvg:svgBlip xmlns:asvg="http://schemas.microsoft.com/office/drawing/2016/SVG/main" r:embed="rId5"/>
+                          <asvg:svgBlip xmlns:asvg="http://schemas.microsoft.com/office/drawing/2016/SVG/main" r:embed="rId11"/>
                         </a:ext>
                       </a:extLst>
                     </a:blip>
@@ -1472,25 +1440,18 @@
     <w:p>
       <w:pPr>
         <w:pStyle w:val="BodyText"/>
-        <w:bidi w:val="0"/>
-        <w:spacing w:lineRule="auto" w:line="271" w:before="0" w:after="140"/>
-        <w:ind w:hanging="0" w:start="0" w:end="0"/>
-        <w:rPr>
-          <w:rFonts w:ascii="Google Sans;sans-serif" w:hAnsi="Google Sans;sans-serif"/>
-        </w:rPr>
-      </w:pPr>
-      <w:r>
-        <w:rPr>
-          <w:rFonts w:ascii="Google Sans;sans-serif" w:hAnsi="Google Sans;sans-serif"/>
-        </w:rPr>
-      </w:r>
-    </w:p>
-    <w:p>
-      <w:pPr>
-        <w:pStyle w:val="BodyText"/>
-        <w:bidi w:val="0"/>
-        <w:spacing w:lineRule="auto" w:line="271" w:before="0" w:after="140"/>
-        <w:ind w:hanging="0" w:start="0" w:end="0"/>
+        <w:spacing w:line="271" w:lineRule="auto"/>
+        <w:ind w:firstLine="0"/>
+        <w:rPr>
+          <w:rFonts w:ascii="Google Sans;sans-serif" w:hAnsi="Google Sans;sans-serif"/>
+        </w:rPr>
+      </w:pPr>
+    </w:p>
+    <w:p>
+      <w:pPr>
+        <w:pStyle w:val="BodyText"/>
+        <w:spacing w:line="271" w:lineRule="auto"/>
+        <w:ind w:firstLine="0"/>
         <w:rPr>
           <w:rFonts w:ascii="Google Sans;sans-serif" w:hAnsi="Google Sans;sans-serif"/>
         </w:rPr>
@@ -1505,9 +1466,8 @@
     <w:p>
       <w:pPr>
         <w:pStyle w:val="BodyText"/>
-        <w:bidi w:val="0"/>
-        <w:spacing w:lineRule="auto" w:line="271" w:before="0" w:after="140"/>
-        <w:ind w:hanging="0" w:start="0" w:end="0"/>
+        <w:spacing w:line="271" w:lineRule="auto"/>
+        <w:ind w:firstLine="0"/>
         <w:rPr>
           <w:rFonts w:ascii="Google Sans;sans-serif" w:hAnsi="Google Sans;sans-serif"/>
         </w:rPr>
@@ -1519,62 +1479,2900 @@
         <w:t>Domain Class Architecture</w:t>
       </w:r>
     </w:p>
+    <w:p>
+      <w:pPr>
+        <w:pStyle w:val="BodyText"/>
+        <w:spacing w:line="271" w:lineRule="auto"/>
+        <w:ind w:firstLine="0"/>
+        <w:rPr>
+          <w:rFonts w:ascii="Google Sans;sans-serif" w:hAnsi="Google Sans;sans-serif"/>
+        </w:rPr>
+      </w:pPr>
+      <w:r>
+        <w:rPr>
+          <w:rFonts w:ascii="Google Sans;sans-serif" w:hAnsi="Google Sans;sans-serif"/>
+        </w:rPr>
+        <w:lastRenderedPageBreak/>
+        <w:drawing>
+          <wp:inline distT="0" distB="0" distL="0" distR="0" wp14:anchorId="7355DB9C" wp14:editId="3FD6EB61">
+            <wp:extent cx="3562350" cy="5657850"/>
+            <wp:effectExtent l="0" t="0" r="0" b="0"/>
+            <wp:docPr id="281950862" name="Graphic 1"/>
+            <wp:cNvGraphicFramePr>
+              <a:graphicFrameLocks xmlns:a="http://schemas.openxmlformats.org/drawingml/2006/main" noChangeAspect="1"/>
+            </wp:cNvGraphicFramePr>
+            <a:graphic xmlns:a="http://schemas.openxmlformats.org/drawingml/2006/main">
+              <a:graphicData uri="http://schemas.openxmlformats.org/drawingml/2006/picture">
+                <pic:pic xmlns:pic="http://schemas.openxmlformats.org/drawingml/2006/picture">
+                  <pic:nvPicPr>
+                    <pic:cNvPr id="281950862" name=""/>
+                    <pic:cNvPicPr/>
+                  </pic:nvPicPr>
+                  <pic:blipFill>
+                    <a:blip r:embed="rId12">
+                      <a:extLst>
+                        <a:ext uri="{96DAC541-7B7A-43D3-8B79-37D633B846F1}">
+                          <asvg:svgBlip xmlns:asvg="http://schemas.microsoft.com/office/drawing/2016/SVG/main" r:embed="rId13"/>
+                        </a:ext>
+                      </a:extLst>
+                    </a:blip>
+                    <a:stretch>
+                      <a:fillRect/>
+                    </a:stretch>
+                  </pic:blipFill>
+                  <pic:spPr>
+                    <a:xfrm>
+                      <a:off x="0" y="0"/>
+                      <a:ext cx="3562350" cy="5657850"/>
+                    </a:xfrm>
+                    <a:prstGeom prst="rect">
+                      <a:avLst/>
+                    </a:prstGeom>
+                  </pic:spPr>
+                </pic:pic>
+              </a:graphicData>
+            </a:graphic>
+          </wp:inline>
+        </w:drawing>
+      </w:r>
+    </w:p>
+    <w:p>
+      <w:pPr>
+        <w:pStyle w:val="BodyText"/>
+        <w:spacing w:line="271" w:lineRule="auto"/>
+        <w:ind w:firstLine="0"/>
+        <w:rPr>
+          <w:rFonts w:ascii="Google Sans;sans-serif" w:hAnsi="Google Sans;sans-serif"/>
+        </w:rPr>
+      </w:pPr>
+      <w:r>
+        <w:rPr>
+          <w:rFonts w:ascii="Google Sans;sans-serif" w:hAnsi="Google Sans;sans-serif"/>
+        </w:rPr>
+        <w:t>Figure 3. System Class Diagram and Entity Relationships.</w:t>
+      </w:r>
+    </w:p>
+    <w:p>
+      <w:pPr>
+        <w:pStyle w:val="BodyText"/>
+        <w:spacing w:line="271" w:lineRule="auto"/>
+        <w:rPr>
+          <w:rFonts w:ascii="Google Sans;sans-serif" w:hAnsi="Google Sans;sans-serif"/>
+          <w:lang w:val="en-US"/>
+        </w:rPr>
+      </w:pPr>
+      <w:r>
+        <w:rPr>
+          <w:rFonts w:ascii="Google Sans;sans-serif" w:hAnsi="Google Sans;sans-serif"/>
+          <w:lang w:val="en-US"/>
+        </w:rPr>
+        <w:t xml:space="preserve">The system model centers on three primary domain classes: </w:t>
+      </w:r>
+    </w:p>
+    <w:p>
+      <w:pPr>
+        <w:pStyle w:val="BodyText"/>
+        <w:numPr>
+          <w:ilvl w:val="0"/>
+          <w:numId w:val="7"/>
+        </w:numPr>
+        <w:spacing w:line="271" w:lineRule="auto"/>
+        <w:rPr>
+          <w:rFonts w:ascii="Google Sans;sans-serif" w:hAnsi="Google Sans;sans-serif"/>
+          <w:lang w:val="en-US"/>
+        </w:rPr>
+      </w:pPr>
+      <w:r>
+        <w:rPr>
+          <w:rFonts w:ascii="Google Sans;sans-serif" w:hAnsi="Google Sans;sans-serif"/>
+          <w:b/>
+          <w:bCs/>
+          <w:lang w:val="en-US"/>
+        </w:rPr>
+        <w:t>User:</w:t>
+      </w:r>
+      <w:r>
+        <w:rPr>
+          <w:rFonts w:ascii="Google Sans;sans-serif" w:hAnsi="Google Sans;sans-serif"/>
+          <w:lang w:val="en-US"/>
+        </w:rPr>
+        <w:t xml:space="preserve"> Represents system accounts, encapsulating identity fields (_id, username, email, password, role), demographic traits (age, gender, height, weight, phone, realname), and creation timestamps. It defines business methods for password comparison (</w:t>
+      </w:r>
+      <w:proofErr w:type="gramStart"/>
+      <w:r>
+        <w:rPr>
+          <w:rFonts w:ascii="Google Sans;sans-serif" w:hAnsi="Google Sans;sans-serif"/>
+          <w:lang w:val="en-US"/>
+        </w:rPr>
+        <w:t>comparePassword(</w:t>
+      </w:r>
+      <w:proofErr w:type="gramEnd"/>
+      <w:r>
+        <w:rPr>
+          <w:rFonts w:ascii="Google Sans;sans-serif" w:hAnsi="Google Sans;sans-serif"/>
+          <w:lang w:val="en-US"/>
+        </w:rPr>
+        <w:t>)) and authentication token generation (</w:t>
+      </w:r>
+      <w:proofErr w:type="gramStart"/>
+      <w:r>
+        <w:rPr>
+          <w:rFonts w:ascii="Google Sans;sans-serif" w:hAnsi="Google Sans;sans-serif"/>
+          <w:lang w:val="en-US"/>
+        </w:rPr>
+        <w:t>generateToken(</w:t>
+      </w:r>
+      <w:proofErr w:type="gramEnd"/>
+      <w:r>
+        <w:rPr>
+          <w:rFonts w:ascii="Google Sans;sans-serif" w:hAnsi="Google Sans;sans-serif"/>
+          <w:lang w:val="en-US"/>
+        </w:rPr>
+        <w:t xml:space="preserve">)). </w:t>
+      </w:r>
+    </w:p>
+    <w:p>
+      <w:pPr>
+        <w:pStyle w:val="BodyText"/>
+        <w:numPr>
+          <w:ilvl w:val="0"/>
+          <w:numId w:val="7"/>
+        </w:numPr>
+        <w:spacing w:line="271" w:lineRule="auto"/>
+        <w:rPr>
+          <w:rFonts w:ascii="Google Sans;sans-serif" w:hAnsi="Google Sans;sans-serif"/>
+          <w:lang w:val="en-US"/>
+        </w:rPr>
+      </w:pPr>
+      <w:r>
+        <w:rPr>
+          <w:rFonts w:ascii="Google Sans;sans-serif" w:hAnsi="Google Sans;sans-serif"/>
+          <w:b/>
+          <w:bCs/>
+          <w:lang w:val="en-US"/>
+        </w:rPr>
+        <w:t>History:</w:t>
+      </w:r>
+      <w:r>
+        <w:rPr>
+          <w:rFonts w:ascii="Google Sans;sans-serif" w:hAnsi="Google Sans;sans-serif"/>
+          <w:lang w:val="en-US"/>
+        </w:rPr>
+        <w:t xml:space="preserve"> Represents individual medical diagnostic records associated with a specific user. Attributes include _id, userId, symptoms, diagnosis, recipeName, ingredients, instructions, imageUrl, and createdAt. It provides operational methods for restoring prescription details (</w:t>
+      </w:r>
+      <w:proofErr w:type="gramStart"/>
+      <w:r>
+        <w:rPr>
+          <w:rFonts w:ascii="Google Sans;sans-serif" w:hAnsi="Google Sans;sans-serif"/>
+          <w:lang w:val="en-US"/>
+        </w:rPr>
+        <w:t>restoreDetails(</w:t>
+      </w:r>
+      <w:proofErr w:type="gramEnd"/>
+      <w:r>
+        <w:rPr>
+          <w:rFonts w:ascii="Google Sans;sans-serif" w:hAnsi="Google Sans;sans-serif"/>
+          <w:lang w:val="en-US"/>
+        </w:rPr>
+        <w:t>)) and deleting records (</w:t>
+      </w:r>
+      <w:proofErr w:type="gramStart"/>
+      <w:r>
+        <w:rPr>
+          <w:rFonts w:ascii="Google Sans;sans-serif" w:hAnsi="Google Sans;sans-serif"/>
+          <w:lang w:val="en-US"/>
+        </w:rPr>
+        <w:t>deleteRecord(</w:t>
+      </w:r>
+      <w:proofErr w:type="gramEnd"/>
+      <w:r>
+        <w:rPr>
+          <w:rFonts w:ascii="Google Sans;sans-serif" w:hAnsi="Google Sans;sans-serif"/>
+          <w:lang w:val="en-US"/>
+        </w:rPr>
+        <w:t xml:space="preserve">)). </w:t>
+      </w:r>
+    </w:p>
+    <w:p>
+      <w:pPr>
+        <w:pStyle w:val="BodyText"/>
+        <w:numPr>
+          <w:ilvl w:val="0"/>
+          <w:numId w:val="7"/>
+        </w:numPr>
+        <w:spacing w:line="271" w:lineRule="auto"/>
+        <w:rPr>
+          <w:rFonts w:ascii="Google Sans;sans-serif" w:hAnsi="Google Sans;sans-serif"/>
+          <w:lang w:val="en-US"/>
+        </w:rPr>
+      </w:pPr>
+      <w:r>
+        <w:rPr>
+          <w:rFonts w:ascii="Google Sans;sans-serif" w:hAnsi="Google Sans;sans-serif"/>
+          <w:b/>
+          <w:bCs/>
+          <w:lang w:val="en-US"/>
+        </w:rPr>
+        <w:t>Session:</w:t>
+      </w:r>
+      <w:r>
+        <w:rPr>
+          <w:rFonts w:ascii="Google Sans;sans-serif" w:hAnsi="Google Sans;sans-serif"/>
+          <w:lang w:val="en-US"/>
+        </w:rPr>
+        <w:t xml:space="preserve"> Manages active state credentials and session validation. Attributes include token, userId, device, lastActive, and isLoggedIn. Methods include </w:t>
+      </w:r>
+      <w:proofErr w:type="gramStart"/>
+      <w:r>
+        <w:rPr>
+          <w:rFonts w:ascii="Google Sans;sans-serif" w:hAnsi="Google Sans;sans-serif"/>
+          <w:lang w:val="en-US"/>
+        </w:rPr>
+        <w:t>validate(</w:t>
+      </w:r>
+      <w:proofErr w:type="gramEnd"/>
+      <w:r>
+        <w:rPr>
+          <w:rFonts w:ascii="Google Sans;sans-serif" w:hAnsi="Google Sans;sans-serif"/>
+          <w:lang w:val="en-US"/>
+        </w:rPr>
+        <w:t xml:space="preserve">) and </w:t>
+      </w:r>
+      <w:proofErr w:type="gramStart"/>
+      <w:r>
+        <w:rPr>
+          <w:rFonts w:ascii="Google Sans;sans-serif" w:hAnsi="Google Sans;sans-serif"/>
+          <w:lang w:val="en-US"/>
+        </w:rPr>
+        <w:t>invalidate(</w:t>
+      </w:r>
+      <w:proofErr w:type="gramEnd"/>
+      <w:r>
+        <w:rPr>
+          <w:rFonts w:ascii="Google Sans;sans-serif" w:hAnsi="Google Sans;sans-serif"/>
+          <w:lang w:val="en-US"/>
+        </w:rPr>
+        <w:t>).</w:t>
+      </w:r>
+    </w:p>
+    <w:p>
+      <w:pPr>
+        <w:pStyle w:val="BodyText"/>
+        <w:spacing w:line="271" w:lineRule="auto"/>
+        <w:ind w:firstLine="0"/>
+        <w:rPr>
+          <w:rFonts w:ascii="Google Sans;sans-serif" w:hAnsi="Google Sans;sans-serif"/>
+          <w:lang w:val="en-US"/>
+        </w:rPr>
+      </w:pPr>
+    </w:p>
+    <w:p>
+      <w:pPr>
+        <w:pStyle w:val="BodyText"/>
+        <w:spacing w:line="271" w:lineRule="auto"/>
+        <w:rPr>
+          <w:rFonts w:ascii="Google Sans;sans-serif" w:hAnsi="Google Sans;sans-serif"/>
+          <w:b/>
+          <w:bCs/>
+          <w:lang w:val="en-US"/>
+        </w:rPr>
+      </w:pPr>
+      <w:r>
+        <w:rPr>
+          <w:rFonts w:ascii="Google Sans;sans-serif" w:hAnsi="Google Sans;sans-serif"/>
+          <w:b/>
+          <w:bCs/>
+          <w:lang w:val="en-US"/>
+        </w:rPr>
+        <w:t>Relationships</w:t>
+      </w:r>
+    </w:p>
+    <w:p>
+      <w:pPr>
+        <w:pStyle w:val="BodyText"/>
+        <w:numPr>
+          <w:ilvl w:val="0"/>
+          <w:numId w:val="8"/>
+        </w:numPr>
+        <w:spacing w:line="271" w:lineRule="auto"/>
+        <w:rPr>
+          <w:rFonts w:ascii="Google Sans;sans-serif" w:hAnsi="Google Sans;sans-serif"/>
+          <w:lang w:val="en-US"/>
+        </w:rPr>
+      </w:pPr>
+      <w:r>
+        <w:rPr>
+          <w:rFonts w:ascii="Google Sans;sans-serif" w:hAnsi="Google Sans;sans-serif"/>
+          <w:b/>
+          <w:bCs/>
+          <w:lang w:val="en-US"/>
+        </w:rPr>
+        <w:lastRenderedPageBreak/>
+        <w:t>User to History:</w:t>
+      </w:r>
+      <w:r>
+        <w:rPr>
+          <w:rFonts w:ascii="Google Sans;sans-serif" w:hAnsi="Google Sans;sans-serif"/>
+          <w:lang w:val="en-US"/>
+        </w:rPr>
+        <w:t xml:space="preserve"> One-to-Many (1 to </w:t>
+      </w:r>
+      <w:proofErr w:type="gramStart"/>
+      <w:r>
+        <w:rPr>
+          <w:rFonts w:ascii="Google Sans;sans-serif" w:hAnsi="Google Sans;sans-serif"/>
+          <w:lang w:val="en-US"/>
+        </w:rPr>
+        <w:t>0..</w:t>
+      </w:r>
+      <w:proofErr w:type="gramEnd"/>
+      <w:r>
+        <w:rPr>
+          <w:rFonts w:ascii="Google Sans;sans-serif" w:hAnsi="Google Sans;sans-serif"/>
+          <w:lang w:val="en-US"/>
+        </w:rPr>
+        <w:t xml:space="preserve">*). A single user can possess zero or multiple diagnosis history records. </w:t>
+      </w:r>
+    </w:p>
+    <w:p>
+      <w:pPr>
+        <w:pStyle w:val="BodyText"/>
+        <w:numPr>
+          <w:ilvl w:val="0"/>
+          <w:numId w:val="8"/>
+        </w:numPr>
+        <w:spacing w:line="271" w:lineRule="auto"/>
+        <w:rPr>
+          <w:rFonts w:ascii="Google Sans;sans-serif" w:hAnsi="Google Sans;sans-serif"/>
+          <w:lang w:val="en-US"/>
+        </w:rPr>
+      </w:pPr>
+      <w:r>
+        <w:rPr>
+          <w:rFonts w:ascii="Google Sans;sans-serif" w:hAnsi="Google Sans;sans-serif"/>
+          <w:b/>
+          <w:bCs/>
+          <w:lang w:val="en-US"/>
+        </w:rPr>
+        <w:t>User to Session:</w:t>
+      </w:r>
+      <w:r>
+        <w:rPr>
+          <w:rFonts w:ascii="Google Sans;sans-serif" w:hAnsi="Google Sans;sans-serif"/>
+          <w:lang w:val="en-US"/>
+        </w:rPr>
+        <w:t xml:space="preserve"> One-to-Many (1 to </w:t>
+      </w:r>
+      <w:proofErr w:type="gramStart"/>
+      <w:r>
+        <w:rPr>
+          <w:rFonts w:ascii="Google Sans;sans-serif" w:hAnsi="Google Sans;sans-serif"/>
+          <w:lang w:val="en-US"/>
+        </w:rPr>
+        <w:t>0..</w:t>
+      </w:r>
+      <w:proofErr w:type="gramEnd"/>
+      <w:r>
+        <w:rPr>
+          <w:rFonts w:ascii="Google Sans;sans-serif" w:hAnsi="Google Sans;sans-serif"/>
+          <w:lang w:val="en-US"/>
+        </w:rPr>
+        <w:t>*). A single user can establish zero or multiple active sessions across different devices or logins</w:t>
+      </w:r>
+    </w:p>
+    <w:p>
+      <w:pPr>
+        <w:pStyle w:val="BodyText"/>
+        <w:spacing w:line="271" w:lineRule="auto"/>
+        <w:ind w:firstLine="0"/>
+        <w:rPr>
+          <w:rFonts w:ascii="Google Sans;sans-serif" w:hAnsi="Google Sans;sans-serif"/>
+          <w:lang w:val="en-US"/>
+        </w:rPr>
+      </w:pPr>
+    </w:p>
+    <w:p>
+      <w:pPr>
+        <w:pStyle w:val="BodyText"/>
+        <w:spacing w:line="271" w:lineRule="auto"/>
+        <w:rPr>
+          <w:rFonts w:ascii="Google Sans;sans-serif" w:hAnsi="Google Sans;sans-serif"/>
+          <w:b/>
+          <w:bCs/>
+          <w:lang w:val="en-US"/>
+        </w:rPr>
+      </w:pPr>
+      <w:r>
+        <w:rPr>
+          <w:rFonts w:ascii="Google Sans;sans-serif" w:hAnsi="Google Sans;sans-serif"/>
+          <w:b/>
+          <w:bCs/>
+          <w:lang w:val="en-US"/>
+        </w:rPr>
+        <w:t>Database Schema Design</w:t>
+      </w:r>
+    </w:p>
+    <w:p>
+      <w:pPr>
+        <w:pStyle w:val="BodyText"/>
+        <w:spacing w:line="271" w:lineRule="auto"/>
+        <w:rPr>
+          <w:rFonts w:ascii="Google Sans;sans-serif" w:hAnsi="Google Sans;sans-serif"/>
+          <w:b/>
+          <w:bCs/>
+          <w:lang w:val="en-US"/>
+        </w:rPr>
+      </w:pPr>
+      <w:r>
+        <w:rPr>
+          <w:rFonts w:ascii="Google Sans;sans-serif" w:hAnsi="Google Sans;sans-serif"/>
+          <w:b/>
+          <w:bCs/>
+          <w:lang w:val="en-US"/>
+        </w:rPr>
+        <w:t>1. users Collection</w:t>
+      </w:r>
+    </w:p>
+    <w:p>
+      <w:pPr>
+        <w:pStyle w:val="BodyText"/>
+        <w:spacing w:line="271" w:lineRule="auto"/>
+        <w:rPr>
+          <w:rFonts w:ascii="Google Sans;sans-serif" w:hAnsi="Google Sans;sans-serif"/>
+          <w:lang w:val="en-US"/>
+        </w:rPr>
+      </w:pPr>
+      <w:r>
+        <w:rPr>
+          <w:rFonts w:ascii="Google Sans;sans-serif" w:hAnsi="Google Sans;sans-serif"/>
+          <w:lang w:val="en-US"/>
+        </w:rPr>
+        <w:t xml:space="preserve">Stores user credentials, authorization roles, and personal profile information. </w:t>
+      </w:r>
+    </w:p>
+    <w:p>
+      <w:pPr>
+        <w:pStyle w:val="BodyText"/>
+        <w:numPr>
+          <w:ilvl w:val="0"/>
+          <w:numId w:val="9"/>
+        </w:numPr>
+        <w:spacing w:line="271" w:lineRule="auto"/>
+        <w:rPr>
+          <w:rFonts w:ascii="Google Sans;sans-serif" w:hAnsi="Google Sans;sans-serif"/>
+          <w:lang w:val="en-US"/>
+        </w:rPr>
+      </w:pPr>
+      <w:r>
+        <w:rPr>
+          <w:rFonts w:ascii="Google Sans;sans-serif" w:hAnsi="Google Sans;sans-serif"/>
+          <w:lang w:val="en-US"/>
+        </w:rPr>
+        <w:t>_id (ObjectId, Primary Key)</w:t>
+      </w:r>
+    </w:p>
+    <w:p>
+      <w:pPr>
+        <w:pStyle w:val="BodyText"/>
+        <w:numPr>
+          <w:ilvl w:val="0"/>
+          <w:numId w:val="9"/>
+        </w:numPr>
+        <w:spacing w:line="271" w:lineRule="auto"/>
+        <w:rPr>
+          <w:rFonts w:ascii="Google Sans;sans-serif" w:hAnsi="Google Sans;sans-serif"/>
+          <w:lang w:val="en-US"/>
+        </w:rPr>
+      </w:pPr>
+      <w:r>
+        <w:rPr>
+          <w:rFonts w:ascii="Google Sans;sans-serif" w:hAnsi="Google Sans;sans-serif"/>
+          <w:lang w:val="en-US"/>
+        </w:rPr>
+        <w:t>username (String, Required)</w:t>
+      </w:r>
+    </w:p>
+    <w:p>
+      <w:pPr>
+        <w:pStyle w:val="BodyText"/>
+        <w:numPr>
+          <w:ilvl w:val="0"/>
+          <w:numId w:val="9"/>
+        </w:numPr>
+        <w:spacing w:line="271" w:lineRule="auto"/>
+        <w:rPr>
+          <w:rFonts w:ascii="Google Sans;sans-serif" w:hAnsi="Google Sans;sans-serif"/>
+          <w:lang w:val="en-US"/>
+        </w:rPr>
+      </w:pPr>
+      <w:r>
+        <w:rPr>
+          <w:rFonts w:ascii="Google Sans;sans-serif" w:hAnsi="Google Sans;sans-serif"/>
+          <w:lang w:val="en-US"/>
+        </w:rPr>
+        <w:t>email (String, Required, Unique)</w:t>
+      </w:r>
+    </w:p>
+    <w:p>
+      <w:pPr>
+        <w:pStyle w:val="BodyText"/>
+        <w:numPr>
+          <w:ilvl w:val="0"/>
+          <w:numId w:val="9"/>
+        </w:numPr>
+        <w:spacing w:line="271" w:lineRule="auto"/>
+        <w:rPr>
+          <w:rFonts w:ascii="Google Sans;sans-serif" w:hAnsi="Google Sans;sans-serif"/>
+          <w:lang w:val="en-US"/>
+        </w:rPr>
+      </w:pPr>
+      <w:r>
+        <w:rPr>
+          <w:rFonts w:ascii="Google Sans;sans-serif" w:hAnsi="Google Sans;sans-serif"/>
+          <w:lang w:val="en-US"/>
+        </w:rPr>
+        <w:t xml:space="preserve">password (String, Hashed via bcrypt) </w:t>
+      </w:r>
+    </w:p>
+    <w:p>
+      <w:pPr>
+        <w:pStyle w:val="BodyText"/>
+        <w:numPr>
+          <w:ilvl w:val="0"/>
+          <w:numId w:val="9"/>
+        </w:numPr>
+        <w:spacing w:line="271" w:lineRule="auto"/>
+        <w:rPr>
+          <w:rFonts w:ascii="Google Sans;sans-serif" w:hAnsi="Google Sans;sans-serif"/>
+          <w:lang w:val="en-US"/>
+        </w:rPr>
+      </w:pPr>
+      <w:r>
+        <w:rPr>
+          <w:rFonts w:ascii="Google Sans;sans-serif" w:hAnsi="Google Sans;sans-serif"/>
+          <w:lang w:val="en-US"/>
+        </w:rPr>
+        <w:t xml:space="preserve">role (String, Default: "user") </w:t>
+      </w:r>
+    </w:p>
+    <w:p>
+      <w:pPr>
+        <w:pStyle w:val="BodyText"/>
+        <w:numPr>
+          <w:ilvl w:val="0"/>
+          <w:numId w:val="9"/>
+        </w:numPr>
+        <w:spacing w:line="271" w:lineRule="auto"/>
+        <w:rPr>
+          <w:rFonts w:ascii="Google Sans;sans-serif" w:hAnsi="Google Sans;sans-serif"/>
+          <w:lang w:val="en-US"/>
+        </w:rPr>
+      </w:pPr>
+      <w:r>
+        <w:rPr>
+          <w:rFonts w:ascii="Google Sans;sans-serif" w:hAnsi="Google Sans;sans-serif"/>
+          <w:lang w:val="en-US"/>
+        </w:rPr>
+        <w:t xml:space="preserve">age, gender, height, weight, phone, </w:t>
+      </w:r>
+      <w:proofErr w:type="gramStart"/>
+      <w:r>
+        <w:rPr>
+          <w:rFonts w:ascii="Google Sans;sans-serif" w:hAnsi="Google Sans;sans-serif"/>
+          <w:lang w:val="en-US"/>
+        </w:rPr>
+        <w:t>realname</w:t>
+      </w:r>
+      <w:proofErr w:type="gramEnd"/>
+      <w:r>
+        <w:rPr>
+          <w:rFonts w:ascii="Google Sans;sans-serif" w:hAnsi="Google Sans;sans-serif"/>
+          <w:lang w:val="en-US"/>
+        </w:rPr>
+        <w:t xml:space="preserve"> (Mixed Data Types) </w:t>
+      </w:r>
+    </w:p>
+    <w:p>
+      <w:pPr>
+        <w:pStyle w:val="BodyText"/>
+        <w:numPr>
+          <w:ilvl w:val="0"/>
+          <w:numId w:val="9"/>
+        </w:numPr>
+        <w:spacing w:line="271" w:lineRule="auto"/>
+        <w:rPr>
+          <w:rFonts w:ascii="Google Sans;sans-serif" w:hAnsi="Google Sans;sans-serif"/>
+          <w:lang w:val="en-US"/>
+        </w:rPr>
+      </w:pPr>
+      <w:r>
+        <w:rPr>
+          <w:rFonts w:ascii="Google Sans;sans-serif" w:hAnsi="Google Sans;sans-serif"/>
+          <w:lang w:val="en-US"/>
+        </w:rPr>
+        <w:t xml:space="preserve">createdAt (Date, Timestamp) </w:t>
+      </w:r>
+    </w:p>
+    <w:p>
+      <w:pPr>
+        <w:pStyle w:val="BodyText"/>
+        <w:spacing w:line="271" w:lineRule="auto"/>
+        <w:rPr>
+          <w:rFonts w:ascii="Google Sans;sans-serif" w:hAnsi="Google Sans;sans-serif"/>
+          <w:b/>
+          <w:bCs/>
+          <w:lang w:val="en-US"/>
+        </w:rPr>
+      </w:pPr>
+      <w:r>
+        <w:rPr>
+          <w:rFonts w:ascii="Google Sans;sans-serif" w:hAnsi="Google Sans;sans-serif"/>
+          <w:b/>
+          <w:bCs/>
+          <w:lang w:val="en-US"/>
+        </w:rPr>
+        <w:t>2. history Collection</w:t>
+      </w:r>
+    </w:p>
+    <w:p>
+      <w:pPr>
+        <w:pStyle w:val="BodyText"/>
+        <w:spacing w:line="271" w:lineRule="auto"/>
+        <w:rPr>
+          <w:rFonts w:ascii="Google Sans;sans-serif" w:hAnsi="Google Sans;sans-serif"/>
+          <w:lang w:val="en-US"/>
+        </w:rPr>
+      </w:pPr>
+      <w:r>
+        <w:rPr>
+          <w:rFonts w:ascii="Google Sans;sans-serif" w:hAnsi="Google Sans;sans-serif"/>
+          <w:lang w:val="en-US"/>
+        </w:rPr>
+        <w:t xml:space="preserve">Stores diagnostic logs and herbal medicine prescriptions linked to individual user IDs. </w:t>
+      </w:r>
+    </w:p>
+    <w:p>
+      <w:pPr>
+        <w:pStyle w:val="BodyText"/>
+        <w:numPr>
+          <w:ilvl w:val="0"/>
+          <w:numId w:val="10"/>
+        </w:numPr>
+        <w:spacing w:line="271" w:lineRule="auto"/>
+        <w:rPr>
+          <w:rFonts w:ascii="Google Sans;sans-serif" w:hAnsi="Google Sans;sans-serif"/>
+          <w:lang w:val="en-US"/>
+        </w:rPr>
+      </w:pPr>
+      <w:r>
+        <w:rPr>
+          <w:rFonts w:ascii="Google Sans;sans-serif" w:hAnsi="Google Sans;sans-serif"/>
+          <w:lang w:val="en-US"/>
+        </w:rPr>
+        <w:t>_id (ObjectId, Primary Key)</w:t>
+      </w:r>
+    </w:p>
+    <w:p>
+      <w:pPr>
+        <w:pStyle w:val="BodyText"/>
+        <w:numPr>
+          <w:ilvl w:val="0"/>
+          <w:numId w:val="10"/>
+        </w:numPr>
+        <w:spacing w:line="271" w:lineRule="auto"/>
+        <w:rPr>
+          <w:rFonts w:ascii="Google Sans;sans-serif" w:hAnsi="Google Sans;sans-serif"/>
+          <w:lang w:val="en-US"/>
+        </w:rPr>
+      </w:pPr>
+      <w:r>
+        <w:rPr>
+          <w:rFonts w:ascii="Google Sans;sans-serif" w:hAnsi="Google Sans;sans-serif"/>
+          <w:lang w:val="en-US"/>
+        </w:rPr>
+        <w:t xml:space="preserve">userId (ObjectId, Foreign Key -&gt; </w:t>
+      </w:r>
+      <w:proofErr w:type="gramStart"/>
+      <w:r>
+        <w:rPr>
+          <w:rFonts w:ascii="Google Sans;sans-serif" w:hAnsi="Google Sans;sans-serif"/>
+          <w:lang w:val="en-US"/>
+        </w:rPr>
+        <w:t>users._</w:t>
+      </w:r>
+      <w:proofErr w:type="gramEnd"/>
+      <w:r>
+        <w:rPr>
+          <w:rFonts w:ascii="Google Sans;sans-serif" w:hAnsi="Google Sans;sans-serif"/>
+          <w:lang w:val="en-US"/>
+        </w:rPr>
+        <w:t xml:space="preserve">id) </w:t>
+      </w:r>
+    </w:p>
+    <w:p>
+      <w:pPr>
+        <w:pStyle w:val="BodyText"/>
+        <w:numPr>
+          <w:ilvl w:val="0"/>
+          <w:numId w:val="10"/>
+        </w:numPr>
+        <w:spacing w:line="271" w:lineRule="auto"/>
+        <w:rPr>
+          <w:rFonts w:ascii="Google Sans;sans-serif" w:hAnsi="Google Sans;sans-serif"/>
+          <w:lang w:val="en-US"/>
+        </w:rPr>
+      </w:pPr>
+      <w:r>
+        <w:rPr>
+          <w:rFonts w:ascii="Google Sans;sans-serif" w:hAnsi="Google Sans;sans-serif"/>
+          <w:lang w:val="en-US"/>
+        </w:rPr>
+        <w:t xml:space="preserve">symptoms (Array of Strings) </w:t>
+      </w:r>
+    </w:p>
+    <w:p>
+      <w:pPr>
+        <w:pStyle w:val="BodyText"/>
+        <w:numPr>
+          <w:ilvl w:val="0"/>
+          <w:numId w:val="10"/>
+        </w:numPr>
+        <w:spacing w:line="271" w:lineRule="auto"/>
+        <w:rPr>
+          <w:rFonts w:ascii="Google Sans;sans-serif" w:hAnsi="Google Sans;sans-serif"/>
+          <w:lang w:val="en-US"/>
+        </w:rPr>
+      </w:pPr>
+      <w:r>
+        <w:rPr>
+          <w:rFonts w:ascii="Google Sans;sans-serif" w:hAnsi="Google Sans;sans-serif"/>
+          <w:lang w:val="en-US"/>
+        </w:rPr>
+        <w:t xml:space="preserve">diagnosis (String) </w:t>
+      </w:r>
+    </w:p>
+    <w:p>
+      <w:pPr>
+        <w:pStyle w:val="BodyText"/>
+        <w:numPr>
+          <w:ilvl w:val="0"/>
+          <w:numId w:val="10"/>
+        </w:numPr>
+        <w:spacing w:line="271" w:lineRule="auto"/>
+        <w:rPr>
+          <w:rFonts w:ascii="Google Sans;sans-serif" w:hAnsi="Google Sans;sans-serif"/>
+          <w:lang w:val="en-US"/>
+        </w:rPr>
+      </w:pPr>
+      <w:r>
+        <w:rPr>
+          <w:rFonts w:ascii="Google Sans;sans-serif" w:hAnsi="Google Sans;sans-serif"/>
+          <w:lang w:val="en-US"/>
+        </w:rPr>
+        <w:t xml:space="preserve">recipeName (String) </w:t>
+      </w:r>
+    </w:p>
+    <w:p>
+      <w:pPr>
+        <w:pStyle w:val="BodyText"/>
+        <w:numPr>
+          <w:ilvl w:val="0"/>
+          <w:numId w:val="10"/>
+        </w:numPr>
+        <w:spacing w:line="271" w:lineRule="auto"/>
+        <w:rPr>
+          <w:rFonts w:ascii="Google Sans;sans-serif" w:hAnsi="Google Sans;sans-serif"/>
+          <w:lang w:val="en-US"/>
+        </w:rPr>
+      </w:pPr>
+      <w:r>
+        <w:rPr>
+          <w:rFonts w:ascii="Google Sans;sans-serif" w:hAnsi="Google Sans;sans-serif"/>
+          <w:lang w:val="en-US"/>
+        </w:rPr>
+        <w:t xml:space="preserve">ingredients (Array of Strings) </w:t>
+      </w:r>
+    </w:p>
+    <w:p>
+      <w:pPr>
+        <w:pStyle w:val="BodyText"/>
+        <w:numPr>
+          <w:ilvl w:val="0"/>
+          <w:numId w:val="10"/>
+        </w:numPr>
+        <w:spacing w:line="271" w:lineRule="auto"/>
+        <w:rPr>
+          <w:rFonts w:ascii="Google Sans;sans-serif" w:hAnsi="Google Sans;sans-serif"/>
+          <w:lang w:val="en-US"/>
+        </w:rPr>
+      </w:pPr>
+      <w:r>
+        <w:rPr>
+          <w:rFonts w:ascii="Google Sans;sans-serif" w:hAnsi="Google Sans;sans-serif"/>
+          <w:lang w:val="en-US"/>
+        </w:rPr>
+        <w:t xml:space="preserve">instructions (String) </w:t>
+      </w:r>
+    </w:p>
+    <w:p>
+      <w:pPr>
+        <w:pStyle w:val="BodyText"/>
+        <w:numPr>
+          <w:ilvl w:val="0"/>
+          <w:numId w:val="10"/>
+        </w:numPr>
+        <w:spacing w:line="271" w:lineRule="auto"/>
+        <w:rPr>
+          <w:rFonts w:ascii="Google Sans;sans-serif" w:hAnsi="Google Sans;sans-serif"/>
+          <w:lang w:val="en-US"/>
+        </w:rPr>
+      </w:pPr>
+      <w:r>
+        <w:rPr>
+          <w:rFonts w:ascii="Google Sans;sans-serif" w:hAnsi="Google Sans;sans-serif"/>
+          <w:lang w:val="en-US"/>
+        </w:rPr>
+        <w:t xml:space="preserve">imageUrl (String) </w:t>
+      </w:r>
+    </w:p>
+    <w:p>
+      <w:pPr>
+        <w:pStyle w:val="BodyText"/>
+        <w:numPr>
+          <w:ilvl w:val="0"/>
+          <w:numId w:val="10"/>
+        </w:numPr>
+        <w:spacing w:line="271" w:lineRule="auto"/>
+        <w:rPr>
+          <w:rFonts w:ascii="Google Sans;sans-serif" w:hAnsi="Google Sans;sans-serif"/>
+          <w:lang w:val="en-US"/>
+        </w:rPr>
+      </w:pPr>
+      <w:r>
+        <w:rPr>
+          <w:rFonts w:ascii="Google Sans;sans-serif" w:hAnsi="Google Sans;sans-serif"/>
+          <w:lang w:val="en-US"/>
+        </w:rPr>
+        <w:t xml:space="preserve">createdAt (Date, Timestamp) </w:t>
+      </w:r>
+    </w:p>
+    <w:p>
+      <w:pPr>
+        <w:pStyle w:val="BodyText"/>
+        <w:spacing w:line="271" w:lineRule="auto"/>
+        <w:rPr>
+          <w:rFonts w:ascii="Google Sans;sans-serif" w:hAnsi="Google Sans;sans-serif"/>
+          <w:b/>
+          <w:bCs/>
+          <w:lang w:val="en-US"/>
+        </w:rPr>
+      </w:pPr>
+      <w:r>
+        <w:rPr>
+          <w:rFonts w:ascii="Google Sans;sans-serif" w:hAnsi="Google Sans;sans-serif"/>
+          <w:b/>
+          <w:bCs/>
+          <w:lang w:val="en-US"/>
+        </w:rPr>
+        <w:t>3. sessions Collection</w:t>
+      </w:r>
+    </w:p>
+    <w:p>
+      <w:pPr>
+        <w:pStyle w:val="BodyText"/>
+        <w:spacing w:line="271" w:lineRule="auto"/>
+        <w:rPr>
+          <w:rFonts w:ascii="Google Sans;sans-serif" w:hAnsi="Google Sans;sans-serif"/>
+          <w:lang w:val="en-US"/>
+        </w:rPr>
+      </w:pPr>
+      <w:r>
+        <w:rPr>
+          <w:rFonts w:ascii="Google Sans;sans-serif" w:hAnsi="Google Sans;sans-serif"/>
+          <w:lang w:val="en-US"/>
+        </w:rPr>
+        <w:t xml:space="preserve">Maintains active token metadata and session validity states. </w:t>
+      </w:r>
+    </w:p>
+    <w:p>
+      <w:pPr>
+        <w:pStyle w:val="BodyText"/>
+        <w:numPr>
+          <w:ilvl w:val="0"/>
+          <w:numId w:val="11"/>
+        </w:numPr>
+        <w:spacing w:line="271" w:lineRule="auto"/>
+        <w:rPr>
+          <w:rFonts w:ascii="Google Sans;sans-serif" w:hAnsi="Google Sans;sans-serif"/>
+          <w:lang w:val="en-US"/>
+        </w:rPr>
+      </w:pPr>
+      <w:r>
+        <w:rPr>
+          <w:rFonts w:ascii="Google Sans;sans-serif" w:hAnsi="Google Sans;sans-serif"/>
+          <w:lang w:val="en-US"/>
+        </w:rPr>
+        <w:t xml:space="preserve">token (String, Unique) </w:t>
+      </w:r>
+    </w:p>
+    <w:p>
+      <w:pPr>
+        <w:pStyle w:val="BodyText"/>
+        <w:numPr>
+          <w:ilvl w:val="0"/>
+          <w:numId w:val="11"/>
+        </w:numPr>
+        <w:spacing w:line="271" w:lineRule="auto"/>
+        <w:rPr>
+          <w:rFonts w:ascii="Google Sans;sans-serif" w:hAnsi="Google Sans;sans-serif"/>
+          <w:lang w:val="en-US"/>
+        </w:rPr>
+      </w:pPr>
+      <w:r>
+        <w:rPr>
+          <w:rFonts w:ascii="Google Sans;sans-serif" w:hAnsi="Google Sans;sans-serif"/>
+          <w:lang w:val="en-US"/>
+        </w:rPr>
+        <w:t xml:space="preserve">userId (ObjectId, Foreign Key -&gt; </w:t>
+      </w:r>
+      <w:proofErr w:type="gramStart"/>
+      <w:r>
+        <w:rPr>
+          <w:rFonts w:ascii="Google Sans;sans-serif" w:hAnsi="Google Sans;sans-serif"/>
+          <w:lang w:val="en-US"/>
+        </w:rPr>
+        <w:t>users._</w:t>
+      </w:r>
+      <w:proofErr w:type="gramEnd"/>
+      <w:r>
+        <w:rPr>
+          <w:rFonts w:ascii="Google Sans;sans-serif" w:hAnsi="Google Sans;sans-serif"/>
+          <w:lang w:val="en-US"/>
+        </w:rPr>
+        <w:t xml:space="preserve">id) </w:t>
+      </w:r>
+    </w:p>
+    <w:p>
+      <w:pPr>
+        <w:pStyle w:val="BodyText"/>
+        <w:numPr>
+          <w:ilvl w:val="0"/>
+          <w:numId w:val="11"/>
+        </w:numPr>
+        <w:spacing w:line="271" w:lineRule="auto"/>
+        <w:rPr>
+          <w:rFonts w:ascii="Google Sans;sans-serif" w:hAnsi="Google Sans;sans-serif"/>
+          <w:lang w:val="en-US"/>
+        </w:rPr>
+      </w:pPr>
+      <w:r>
+        <w:rPr>
+          <w:rFonts w:ascii="Google Sans;sans-serif" w:hAnsi="Google Sans;sans-serif"/>
+          <w:lang w:val="en-US"/>
+        </w:rPr>
+        <w:t xml:space="preserve">device (String) </w:t>
+      </w:r>
+    </w:p>
+    <w:p>
+      <w:pPr>
+        <w:pStyle w:val="BodyText"/>
+        <w:numPr>
+          <w:ilvl w:val="0"/>
+          <w:numId w:val="11"/>
+        </w:numPr>
+        <w:spacing w:line="271" w:lineRule="auto"/>
+        <w:rPr>
+          <w:rFonts w:ascii="Google Sans;sans-serif" w:hAnsi="Google Sans;sans-serif"/>
+          <w:lang w:val="en-US"/>
+        </w:rPr>
+      </w:pPr>
+      <w:r>
+        <w:rPr>
+          <w:rFonts w:ascii="Google Sans;sans-serif" w:hAnsi="Google Sans;sans-serif"/>
+          <w:lang w:val="en-US"/>
+        </w:rPr>
+        <w:t xml:space="preserve">lastActive (Date) </w:t>
+      </w:r>
+    </w:p>
+    <w:p>
+      <w:pPr>
+        <w:pStyle w:val="BodyText"/>
+        <w:numPr>
+          <w:ilvl w:val="0"/>
+          <w:numId w:val="11"/>
+        </w:numPr>
+        <w:spacing w:line="271" w:lineRule="auto"/>
+        <w:rPr>
+          <w:rFonts w:ascii="Google Sans;sans-serif" w:hAnsi="Google Sans;sans-serif"/>
+          <w:lang w:val="en-US"/>
+        </w:rPr>
+      </w:pPr>
+      <w:r>
+        <w:rPr>
+          <w:rFonts w:ascii="Google Sans;sans-serif" w:hAnsi="Google Sans;sans-serif"/>
+          <w:lang w:val="en-US"/>
+        </w:rPr>
+        <w:t xml:space="preserve">isLoggedIn (Boolean) </w:t>
+      </w:r>
+    </w:p>
+    <w:p>
+      <w:pPr>
+        <w:pStyle w:val="Heading1"/>
+        <w:rPr>
+          <w:rFonts w:eastAsia="Times New Roman"/>
+        </w:rPr>
+      </w:pPr>
+      <w:r>
+        <w:lastRenderedPageBreak/>
+        <w:t>Section 5: Core Application Workflows &amp; Behavior</w:t>
+      </w:r>
+    </w:p>
+    <w:p>
+      <w:pPr>
+        <w:pStyle w:val="BodyText"/>
+        <w:spacing w:line="271" w:lineRule="auto"/>
+        <w:rPr>
+          <w:rFonts w:ascii="Google Sans;sans-serif" w:hAnsi="Google Sans;sans-serif"/>
+          <w:b/>
+          <w:bCs/>
+          <w:lang w:val="en-US"/>
+        </w:rPr>
+      </w:pPr>
+      <w:r>
+        <w:rPr>
+          <w:rFonts w:ascii="Google Sans;sans-serif" w:hAnsi="Google Sans;sans-serif"/>
+          <w:b/>
+          <w:bCs/>
+          <w:lang w:val="en-US"/>
+        </w:rPr>
+        <w:t>User Authentication &amp; Registration Workflows</w:t>
+      </w:r>
+    </w:p>
+    <w:p>
+      <w:pPr>
+        <w:pStyle w:val="BodyText"/>
+        <w:spacing w:line="271" w:lineRule="auto"/>
+        <w:rPr>
+          <w:rFonts w:ascii="Google Sans;sans-serif" w:hAnsi="Google Sans;sans-serif"/>
+          <w:lang w:val="en-US"/>
+        </w:rPr>
+      </w:pPr>
+      <w:r>
+        <w:rPr>
+          <w:rFonts w:ascii="Google Sans;sans-serif" w:hAnsi="Google Sans;sans-serif"/>
+          <w:lang w:val="en-US"/>
+        </w:rPr>
+        <w:t xml:space="preserve">The registration and login processes enforce structural validation, input sanitization, rate-limiting security, and hashed credential verification before issuing session tokens. </w:t>
+      </w:r>
+    </w:p>
+    <w:p>
+      <w:pPr>
+        <w:pStyle w:val="BodyText"/>
+        <w:spacing w:line="271" w:lineRule="auto"/>
+        <w:rPr>
+          <w:rFonts w:ascii="Google Sans;sans-serif" w:hAnsi="Google Sans;sans-serif"/>
+          <w:b/>
+          <w:bCs/>
+          <w:lang w:val="en-US"/>
+        </w:rPr>
+      </w:pPr>
+      <w:r>
+        <w:rPr>
+          <w:rFonts w:ascii="Google Sans;sans-serif" w:hAnsi="Google Sans;sans-serif"/>
+          <w:b/>
+          <w:bCs/>
+          <w:lang w:val="en-US"/>
+        </w:rPr>
+        <w:t>User Registration Flow</w:t>
+      </w:r>
+    </w:p>
+    <w:p>
+      <w:pPr>
+        <w:pStyle w:val="BodyText"/>
+        <w:spacing w:line="271" w:lineRule="auto"/>
+        <w:rPr>
+          <w:rFonts w:ascii="Google Sans;sans-serif" w:hAnsi="Google Sans;sans-serif"/>
+          <w:lang w:val="en-US"/>
+        </w:rPr>
+      </w:pPr>
+      <w:r>
+        <w:rPr>
+          <w:rFonts w:ascii="Google Sans;sans-serif" w:hAnsi="Google Sans;sans-serif"/>
+          <w:lang w:val="en-US"/>
+        </w:rPr>
+        <w:t xml:space="preserve">When a user accesses /register, the system presents a registration form. Upon submission (POST /register), the application executes a series of validation checks: </w:t>
+      </w:r>
+    </w:p>
+    <w:p>
+      <w:pPr>
+        <w:pStyle w:val="BodyText"/>
+        <w:numPr>
+          <w:ilvl w:val="0"/>
+          <w:numId w:val="12"/>
+        </w:numPr>
+        <w:spacing w:line="271" w:lineRule="auto"/>
+        <w:rPr>
+          <w:rFonts w:ascii="Google Sans;sans-serif" w:hAnsi="Google Sans;sans-serif"/>
+          <w:lang w:val="en-US"/>
+        </w:rPr>
+      </w:pPr>
+      <w:r>
+        <w:rPr>
+          <w:rFonts w:ascii="Google Sans;sans-serif" w:hAnsi="Google Sans;sans-serif"/>
+          <w:b/>
+          <w:bCs/>
+          <w:lang w:val="en-US"/>
+        </w:rPr>
+        <w:t>Field Validation:</w:t>
+      </w:r>
+      <w:r>
+        <w:rPr>
+          <w:rFonts w:ascii="Google Sans;sans-serif" w:hAnsi="Google Sans;sans-serif"/>
+          <w:lang w:val="en-US"/>
+        </w:rPr>
+        <w:t xml:space="preserve"> Ensures all required fields are filled and format constraints are satisfied. </w:t>
+      </w:r>
+    </w:p>
+    <w:p>
+      <w:pPr>
+        <w:pStyle w:val="BodyText"/>
+        <w:numPr>
+          <w:ilvl w:val="0"/>
+          <w:numId w:val="12"/>
+        </w:numPr>
+        <w:spacing w:line="271" w:lineRule="auto"/>
+        <w:rPr>
+          <w:rFonts w:ascii="Google Sans;sans-serif" w:hAnsi="Google Sans;sans-serif"/>
+          <w:lang w:val="en-US"/>
+        </w:rPr>
+      </w:pPr>
+      <w:r>
+        <w:rPr>
+          <w:rFonts w:ascii="Google Sans;sans-serif" w:hAnsi="Google Sans;sans-serif"/>
+          <w:b/>
+          <w:bCs/>
+          <w:lang w:val="en-US"/>
+        </w:rPr>
+        <w:t>Password Verification:</w:t>
+      </w:r>
+      <w:r>
+        <w:rPr>
+          <w:rFonts w:ascii="Google Sans;sans-serif" w:hAnsi="Google Sans;sans-serif"/>
+          <w:lang w:val="en-US"/>
+        </w:rPr>
+        <w:t xml:space="preserve"> Validates password matching and strength requirements. </w:t>
+      </w:r>
+    </w:p>
+    <w:p>
+      <w:pPr>
+        <w:pStyle w:val="BodyText"/>
+        <w:numPr>
+          <w:ilvl w:val="0"/>
+          <w:numId w:val="12"/>
+        </w:numPr>
+        <w:spacing w:line="271" w:lineRule="auto"/>
+        <w:rPr>
+          <w:rFonts w:ascii="Google Sans;sans-serif" w:hAnsi="Google Sans;sans-serif"/>
+          <w:lang w:val="en-US"/>
+        </w:rPr>
+      </w:pPr>
+      <w:r>
+        <w:rPr>
+          <w:rFonts w:ascii="Google Sans;sans-serif" w:hAnsi="Google Sans;sans-serif"/>
+          <w:b/>
+          <w:bCs/>
+          <w:lang w:val="en-US"/>
+        </w:rPr>
+        <w:t>Account Uniqueness:</w:t>
+      </w:r>
+      <w:r>
+        <w:rPr>
+          <w:rFonts w:ascii="Google Sans;sans-serif" w:hAnsi="Google Sans;sans-serif"/>
+          <w:lang w:val="en-US"/>
+        </w:rPr>
+        <w:t xml:space="preserve"> Queries MongoDB to confirm the email/user does not already exist. </w:t>
+      </w:r>
+    </w:p>
+    <w:p>
+      <w:pPr>
+        <w:pStyle w:val="BodyText"/>
+        <w:numPr>
+          <w:ilvl w:val="0"/>
+          <w:numId w:val="12"/>
+        </w:numPr>
+        <w:spacing w:line="271" w:lineRule="auto"/>
+        <w:rPr>
+          <w:rFonts w:ascii="Google Sans;sans-serif" w:hAnsi="Google Sans;sans-serif"/>
+          <w:lang w:val="en-US"/>
+        </w:rPr>
+      </w:pPr>
+      <w:r>
+        <w:rPr>
+          <w:rFonts w:ascii="Google Sans;sans-serif" w:hAnsi="Google Sans;sans-serif"/>
+          <w:b/>
+          <w:bCs/>
+          <w:lang w:val="en-US"/>
+        </w:rPr>
+        <w:t>Account Creation:</w:t>
+      </w:r>
+      <w:r>
+        <w:rPr>
+          <w:rFonts w:ascii="Google Sans;sans-serif" w:hAnsi="Google Sans;sans-serif"/>
+          <w:lang w:val="en-US"/>
+        </w:rPr>
+        <w:t xml:space="preserve"> Hashes the validated password using bcrypt and writes the new record to the </w:t>
+      </w:r>
+      <w:proofErr w:type="gramStart"/>
+      <w:r>
+        <w:rPr>
+          <w:rFonts w:ascii="Google Sans;sans-serif" w:hAnsi="Google Sans;sans-serif"/>
+          <w:lang w:val="en-US"/>
+        </w:rPr>
+        <w:t>users</w:t>
+      </w:r>
+      <w:proofErr w:type="gramEnd"/>
+      <w:r>
+        <w:rPr>
+          <w:rFonts w:ascii="Google Sans;sans-serif" w:hAnsi="Google Sans;sans-serif"/>
+          <w:lang w:val="en-US"/>
+        </w:rPr>
+        <w:t xml:space="preserve"> collection, returning a success response and redirecting to /login.</w:t>
+      </w:r>
+    </w:p>
+    <w:p>
+      <w:pPr>
+        <w:pStyle w:val="BodyText"/>
+        <w:spacing w:line="271" w:lineRule="auto"/>
+        <w:ind w:left="720" w:firstLine="0"/>
+        <w:rPr>
+          <w:rFonts w:ascii="Google Sans;sans-serif" w:hAnsi="Google Sans;sans-serif"/>
+          <w:lang w:val="en-US"/>
+        </w:rPr>
+      </w:pPr>
+    </w:p>
+    <w:p>
+      <w:pPr>
+        <w:pStyle w:val="BodyText"/>
+        <w:spacing w:line="271" w:lineRule="auto"/>
+        <w:ind w:firstLine="0"/>
+        <w:rPr>
+          <w:rFonts w:ascii="Google Sans;sans-serif" w:hAnsi="Google Sans;sans-serif"/>
+          <w:lang w:val="en-US"/>
+        </w:rPr>
+      </w:pPr>
+      <w:r>
+        <w:rPr>
+          <w:rFonts w:ascii="Google Sans;sans-serif" w:hAnsi="Google Sans;sans-serif"/>
+        </w:rPr>
+        <w:drawing>
+          <wp:inline distT="0" distB="0" distL="0" distR="0" wp14:anchorId="0D526B68" wp14:editId="563AF36A">
+            <wp:extent cx="6840220" cy="4770120"/>
+            <wp:effectExtent l="0" t="0" r="0" b="0"/>
+            <wp:docPr id="1953812292" name="Graphic 1"/>
+            <wp:cNvGraphicFramePr>
+              <a:graphicFrameLocks xmlns:a="http://schemas.openxmlformats.org/drawingml/2006/main" noChangeAspect="1"/>
+            </wp:cNvGraphicFramePr>
+            <a:graphic xmlns:a="http://schemas.openxmlformats.org/drawingml/2006/main">
+              <a:graphicData uri="http://schemas.openxmlformats.org/drawingml/2006/picture">
+                <pic:pic xmlns:pic="http://schemas.openxmlformats.org/drawingml/2006/picture">
+                  <pic:nvPicPr>
+                    <pic:cNvPr id="1953812292" name=""/>
+                    <pic:cNvPicPr/>
+                  </pic:nvPicPr>
+                  <pic:blipFill>
+                    <a:blip r:embed="rId14">
+                      <a:extLst>
+                        <a:ext uri="{96DAC541-7B7A-43D3-8B79-37D633B846F1}">
+                          <asvg:svgBlip xmlns:asvg="http://schemas.microsoft.com/office/drawing/2016/SVG/main" r:embed="rId15"/>
+                        </a:ext>
+                      </a:extLst>
+                    </a:blip>
+                    <a:stretch>
+                      <a:fillRect/>
+                    </a:stretch>
+                  </pic:blipFill>
+                  <pic:spPr>
+                    <a:xfrm>
+                      <a:off x="0" y="0"/>
+                      <a:ext cx="6840220" cy="4770120"/>
+                    </a:xfrm>
+                    <a:prstGeom prst="rect">
+                      <a:avLst/>
+                    </a:prstGeom>
+                  </pic:spPr>
+                </pic:pic>
+              </a:graphicData>
+            </a:graphic>
+          </wp:inline>
+        </w:drawing>
+      </w:r>
+    </w:p>
+    <w:p>
+      <w:pPr>
+        <w:pStyle w:val="BodyText"/>
+        <w:spacing w:line="271" w:lineRule="auto"/>
+        <w:ind w:firstLine="0"/>
+        <w:rPr>
+          <w:rFonts w:ascii="Google Sans;sans-serif" w:hAnsi="Google Sans;sans-serif"/>
+        </w:rPr>
+      </w:pPr>
+      <w:r>
+        <w:rPr>
+          <w:rFonts w:ascii="Google Sans;sans-serif" w:hAnsi="Google Sans;sans-serif"/>
+        </w:rPr>
+        <w:t>Figure 4. User Registration Activity Flow.</w:t>
+      </w:r>
+    </w:p>
+    <w:p>
+      <w:pPr>
+        <w:pStyle w:val="BodyText"/>
+        <w:spacing w:line="271" w:lineRule="auto"/>
+        <w:ind w:firstLine="0"/>
+        <w:rPr>
+          <w:rFonts w:ascii="Google Sans;sans-serif" w:hAnsi="Google Sans;sans-serif"/>
+        </w:rPr>
+      </w:pPr>
+    </w:p>
+    <w:p>
+      <w:pPr>
+        <w:pStyle w:val="BodyText"/>
+        <w:spacing w:line="271" w:lineRule="auto"/>
+        <w:rPr>
+          <w:rFonts w:ascii="Google Sans;sans-serif" w:hAnsi="Google Sans;sans-serif"/>
+          <w:lang w:val="en-US"/>
+        </w:rPr>
+      </w:pPr>
+      <w:r>
+        <w:rPr>
+          <w:rFonts w:ascii="Google Sans;sans-serif" w:hAnsi="Google Sans;sans-serif"/>
+          <w:lang w:val="en-US"/>
+        </w:rPr>
+        <w:lastRenderedPageBreak/>
+        <w:drawing>
+          <wp:inline distT="0" distB="0" distL="0" distR="0" wp14:anchorId="0AC6E293" wp14:editId="0AEECED0">
+            <wp:extent cx="6762750" cy="5734050"/>
+            <wp:effectExtent l="0" t="0" r="0" b="0"/>
+            <wp:docPr id="477998396" name="Graphic 1"/>
+            <wp:cNvGraphicFramePr>
+              <a:graphicFrameLocks xmlns:a="http://schemas.openxmlformats.org/drawingml/2006/main" noChangeAspect="1"/>
+            </wp:cNvGraphicFramePr>
+            <a:graphic xmlns:a="http://schemas.openxmlformats.org/drawingml/2006/main">
+              <a:graphicData uri="http://schemas.openxmlformats.org/drawingml/2006/picture">
+                <pic:pic xmlns:pic="http://schemas.openxmlformats.org/drawingml/2006/picture">
+                  <pic:nvPicPr>
+                    <pic:cNvPr id="477998396" name=""/>
+                    <pic:cNvPicPr/>
+                  </pic:nvPicPr>
+                  <pic:blipFill>
+                    <a:blip r:embed="rId16">
+                      <a:extLst>
+                        <a:ext uri="{96DAC541-7B7A-43D3-8B79-37D633B846F1}">
+                          <asvg:svgBlip xmlns:asvg="http://schemas.microsoft.com/office/drawing/2016/SVG/main" r:embed="rId17"/>
+                        </a:ext>
+                      </a:extLst>
+                    </a:blip>
+                    <a:stretch>
+                      <a:fillRect/>
+                    </a:stretch>
+                  </pic:blipFill>
+                  <pic:spPr>
+                    <a:xfrm>
+                      <a:off x="0" y="0"/>
+                      <a:ext cx="6762750" cy="5734050"/>
+                    </a:xfrm>
+                    <a:prstGeom prst="rect">
+                      <a:avLst/>
+                    </a:prstGeom>
+                  </pic:spPr>
+                </pic:pic>
+              </a:graphicData>
+            </a:graphic>
+          </wp:inline>
+        </w:drawing>
+      </w:r>
+      <w:r>
+        <w:rPr>
+          <w:rFonts w:ascii="Google Sans;sans-serif" w:hAnsi="Google Sans;sans-serif"/>
+          <w:lang w:val="en-US"/>
+        </w:rPr>
+        <w:t>Figure 5. User Registration Sequence Diagram.</w:t>
+      </w:r>
+    </w:p>
+    <w:p>
+      <w:pPr>
+        <w:pStyle w:val="BodyText"/>
+        <w:spacing w:line="271" w:lineRule="auto"/>
+        <w:ind w:firstLine="0"/>
+        <w:rPr>
+          <w:rFonts w:ascii="Google Sans;sans-serif" w:hAnsi="Google Sans;sans-serif"/>
+          <w:lang w:val="en-US"/>
+        </w:rPr>
+      </w:pPr>
+    </w:p>
+    <w:p>
+      <w:pPr>
+        <w:pStyle w:val="BodyText"/>
+        <w:spacing w:line="271" w:lineRule="auto"/>
+        <w:rPr>
+          <w:rFonts w:ascii="Google Sans;sans-serif" w:hAnsi="Google Sans;sans-serif"/>
+          <w:b/>
+          <w:bCs/>
+          <w:lang w:val="en-US"/>
+        </w:rPr>
+      </w:pPr>
+      <w:r>
+        <w:rPr>
+          <w:rFonts w:ascii="Google Sans;sans-serif" w:hAnsi="Google Sans;sans-serif"/>
+          <w:b/>
+          <w:bCs/>
+          <w:lang w:val="en-US"/>
+        </w:rPr>
+        <w:t>User Login &amp; Access Control Flow</w:t>
+      </w:r>
+    </w:p>
+    <w:p>
+      <w:pPr>
+        <w:pStyle w:val="BodyText"/>
+        <w:spacing w:line="271" w:lineRule="auto"/>
+        <w:rPr>
+          <w:rFonts w:ascii="Google Sans;sans-serif" w:hAnsi="Google Sans;sans-serif"/>
+          <w:lang w:val="en-US"/>
+        </w:rPr>
+      </w:pPr>
+      <w:r>
+        <w:rPr>
+          <w:rFonts w:ascii="Google Sans;sans-serif" w:hAnsi="Google Sans;sans-serif"/>
+          <w:lang w:val="en-US"/>
+        </w:rPr>
+        <w:t xml:space="preserve">When submitting credentials at /login (POST /login), the system executes security checks before granting access: </w:t>
+      </w:r>
+    </w:p>
+    <w:p>
+      <w:pPr>
+        <w:pStyle w:val="BodyText"/>
+        <w:numPr>
+          <w:ilvl w:val="0"/>
+          <w:numId w:val="13"/>
+        </w:numPr>
+        <w:spacing w:line="271" w:lineRule="auto"/>
+        <w:rPr>
+          <w:rFonts w:ascii="Google Sans;sans-serif" w:hAnsi="Google Sans;sans-serif"/>
+          <w:lang w:val="en-US"/>
+        </w:rPr>
+      </w:pPr>
+      <w:r>
+        <w:rPr>
+          <w:rFonts w:ascii="Google Sans;sans-serif" w:hAnsi="Google Sans;sans-serif"/>
+          <w:b/>
+          <w:bCs/>
+          <w:lang w:val="en-US"/>
+        </w:rPr>
+        <w:t>Rate Limiting:</w:t>
+      </w:r>
+      <w:r>
+        <w:rPr>
+          <w:rFonts w:ascii="Google Sans;sans-serif" w:hAnsi="Google Sans;sans-serif"/>
+          <w:lang w:val="en-US"/>
+        </w:rPr>
+        <w:t xml:space="preserve"> Checks request frequency to prevent brute-force attacks. If limits are exceeded, a 429 Too Many Requests error is thrown. </w:t>
+      </w:r>
+    </w:p>
+    <w:p>
+      <w:pPr>
+        <w:pStyle w:val="BodyText"/>
+        <w:numPr>
+          <w:ilvl w:val="0"/>
+          <w:numId w:val="13"/>
+        </w:numPr>
+        <w:spacing w:line="271" w:lineRule="auto"/>
+        <w:rPr>
+          <w:rFonts w:ascii="Google Sans;sans-serif" w:hAnsi="Google Sans;sans-serif"/>
+          <w:lang w:val="en-US"/>
+        </w:rPr>
+      </w:pPr>
+      <w:r>
+        <w:rPr>
+          <w:rFonts w:ascii="Google Sans;sans-serif" w:hAnsi="Google Sans;sans-serif"/>
+          <w:b/>
+          <w:bCs/>
+          <w:lang w:val="en-US"/>
+        </w:rPr>
+        <w:t>Credential Verification:</w:t>
+      </w:r>
+      <w:r>
+        <w:rPr>
+          <w:rFonts w:ascii="Google Sans;sans-serif" w:hAnsi="Google Sans;sans-serif"/>
+          <w:lang w:val="en-US"/>
+        </w:rPr>
+        <w:t xml:space="preserve"> Searches MongoDB for the user record and verifies the submitted password against the stored bcrypt hash. If invalid, a generic 401 Unauthorized response is returned. </w:t>
+      </w:r>
+    </w:p>
+    <w:p>
+      <w:pPr>
+        <w:pStyle w:val="BodyText"/>
+        <w:numPr>
+          <w:ilvl w:val="0"/>
+          <w:numId w:val="13"/>
+        </w:numPr>
+        <w:spacing w:line="271" w:lineRule="auto"/>
+        <w:rPr>
+          <w:rFonts w:ascii="Google Sans;sans-serif" w:hAnsi="Google Sans;sans-serif"/>
+          <w:lang w:val="en-US"/>
+        </w:rPr>
+      </w:pPr>
+      <w:r>
+        <w:rPr>
+          <w:rFonts w:ascii="Google Sans;sans-serif" w:hAnsi="Google Sans;sans-serif"/>
+          <w:b/>
+          <w:bCs/>
+          <w:lang w:val="en-US"/>
+        </w:rPr>
+        <w:t>Session Token Issuance:</w:t>
+      </w:r>
+      <w:r>
+        <w:rPr>
+          <w:rFonts w:ascii="Google Sans;sans-serif" w:hAnsi="Google Sans;sans-serif"/>
+          <w:lang w:val="en-US"/>
+        </w:rPr>
+        <w:t xml:space="preserve"> Upon successful verification, a JWT token is generated and stored in a secure cookie. </w:t>
+      </w:r>
+    </w:p>
+    <w:p>
+      <w:pPr>
+        <w:pStyle w:val="BodyText"/>
+        <w:numPr>
+          <w:ilvl w:val="0"/>
+          <w:numId w:val="13"/>
+        </w:numPr>
+        <w:spacing w:line="271" w:lineRule="auto"/>
+        <w:rPr>
+          <w:rFonts w:ascii="Google Sans;sans-serif" w:hAnsi="Google Sans;sans-serif"/>
+          <w:lang w:val="en-US"/>
+        </w:rPr>
+      </w:pPr>
+      <w:r>
+        <w:rPr>
+          <w:rFonts w:ascii="Google Sans;sans-serif" w:hAnsi="Google Sans;sans-serif"/>
+          <w:b/>
+          <w:bCs/>
+          <w:lang w:val="en-US"/>
+        </w:rPr>
+        <w:t>Role-Based Redirection:</w:t>
+      </w:r>
+      <w:r>
+        <w:rPr>
+          <w:rFonts w:ascii="Google Sans;sans-serif" w:hAnsi="Google Sans;sans-serif"/>
+          <w:lang w:val="en-US"/>
+        </w:rPr>
+        <w:t xml:space="preserve"> Admin users are redirected to /admin, while standard users are routed to /userInfo.</w:t>
+      </w:r>
+    </w:p>
+    <w:p>
+      <w:pPr>
+        <w:pStyle w:val="BodyText"/>
+        <w:spacing w:line="271" w:lineRule="auto"/>
+        <w:ind w:firstLine="0"/>
+        <w:rPr>
+          <w:rFonts w:ascii="Google Sans;sans-serif" w:hAnsi="Google Sans;sans-serif"/>
+        </w:rPr>
+      </w:pPr>
+    </w:p>
+    <w:p>
+      <w:pPr>
+        <w:pStyle w:val="BodyText"/>
+        <w:spacing w:line="271" w:lineRule="auto"/>
+        <w:ind w:firstLine="0"/>
+        <w:rPr>
+          <w:rFonts w:ascii="Google Sans;sans-serif" w:hAnsi="Google Sans;sans-serif"/>
+        </w:rPr>
+      </w:pPr>
+      <w:r>
+        <w:rPr>
+          <w:rFonts w:ascii="Google Sans;sans-serif" w:hAnsi="Google Sans;sans-serif"/>
+        </w:rPr>
+        <w:drawing>
+          <wp:inline distT="0" distB="0" distL="0" distR="0" wp14:anchorId="4838271D" wp14:editId="36B256B2">
+            <wp:extent cx="6840220" cy="4819650"/>
+            <wp:effectExtent l="0" t="0" r="0" b="0"/>
+            <wp:docPr id="811899106" name="Graphic 1"/>
+            <wp:cNvGraphicFramePr>
+              <a:graphicFrameLocks xmlns:a="http://schemas.openxmlformats.org/drawingml/2006/main" noChangeAspect="1"/>
+            </wp:cNvGraphicFramePr>
+            <a:graphic xmlns:a="http://schemas.openxmlformats.org/drawingml/2006/main">
+              <a:graphicData uri="http://schemas.openxmlformats.org/drawingml/2006/picture">
+                <pic:pic xmlns:pic="http://schemas.openxmlformats.org/drawingml/2006/picture">
+                  <pic:nvPicPr>
+                    <pic:cNvPr id="811899106" name=""/>
+                    <pic:cNvPicPr/>
+                  </pic:nvPicPr>
+                  <pic:blipFill>
+                    <a:blip r:embed="rId18">
+                      <a:extLst>
+                        <a:ext uri="{96DAC541-7B7A-43D3-8B79-37D633B846F1}">
+                          <asvg:svgBlip xmlns:asvg="http://schemas.microsoft.com/office/drawing/2016/SVG/main" r:embed="rId19"/>
+                        </a:ext>
+                      </a:extLst>
+                    </a:blip>
+                    <a:stretch>
+                      <a:fillRect/>
+                    </a:stretch>
+                  </pic:blipFill>
+                  <pic:spPr>
+                    <a:xfrm>
+                      <a:off x="0" y="0"/>
+                      <a:ext cx="6840220" cy="4819650"/>
+                    </a:xfrm>
+                    <a:prstGeom prst="rect">
+                      <a:avLst/>
+                    </a:prstGeom>
+                  </pic:spPr>
+                </pic:pic>
+              </a:graphicData>
+            </a:graphic>
+          </wp:inline>
+        </w:drawing>
+      </w:r>
+      <w:r>
+        <w:rPr>
+          <w:rFonts w:ascii="Google Sans;sans-serif" w:hAnsi="Google Sans;sans-serif"/>
+        </w:rPr>
+        <w:t>Figure 6. User Authentication Activity Flow.</w:t>
+      </w:r>
+    </w:p>
+    <w:p>
+      <w:pPr>
+        <w:pStyle w:val="BodyText"/>
+        <w:spacing w:line="271" w:lineRule="auto"/>
+        <w:ind w:firstLine="0"/>
+        <w:rPr>
+          <w:rFonts w:ascii="Google Sans;sans-serif" w:hAnsi="Google Sans;sans-serif"/>
+        </w:rPr>
+      </w:pPr>
+    </w:p>
+    <w:p>
+      <w:pPr>
+        <w:pStyle w:val="BodyText"/>
+        <w:spacing w:line="271" w:lineRule="auto"/>
+        <w:ind w:firstLine="0"/>
+        <w:rPr>
+          <w:rFonts w:ascii="Google Sans;sans-serif" w:hAnsi="Google Sans;sans-serif"/>
+        </w:rPr>
+      </w:pPr>
+      <w:r>
+        <w:rPr>
+          <w:rFonts w:ascii="Google Sans;sans-serif" w:hAnsi="Google Sans;sans-serif"/>
+        </w:rPr>
+        <w:lastRenderedPageBreak/>
+        <w:drawing>
+          <wp:inline distT="0" distB="0" distL="0" distR="0" wp14:anchorId="114D9418" wp14:editId="126ADED9">
+            <wp:extent cx="6840220" cy="6177280"/>
+            <wp:effectExtent l="0" t="0" r="0" b="0"/>
+            <wp:docPr id="658083008" name="Graphic 1"/>
+            <wp:cNvGraphicFramePr>
+              <a:graphicFrameLocks xmlns:a="http://schemas.openxmlformats.org/drawingml/2006/main" noChangeAspect="1"/>
+            </wp:cNvGraphicFramePr>
+            <a:graphic xmlns:a="http://schemas.openxmlformats.org/drawingml/2006/main">
+              <a:graphicData uri="http://schemas.openxmlformats.org/drawingml/2006/picture">
+                <pic:pic xmlns:pic="http://schemas.openxmlformats.org/drawingml/2006/picture">
+                  <pic:nvPicPr>
+                    <pic:cNvPr id="658083008" name=""/>
+                    <pic:cNvPicPr/>
+                  </pic:nvPicPr>
+                  <pic:blipFill>
+                    <a:blip r:embed="rId20">
+                      <a:extLst>
+                        <a:ext uri="{96DAC541-7B7A-43D3-8B79-37D633B846F1}">
+                          <asvg:svgBlip xmlns:asvg="http://schemas.microsoft.com/office/drawing/2016/SVG/main" r:embed="rId21"/>
+                        </a:ext>
+                      </a:extLst>
+                    </a:blip>
+                    <a:stretch>
+                      <a:fillRect/>
+                    </a:stretch>
+                  </pic:blipFill>
+                  <pic:spPr>
+                    <a:xfrm>
+                      <a:off x="0" y="0"/>
+                      <a:ext cx="6840220" cy="6177280"/>
+                    </a:xfrm>
+                    <a:prstGeom prst="rect">
+                      <a:avLst/>
+                    </a:prstGeom>
+                  </pic:spPr>
+                </pic:pic>
+              </a:graphicData>
+            </a:graphic>
+          </wp:inline>
+        </w:drawing>
+      </w:r>
+    </w:p>
+    <w:p>
+      <w:pPr>
+        <w:pStyle w:val="BodyText"/>
+        <w:spacing w:line="271" w:lineRule="auto"/>
+        <w:rPr>
+          <w:rFonts w:ascii="Google Sans;sans-serif" w:hAnsi="Google Sans;sans-serif"/>
+          <w:lang w:val="en-US"/>
+        </w:rPr>
+      </w:pPr>
+      <w:r>
+        <w:rPr>
+          <w:rFonts w:ascii="Google Sans;sans-serif" w:hAnsi="Google Sans;sans-serif"/>
+          <w:lang w:val="en-US"/>
+        </w:rPr>
+        <w:t>Figure 7. User Authentication Sequence Diagram.</w:t>
+      </w:r>
+    </w:p>
+    <w:p>
+      <w:pPr>
+        <w:pStyle w:val="BodyText"/>
+        <w:spacing w:line="271" w:lineRule="auto"/>
+        <w:ind w:firstLine="0"/>
+        <w:rPr>
+          <w:rFonts w:ascii="Google Sans;sans-serif" w:hAnsi="Google Sans;sans-serif"/>
+          <w:lang w:val="en-US"/>
+        </w:rPr>
+      </w:pPr>
+    </w:p>
+    <w:p>
+      <w:pPr>
+        <w:pStyle w:val="BodyText"/>
+        <w:spacing w:line="271" w:lineRule="auto"/>
+        <w:rPr>
+          <w:rFonts w:ascii="Google Sans;sans-serif" w:hAnsi="Google Sans;sans-serif"/>
+          <w:b/>
+          <w:bCs/>
+          <w:lang w:val="en-US"/>
+        </w:rPr>
+      </w:pPr>
+      <w:r>
+        <w:rPr>
+          <w:rFonts w:ascii="Google Sans;sans-serif" w:hAnsi="Google Sans;sans-serif"/>
+          <w:b/>
+          <w:bCs/>
+          <w:lang w:val="en-US"/>
+        </w:rPr>
+        <w:t>CRUD Operations &amp; System Integration</w:t>
+      </w:r>
+    </w:p>
+    <w:p>
+      <w:pPr>
+        <w:pStyle w:val="BodyText"/>
+        <w:spacing w:line="271" w:lineRule="auto"/>
+        <w:ind w:firstLine="0"/>
+        <w:rPr>
+          <w:rFonts w:ascii="Google Sans;sans-serif" w:hAnsi="Google Sans;sans-serif"/>
+        </w:rPr>
+      </w:pPr>
+      <w:r>
+        <w:rPr>
+          <w:rFonts w:ascii="Google Sans;sans-serif" w:hAnsi="Google Sans;sans-serif"/>
+        </w:rPr>
+        <w:t>The application implements full CRUD (Create, Read, Update, Delete) capability, binding frontend user actions to backend controller logic and database mutations.</w:t>
+      </w:r>
+    </w:p>
+    <w:p>
+      <w:pPr>
+        <w:pStyle w:val="BodyText"/>
+        <w:spacing w:line="271" w:lineRule="auto"/>
+        <w:ind w:firstLine="0"/>
+        <w:rPr>
+          <w:rFonts w:ascii="Google Sans;sans-serif" w:hAnsi="Google Sans;sans-serif"/>
+        </w:rPr>
+      </w:pPr>
+    </w:p>
+    <w:p>
+      <w:pPr>
+        <w:pStyle w:val="BodyText"/>
+        <w:spacing w:line="271" w:lineRule="auto"/>
+        <w:ind w:firstLine="0"/>
+        <w:rPr>
+          <w:rFonts w:ascii="Google Sans;sans-serif" w:hAnsi="Google Sans;sans-serif"/>
+        </w:rPr>
+      </w:pPr>
+      <w:r>
+        <w:rPr>
+          <w:rFonts w:ascii="Google Sans;sans-serif" w:hAnsi="Google Sans;sans-serif"/>
+        </w:rPr>
+        <w:lastRenderedPageBreak/>
+        <w:drawing>
+          <wp:inline distT="0" distB="0" distL="0" distR="0" wp14:anchorId="42A2EBF3" wp14:editId="7F42AEA7">
+            <wp:extent cx="5829300" cy="8924925"/>
+            <wp:effectExtent l="0" t="0" r="0" b="0"/>
+            <wp:docPr id="662482343" name="Graphic 1"/>
+            <wp:cNvGraphicFramePr>
+              <a:graphicFrameLocks xmlns:a="http://schemas.openxmlformats.org/drawingml/2006/main" noChangeAspect="1"/>
+            </wp:cNvGraphicFramePr>
+            <a:graphic xmlns:a="http://schemas.openxmlformats.org/drawingml/2006/main">
+              <a:graphicData uri="http://schemas.openxmlformats.org/drawingml/2006/picture">
+                <pic:pic xmlns:pic="http://schemas.openxmlformats.org/drawingml/2006/picture">
+                  <pic:nvPicPr>
+                    <pic:cNvPr id="662482343" name=""/>
+                    <pic:cNvPicPr/>
+                  </pic:nvPicPr>
+                  <pic:blipFill>
+                    <a:blip r:embed="rId22">
+                      <a:extLst>
+                        <a:ext uri="{96DAC541-7B7A-43D3-8B79-37D633B846F1}">
+                          <asvg:svgBlip xmlns:asvg="http://schemas.microsoft.com/office/drawing/2016/SVG/main" r:embed="rId23"/>
+                        </a:ext>
+                      </a:extLst>
+                    </a:blip>
+                    <a:stretch>
+                      <a:fillRect/>
+                    </a:stretch>
+                  </pic:blipFill>
+                  <pic:spPr>
+                    <a:xfrm>
+                      <a:off x="0" y="0"/>
+                      <a:ext cx="5829300" cy="8924925"/>
+                    </a:xfrm>
+                    <a:prstGeom prst="rect">
+                      <a:avLst/>
+                    </a:prstGeom>
+                  </pic:spPr>
+                </pic:pic>
+              </a:graphicData>
+            </a:graphic>
+          </wp:inline>
+        </w:drawing>
+      </w:r>
+    </w:p>
+    <w:p>
+      <w:pPr>
+        <w:pStyle w:val="BodyText"/>
+        <w:spacing w:line="271" w:lineRule="auto"/>
+        <w:rPr>
+          <w:rFonts w:ascii="Google Sans;sans-serif" w:hAnsi="Google Sans;sans-serif"/>
+          <w:lang w:val="en-US"/>
+        </w:rPr>
+      </w:pPr>
+      <w:r>
+        <w:rPr>
+          <w:rFonts w:ascii="Google Sans;sans-serif" w:hAnsi="Google Sans;sans-serif"/>
+          <w:lang w:val="en-US"/>
+        </w:rPr>
+        <w:t>Figure 8. Core CRUD Operations Sequence Diagram.</w:t>
+      </w:r>
+    </w:p>
+    <w:p>
+      <w:pPr>
+        <w:pStyle w:val="BodyText"/>
+        <w:spacing w:line="271" w:lineRule="auto"/>
+        <w:ind w:left="720"/>
+        <w:rPr>
+          <w:rFonts w:ascii="Google Sans;sans-serif" w:hAnsi="Google Sans;sans-serif"/>
+          <w:lang w:val="en-US"/>
+        </w:rPr>
+      </w:pPr>
+      <w:proofErr w:type="gramStart"/>
+      <w:r>
+        <w:rPr>
+          <w:rFonts w:ascii="Google Sans;sans-serif" w:hAnsi="Google Sans;sans-serif"/>
+          <w:lang w:val="en-US"/>
+        </w:rPr>
+        <w:lastRenderedPageBreak/>
+        <w:t xml:space="preserve">  </w:t>
+      </w:r>
+      <w:r>
+        <w:rPr>
+          <w:rFonts w:ascii="Google Sans;sans-serif" w:hAnsi="Google Sans;sans-serif"/>
+          <w:b/>
+          <w:bCs/>
+          <w:lang w:val="en-US"/>
+        </w:rPr>
+        <w:t>Create</w:t>
+      </w:r>
+      <w:proofErr w:type="gramEnd"/>
+      <w:r>
+        <w:rPr>
+          <w:rFonts w:ascii="Google Sans;sans-serif" w:hAnsi="Google Sans;sans-serif"/>
+          <w:b/>
+          <w:bCs/>
+          <w:lang w:val="en-US"/>
+        </w:rPr>
+        <w:t xml:space="preserve"> (Write Operations):</w:t>
+      </w:r>
+      <w:r>
+        <w:rPr>
+          <w:rFonts w:ascii="Google Sans;sans-serif" w:hAnsi="Google Sans;sans-serif"/>
+          <w:lang w:val="en-US"/>
+        </w:rPr>
+        <w:t xml:space="preserve"> User registration creates new user records in the </w:t>
+      </w:r>
+      <w:proofErr w:type="gramStart"/>
+      <w:r>
+        <w:rPr>
+          <w:rFonts w:ascii="Google Sans;sans-serif" w:hAnsi="Google Sans;sans-serif"/>
+          <w:lang w:val="en-US"/>
+        </w:rPr>
+        <w:t>users</w:t>
+      </w:r>
+      <w:proofErr w:type="gramEnd"/>
+      <w:r>
+        <w:rPr>
+          <w:rFonts w:ascii="Google Sans;sans-serif" w:hAnsi="Google Sans;sans-serif"/>
+          <w:lang w:val="en-US"/>
+        </w:rPr>
+        <w:t xml:space="preserve"> collection. Diagnostic sessions submitted via doctor.ejs automatically capture symptoms and AI-generated</w:t>
+      </w:r>
+      <w:r>
+        <w:rPr>
+          <w:rFonts w:ascii="新細明體" w:eastAsia="新細明體" w:hAnsi="新細明體" w:cs="新細明體" w:hint="eastAsia"/>
+          <w:lang w:val="en-US"/>
+        </w:rPr>
+        <w:t>处方</w:t>
+      </w:r>
+      <w:r>
+        <w:rPr>
+          <w:rFonts w:ascii="Google Sans;sans-serif" w:hAnsi="Google Sans;sans-serif"/>
+          <w:lang w:val="en-US"/>
+        </w:rPr>
+        <w:t xml:space="preserve"> guidance, storing complete diagnostic records in the history collection. </w:t>
+      </w:r>
+    </w:p>
+    <w:p>
+      <w:pPr>
+        <w:pStyle w:val="BodyText"/>
+        <w:spacing w:line="271" w:lineRule="auto"/>
+        <w:ind w:left="720"/>
+        <w:rPr>
+          <w:rFonts w:ascii="Google Sans;sans-serif" w:hAnsi="Google Sans;sans-serif"/>
+          <w:lang w:val="en-US"/>
+        </w:rPr>
+      </w:pPr>
+      <w:proofErr w:type="gramStart"/>
+      <w:r>
+        <w:rPr>
+          <w:rFonts w:ascii="Google Sans;sans-serif" w:hAnsi="Google Sans;sans-serif"/>
+          <w:lang w:val="en-US"/>
+        </w:rPr>
+        <w:t xml:space="preserve">  </w:t>
+      </w:r>
+      <w:r>
+        <w:rPr>
+          <w:rFonts w:ascii="Google Sans;sans-serif" w:hAnsi="Google Sans;sans-serif"/>
+          <w:b/>
+          <w:bCs/>
+          <w:lang w:val="en-US"/>
+        </w:rPr>
+        <w:t>Read</w:t>
+      </w:r>
+      <w:proofErr w:type="gramEnd"/>
+      <w:r>
+        <w:rPr>
+          <w:rFonts w:ascii="Google Sans;sans-serif" w:hAnsi="Google Sans;sans-serif"/>
+          <w:b/>
+          <w:bCs/>
+          <w:lang w:val="en-US"/>
+        </w:rPr>
+        <w:t xml:space="preserve"> (Query Operations):</w:t>
+      </w:r>
+      <w:r>
+        <w:rPr>
+          <w:rFonts w:ascii="Google Sans;sans-serif" w:hAnsi="Google Sans;sans-serif"/>
+          <w:lang w:val="en-US"/>
+        </w:rPr>
+        <w:t xml:space="preserve"> Navigating to history.ejs fetches historical consultation records associated with the user's account ID and renders them chronologically on a timeline interface. Restoring record details reloads cached prescription data back into the consultation view. </w:t>
+      </w:r>
+    </w:p>
+    <w:p>
+      <w:pPr>
+        <w:pStyle w:val="BodyText"/>
+        <w:spacing w:line="271" w:lineRule="auto"/>
+        <w:ind w:left="720"/>
+        <w:rPr>
+          <w:rFonts w:ascii="Google Sans;sans-serif" w:hAnsi="Google Sans;sans-serif"/>
+          <w:lang w:val="en-US"/>
+        </w:rPr>
+      </w:pPr>
+      <w:proofErr w:type="gramStart"/>
+      <w:r>
+        <w:rPr>
+          <w:rFonts w:ascii="Google Sans;sans-serif" w:hAnsi="Google Sans;sans-serif"/>
+          <w:lang w:val="en-US"/>
+        </w:rPr>
+        <w:t xml:space="preserve">  </w:t>
+      </w:r>
+      <w:r>
+        <w:rPr>
+          <w:rFonts w:ascii="Google Sans;sans-serif" w:hAnsi="Google Sans;sans-serif"/>
+          <w:b/>
+          <w:bCs/>
+          <w:lang w:val="en-US"/>
+        </w:rPr>
+        <w:t>Update</w:t>
+      </w:r>
+      <w:proofErr w:type="gramEnd"/>
+      <w:r>
+        <w:rPr>
+          <w:rFonts w:ascii="Google Sans;sans-serif" w:hAnsi="Google Sans;sans-serif"/>
+          <w:b/>
+          <w:bCs/>
+          <w:lang w:val="en-US"/>
+        </w:rPr>
+        <w:t xml:space="preserve"> (Modification Operations):</w:t>
+      </w:r>
+      <w:r>
+        <w:rPr>
+          <w:rFonts w:ascii="Google Sans;sans-serif" w:hAnsi="Google Sans;sans-serif"/>
+          <w:lang w:val="en-US"/>
+        </w:rPr>
+        <w:t xml:space="preserve"> Users can execute password updates (POST /changePassword), which modify the corresponding document in MongoDB. Session state flags (isLoggedIn, reviewData) and sessionStorage tokens are updated dynamically across requests. System-wide formulation changes update database records to automatically sync across frontend views. </w:t>
+      </w:r>
+    </w:p>
+    <w:p>
+      <w:pPr>
+        <w:pStyle w:val="BodyText"/>
+        <w:spacing w:line="271" w:lineRule="auto"/>
+        <w:ind w:left="720"/>
+        <w:rPr>
+          <w:rFonts w:ascii="Google Sans;sans-serif" w:hAnsi="Google Sans;sans-serif"/>
+          <w:lang w:val="en-US"/>
+        </w:rPr>
+      </w:pPr>
+      <w:proofErr w:type="gramStart"/>
+      <w:r>
+        <w:rPr>
+          <w:rFonts w:ascii="Google Sans;sans-serif" w:hAnsi="Google Sans;sans-serif"/>
+          <w:lang w:val="en-US"/>
+        </w:rPr>
+        <w:t xml:space="preserve">  </w:t>
+      </w:r>
+      <w:r>
+        <w:rPr>
+          <w:rFonts w:ascii="Google Sans;sans-serif" w:hAnsi="Google Sans;sans-serif"/>
+          <w:b/>
+          <w:bCs/>
+          <w:lang w:val="en-US"/>
+        </w:rPr>
+        <w:t>Delete</w:t>
+      </w:r>
+      <w:proofErr w:type="gramEnd"/>
+      <w:r>
+        <w:rPr>
+          <w:rFonts w:ascii="Google Sans;sans-serif" w:hAnsi="Google Sans;sans-serif"/>
+          <w:b/>
+          <w:bCs/>
+          <w:lang w:val="en-US"/>
+        </w:rPr>
+        <w:t xml:space="preserve"> (Removal Operations):</w:t>
+      </w:r>
+      <w:r>
+        <w:rPr>
+          <w:rFonts w:ascii="Google Sans;sans-serif" w:hAnsi="Google Sans;sans-serif"/>
+          <w:lang w:val="en-US"/>
+        </w:rPr>
+        <w:t xml:space="preserve"> Selecting individual record entries or executing administrative operations triggers target deletion requests (DELETE route), permanently removing corresponding records from MongoDB.</w:t>
+      </w:r>
+    </w:p>
+    <w:p>
+      <w:pPr>
+        <w:pStyle w:val="BodyText"/>
+        <w:spacing w:line="271" w:lineRule="auto"/>
+        <w:ind w:left="720" w:firstLine="0"/>
+        <w:rPr>
+          <w:rFonts w:ascii="Google Sans;sans-serif" w:hAnsi="Google Sans;sans-serif"/>
+          <w:lang w:val="en-US"/>
+        </w:rPr>
+      </w:pPr>
+    </w:p>
+    <w:p>
+      <w:pPr>
+        <w:pStyle w:val="BodyText"/>
+        <w:spacing w:line="271" w:lineRule="auto"/>
+        <w:rPr>
+          <w:rFonts w:ascii="Google Sans;sans-serif" w:hAnsi="Google Sans;sans-serif"/>
+          <w:b/>
+          <w:bCs/>
+          <w:lang w:val="en-US"/>
+        </w:rPr>
+      </w:pPr>
+      <w:r>
+        <w:rPr>
+          <w:rFonts w:ascii="Google Sans;sans-serif" w:hAnsi="Google Sans;sans-serif"/>
+          <w:b/>
+          <w:bCs/>
+          <w:lang w:val="en-US"/>
+        </w:rPr>
+        <w:t>Section 6: Directory Structure &amp; System Implementation</w:t>
+      </w:r>
+    </w:p>
+    <w:p>
+      <w:pPr>
+        <w:pStyle w:val="BodyText"/>
+        <w:spacing w:line="271" w:lineRule="auto"/>
+        <w:rPr>
+          <w:rFonts w:ascii="Google Sans;sans-serif" w:hAnsi="Google Sans;sans-serif"/>
+          <w:b/>
+          <w:bCs/>
+          <w:lang w:val="en-US"/>
+        </w:rPr>
+      </w:pPr>
+      <w:r>
+        <w:rPr>
+          <w:rFonts w:ascii="Google Sans;sans-serif" w:hAnsi="Google Sans;sans-serif"/>
+          <w:b/>
+          <w:bCs/>
+          <w:lang w:val="en-US"/>
+        </w:rPr>
+        <w:t>Project Directory &amp; Layout</w:t>
+      </w:r>
+    </w:p>
+    <w:p>
+      <w:pPr>
+        <w:pStyle w:val="BodyText"/>
+        <w:spacing w:line="271" w:lineRule="auto"/>
+        <w:ind w:firstLine="0"/>
+        <w:rPr>
+          <w:rFonts w:ascii="Google Sans;sans-serif" w:hAnsi="Google Sans;sans-serif"/>
+        </w:rPr>
+      </w:pPr>
+      <w:r>
+        <w:rPr>
+          <w:rFonts w:ascii="Google Sans;sans-serif" w:hAnsi="Google Sans;sans-serif"/>
+        </w:rPr>
+        <w:t xml:space="preserve">The </w:t>
+      </w:r>
+      <w:r>
+        <w:rPr>
+          <w:rFonts w:ascii="新細明體" w:eastAsia="新細明體" w:hAnsi="新細明體" w:cs="新細明體" w:hint="eastAsia"/>
+        </w:rPr>
+        <w:t>杏林院</w:t>
+      </w:r>
+      <w:r>
+        <w:rPr>
+          <w:rFonts w:ascii="Google Sans;sans-serif" w:hAnsi="Google Sans;sans-serif"/>
+        </w:rPr>
+        <w:t xml:space="preserve"> (Xinglin Academy) system follows a structured modular directory layout, separating server orchestration, static assets, rendering templates, and environment dependencies.</w:t>
+      </w:r>
+    </w:p>
+    <w:p>
+      <w:pPr>
+        <w:pStyle w:val="BodyText"/>
+        <w:spacing w:line="271" w:lineRule="auto"/>
+        <w:ind w:firstLine="0"/>
+        <w:rPr>
+          <w:rFonts w:ascii="Google Sans;sans-serif" w:hAnsi="Google Sans;sans-serif"/>
+          <w:lang w:val="en-US"/>
+        </w:rPr>
+      </w:pPr>
+      <w:r>
+        <w:rPr>
+          <w:rFonts w:ascii="新細明體" w:eastAsia="新細明體" w:hAnsi="新細明體" w:cs="新細明體" w:hint="eastAsia"/>
+          <w:lang w:val="en-US"/>
+        </w:rPr>
+        <w:t>杏林院專案根目錄</w:t>
+      </w:r>
+      <w:r>
+        <w:rPr>
+          <w:rFonts w:ascii="Google Sans;sans-serif" w:hAnsi="Google Sans;sans-serif"/>
+          <w:lang w:val="en-US"/>
+        </w:rPr>
+        <w:t xml:space="preserve"> (Root)</w:t>
+      </w:r>
+    </w:p>
+    <w:p>
+      <w:pPr>
+        <w:pStyle w:val="BodyText"/>
+        <w:spacing w:line="271" w:lineRule="auto"/>
+        <w:ind w:firstLine="0"/>
+        <w:rPr>
+          <w:rFonts w:ascii="Google Sans;sans-serif" w:hAnsi="Google Sans;sans-serif"/>
+          <w:lang w:val="en-US"/>
+        </w:rPr>
+      </w:pPr>
+      <w:r>
+        <w:rPr>
+          <w:rFonts w:ascii="Google Sans;sans-serif" w:hAnsi="Google Sans;sans-serif"/>
+          <w:lang w:val="en-US"/>
+        </w:rPr>
+        <w:t>├── app.js</w:t>
+      </w:r>
+    </w:p>
+    <w:p>
+      <w:pPr>
+        <w:pStyle w:val="BodyText"/>
+        <w:spacing w:line="271" w:lineRule="auto"/>
+        <w:ind w:firstLine="0"/>
+        <w:rPr>
+          <w:rFonts w:ascii="Google Sans;sans-serif" w:hAnsi="Google Sans;sans-serif"/>
+          <w:lang w:val="en-US"/>
+        </w:rPr>
+      </w:pPr>
+      <w:r>
+        <w:rPr>
+          <w:rFonts w:ascii="Google Sans;sans-serif" w:hAnsi="Google Sans;sans-serif"/>
+          <w:lang w:val="en-US"/>
+        </w:rPr>
+        <w:t xml:space="preserve">├── </w:t>
+      </w:r>
+      <w:proofErr w:type="gramStart"/>
+      <w:r>
+        <w:rPr>
+          <w:rFonts w:ascii="Google Sans;sans-serif" w:hAnsi="Google Sans;sans-serif"/>
+          <w:lang w:val="en-US"/>
+        </w:rPr>
+        <w:t>package.json</w:t>
+      </w:r>
+      <w:proofErr w:type="gramEnd"/>
+    </w:p>
+    <w:p>
+      <w:pPr>
+        <w:pStyle w:val="BodyText"/>
+        <w:spacing w:line="271" w:lineRule="auto"/>
+        <w:ind w:firstLine="0"/>
+        <w:rPr>
+          <w:rFonts w:ascii="Google Sans;sans-serif" w:hAnsi="Google Sans;sans-serif"/>
+          <w:lang w:val="en-US"/>
+        </w:rPr>
+      </w:pPr>
+      <w:r>
+        <w:rPr>
+          <w:rFonts w:ascii="Google Sans;sans-serif" w:hAnsi="Google Sans;sans-serif"/>
+          <w:lang w:val="en-US"/>
+        </w:rPr>
+        <w:t>├── public/</w:t>
+      </w:r>
+    </w:p>
+    <w:p>
+      <w:pPr>
+        <w:pStyle w:val="BodyText"/>
+        <w:spacing w:line="271" w:lineRule="auto"/>
+        <w:ind w:firstLine="0"/>
+        <w:rPr>
+          <w:rFonts w:ascii="Google Sans;sans-serif" w:hAnsi="Google Sans;sans-serif"/>
+          <w:lang w:val="en-US"/>
+        </w:rPr>
+      </w:pPr>
+      <w:r>
+        <w:rPr>
+          <w:rFonts w:ascii="Google Sans;sans-serif" w:hAnsi="Google Sans;sans-serif"/>
+          <w:lang w:val="en-US"/>
+        </w:rPr>
+        <w:t>│   ├── final_project_css/</w:t>
+      </w:r>
+    </w:p>
+    <w:p>
+      <w:pPr>
+        <w:pStyle w:val="BodyText"/>
+        <w:spacing w:line="271" w:lineRule="auto"/>
+        <w:ind w:firstLine="0"/>
+        <w:rPr>
+          <w:rFonts w:ascii="Google Sans;sans-serif" w:hAnsi="Google Sans;sans-serif"/>
+          <w:lang w:val="en-US"/>
+        </w:rPr>
+      </w:pPr>
+      <w:r>
+        <w:rPr>
+          <w:rFonts w:ascii="Google Sans;sans-serif" w:hAnsi="Google Sans;sans-serif"/>
+          <w:lang w:val="en-US"/>
+        </w:rPr>
+        <w:t>│   │   └── doctor.css</w:t>
+      </w:r>
+    </w:p>
+    <w:p>
+      <w:pPr>
+        <w:pStyle w:val="BodyText"/>
+        <w:spacing w:line="271" w:lineRule="auto"/>
+        <w:ind w:firstLine="0"/>
+        <w:rPr>
+          <w:rFonts w:ascii="Google Sans;sans-serif" w:hAnsi="Google Sans;sans-serif"/>
+          <w:lang w:val="en-US"/>
+        </w:rPr>
+      </w:pPr>
+      <w:r>
+        <w:rPr>
+          <w:rFonts w:ascii="Google Sans;sans-serif" w:hAnsi="Google Sans;sans-serif"/>
+          <w:lang w:val="en-US"/>
+        </w:rPr>
+        <w:t>│   └── erb_finalproject_photo/</w:t>
+      </w:r>
+    </w:p>
+    <w:p>
+      <w:pPr>
+        <w:pStyle w:val="BodyText"/>
+        <w:spacing w:line="271" w:lineRule="auto"/>
+        <w:ind w:firstLine="0"/>
+        <w:rPr>
+          <w:rFonts w:ascii="Google Sans;sans-serif" w:hAnsi="Google Sans;sans-serif"/>
+          <w:lang w:val="en-US"/>
+        </w:rPr>
+      </w:pPr>
+      <w:r>
+        <w:rPr>
+          <w:rFonts w:ascii="Google Sans;sans-serif" w:hAnsi="Google Sans;sans-serif"/>
+          <w:lang w:val="en-US"/>
+        </w:rPr>
+        <w:t>│       ├── soup_master.png</w:t>
+      </w:r>
+    </w:p>
+    <w:p>
+      <w:pPr>
+        <w:pStyle w:val="BodyText"/>
+        <w:spacing w:line="271" w:lineRule="auto"/>
+        <w:ind w:firstLine="0"/>
+        <w:rPr>
+          <w:rFonts w:ascii="Google Sans;sans-serif" w:hAnsi="Google Sans;sans-serif"/>
+          <w:lang w:val="en-US"/>
+        </w:rPr>
+      </w:pPr>
+      <w:r>
+        <w:rPr>
+          <w:rFonts w:ascii="Google Sans;sans-serif" w:hAnsi="Google Sans;sans-serif"/>
+          <w:lang w:val="en-US"/>
+        </w:rPr>
+        <w:t>│       └── herb_master.png</w:t>
+      </w:r>
+    </w:p>
+    <w:p>
+      <w:pPr>
+        <w:pStyle w:val="BodyText"/>
+        <w:spacing w:line="271" w:lineRule="auto"/>
+        <w:ind w:firstLine="0"/>
+        <w:rPr>
+          <w:rFonts w:ascii="Google Sans;sans-serif" w:hAnsi="Google Sans;sans-serif"/>
+          <w:lang w:val="en-US"/>
+        </w:rPr>
+      </w:pPr>
+      <w:r>
+        <w:rPr>
+          <w:rFonts w:ascii="Google Sans;sans-serif" w:hAnsi="Google Sans;sans-serif"/>
+          <w:lang w:val="en-US"/>
+        </w:rPr>
+        <w:t>└── views/</w:t>
+      </w:r>
+    </w:p>
+    <w:p>
+      <w:pPr>
+        <w:pStyle w:val="BodyText"/>
+        <w:spacing w:line="271" w:lineRule="auto"/>
+        <w:ind w:firstLine="0"/>
+        <w:rPr>
+          <w:rFonts w:ascii="Google Sans;sans-serif" w:hAnsi="Google Sans;sans-serif"/>
+          <w:lang w:val="en-US"/>
+        </w:rPr>
+      </w:pPr>
+      <w:r>
+        <w:rPr>
+          <w:rFonts w:ascii="Google Sans;sans-serif" w:hAnsi="Google Sans;sans-serif"/>
+          <w:lang w:val="en-US"/>
+        </w:rPr>
+        <w:t xml:space="preserve">    ├── doctor.ejs</w:t>
+      </w:r>
+    </w:p>
+    <w:p>
+      <w:pPr>
+        <w:pStyle w:val="BodyText"/>
+        <w:spacing w:line="271" w:lineRule="auto"/>
+        <w:ind w:firstLine="0"/>
+        <w:rPr>
+          <w:rFonts w:ascii="Google Sans;sans-serif" w:hAnsi="Google Sans;sans-serif"/>
+          <w:lang w:val="en-US"/>
+        </w:rPr>
+      </w:pPr>
+      <w:r>
+        <w:rPr>
+          <w:rFonts w:ascii="Google Sans;sans-serif" w:hAnsi="Google Sans;sans-serif"/>
+          <w:lang w:val="en-US"/>
+        </w:rPr>
+        <w:t xml:space="preserve">    └── history.ejs</w:t>
+      </w:r>
+    </w:p>
+    <w:p>
+      <w:pPr>
+        <w:pStyle w:val="BodyText"/>
+        <w:spacing w:line="271" w:lineRule="auto"/>
+        <w:ind w:firstLine="0"/>
+        <w:rPr>
+          <w:rFonts w:ascii="Google Sans;sans-serif" w:hAnsi="Google Sans;sans-serif"/>
+          <w:lang w:val="en-US"/>
+        </w:rPr>
+      </w:pPr>
+    </w:p>
+    <w:p>
+      <w:pPr>
+        <w:pStyle w:val="BodyText"/>
+        <w:spacing w:line="271" w:lineRule="auto"/>
+        <w:rPr>
+          <w:rFonts w:ascii="Google Sans;sans-serif" w:hAnsi="Google Sans;sans-serif"/>
+          <w:b/>
+          <w:bCs/>
+          <w:lang w:val="en-US"/>
+        </w:rPr>
+      </w:pPr>
+      <w:r>
+        <w:rPr>
+          <w:rFonts w:ascii="Google Sans;sans-serif" w:hAnsi="Google Sans;sans-serif"/>
+          <w:b/>
+          <w:bCs/>
+          <w:lang w:val="en-US"/>
+        </w:rPr>
+        <w:t>Component Breakdown</w:t>
+      </w:r>
+    </w:p>
+    <w:p>
+      <w:pPr>
+        <w:pStyle w:val="BodyText"/>
+        <w:numPr>
+          <w:ilvl w:val="0"/>
+          <w:numId w:val="15"/>
+        </w:numPr>
+        <w:spacing w:line="271" w:lineRule="auto"/>
+        <w:rPr>
+          <w:rFonts w:ascii="Google Sans;sans-serif" w:hAnsi="Google Sans;sans-serif"/>
+          <w:lang w:val="en-US"/>
+        </w:rPr>
+      </w:pPr>
+      <w:r>
+        <w:rPr>
+          <w:rFonts w:ascii="Google Sans;sans-serif" w:hAnsi="Google Sans;sans-serif"/>
+          <w:b/>
+          <w:bCs/>
+          <w:lang w:val="en-US"/>
+        </w:rPr>
+        <w:t>app.js (Core Server):</w:t>
+      </w:r>
+      <w:r>
+        <w:rPr>
+          <w:rFonts w:ascii="Google Sans;sans-serif" w:hAnsi="Google Sans;sans-serif"/>
+          <w:lang w:val="en-US"/>
+        </w:rPr>
+        <w:t xml:space="preserve"> Operates as the main Node.js application server. It initializes Express middleware, handles database connection setup via Mongoose, defines routing endpoints, and protects API keys </w:t>
+      </w:r>
+      <w:proofErr w:type="gramStart"/>
+      <w:r>
+        <w:rPr>
+          <w:rFonts w:ascii="Google Sans;sans-serif" w:hAnsi="Google Sans;sans-serif"/>
+          <w:lang w:val="en-US"/>
+        </w:rPr>
+        <w:t>using .env</w:t>
+      </w:r>
+      <w:proofErr w:type="gramEnd"/>
+      <w:r>
+        <w:rPr>
+          <w:rFonts w:ascii="Google Sans;sans-serif" w:hAnsi="Google Sans;sans-serif"/>
+          <w:lang w:val="en-US"/>
+        </w:rPr>
+        <w:t xml:space="preserve"> environment variables. </w:t>
+      </w:r>
+    </w:p>
+    <w:p>
+      <w:pPr>
+        <w:pStyle w:val="BodyText"/>
+        <w:numPr>
+          <w:ilvl w:val="0"/>
+          <w:numId w:val="15"/>
+        </w:numPr>
+        <w:spacing w:line="271" w:lineRule="auto"/>
+        <w:rPr>
+          <w:rFonts w:ascii="Google Sans;sans-serif" w:hAnsi="Google Sans;sans-serif"/>
+          <w:lang w:val="en-US"/>
+        </w:rPr>
+      </w:pPr>
+      <w:proofErr w:type="gramStart"/>
+      <w:r>
+        <w:rPr>
+          <w:rFonts w:ascii="Google Sans;sans-serif" w:hAnsi="Google Sans;sans-serif"/>
+          <w:b/>
+          <w:bCs/>
+          <w:lang w:val="en-US"/>
+        </w:rPr>
+        <w:lastRenderedPageBreak/>
+        <w:t>package.json</w:t>
+      </w:r>
+      <w:proofErr w:type="gramEnd"/>
+      <w:r>
+        <w:rPr>
+          <w:rFonts w:ascii="Google Sans;sans-serif" w:hAnsi="Google Sans;sans-serif"/>
+          <w:b/>
+          <w:bCs/>
+          <w:lang w:val="en-US"/>
+        </w:rPr>
+        <w:t xml:space="preserve"> (Dependency Manifest):</w:t>
+      </w:r>
+      <w:r>
+        <w:rPr>
+          <w:rFonts w:ascii="Google Sans;sans-serif" w:hAnsi="Google Sans;sans-serif"/>
+          <w:lang w:val="en-US"/>
+        </w:rPr>
+        <w:t xml:space="preserve"> Manages project dependencies, including express (web server execution), mongoose (MongoDB Object Data Modeling), and cookie-parser (JWT and cookie management). </w:t>
+      </w:r>
+    </w:p>
+    <w:p>
+      <w:pPr>
+        <w:pStyle w:val="BodyText"/>
+        <w:numPr>
+          <w:ilvl w:val="0"/>
+          <w:numId w:val="15"/>
+        </w:numPr>
+        <w:spacing w:line="271" w:lineRule="auto"/>
+        <w:rPr>
+          <w:rFonts w:ascii="Google Sans;sans-serif" w:hAnsi="Google Sans;sans-serif"/>
+          <w:lang w:val="en-US"/>
+        </w:rPr>
+      </w:pPr>
+      <w:r>
+        <w:rPr>
+          <w:rFonts w:ascii="Google Sans;sans-serif" w:hAnsi="Google Sans;sans-serif"/>
+          <w:b/>
+          <w:bCs/>
+          <w:lang w:val="en-US"/>
+        </w:rPr>
+        <w:t>public/ (Static Assets):</w:t>
+      </w:r>
+      <w:r>
+        <w:rPr>
+          <w:rFonts w:ascii="Google Sans;sans-serif" w:hAnsi="Google Sans;sans-serif"/>
+          <w:lang w:val="en-US"/>
+        </w:rPr>
+        <w:t xml:space="preserve"> Stores publicly accessible static files served directly by Express. </w:t>
+      </w:r>
+    </w:p>
+    <w:p>
+      <w:pPr>
+        <w:pStyle w:val="BodyText"/>
+        <w:numPr>
+          <w:ilvl w:val="1"/>
+          <w:numId w:val="15"/>
+        </w:numPr>
+        <w:spacing w:line="271" w:lineRule="auto"/>
+        <w:rPr>
+          <w:rFonts w:ascii="Google Sans;sans-serif" w:hAnsi="Google Sans;sans-serif"/>
+          <w:lang w:val="en-US"/>
+        </w:rPr>
+      </w:pPr>
+      <w:r>
+        <w:rPr>
+          <w:rFonts w:ascii="Google Sans;sans-serif" w:hAnsi="Google Sans;sans-serif"/>
+          <w:lang w:val="en-US"/>
+        </w:rPr>
+        <w:t xml:space="preserve">final_project_css/: Contains custom CSS stylesheets (doctor.css) controlling UI layouts, UI components, navigation bars, and dynamic capsule tags. </w:t>
+      </w:r>
+    </w:p>
+    <w:p>
+      <w:pPr>
+        <w:pStyle w:val="BodyText"/>
+        <w:numPr>
+          <w:ilvl w:val="1"/>
+          <w:numId w:val="15"/>
+        </w:numPr>
+        <w:spacing w:line="271" w:lineRule="auto"/>
+        <w:rPr>
+          <w:rFonts w:ascii="Google Sans;sans-serif" w:hAnsi="Google Sans;sans-serif"/>
+          <w:lang w:val="en-US"/>
+        </w:rPr>
+      </w:pPr>
+      <w:r>
+        <w:rPr>
+          <w:rFonts w:ascii="Google Sans;sans-serif" w:hAnsi="Google Sans;sans-serif"/>
+          <w:lang w:val="en-US"/>
+        </w:rPr>
+        <w:t xml:space="preserve">erb_finalproject_photo/: Stores core image assets (soup_master.png, herb_master.png) rendered across consultation interfaces. </w:t>
+      </w:r>
+    </w:p>
+    <w:p>
+      <w:pPr>
+        <w:pStyle w:val="BodyText"/>
+        <w:numPr>
+          <w:ilvl w:val="0"/>
+          <w:numId w:val="15"/>
+        </w:numPr>
+        <w:spacing w:line="271" w:lineRule="auto"/>
+        <w:rPr>
+          <w:rFonts w:ascii="Google Sans;sans-serif" w:hAnsi="Google Sans;sans-serif"/>
+          <w:lang w:val="en-US"/>
+        </w:rPr>
+      </w:pPr>
+      <w:r>
+        <w:rPr>
+          <w:rFonts w:ascii="Google Sans;sans-serif" w:hAnsi="Google Sans;sans-serif"/>
+          <w:b/>
+          <w:bCs/>
+          <w:lang w:val="en-US"/>
+        </w:rPr>
+        <w:t>views/ (Template Engine):</w:t>
+      </w:r>
+      <w:r>
+        <w:rPr>
+          <w:rFonts w:ascii="Google Sans;sans-serif" w:hAnsi="Google Sans;sans-serif"/>
+          <w:lang w:val="en-US"/>
+        </w:rPr>
+        <w:t xml:space="preserve"> Houses Server-Side Rendered (SSR) EJS templates. </w:t>
+      </w:r>
+    </w:p>
+    <w:p>
+      <w:pPr>
+        <w:pStyle w:val="BodyText"/>
+        <w:numPr>
+          <w:ilvl w:val="1"/>
+          <w:numId w:val="15"/>
+        </w:numPr>
+        <w:spacing w:line="271" w:lineRule="auto"/>
+        <w:rPr>
+          <w:rFonts w:ascii="Google Sans;sans-serif" w:hAnsi="Google Sans;sans-serif"/>
+          <w:lang w:val="en-US"/>
+        </w:rPr>
+      </w:pPr>
+      <w:r>
+        <w:rPr>
+          <w:rFonts w:ascii="Google Sans;sans-serif" w:hAnsi="Google Sans;sans-serif"/>
+          <w:lang w:val="en-US"/>
+        </w:rPr>
+        <w:t xml:space="preserve">doctor.ejs: Serves the real-time AI diagnostic interface, supporting interactive consultation options, speech integration capabilities, and session cache restoration. </w:t>
+      </w:r>
+    </w:p>
+    <w:p>
+      <w:pPr>
+        <w:pStyle w:val="BodyText"/>
+        <w:numPr>
+          <w:ilvl w:val="1"/>
+          <w:numId w:val="15"/>
+        </w:numPr>
+        <w:spacing w:line="271" w:lineRule="auto"/>
+        <w:rPr>
+          <w:rFonts w:ascii="Google Sans;sans-serif" w:hAnsi="Google Sans;sans-serif"/>
+          <w:lang w:val="en-US"/>
+        </w:rPr>
+      </w:pPr>
+      <w:r>
+        <w:rPr>
+          <w:rFonts w:ascii="Google Sans;sans-serif" w:hAnsi="Google Sans;sans-serif"/>
+          <w:lang w:val="en-US"/>
+        </w:rPr>
+        <w:t xml:space="preserve">history.ejs: Displays the user's historical diagnostic timeline, rendering stored records and providing deletion management controls. </w:t>
+      </w:r>
+    </w:p>
+    <w:p>
+      <w:pPr>
+        <w:pStyle w:val="BodyText"/>
+        <w:spacing w:line="271" w:lineRule="auto"/>
+        <w:ind w:firstLine="0"/>
+        <w:rPr>
+          <w:rFonts w:ascii="Google Sans;sans-serif" w:hAnsi="Google Sans;sans-serif"/>
+          <w:lang w:val="en-US"/>
+        </w:rPr>
+      </w:pPr>
+    </w:p>
+    <w:p>
+      <w:pPr>
+        <w:pStyle w:val="BodyText"/>
+        <w:spacing w:line="271" w:lineRule="auto"/>
+        <w:rPr>
+          <w:rFonts w:ascii="Google Sans;sans-serif" w:hAnsi="Google Sans;sans-serif"/>
+          <w:b/>
+          <w:bCs/>
+          <w:lang w:val="en-US"/>
+        </w:rPr>
+      </w:pPr>
+      <w:r>
+        <w:rPr>
+          <w:rFonts w:ascii="Google Sans;sans-serif" w:hAnsi="Google Sans;sans-serif"/>
+          <w:b/>
+          <w:bCs/>
+          <w:lang w:val="en-US"/>
+        </w:rPr>
+        <w:t>Environment &amp; Dependency Configuration</w:t>
+      </w:r>
+    </w:p>
+    <w:p>
+      <w:pPr>
+        <w:pStyle w:val="BodyText"/>
+        <w:spacing w:line="271" w:lineRule="auto"/>
+        <w:rPr>
+          <w:rFonts w:ascii="Google Sans;sans-serif" w:hAnsi="Google Sans;sans-serif"/>
+          <w:lang w:val="en-US"/>
+        </w:rPr>
+      </w:pPr>
+      <w:r>
+        <w:rPr>
+          <w:rFonts w:ascii="Google Sans;sans-serif" w:hAnsi="Google Sans;sans-serif"/>
+          <w:lang w:val="en-US"/>
+        </w:rPr>
+        <w:t xml:space="preserve">To ensure secure execution and modular deployment, key environment configurations and third-party modules are initialized as follows: </w:t>
+      </w:r>
+    </w:p>
+    <w:p>
+      <w:pPr>
+        <w:pStyle w:val="BodyText"/>
+        <w:numPr>
+          <w:ilvl w:val="0"/>
+          <w:numId w:val="16"/>
+        </w:numPr>
+        <w:spacing w:line="271" w:lineRule="auto"/>
+        <w:rPr>
+          <w:rFonts w:ascii="Google Sans;sans-serif" w:hAnsi="Google Sans;sans-serif"/>
+          <w:lang w:val="en-US"/>
+        </w:rPr>
+      </w:pPr>
+      <w:r>
+        <w:rPr>
+          <w:rFonts w:ascii="Google Sans;sans-serif" w:hAnsi="Google Sans;sans-serif"/>
+          <w:b/>
+          <w:bCs/>
+          <w:lang w:val="en-US"/>
+        </w:rPr>
+        <w:t>Security &amp; Environment Protection:</w:t>
+      </w:r>
+      <w:r>
+        <w:rPr>
+          <w:rFonts w:ascii="Google Sans;sans-serif" w:hAnsi="Google Sans;sans-serif"/>
+          <w:lang w:val="en-US"/>
+        </w:rPr>
+        <w:t xml:space="preserve"> Application secrets, database credentials, and external Cloud AI API keys (Google Gemini / Alibaba Qwen) are kept out of source code and loaded dynamically </w:t>
+      </w:r>
+      <w:proofErr w:type="gramStart"/>
+      <w:r>
+        <w:rPr>
+          <w:rFonts w:ascii="Google Sans;sans-serif" w:hAnsi="Google Sans;sans-serif"/>
+          <w:lang w:val="en-US"/>
+        </w:rPr>
+        <w:t>from .env</w:t>
+      </w:r>
+      <w:proofErr w:type="gramEnd"/>
+      <w:r>
+        <w:rPr>
+          <w:rFonts w:ascii="Google Sans;sans-serif" w:hAnsi="Google Sans;sans-serif"/>
+          <w:lang w:val="en-US"/>
+        </w:rPr>
+        <w:t xml:space="preserve"> configuration files into app.js. </w:t>
+      </w:r>
+    </w:p>
+    <w:p>
+      <w:pPr>
+        <w:pStyle w:val="BodyText"/>
+        <w:numPr>
+          <w:ilvl w:val="0"/>
+          <w:numId w:val="16"/>
+        </w:numPr>
+        <w:spacing w:line="271" w:lineRule="auto"/>
+        <w:rPr>
+          <w:rFonts w:ascii="Google Sans;sans-serif" w:hAnsi="Google Sans;sans-serif"/>
+          <w:lang w:val="en-US"/>
+        </w:rPr>
+      </w:pPr>
+      <w:r>
+        <w:rPr>
+          <w:rFonts w:ascii="Google Sans;sans-serif" w:hAnsi="Google Sans;sans-serif"/>
+          <w:b/>
+          <w:bCs/>
+          <w:lang w:val="en-US"/>
+        </w:rPr>
+        <w:t>Middleware Integration:</w:t>
+      </w:r>
+      <w:r>
+        <w:rPr>
+          <w:rFonts w:ascii="Google Sans;sans-serif" w:hAnsi="Google Sans;sans-serif"/>
+          <w:lang w:val="en-US"/>
+        </w:rPr>
+        <w:t xml:space="preserve"> Security middleware components (Authentication Middleware, Rate Limiter, Input Validator) are attached directly to Express routes to sanitize payloads and guard endpoints against unauthorized access.</w:t>
+      </w:r>
+    </w:p>
+    <w:p>
+      <w:pPr>
+        <w:pStyle w:val="BodyText"/>
+        <w:spacing w:line="271" w:lineRule="auto"/>
+        <w:ind w:firstLine="0"/>
+        <w:rPr>
+          <w:rFonts w:ascii="Google Sans;sans-serif" w:hAnsi="Google Sans;sans-serif"/>
+          <w:lang w:val="en-US"/>
+        </w:rPr>
+      </w:pPr>
+    </w:p>
     <w:sectPr>
-      <w:headerReference w:type="even" r:id="rId6"/>
-      <w:headerReference w:type="default" r:id="rId7"/>
-      <w:headerReference w:type="first" r:id="rId8"/>
-      <w:type w:val="nextPage"/>
+      <w:headerReference w:type="even" r:id="rId24"/>
+      <w:headerReference w:type="default" r:id="rId25"/>
+      <w:headerReference w:type="first" r:id="rId26"/>
       <w:pgSz w:w="11906" w:h="16838"/>
-      <w:pgMar w:left="567" w:right="567" w:gutter="0" w:header="567" w:top="1401" w:footer="0" w:bottom="567"/>
-      <w:pgNumType w:fmt="decimal"/>
-      <w:formProt w:val="false"/>
-      <w:textDirection w:val="lrTb"/>
-      <w:docGrid w:type="default" w:linePitch="100" w:charSpace="0"/>
+      <w:pgMar w:top="1401" w:right="567" w:bottom="567" w:left="567" w:header="567" w:footer="0" w:gutter="0"/>
+      <w:cols w:space="720"/>
+      <w:formProt w:val="0"/>
+      <w:docGrid w:linePitch="100"/>
     </w:sectPr>
   </w:body>
 </w:document>
 </file>
 
+<file path=word/endnotes.xml><?xml version="1.0" encoding="utf-8"?>
+<w:endnotes xmlns:wpc="http://schemas.microsoft.com/office/word/2010/wordprocessingCanvas" xmlns:cx="http://schemas.microsoft.com/office/drawing/2014/chartex" xmlns:cx1="http://schemas.microsoft.com/office/drawing/2015/9/8/chartex" xmlns:cx2="http://schemas.microsoft.com/office/drawing/2015/10/21/chartex" xmlns:cx3="http://schemas.microsoft.com/office/drawing/2016/5/9/chartex" xmlns:cx4="http://schemas.microsoft.com/office/drawing/2016/5/10/chartex" xmlns:cx5="http://schemas.microsoft.com/office/drawing/2016/5/11/chartex" xmlns:cx6="http://schemas.microsoft.com/office/drawing/2016/5/12/chartex" xmlns:cx7="http://schemas.microsoft.com/office/drawing/2016/5/13/chartex" xmlns:cx8="http://schemas.microsoft.com/office/drawing/2016/5/14/chartex" xmlns:mc="http://schemas.openxmlformats.org/markup-compatibility/2006" xmlns:aink="http://schemas.microsoft.com/office/drawing/2016/ink" xmlns:am3d="http://schemas.microsoft.com/office/drawing/2017/model3d" xmlns:o="urn:schemas-microsoft-com:office:office" xmlns:oel="http://schemas.microsoft.com/office/2019/extlst" xmlns:r="http://schemas.openxmlformats.org/officeDocument/2006/relationships" xmlns:m="http://schemas.openxmlformats.org/officeDocument/2006/math" xmlns:v="urn:schemas-microsoft-com:vml" xmlns:wp14="http://schemas.microsoft.com/office/word/2010/wordprocessingDrawing" xmlns:wp="http://schemas.openxmlformats.org/drawingml/2006/wordprocessingDrawing" xmlns:w10="urn:schemas-microsoft-com:office:word" xmlns:w="http://schemas.openxmlformats.org/wordprocessingml/2006/main" xmlns:w14="http://schemas.microsoft.com/office/word/2010/wordml" xmlns:w15="http://schemas.microsoft.com/office/word/2012/wordml" xmlns:w16cex="http://schemas.microsoft.com/office/word/2018/wordml/cex" xmlns:w16cid="http://schemas.microsoft.com/office/word/2016/wordml/cid" xmlns:w16="http://schemas.microsoft.com/office/word/2018/wordml" xmlns:w16du="http://schemas.microsoft.com/office/word/2023/wordml/word16du" xmlns:w16sdtdh="http://schemas.microsoft.com/office/word/2020/wordml/sdtdatahash" xmlns:w16sdtfl="http://schemas.microsoft.com/office/word/2024/wordml/sdtformatlock" xmlns:w16se="http://schemas.microsoft.com/office/word/2015/wordml/symex" xmlns:wpg="http://schemas.microsoft.com/office/word/2010/wordprocessingGroup" xmlns:wpi="http://schemas.microsoft.com/office/word/2010/wordprocessingInk" xmlns:wne="http://schemas.microsoft.com/office/word/2006/wordml" xmlns:wps="http://schemas.microsoft.com/office/word/2010/wordprocessingShape" mc:Ignorable="w14 w15 w16se w16cid w16 w16cex w16sdtdh w16sdtfl w16du wp14">
+  <w:endnote w:type="separator" w:id="-1">
+    <w:p>
+      <w:pPr>
+        <w:spacing w:line="240" w:lineRule="auto"/>
+      </w:pPr>
+      <w:r>
+        <w:separator/>
+      </w:r>
+    </w:p>
+  </w:endnote>
+  <w:endnote w:type="continuationSeparator" w:id="0">
+    <w:p>
+      <w:pPr>
+        <w:spacing w:line="240" w:lineRule="auto"/>
+      </w:pPr>
+      <w:r>
+        <w:continuationSeparator/>
+      </w:r>
+    </w:p>
+  </w:endnote>
+</w:endnotes>
+</file>
+
+<file path=word/footnotes.xml><?xml version="1.0" encoding="utf-8"?>
+<w:footnotes xmlns:wpc="http://schemas.microsoft.com/office/word/2010/wordprocessingCanvas" xmlns:cx="http://schemas.microsoft.com/office/drawing/2014/chartex" xmlns:cx1="http://schemas.microsoft.com/office/drawing/2015/9/8/chartex" xmlns:cx2="http://schemas.microsoft.com/office/drawing/2015/10/21/chartex" xmlns:cx3="http://schemas.microsoft.com/office/drawing/2016/5/9/chartex" xmlns:cx4="http://schemas.microsoft.com/office/drawing/2016/5/10/chartex" xmlns:cx5="http://schemas.microsoft.com/office/drawing/2016/5/11/chartex" xmlns:cx6="http://schemas.microsoft.com/office/drawing/2016/5/12/chartex" xmlns:cx7="http://schemas.microsoft.com/office/drawing/2016/5/13/chartex" xmlns:cx8="http://schemas.microsoft.com/office/drawing/2016/5/14/chartex" xmlns:mc="http://schemas.openxmlformats.org/markup-compatibility/2006" xmlns:aink="http://schemas.microsoft.com/office/drawing/2016/ink" xmlns:am3d="http://schemas.microsoft.com/office/drawing/2017/model3d" xmlns:o="urn:schemas-microsoft-com:office:office" xmlns:oel="http://schemas.microsoft.com/office/2019/extlst" xmlns:r="http://schemas.openxmlformats.org/officeDocument/2006/relationships" xmlns:m="http://schemas.openxmlformats.org/officeDocument/2006/math" xmlns:v="urn:schemas-microsoft-com:vml" xmlns:wp14="http://schemas.microsoft.com/office/word/2010/wordprocessingDrawing" xmlns:wp="http://schemas.openxmlformats.org/drawingml/2006/wordprocessingDrawing" xmlns:w10="urn:schemas-microsoft-com:office:word" xmlns:w="http://schemas.openxmlformats.org/wordprocessingml/2006/main" xmlns:w14="http://schemas.microsoft.com/office/word/2010/wordml" xmlns:w15="http://schemas.microsoft.com/office/word/2012/wordml" xmlns:w16cex="http://schemas.microsoft.com/office/word/2018/wordml/cex" xmlns:w16cid="http://schemas.microsoft.com/office/word/2016/wordml/cid" xmlns:w16="http://schemas.microsoft.com/office/word/2018/wordml" xmlns:w16du="http://schemas.microsoft.com/office/word/2023/wordml/word16du" xmlns:w16sdtdh="http://schemas.microsoft.com/office/word/2020/wordml/sdtdatahash" xmlns:w16sdtfl="http://schemas.microsoft.com/office/word/2024/wordml/sdtformatlock" xmlns:w16se="http://schemas.microsoft.com/office/word/2015/wordml/symex" xmlns:wpg="http://schemas.microsoft.com/office/word/2010/wordprocessingGroup" xmlns:wpi="http://schemas.microsoft.com/office/word/2010/wordprocessingInk" xmlns:wne="http://schemas.microsoft.com/office/word/2006/wordml" xmlns:wps="http://schemas.microsoft.com/office/word/2010/wordprocessingShape" mc:Ignorable="w14 w15 w16se w16cid w16 w16cex w16sdtdh w16sdtfl w16du wp14">
+  <w:footnote w:type="separator" w:id="-1">
+    <w:p>
+      <w:pPr>
+        <w:spacing w:line="240" w:lineRule="auto"/>
+      </w:pPr>
+      <w:r>
+        <w:separator/>
+      </w:r>
+    </w:p>
+  </w:footnote>
+  <w:footnote w:type="continuationSeparator" w:id="0">
+    <w:p>
+      <w:pPr>
+        <w:spacing w:line="240" w:lineRule="auto"/>
+      </w:pPr>
+      <w:r>
+        <w:continuationSeparator/>
+      </w:r>
+    </w:p>
+  </w:footnote>
+</w:footnotes>
+</file>
+
 <file path=word/header1.xml><?xml version="1.0" encoding="utf-8"?>
-<w:hdr xmlns:o="urn:schemas-microsoft-com:office:office" xmlns:r="http://schemas.openxmlformats.org/officeDocument/2006/relationships" xmlns:v="urn:schemas-microsoft-com:vml" xmlns:w="http://schemas.openxmlformats.org/wordprocessingml/2006/main" xmlns:w10="urn:schemas-microsoft-com:office:word" xmlns:wp="http://schemas.openxmlformats.org/drawingml/2006/wordprocessingDrawing" xmlns:wps="http://schemas.microsoft.com/office/word/2010/wordprocessingShape" xmlns:wpg="http://schemas.microsoft.com/office/word/2010/wordprocessingGroup" xmlns:mc="http://schemas.openxmlformats.org/markup-compatibility/2006" xmlns:wp14="http://schemas.microsoft.com/office/word/2010/wordprocessingDrawing" xmlns:w14="http://schemas.microsoft.com/office/word/2010/wordml" xmlns:w15="http://schemas.microsoft.com/office/word/2012/wordml" mc:Ignorable="w14 wp14 w15">
+<w:hdr xmlns:wpc="http://schemas.microsoft.com/office/word/2010/wordprocessingCanvas" xmlns:cx="http://schemas.microsoft.com/office/drawing/2014/chartex" xmlns:cx1="http://schemas.microsoft.com/office/drawing/2015/9/8/chartex" xmlns:cx2="http://schemas.microsoft.com/office/drawing/2015/10/21/chartex" xmlns:cx3="http://schemas.microsoft.com/office/drawing/2016/5/9/chartex" xmlns:cx4="http://schemas.microsoft.com/office/drawing/2016/5/10/chartex" xmlns:cx5="http://schemas.microsoft.com/office/drawing/2016/5/11/chartex" xmlns:cx6="http://schemas.microsoft.com/office/drawing/2016/5/12/chartex" xmlns:cx7="http://schemas.microsoft.com/office/drawing/2016/5/13/chartex" xmlns:cx8="http://schemas.microsoft.com/office/drawing/2016/5/14/chartex" xmlns:mc="http://schemas.openxmlformats.org/markup-compatibility/2006" xmlns:aink="http://schemas.microsoft.com/office/drawing/2016/ink" xmlns:am3d="http://schemas.microsoft.com/office/drawing/2017/model3d" xmlns:o="urn:schemas-microsoft-com:office:office" xmlns:oel="http://schemas.microsoft.com/office/2019/extlst" xmlns:r="http://schemas.openxmlformats.org/officeDocument/2006/relationships" xmlns:m="http://schemas.openxmlformats.org/officeDocument/2006/math" xmlns:v="urn:schemas-microsoft-com:vml" xmlns:wp14="http://schemas.microsoft.com/office/word/2010/wordprocessingDrawing" xmlns:wp="http://schemas.openxmlformats.org/drawingml/2006/wordprocessingDrawing" xmlns:w10="urn:schemas-microsoft-com:office:word" xmlns:w="http://schemas.openxmlformats.org/wordprocessingml/2006/main" xmlns:w14="http://schemas.microsoft.com/office/word/2010/wordml" xmlns:w15="http://schemas.microsoft.com/office/word/2012/wordml" xmlns:w16cex="http://schemas.microsoft.com/office/word/2018/wordml/cex" xmlns:w16cid="http://schemas.microsoft.com/office/word/2016/wordml/cid" xmlns:w16="http://schemas.microsoft.com/office/word/2018/wordml" xmlns:w16du="http://schemas.microsoft.com/office/word/2023/wordml/word16du" xmlns:w16sdtdh="http://schemas.microsoft.com/office/word/2020/wordml/sdtdatahash" xmlns:w16sdtfl="http://schemas.microsoft.com/office/word/2024/wordml/sdtformatlock" xmlns:w16se="http://schemas.microsoft.com/office/word/2015/wordml/symex" xmlns:wpg="http://schemas.microsoft.com/office/word/2010/wordprocessingGroup" xmlns:wpi="http://schemas.microsoft.com/office/word/2010/wordprocessingInk" xmlns:wne="http://schemas.microsoft.com/office/word/2006/wordml" xmlns:wps="http://schemas.microsoft.com/office/word/2010/wordprocessingShape" mc:Ignorable="w14 w15 w16se w16cid w16 w16cex w16sdtdh w16sdtfl w16du wp14">
   <w:p>
     <w:pPr>
       <w:pStyle w:val="Header"/>
-      <w:rPr/>
     </w:pPr>
-    <w:r>
-      <w:rPr/>
-    </w:r>
   </w:p>
 </w:hdr>
 </file>
 
 <file path=word/header2.xml><?xml version="1.0" encoding="utf-8"?>
-<w:hdr xmlns:o="urn:schemas-microsoft-com:office:office" xmlns:r="http://schemas.openxmlformats.org/officeDocument/2006/relationships" xmlns:v="urn:schemas-microsoft-com:vml" xmlns:w="http://schemas.openxmlformats.org/wordprocessingml/2006/main" xmlns:w10="urn:schemas-microsoft-com:office:word" xmlns:wp="http://schemas.openxmlformats.org/drawingml/2006/wordprocessingDrawing" xmlns:wps="http://schemas.microsoft.com/office/word/2010/wordprocessingShape" xmlns:wpg="http://schemas.microsoft.com/office/word/2010/wordprocessingGroup" xmlns:mc="http://schemas.openxmlformats.org/markup-compatibility/2006" xmlns:wp14="http://schemas.microsoft.com/office/word/2010/wordprocessingDrawing" xmlns:w14="http://schemas.microsoft.com/office/word/2010/wordml" xmlns:w15="http://schemas.microsoft.com/office/word/2012/wordml" mc:Ignorable="w14 wp14 w15">
+<w:hdr xmlns:wpc="http://schemas.microsoft.com/office/word/2010/wordprocessingCanvas" xmlns:cx="http://schemas.microsoft.com/office/drawing/2014/chartex" xmlns:cx1="http://schemas.microsoft.com/office/drawing/2015/9/8/chartex" xmlns:cx2="http://schemas.microsoft.com/office/drawing/2015/10/21/chartex" xmlns:cx3="http://schemas.microsoft.com/office/drawing/2016/5/9/chartex" xmlns:cx4="http://schemas.microsoft.com/office/drawing/2016/5/10/chartex" xmlns:cx5="http://schemas.microsoft.com/office/drawing/2016/5/11/chartex" xmlns:cx6="http://schemas.microsoft.com/office/drawing/2016/5/12/chartex" xmlns:cx7="http://schemas.microsoft.com/office/drawing/2016/5/13/chartex" xmlns:cx8="http://schemas.microsoft.com/office/drawing/2016/5/14/chartex" xmlns:mc="http://schemas.openxmlformats.org/markup-compatibility/2006" xmlns:aink="http://schemas.microsoft.com/office/drawing/2016/ink" xmlns:am3d="http://schemas.microsoft.com/office/drawing/2017/model3d" xmlns:o="urn:schemas-microsoft-com:office:office" xmlns:oel="http://schemas.microsoft.com/office/2019/extlst" xmlns:r="http://schemas.openxmlformats.org/officeDocument/2006/relationships" xmlns:m="http://schemas.openxmlformats.org/officeDocument/2006/math" xmlns:v="urn:schemas-microsoft-com:vml" xmlns:wp14="http://schemas.microsoft.com/office/word/2010/wordprocessingDrawing" xmlns:wp="http://schemas.openxmlformats.org/drawingml/2006/wordprocessingDrawing" xmlns:w10="urn:schemas-microsoft-com:office:word" xmlns:w="http://schemas.openxmlformats.org/wordprocessingml/2006/main" xmlns:w14="http://schemas.microsoft.com/office/word/2010/wordml" xmlns:w15="http://schemas.microsoft.com/office/word/2012/wordml" xmlns:w16cex="http://schemas.microsoft.com/office/word/2018/wordml/cex" xmlns:w16cid="http://schemas.microsoft.com/office/word/2016/wordml/cid" xmlns:w16="http://schemas.microsoft.com/office/word/2018/wordml" xmlns:w16du="http://schemas.microsoft.com/office/word/2023/wordml/word16du" xmlns:w16sdtdh="http://schemas.microsoft.com/office/word/2020/wordml/sdtdatahash" xmlns:w16sdtfl="http://schemas.microsoft.com/office/word/2024/wordml/sdtformatlock" xmlns:w16se="http://schemas.microsoft.com/office/word/2015/wordml/symex" xmlns:wpg="http://schemas.microsoft.com/office/word/2010/wordprocessingGroup" xmlns:wpi="http://schemas.microsoft.com/office/word/2010/wordprocessingInk" xmlns:wne="http://schemas.microsoft.com/office/word/2006/wordml" xmlns:wps="http://schemas.microsoft.com/office/word/2010/wordprocessingShape" mc:Ignorable="w14 w15 w16se w16cid w16 w16cex w16sdtdh w16sdtfl w16du wp14">
   <w:p>
     <w:pPr>
       <w:pStyle w:val="Header"/>
-      <w:jc w:val="end"/>
-      <w:rPr/>
+      <w:jc w:val="right"/>
     </w:pPr>
     <w:r>
-      <w:rPr/>
       <w:fldChar w:fldCharType="begin"/>
     </w:r>
     <w:r>
-      <w:rPr/>
       <w:instrText xml:space="preserve"> PAGE </w:instrText>
     </w:r>
     <w:r>
-      <w:rPr/>
       <w:fldChar w:fldCharType="separate"/>
     </w:r>
     <w:r>
-      <w:rPr/>
       <w:t>4</w:t>
     </w:r>
     <w:r>
-      <w:rPr/>
       <w:fldChar w:fldCharType="end"/>
     </w:r>
   </w:p>
@@ -1582,31 +4380,25 @@
 </file>
 
 <file path=word/header3.xml><?xml version="1.0" encoding="utf-8"?>
-<w:hdr xmlns:o="urn:schemas-microsoft-com:office:office" xmlns:r="http://schemas.openxmlformats.org/officeDocument/2006/relationships" xmlns:v="urn:schemas-microsoft-com:vml" xmlns:w="http://schemas.openxmlformats.org/wordprocessingml/2006/main" xmlns:w10="urn:schemas-microsoft-com:office:word" xmlns:wp="http://schemas.openxmlformats.org/drawingml/2006/wordprocessingDrawing" xmlns:wps="http://schemas.microsoft.com/office/word/2010/wordprocessingShape" xmlns:wpg="http://schemas.microsoft.com/office/word/2010/wordprocessingGroup" xmlns:mc="http://schemas.openxmlformats.org/markup-compatibility/2006" xmlns:wp14="http://schemas.microsoft.com/office/word/2010/wordprocessingDrawing" xmlns:w14="http://schemas.microsoft.com/office/word/2010/wordml" xmlns:w15="http://schemas.microsoft.com/office/word/2012/wordml" mc:Ignorable="w14 wp14 w15">
+<w:hdr xmlns:wpc="http://schemas.microsoft.com/office/word/2010/wordprocessingCanvas" xmlns:cx="http://schemas.microsoft.com/office/drawing/2014/chartex" xmlns:cx1="http://schemas.microsoft.com/office/drawing/2015/9/8/chartex" xmlns:cx2="http://schemas.microsoft.com/office/drawing/2015/10/21/chartex" xmlns:cx3="http://schemas.microsoft.com/office/drawing/2016/5/9/chartex" xmlns:cx4="http://schemas.microsoft.com/office/drawing/2016/5/10/chartex" xmlns:cx5="http://schemas.microsoft.com/office/drawing/2016/5/11/chartex" xmlns:cx6="http://schemas.microsoft.com/office/drawing/2016/5/12/chartex" xmlns:cx7="http://schemas.microsoft.com/office/drawing/2016/5/13/chartex" xmlns:cx8="http://schemas.microsoft.com/office/drawing/2016/5/14/chartex" xmlns:mc="http://schemas.openxmlformats.org/markup-compatibility/2006" xmlns:aink="http://schemas.microsoft.com/office/drawing/2016/ink" xmlns:am3d="http://schemas.microsoft.com/office/drawing/2017/model3d" xmlns:o="urn:schemas-microsoft-com:office:office" xmlns:oel="http://schemas.microsoft.com/office/2019/extlst" xmlns:r="http://schemas.openxmlformats.org/officeDocument/2006/relationships" xmlns:m="http://schemas.openxmlformats.org/officeDocument/2006/math" xmlns:v="urn:schemas-microsoft-com:vml" xmlns:wp14="http://schemas.microsoft.com/office/word/2010/wordprocessingDrawing" xmlns:wp="http://schemas.openxmlformats.org/drawingml/2006/wordprocessingDrawing" xmlns:w10="urn:schemas-microsoft-com:office:word" xmlns:w="http://schemas.openxmlformats.org/wordprocessingml/2006/main" xmlns:w14="http://schemas.microsoft.com/office/word/2010/wordml" xmlns:w15="http://schemas.microsoft.com/office/word/2012/wordml" xmlns:w16cex="http://schemas.microsoft.com/office/word/2018/wordml/cex" xmlns:w16cid="http://schemas.microsoft.com/office/word/2016/wordml/cid" xmlns:w16="http://schemas.microsoft.com/office/word/2018/wordml" xmlns:w16du="http://schemas.microsoft.com/office/word/2023/wordml/word16du" xmlns:w16sdtdh="http://schemas.microsoft.com/office/word/2020/wordml/sdtdatahash" xmlns:w16sdtfl="http://schemas.microsoft.com/office/word/2024/wordml/sdtformatlock" xmlns:w16se="http://schemas.microsoft.com/office/word/2015/wordml/symex" xmlns:wpg="http://schemas.microsoft.com/office/word/2010/wordprocessingGroup" xmlns:wpi="http://schemas.microsoft.com/office/word/2010/wordprocessingInk" xmlns:wne="http://schemas.microsoft.com/office/word/2006/wordml" xmlns:wps="http://schemas.microsoft.com/office/word/2010/wordprocessingShape" mc:Ignorable="w14 w15 w16se w16cid w16 w16cex w16sdtdh w16sdtfl w16du wp14">
   <w:p>
     <w:pPr>
       <w:pStyle w:val="Header"/>
-      <w:jc w:val="end"/>
-      <w:rPr/>
+      <w:jc w:val="right"/>
     </w:pPr>
     <w:r>
-      <w:rPr/>
       <w:fldChar w:fldCharType="begin"/>
     </w:r>
     <w:r>
-      <w:rPr/>
       <w:instrText xml:space="preserve"> PAGE </w:instrText>
     </w:r>
     <w:r>
-      <w:rPr/>
       <w:fldChar w:fldCharType="separate"/>
     </w:r>
     <w:r>
-      <w:rPr/>
       <w:t>4</w:t>
     </w:r>
     <w:r>
-      <w:rPr/>
       <w:fldChar w:fldCharType="end"/>
     </w:r>
   </w:p>
@@ -1614,704 +4406,135 @@
 </file>
 
 <file path=word/numbering.xml><?xml version="1.0" encoding="utf-8"?>
-<w:numbering xmlns:w="http://schemas.openxmlformats.org/wordprocessingml/2006/main" xmlns:o="urn:schemas-microsoft-com:office:office" xmlns:r="http://schemas.openxmlformats.org/officeDocument/2006/relationships" xmlns:v="urn:schemas-microsoft-com:vml" xmlns:mc="http://schemas.openxmlformats.org/markup-compatibility/2006" xmlns:w14="http://schemas.microsoft.com/office/word/2010/wordml" mc:Ignorable="w14">
-  <w:abstractNum w:abstractNumId="1">
+<w:numbering xmlns:wpc="http://schemas.microsoft.com/office/word/2010/wordprocessingCanvas" xmlns:cx="http://schemas.microsoft.com/office/drawing/2014/chartex" xmlns:cx1="http://schemas.microsoft.com/office/drawing/2015/9/8/chartex" xmlns:cx2="http://schemas.microsoft.com/office/drawing/2015/10/21/chartex" xmlns:cx3="http://schemas.microsoft.com/office/drawing/2016/5/9/chartex" xmlns:cx4="http://schemas.microsoft.com/office/drawing/2016/5/10/chartex" xmlns:cx5="http://schemas.microsoft.com/office/drawing/2016/5/11/chartex" xmlns:cx6="http://schemas.microsoft.com/office/drawing/2016/5/12/chartex" xmlns:cx7="http://schemas.microsoft.com/office/drawing/2016/5/13/chartex" xmlns:cx8="http://schemas.microsoft.com/office/drawing/2016/5/14/chartex" xmlns:mc="http://schemas.openxmlformats.org/markup-compatibility/2006" xmlns:aink="http://schemas.microsoft.com/office/drawing/2016/ink" xmlns:am3d="http://schemas.microsoft.com/office/drawing/2017/model3d" xmlns:o="urn:schemas-microsoft-com:office:office" xmlns:oel="http://schemas.microsoft.com/office/2019/extlst" xmlns:r="http://schemas.openxmlformats.org/officeDocument/2006/relationships" xmlns:m="http://schemas.openxmlformats.org/officeDocument/2006/math" xmlns:v="urn:schemas-microsoft-com:vml" xmlns:wp14="http://schemas.microsoft.com/office/word/2010/wordprocessingDrawing" xmlns:wp="http://schemas.openxmlformats.org/drawingml/2006/wordprocessingDrawing" xmlns:w10="urn:schemas-microsoft-com:office:word" xmlns:w="http://schemas.openxmlformats.org/wordprocessingml/2006/main" xmlns:w14="http://schemas.microsoft.com/office/word/2010/wordml" xmlns:w15="http://schemas.microsoft.com/office/word/2012/wordml" xmlns:w16cex="http://schemas.microsoft.com/office/word/2018/wordml/cex" xmlns:w16cid="http://schemas.microsoft.com/office/word/2016/wordml/cid" xmlns:w16="http://schemas.microsoft.com/office/word/2018/wordml" xmlns:w16du="http://schemas.microsoft.com/office/word/2023/wordml/word16du" xmlns:w16sdtdh="http://schemas.microsoft.com/office/word/2020/wordml/sdtdatahash" xmlns:w16sdtfl="http://schemas.microsoft.com/office/word/2024/wordml/sdtformatlock" xmlns:w16se="http://schemas.microsoft.com/office/word/2015/wordml/symex" xmlns:wpg="http://schemas.microsoft.com/office/word/2010/wordprocessingGroup" xmlns:wpi="http://schemas.microsoft.com/office/word/2010/wordprocessingInk" xmlns:wne="http://schemas.microsoft.com/office/word/2006/wordml" xmlns:wps="http://schemas.microsoft.com/office/word/2010/wordprocessingShape" mc:Ignorable="w14 w15 w16se w16cid w16 w16cex w16sdtdh w16sdtfl w16du wp14">
+  <w:abstractNum w:abstractNumId="0" w15:restartNumberingAfterBreak="0">
+    <w:nsid w:val="043D59A5"/>
+    <w:multiLevelType w:val="multilevel"/>
+    <w:tmpl w:val="C390E736"/>
     <w:lvl w:ilvl="0">
       <w:start w:val="1"/>
-      <w:numFmt w:val="bullet"/>
-      <w:lvlText w:val=""/>
-      <w:lvlJc w:val="start"/>
-      <w:pPr>
-        <w:tabs>
-          <w:tab w:val="num" w:pos="709"/>
-        </w:tabs>
-        <w:ind w:start="709" w:hanging="283"/>
-      </w:pPr>
-      <w:rPr>
-        <w:rFonts w:ascii="Symbol" w:hAnsi="Symbol" w:cs="Symbol" w:hint="default"/>
-      </w:rPr>
-    </w:lvl>
-    <w:lvl w:ilvl="1">
-      <w:start w:val="1"/>
-      <w:numFmt w:val="bullet"/>
-      <w:lvlText w:val=""/>
-      <w:lvlJc w:val="start"/>
-      <w:pPr>
-        <w:tabs>
-          <w:tab w:val="num" w:pos="1418"/>
-        </w:tabs>
-        <w:ind w:start="1418" w:hanging="283"/>
-      </w:pPr>
-      <w:rPr>
-        <w:rFonts w:ascii="Symbol" w:hAnsi="Symbol" w:cs="Symbol" w:hint="default"/>
-      </w:rPr>
-    </w:lvl>
-    <w:lvl w:ilvl="2">
-      <w:start w:val="1"/>
-      <w:numFmt w:val="bullet"/>
-      <w:lvlText w:val=""/>
-      <w:lvlJc w:val="start"/>
-      <w:pPr>
-        <w:tabs>
-          <w:tab w:val="num" w:pos="2127"/>
-        </w:tabs>
-        <w:ind w:start="2127" w:hanging="283"/>
-      </w:pPr>
-      <w:rPr>
-        <w:rFonts w:ascii="Symbol" w:hAnsi="Symbol" w:cs="Symbol" w:hint="default"/>
-      </w:rPr>
-    </w:lvl>
-    <w:lvl w:ilvl="3">
-      <w:start w:val="1"/>
-      <w:numFmt w:val="bullet"/>
-      <w:lvlText w:val=""/>
-      <w:lvlJc w:val="start"/>
-      <w:pPr>
-        <w:tabs>
-          <w:tab w:val="num" w:pos="2836"/>
-        </w:tabs>
-        <w:ind w:start="2836" w:hanging="283"/>
-      </w:pPr>
-      <w:rPr>
-        <w:rFonts w:ascii="Symbol" w:hAnsi="Symbol" w:cs="Symbol" w:hint="default"/>
-      </w:rPr>
-    </w:lvl>
-    <w:lvl w:ilvl="4">
-      <w:start w:val="1"/>
-      <w:numFmt w:val="bullet"/>
-      <w:lvlText w:val=""/>
-      <w:lvlJc w:val="start"/>
-      <w:pPr>
-        <w:tabs>
-          <w:tab w:val="num" w:pos="3545"/>
-        </w:tabs>
-        <w:ind w:start="3545" w:hanging="283"/>
-      </w:pPr>
-      <w:rPr>
-        <w:rFonts w:ascii="Symbol" w:hAnsi="Symbol" w:cs="Symbol" w:hint="default"/>
-      </w:rPr>
-    </w:lvl>
-    <w:lvl w:ilvl="5">
-      <w:start w:val="1"/>
-      <w:numFmt w:val="bullet"/>
-      <w:lvlText w:val=""/>
-      <w:lvlJc w:val="start"/>
-      <w:pPr>
-        <w:tabs>
-          <w:tab w:val="num" w:pos="4254"/>
-        </w:tabs>
-        <w:ind w:start="4254" w:hanging="283"/>
-      </w:pPr>
-      <w:rPr>
-        <w:rFonts w:ascii="Symbol" w:hAnsi="Symbol" w:cs="Symbol" w:hint="default"/>
-      </w:rPr>
-    </w:lvl>
-    <w:lvl w:ilvl="6">
-      <w:start w:val="1"/>
-      <w:numFmt w:val="bullet"/>
-      <w:lvlText w:val=""/>
-      <w:lvlJc w:val="start"/>
-      <w:pPr>
-        <w:tabs>
-          <w:tab w:val="num" w:pos="4963"/>
-        </w:tabs>
-        <w:ind w:start="4963" w:hanging="283"/>
-      </w:pPr>
-      <w:rPr>
-        <w:rFonts w:ascii="Symbol" w:hAnsi="Symbol" w:cs="Symbol" w:hint="default"/>
-      </w:rPr>
-    </w:lvl>
-    <w:lvl w:ilvl="7">
-      <w:start w:val="1"/>
-      <w:numFmt w:val="bullet"/>
-      <w:lvlText w:val=""/>
-      <w:lvlJc w:val="start"/>
-      <w:pPr>
-        <w:tabs>
-          <w:tab w:val="num" w:pos="5672"/>
-        </w:tabs>
-        <w:ind w:start="5672" w:hanging="283"/>
-      </w:pPr>
-      <w:rPr>
-        <w:rFonts w:ascii="Symbol" w:hAnsi="Symbol" w:cs="Symbol" w:hint="default"/>
-      </w:rPr>
-    </w:lvl>
-    <w:lvl w:ilvl="8">
-      <w:start w:val="1"/>
-      <w:numFmt w:val="bullet"/>
-      <w:lvlText w:val=""/>
-      <w:lvlJc w:val="start"/>
-      <w:pPr>
-        <w:tabs>
-          <w:tab w:val="num" w:pos="6381"/>
-        </w:tabs>
-        <w:ind w:start="6381" w:hanging="283"/>
-      </w:pPr>
-      <w:rPr>
-        <w:rFonts w:ascii="Symbol" w:hAnsi="Symbol" w:cs="Symbol" w:hint="default"/>
-      </w:rPr>
+      <w:numFmt w:val="decimal"/>
+      <w:lvlText w:val="%1."/>
+      <w:lvlJc w:val="left"/>
+      <w:pPr>
+        <w:tabs>
+          <w:tab w:val="num" w:pos="720"/>
+        </w:tabs>
+        <w:ind w:left="720" w:hanging="360"/>
+      </w:pPr>
+    </w:lvl>
+    <w:lvl w:ilvl="1" w:tentative="1">
+      <w:start w:val="1"/>
+      <w:numFmt w:val="decimal"/>
+      <w:lvlText w:val="%2."/>
+      <w:lvlJc w:val="left"/>
+      <w:pPr>
+        <w:tabs>
+          <w:tab w:val="num" w:pos="1440"/>
+        </w:tabs>
+        <w:ind w:left="1440" w:hanging="360"/>
+      </w:pPr>
+    </w:lvl>
+    <w:lvl w:ilvl="2" w:tentative="1">
+      <w:start w:val="1"/>
+      <w:numFmt w:val="decimal"/>
+      <w:lvlText w:val="%3."/>
+      <w:lvlJc w:val="left"/>
+      <w:pPr>
+        <w:tabs>
+          <w:tab w:val="num" w:pos="2160"/>
+        </w:tabs>
+        <w:ind w:left="2160" w:hanging="360"/>
+      </w:pPr>
+    </w:lvl>
+    <w:lvl w:ilvl="3" w:tentative="1">
+      <w:start w:val="1"/>
+      <w:numFmt w:val="decimal"/>
+      <w:lvlText w:val="%4."/>
+      <w:lvlJc w:val="left"/>
+      <w:pPr>
+        <w:tabs>
+          <w:tab w:val="num" w:pos="2880"/>
+        </w:tabs>
+        <w:ind w:left="2880" w:hanging="360"/>
+      </w:pPr>
+    </w:lvl>
+    <w:lvl w:ilvl="4" w:tentative="1">
+      <w:start w:val="1"/>
+      <w:numFmt w:val="decimal"/>
+      <w:lvlText w:val="%5."/>
+      <w:lvlJc w:val="left"/>
+      <w:pPr>
+        <w:tabs>
+          <w:tab w:val="num" w:pos="3600"/>
+        </w:tabs>
+        <w:ind w:left="3600" w:hanging="360"/>
+      </w:pPr>
+    </w:lvl>
+    <w:lvl w:ilvl="5" w:tentative="1">
+      <w:start w:val="1"/>
+      <w:numFmt w:val="decimal"/>
+      <w:lvlText w:val="%6."/>
+      <w:lvlJc w:val="left"/>
+      <w:pPr>
+        <w:tabs>
+          <w:tab w:val="num" w:pos="4320"/>
+        </w:tabs>
+        <w:ind w:left="4320" w:hanging="360"/>
+      </w:pPr>
+    </w:lvl>
+    <w:lvl w:ilvl="6" w:tentative="1">
+      <w:start w:val="1"/>
+      <w:numFmt w:val="decimal"/>
+      <w:lvlText w:val="%7."/>
+      <w:lvlJc w:val="left"/>
+      <w:pPr>
+        <w:tabs>
+          <w:tab w:val="num" w:pos="5040"/>
+        </w:tabs>
+        <w:ind w:left="5040" w:hanging="360"/>
+      </w:pPr>
+    </w:lvl>
+    <w:lvl w:ilvl="7" w:tentative="1">
+      <w:start w:val="1"/>
+      <w:numFmt w:val="decimal"/>
+      <w:lvlText w:val="%8."/>
+      <w:lvlJc w:val="left"/>
+      <w:pPr>
+        <w:tabs>
+          <w:tab w:val="num" w:pos="5760"/>
+        </w:tabs>
+        <w:ind w:left="5760" w:hanging="360"/>
+      </w:pPr>
+    </w:lvl>
+    <w:lvl w:ilvl="8" w:tentative="1">
+      <w:start w:val="1"/>
+      <w:numFmt w:val="decimal"/>
+      <w:lvlText w:val="%9."/>
+      <w:lvlJc w:val="left"/>
+      <w:pPr>
+        <w:tabs>
+          <w:tab w:val="num" w:pos="6480"/>
+        </w:tabs>
+        <w:ind w:left="6480" w:hanging="360"/>
+      </w:pPr>
     </w:lvl>
   </w:abstractNum>
-  <w:abstractNum w:abstractNumId="2">
-    <w:lvl w:ilvl="0">
-      <w:start w:val="1"/>
-      <w:numFmt w:val="bullet"/>
-      <w:lvlText w:val=""/>
-      <w:lvlJc w:val="start"/>
-      <w:pPr>
-        <w:tabs>
-          <w:tab w:val="num" w:pos="709"/>
-        </w:tabs>
-        <w:ind w:start="709" w:hanging="283"/>
-      </w:pPr>
-      <w:rPr>
-        <w:rFonts w:ascii="Symbol" w:hAnsi="Symbol" w:cs="Symbol" w:hint="default"/>
-      </w:rPr>
-    </w:lvl>
-    <w:lvl w:ilvl="1">
-      <w:start w:val="1"/>
-      <w:numFmt w:val="bullet"/>
-      <w:lvlText w:val=""/>
-      <w:lvlJc w:val="start"/>
-      <w:pPr>
-        <w:tabs>
-          <w:tab w:val="num" w:pos="1418"/>
-        </w:tabs>
-        <w:ind w:start="1418" w:hanging="283"/>
-      </w:pPr>
-      <w:rPr>
-        <w:rFonts w:ascii="Symbol" w:hAnsi="Symbol" w:cs="Symbol" w:hint="default"/>
-      </w:rPr>
-    </w:lvl>
-    <w:lvl w:ilvl="2">
-      <w:start w:val="1"/>
-      <w:numFmt w:val="bullet"/>
-      <w:lvlText w:val=""/>
-      <w:lvlJc w:val="start"/>
-      <w:pPr>
-        <w:tabs>
-          <w:tab w:val="num" w:pos="2127"/>
-        </w:tabs>
-        <w:ind w:start="2127" w:hanging="283"/>
-      </w:pPr>
-      <w:rPr>
-        <w:rFonts w:ascii="Symbol" w:hAnsi="Symbol" w:cs="Symbol" w:hint="default"/>
-      </w:rPr>
-    </w:lvl>
-    <w:lvl w:ilvl="3">
-      <w:start w:val="1"/>
-      <w:numFmt w:val="bullet"/>
-      <w:lvlText w:val=""/>
-      <w:lvlJc w:val="start"/>
-      <w:pPr>
-        <w:tabs>
-          <w:tab w:val="num" w:pos="2836"/>
-        </w:tabs>
-        <w:ind w:start="2836" w:hanging="283"/>
-      </w:pPr>
-      <w:rPr>
-        <w:rFonts w:ascii="Symbol" w:hAnsi="Symbol" w:cs="Symbol" w:hint="default"/>
-      </w:rPr>
-    </w:lvl>
-    <w:lvl w:ilvl="4">
-      <w:start w:val="1"/>
-      <w:numFmt w:val="bullet"/>
-      <w:lvlText w:val=""/>
-      <w:lvlJc w:val="start"/>
-      <w:pPr>
-        <w:tabs>
-          <w:tab w:val="num" w:pos="3545"/>
-        </w:tabs>
-        <w:ind w:start="3545" w:hanging="283"/>
-      </w:pPr>
-      <w:rPr>
-        <w:rFonts w:ascii="Symbol" w:hAnsi="Symbol" w:cs="Symbol" w:hint="default"/>
-      </w:rPr>
-    </w:lvl>
-    <w:lvl w:ilvl="5">
-      <w:start w:val="1"/>
-      <w:numFmt w:val="bullet"/>
-      <w:lvlText w:val=""/>
-      <w:lvlJc w:val="start"/>
-      <w:pPr>
-        <w:tabs>
-          <w:tab w:val="num" w:pos="4254"/>
-        </w:tabs>
-        <w:ind w:start="4254" w:hanging="283"/>
-      </w:pPr>
-      <w:rPr>
-        <w:rFonts w:ascii="Symbol" w:hAnsi="Symbol" w:cs="Symbol" w:hint="default"/>
-      </w:rPr>
-    </w:lvl>
-    <w:lvl w:ilvl="6">
-      <w:start w:val="1"/>
-      <w:numFmt w:val="bullet"/>
-      <w:lvlText w:val=""/>
-      <w:lvlJc w:val="start"/>
-      <w:pPr>
-        <w:tabs>
-          <w:tab w:val="num" w:pos="4963"/>
-        </w:tabs>
-        <w:ind w:start="4963" w:hanging="283"/>
-      </w:pPr>
-      <w:rPr>
-        <w:rFonts w:ascii="Symbol" w:hAnsi="Symbol" w:cs="Symbol" w:hint="default"/>
-      </w:rPr>
-    </w:lvl>
-    <w:lvl w:ilvl="7">
-      <w:start w:val="1"/>
-      <w:numFmt w:val="bullet"/>
-      <w:lvlText w:val=""/>
-      <w:lvlJc w:val="start"/>
-      <w:pPr>
-        <w:tabs>
-          <w:tab w:val="num" w:pos="5672"/>
-        </w:tabs>
-        <w:ind w:start="5672" w:hanging="283"/>
-      </w:pPr>
-      <w:rPr>
-        <w:rFonts w:ascii="Symbol" w:hAnsi="Symbol" w:cs="Symbol" w:hint="default"/>
-      </w:rPr>
-    </w:lvl>
-    <w:lvl w:ilvl="8">
-      <w:start w:val="1"/>
-      <w:numFmt w:val="bullet"/>
-      <w:lvlText w:val=""/>
-      <w:lvlJc w:val="start"/>
-      <w:pPr>
-        <w:tabs>
-          <w:tab w:val="num" w:pos="6381"/>
-        </w:tabs>
-        <w:ind w:start="6381" w:hanging="283"/>
-      </w:pPr>
-      <w:rPr>
-        <w:rFonts w:ascii="Symbol" w:hAnsi="Symbol" w:cs="Symbol" w:hint="default"/>
-      </w:rPr>
-    </w:lvl>
-  </w:abstractNum>
-  <w:abstractNum w:abstractNumId="3">
-    <w:lvl w:ilvl="0">
-      <w:start w:val="1"/>
-      <w:numFmt w:val="bullet"/>
-      <w:lvlText w:val=""/>
-      <w:lvlJc w:val="start"/>
-      <w:pPr>
-        <w:tabs>
-          <w:tab w:val="num" w:pos="709"/>
-        </w:tabs>
-        <w:ind w:start="709" w:hanging="283"/>
-      </w:pPr>
-      <w:rPr>
-        <w:rFonts w:ascii="Symbol" w:hAnsi="Symbol" w:cs="Symbol" w:hint="default"/>
-      </w:rPr>
-    </w:lvl>
-    <w:lvl w:ilvl="1">
-      <w:start w:val="1"/>
-      <w:numFmt w:val="bullet"/>
-      <w:lvlText w:val=""/>
-      <w:lvlJc w:val="start"/>
-      <w:pPr>
-        <w:tabs>
-          <w:tab w:val="num" w:pos="1418"/>
-        </w:tabs>
-        <w:ind w:start="1418" w:hanging="283"/>
-      </w:pPr>
-      <w:rPr>
-        <w:rFonts w:ascii="Symbol" w:hAnsi="Symbol" w:cs="Symbol" w:hint="default"/>
-      </w:rPr>
-    </w:lvl>
-    <w:lvl w:ilvl="2">
-      <w:start w:val="1"/>
-      <w:numFmt w:val="bullet"/>
-      <w:lvlText w:val=""/>
-      <w:lvlJc w:val="start"/>
-      <w:pPr>
-        <w:tabs>
-          <w:tab w:val="num" w:pos="2127"/>
-        </w:tabs>
-        <w:ind w:start="2127" w:hanging="283"/>
-      </w:pPr>
-      <w:rPr>
-        <w:rFonts w:ascii="Symbol" w:hAnsi="Symbol" w:cs="Symbol" w:hint="default"/>
-      </w:rPr>
-    </w:lvl>
-    <w:lvl w:ilvl="3">
-      <w:start w:val="1"/>
-      <w:numFmt w:val="bullet"/>
-      <w:lvlText w:val=""/>
-      <w:lvlJc w:val="start"/>
-      <w:pPr>
-        <w:tabs>
-          <w:tab w:val="num" w:pos="2836"/>
-        </w:tabs>
-        <w:ind w:start="2836" w:hanging="283"/>
-      </w:pPr>
-      <w:rPr>
-        <w:rFonts w:ascii="Symbol" w:hAnsi="Symbol" w:cs="Symbol" w:hint="default"/>
-      </w:rPr>
-    </w:lvl>
-    <w:lvl w:ilvl="4">
-      <w:start w:val="1"/>
-      <w:numFmt w:val="bullet"/>
-      <w:lvlText w:val=""/>
-      <w:lvlJc w:val="start"/>
-      <w:pPr>
-        <w:tabs>
-          <w:tab w:val="num" w:pos="3545"/>
-        </w:tabs>
-        <w:ind w:start="3545" w:hanging="283"/>
-      </w:pPr>
-      <w:rPr>
-        <w:rFonts w:ascii="Symbol" w:hAnsi="Symbol" w:cs="Symbol" w:hint="default"/>
-      </w:rPr>
-    </w:lvl>
-    <w:lvl w:ilvl="5">
-      <w:start w:val="1"/>
-      <w:numFmt w:val="bullet"/>
-      <w:lvlText w:val=""/>
-      <w:lvlJc w:val="start"/>
-      <w:pPr>
-        <w:tabs>
-          <w:tab w:val="num" w:pos="4254"/>
-        </w:tabs>
-        <w:ind w:start="4254" w:hanging="283"/>
-      </w:pPr>
-      <w:rPr>
-        <w:rFonts w:ascii="Symbol" w:hAnsi="Symbol" w:cs="Symbol" w:hint="default"/>
-      </w:rPr>
-    </w:lvl>
-    <w:lvl w:ilvl="6">
-      <w:start w:val="1"/>
-      <w:numFmt w:val="bullet"/>
-      <w:lvlText w:val=""/>
-      <w:lvlJc w:val="start"/>
-      <w:pPr>
-        <w:tabs>
-          <w:tab w:val="num" w:pos="4963"/>
-        </w:tabs>
-        <w:ind w:start="4963" w:hanging="283"/>
-      </w:pPr>
-      <w:rPr>
-        <w:rFonts w:ascii="Symbol" w:hAnsi="Symbol" w:cs="Symbol" w:hint="default"/>
-      </w:rPr>
-    </w:lvl>
-    <w:lvl w:ilvl="7">
-      <w:start w:val="1"/>
-      <w:numFmt w:val="bullet"/>
-      <w:lvlText w:val=""/>
-      <w:lvlJc w:val="start"/>
-      <w:pPr>
-        <w:tabs>
-          <w:tab w:val="num" w:pos="5672"/>
-        </w:tabs>
-        <w:ind w:start="5672" w:hanging="283"/>
-      </w:pPr>
-      <w:rPr>
-        <w:rFonts w:ascii="Symbol" w:hAnsi="Symbol" w:cs="Symbol" w:hint="default"/>
-      </w:rPr>
-    </w:lvl>
-    <w:lvl w:ilvl="8">
-      <w:start w:val="1"/>
-      <w:numFmt w:val="bullet"/>
-      <w:lvlText w:val=""/>
-      <w:lvlJc w:val="start"/>
-      <w:pPr>
-        <w:tabs>
-          <w:tab w:val="num" w:pos="6381"/>
-        </w:tabs>
-        <w:ind w:start="6381" w:hanging="283"/>
-      </w:pPr>
-      <w:rPr>
-        <w:rFonts w:ascii="Symbol" w:hAnsi="Symbol" w:cs="Symbol" w:hint="default"/>
-      </w:rPr>
-    </w:lvl>
-  </w:abstractNum>
-  <w:abstractNum w:abstractNumId="4">
-    <w:lvl w:ilvl="0">
-      <w:start w:val="1"/>
-      <w:numFmt w:val="bullet"/>
-      <w:lvlText w:val=""/>
-      <w:lvlJc w:val="start"/>
-      <w:pPr>
-        <w:tabs>
-          <w:tab w:val="num" w:pos="709"/>
-        </w:tabs>
-        <w:ind w:start="709" w:hanging="283"/>
-      </w:pPr>
-      <w:rPr>
-        <w:rFonts w:ascii="Symbol" w:hAnsi="Symbol" w:cs="Symbol" w:hint="default"/>
-      </w:rPr>
-    </w:lvl>
-    <w:lvl w:ilvl="1">
-      <w:start w:val="1"/>
-      <w:numFmt w:val="bullet"/>
-      <w:lvlText w:val=""/>
-      <w:lvlJc w:val="start"/>
-      <w:pPr>
-        <w:tabs>
-          <w:tab w:val="num" w:pos="1418"/>
-        </w:tabs>
-        <w:ind w:start="1418" w:hanging="283"/>
-      </w:pPr>
-      <w:rPr>
-        <w:rFonts w:ascii="Symbol" w:hAnsi="Symbol" w:cs="Symbol" w:hint="default"/>
-      </w:rPr>
-    </w:lvl>
-    <w:lvl w:ilvl="2">
-      <w:start w:val="1"/>
-      <w:numFmt w:val="bullet"/>
-      <w:lvlText w:val=""/>
-      <w:lvlJc w:val="start"/>
-      <w:pPr>
-        <w:tabs>
-          <w:tab w:val="num" w:pos="2127"/>
-        </w:tabs>
-        <w:ind w:start="2127" w:hanging="283"/>
-      </w:pPr>
-      <w:rPr>
-        <w:rFonts w:ascii="Symbol" w:hAnsi="Symbol" w:cs="Symbol" w:hint="default"/>
-      </w:rPr>
-    </w:lvl>
-    <w:lvl w:ilvl="3">
-      <w:start w:val="1"/>
-      <w:numFmt w:val="bullet"/>
-      <w:lvlText w:val=""/>
-      <w:lvlJc w:val="start"/>
-      <w:pPr>
-        <w:tabs>
-          <w:tab w:val="num" w:pos="2836"/>
-        </w:tabs>
-        <w:ind w:start="2836" w:hanging="283"/>
-      </w:pPr>
-      <w:rPr>
-        <w:rFonts w:ascii="Symbol" w:hAnsi="Symbol" w:cs="Symbol" w:hint="default"/>
-      </w:rPr>
-    </w:lvl>
-    <w:lvl w:ilvl="4">
-      <w:start w:val="1"/>
-      <w:numFmt w:val="bullet"/>
-      <w:lvlText w:val=""/>
-      <w:lvlJc w:val="start"/>
-      <w:pPr>
-        <w:tabs>
-          <w:tab w:val="num" w:pos="3545"/>
-        </w:tabs>
-        <w:ind w:start="3545" w:hanging="283"/>
-      </w:pPr>
-      <w:rPr>
-        <w:rFonts w:ascii="Symbol" w:hAnsi="Symbol" w:cs="Symbol" w:hint="default"/>
-      </w:rPr>
-    </w:lvl>
-    <w:lvl w:ilvl="5">
-      <w:start w:val="1"/>
-      <w:numFmt w:val="bullet"/>
-      <w:lvlText w:val=""/>
-      <w:lvlJc w:val="start"/>
-      <w:pPr>
-        <w:tabs>
-          <w:tab w:val="num" w:pos="4254"/>
-        </w:tabs>
-        <w:ind w:start="4254" w:hanging="283"/>
-      </w:pPr>
-      <w:rPr>
-        <w:rFonts w:ascii="Symbol" w:hAnsi="Symbol" w:cs="Symbol" w:hint="default"/>
-      </w:rPr>
-    </w:lvl>
-    <w:lvl w:ilvl="6">
-      <w:start w:val="1"/>
-      <w:numFmt w:val="bullet"/>
-      <w:lvlText w:val=""/>
-      <w:lvlJc w:val="start"/>
-      <w:pPr>
-        <w:tabs>
-          <w:tab w:val="num" w:pos="4963"/>
-        </w:tabs>
-        <w:ind w:start="4963" w:hanging="283"/>
-      </w:pPr>
-      <w:rPr>
-        <w:rFonts w:ascii="Symbol" w:hAnsi="Symbol" w:cs="Symbol" w:hint="default"/>
-      </w:rPr>
-    </w:lvl>
-    <w:lvl w:ilvl="7">
-      <w:start w:val="1"/>
-      <w:numFmt w:val="bullet"/>
-      <w:lvlText w:val=""/>
-      <w:lvlJc w:val="start"/>
-      <w:pPr>
-        <w:tabs>
-          <w:tab w:val="num" w:pos="5672"/>
-        </w:tabs>
-        <w:ind w:start="5672" w:hanging="283"/>
-      </w:pPr>
-      <w:rPr>
-        <w:rFonts w:ascii="Symbol" w:hAnsi="Symbol" w:cs="Symbol" w:hint="default"/>
-      </w:rPr>
-    </w:lvl>
-    <w:lvl w:ilvl="8">
-      <w:start w:val="1"/>
-      <w:numFmt w:val="bullet"/>
-      <w:lvlText w:val=""/>
-      <w:lvlJc w:val="start"/>
-      <w:pPr>
-        <w:tabs>
-          <w:tab w:val="num" w:pos="6381"/>
-        </w:tabs>
-        <w:ind w:start="6381" w:hanging="283"/>
-      </w:pPr>
-      <w:rPr>
-        <w:rFonts w:ascii="Symbol" w:hAnsi="Symbol" w:cs="Symbol" w:hint="default"/>
-      </w:rPr>
-    </w:lvl>
-  </w:abstractNum>
-  <w:abstractNum w:abstractNumId="5">
-    <w:lvl w:ilvl="0">
-      <w:start w:val="1"/>
-      <w:numFmt w:val="bullet"/>
-      <w:lvlText w:val=""/>
-      <w:lvlJc w:val="start"/>
-      <w:pPr>
-        <w:tabs>
-          <w:tab w:val="num" w:pos="709"/>
-        </w:tabs>
-        <w:ind w:start="709" w:hanging="283"/>
-      </w:pPr>
-      <w:rPr>
-        <w:rFonts w:ascii="Symbol" w:hAnsi="Symbol" w:cs="Symbol" w:hint="default"/>
-      </w:rPr>
-    </w:lvl>
-    <w:lvl w:ilvl="1">
-      <w:start w:val="1"/>
-      <w:numFmt w:val="bullet"/>
-      <w:lvlText w:val=""/>
-      <w:lvlJc w:val="start"/>
-      <w:pPr>
-        <w:tabs>
-          <w:tab w:val="num" w:pos="1418"/>
-        </w:tabs>
-        <w:ind w:start="1418" w:hanging="283"/>
-      </w:pPr>
-      <w:rPr>
-        <w:rFonts w:ascii="Symbol" w:hAnsi="Symbol" w:cs="Symbol" w:hint="default"/>
-      </w:rPr>
-    </w:lvl>
-    <w:lvl w:ilvl="2">
-      <w:start w:val="1"/>
-      <w:numFmt w:val="bullet"/>
-      <w:lvlText w:val=""/>
-      <w:lvlJc w:val="start"/>
-      <w:pPr>
-        <w:tabs>
-          <w:tab w:val="num" w:pos="2127"/>
-        </w:tabs>
-        <w:ind w:start="2127" w:hanging="283"/>
-      </w:pPr>
-      <w:rPr>
-        <w:rFonts w:ascii="Symbol" w:hAnsi="Symbol" w:cs="Symbol" w:hint="default"/>
-      </w:rPr>
-    </w:lvl>
-    <w:lvl w:ilvl="3">
-      <w:start w:val="1"/>
-      <w:numFmt w:val="bullet"/>
-      <w:lvlText w:val=""/>
-      <w:lvlJc w:val="start"/>
-      <w:pPr>
-        <w:tabs>
-          <w:tab w:val="num" w:pos="2836"/>
-        </w:tabs>
-        <w:ind w:start="2836" w:hanging="283"/>
-      </w:pPr>
-      <w:rPr>
-        <w:rFonts w:ascii="Symbol" w:hAnsi="Symbol" w:cs="Symbol" w:hint="default"/>
-      </w:rPr>
-    </w:lvl>
-    <w:lvl w:ilvl="4">
-      <w:start w:val="1"/>
-      <w:numFmt w:val="bullet"/>
-      <w:lvlText w:val=""/>
-      <w:lvlJc w:val="start"/>
-      <w:pPr>
-        <w:tabs>
-          <w:tab w:val="num" w:pos="3545"/>
-        </w:tabs>
-        <w:ind w:start="3545" w:hanging="283"/>
-      </w:pPr>
-      <w:rPr>
-        <w:rFonts w:ascii="Symbol" w:hAnsi="Symbol" w:cs="Symbol" w:hint="default"/>
-      </w:rPr>
-    </w:lvl>
-    <w:lvl w:ilvl="5">
-      <w:start w:val="1"/>
-      <w:numFmt w:val="bullet"/>
-      <w:lvlText w:val=""/>
-      <w:lvlJc w:val="start"/>
-      <w:pPr>
-        <w:tabs>
-          <w:tab w:val="num" w:pos="4254"/>
-        </w:tabs>
-        <w:ind w:start="4254" w:hanging="283"/>
-      </w:pPr>
-      <w:rPr>
-        <w:rFonts w:ascii="Symbol" w:hAnsi="Symbol" w:cs="Symbol" w:hint="default"/>
-      </w:rPr>
-    </w:lvl>
-    <w:lvl w:ilvl="6">
-      <w:start w:val="1"/>
-      <w:numFmt w:val="bullet"/>
-      <w:lvlText w:val=""/>
-      <w:lvlJc w:val="start"/>
-      <w:pPr>
-        <w:tabs>
-          <w:tab w:val="num" w:pos="4963"/>
-        </w:tabs>
-        <w:ind w:start="4963" w:hanging="283"/>
-      </w:pPr>
-      <w:rPr>
-        <w:rFonts w:ascii="Symbol" w:hAnsi="Symbol" w:cs="Symbol" w:hint="default"/>
-      </w:rPr>
-    </w:lvl>
-    <w:lvl w:ilvl="7">
-      <w:start w:val="1"/>
-      <w:numFmt w:val="bullet"/>
-      <w:lvlText w:val=""/>
-      <w:lvlJc w:val="start"/>
-      <w:pPr>
-        <w:tabs>
-          <w:tab w:val="num" w:pos="5672"/>
-        </w:tabs>
-        <w:ind w:start="5672" w:hanging="283"/>
-      </w:pPr>
-      <w:rPr>
-        <w:rFonts w:ascii="Symbol" w:hAnsi="Symbol" w:cs="Symbol" w:hint="default"/>
-      </w:rPr>
-    </w:lvl>
-    <w:lvl w:ilvl="8">
-      <w:start w:val="1"/>
-      <w:numFmt w:val="bullet"/>
-      <w:lvlText w:val=""/>
-      <w:lvlJc w:val="start"/>
-      <w:pPr>
-        <w:tabs>
-          <w:tab w:val="num" w:pos="6381"/>
-        </w:tabs>
-        <w:ind w:start="6381" w:hanging="283"/>
-      </w:pPr>
-      <w:rPr>
-        <w:rFonts w:ascii="Symbol" w:hAnsi="Symbol" w:cs="Symbol" w:hint="default"/>
-      </w:rPr>
-    </w:lvl>
-  </w:abstractNum>
-  <w:abstractNum w:abstractNumId="6">
+  <w:abstractNum w:abstractNumId="1" w15:restartNumberingAfterBreak="0">
+    <w:nsid w:val="0C6061AC"/>
+    <w:multiLevelType w:val="multilevel"/>
+    <w:tmpl w:val="7C9498F2"/>
     <w:lvl w:ilvl="0">
       <w:start w:val="1"/>
       <w:numFmt w:val="none"/>
       <w:suff w:val="nothing"/>
       <w:lvlText w:val=""/>
-      <w:lvlJc w:val="start"/>
+      <w:lvlJc w:val="left"/>
       <w:pPr>
         <w:tabs>
           <w:tab w:val="num" w:pos="0"/>
         </w:tabs>
-        <w:ind w:start="0" w:hanging="0"/>
+        <w:ind w:left="0" w:firstLine="0"/>
       </w:pPr>
     </w:lvl>
     <w:lvl w:ilvl="1">
@@ -2319,12 +4542,12 @@
       <w:numFmt w:val="none"/>
       <w:suff w:val="nothing"/>
       <w:lvlText w:val=""/>
-      <w:lvlJc w:val="start"/>
+      <w:lvlJc w:val="left"/>
       <w:pPr>
         <w:tabs>
           <w:tab w:val="num" w:pos="0"/>
         </w:tabs>
-        <w:ind w:start="0" w:hanging="0"/>
+        <w:ind w:left="0" w:firstLine="0"/>
       </w:pPr>
     </w:lvl>
     <w:lvl w:ilvl="2">
@@ -2332,12 +4555,12 @@
       <w:numFmt w:val="none"/>
       <w:suff w:val="nothing"/>
       <w:lvlText w:val=""/>
-      <w:lvlJc w:val="start"/>
+      <w:lvlJc w:val="left"/>
       <w:pPr>
         <w:tabs>
           <w:tab w:val="num" w:pos="0"/>
         </w:tabs>
-        <w:ind w:start="0" w:hanging="0"/>
+        <w:ind w:left="0" w:firstLine="0"/>
       </w:pPr>
     </w:lvl>
     <w:lvl w:ilvl="3">
@@ -2345,12 +4568,12 @@
       <w:numFmt w:val="none"/>
       <w:suff w:val="nothing"/>
       <w:lvlText w:val=""/>
-      <w:lvlJc w:val="start"/>
+      <w:lvlJc w:val="left"/>
       <w:pPr>
         <w:tabs>
           <w:tab w:val="num" w:pos="0"/>
         </w:tabs>
-        <w:ind w:start="0" w:hanging="0"/>
+        <w:ind w:left="0" w:firstLine="0"/>
       </w:pPr>
     </w:lvl>
     <w:lvl w:ilvl="4">
@@ -2358,12 +4581,12 @@
       <w:numFmt w:val="none"/>
       <w:suff w:val="nothing"/>
       <w:lvlText w:val=""/>
-      <w:lvlJc w:val="start"/>
+      <w:lvlJc w:val="left"/>
       <w:pPr>
         <w:tabs>
           <w:tab w:val="num" w:pos="0"/>
         </w:tabs>
-        <w:ind w:start="0" w:hanging="0"/>
+        <w:ind w:left="0" w:firstLine="0"/>
       </w:pPr>
     </w:lvl>
     <w:lvl w:ilvl="5">
@@ -2371,12 +4594,12 @@
       <w:numFmt w:val="none"/>
       <w:suff w:val="nothing"/>
       <w:lvlText w:val=""/>
-      <w:lvlJc w:val="start"/>
+      <w:lvlJc w:val="left"/>
       <w:pPr>
         <w:tabs>
           <w:tab w:val="num" w:pos="0"/>
         </w:tabs>
-        <w:ind w:start="0" w:hanging="0"/>
+        <w:ind w:left="0" w:firstLine="0"/>
       </w:pPr>
     </w:lvl>
     <w:lvl w:ilvl="6">
@@ -2384,12 +4607,12 @@
       <w:numFmt w:val="none"/>
       <w:suff w:val="nothing"/>
       <w:lvlText w:val=""/>
-      <w:lvlJc w:val="start"/>
+      <w:lvlJc w:val="left"/>
       <w:pPr>
         <w:tabs>
           <w:tab w:val="num" w:pos="0"/>
         </w:tabs>
-        <w:ind w:start="0" w:hanging="0"/>
+        <w:ind w:left="0" w:firstLine="0"/>
       </w:pPr>
     </w:lvl>
     <w:lvl w:ilvl="7">
@@ -2397,12 +4620,12 @@
       <w:numFmt w:val="none"/>
       <w:suff w:val="nothing"/>
       <w:lvlText w:val=""/>
-      <w:lvlJc w:val="start"/>
+      <w:lvlJc w:val="left"/>
       <w:pPr>
         <w:tabs>
           <w:tab w:val="num" w:pos="0"/>
         </w:tabs>
-        <w:ind w:start="0" w:hanging="0"/>
+        <w:ind w:left="0" w:firstLine="0"/>
       </w:pPr>
     </w:lvl>
     <w:lvl w:ilvl="8">
@@ -2410,42 +4633,2077 @@
       <w:numFmt w:val="none"/>
       <w:suff w:val="nothing"/>
       <w:lvlText w:val=""/>
-      <w:lvlJc w:val="start"/>
+      <w:lvlJc w:val="left"/>
       <w:pPr>
         <w:tabs>
           <w:tab w:val="num" w:pos="0"/>
         </w:tabs>
-        <w:ind w:start="0" w:hanging="0"/>
+        <w:ind w:left="0" w:firstLine="0"/>
       </w:pPr>
     </w:lvl>
   </w:abstractNum>
-  <w:num w:numId="1">
+  <w:abstractNum w:abstractNumId="2" w15:restartNumberingAfterBreak="0">
+    <w:nsid w:val="205D58AE"/>
+    <w:multiLevelType w:val="multilevel"/>
+    <w:tmpl w:val="B336A31A"/>
+    <w:lvl w:ilvl="0">
+      <w:start w:val="1"/>
+      <w:numFmt w:val="bullet"/>
+      <w:lvlText w:val=""/>
+      <w:lvlJc w:val="left"/>
+      <w:pPr>
+        <w:tabs>
+          <w:tab w:val="num" w:pos="720"/>
+        </w:tabs>
+        <w:ind w:left="720" w:hanging="360"/>
+      </w:pPr>
+      <w:rPr>
+        <w:rFonts w:ascii="Symbol" w:hAnsi="Symbol" w:hint="default"/>
+        <w:sz w:val="20"/>
+      </w:rPr>
+    </w:lvl>
+    <w:lvl w:ilvl="1" w:tentative="1">
+      <w:start w:val="1"/>
+      <w:numFmt w:val="bullet"/>
+      <w:lvlText w:val="o"/>
+      <w:lvlJc w:val="left"/>
+      <w:pPr>
+        <w:tabs>
+          <w:tab w:val="num" w:pos="1440"/>
+        </w:tabs>
+        <w:ind w:left="1440" w:hanging="360"/>
+      </w:pPr>
+      <w:rPr>
+        <w:rFonts w:ascii="Courier New" w:hAnsi="Courier New" w:hint="default"/>
+        <w:sz w:val="20"/>
+      </w:rPr>
+    </w:lvl>
+    <w:lvl w:ilvl="2" w:tentative="1">
+      <w:start w:val="1"/>
+      <w:numFmt w:val="bullet"/>
+      <w:lvlText w:val=""/>
+      <w:lvlJc w:val="left"/>
+      <w:pPr>
+        <w:tabs>
+          <w:tab w:val="num" w:pos="2160"/>
+        </w:tabs>
+        <w:ind w:left="2160" w:hanging="360"/>
+      </w:pPr>
+      <w:rPr>
+        <w:rFonts w:ascii="Wingdings" w:hAnsi="Wingdings" w:hint="default"/>
+        <w:sz w:val="20"/>
+      </w:rPr>
+    </w:lvl>
+    <w:lvl w:ilvl="3" w:tentative="1">
+      <w:start w:val="1"/>
+      <w:numFmt w:val="bullet"/>
+      <w:lvlText w:val=""/>
+      <w:lvlJc w:val="left"/>
+      <w:pPr>
+        <w:tabs>
+          <w:tab w:val="num" w:pos="2880"/>
+        </w:tabs>
+        <w:ind w:left="2880" w:hanging="360"/>
+      </w:pPr>
+      <w:rPr>
+        <w:rFonts w:ascii="Wingdings" w:hAnsi="Wingdings" w:hint="default"/>
+        <w:sz w:val="20"/>
+      </w:rPr>
+    </w:lvl>
+    <w:lvl w:ilvl="4" w:tentative="1">
+      <w:start w:val="1"/>
+      <w:numFmt w:val="bullet"/>
+      <w:lvlText w:val=""/>
+      <w:lvlJc w:val="left"/>
+      <w:pPr>
+        <w:tabs>
+          <w:tab w:val="num" w:pos="3600"/>
+        </w:tabs>
+        <w:ind w:left="3600" w:hanging="360"/>
+      </w:pPr>
+      <w:rPr>
+        <w:rFonts w:ascii="Wingdings" w:hAnsi="Wingdings" w:hint="default"/>
+        <w:sz w:val="20"/>
+      </w:rPr>
+    </w:lvl>
+    <w:lvl w:ilvl="5" w:tentative="1">
+      <w:start w:val="1"/>
+      <w:numFmt w:val="bullet"/>
+      <w:lvlText w:val=""/>
+      <w:lvlJc w:val="left"/>
+      <w:pPr>
+        <w:tabs>
+          <w:tab w:val="num" w:pos="4320"/>
+        </w:tabs>
+        <w:ind w:left="4320" w:hanging="360"/>
+      </w:pPr>
+      <w:rPr>
+        <w:rFonts w:ascii="Wingdings" w:hAnsi="Wingdings" w:hint="default"/>
+        <w:sz w:val="20"/>
+      </w:rPr>
+    </w:lvl>
+    <w:lvl w:ilvl="6" w:tentative="1">
+      <w:start w:val="1"/>
+      <w:numFmt w:val="bullet"/>
+      <w:lvlText w:val=""/>
+      <w:lvlJc w:val="left"/>
+      <w:pPr>
+        <w:tabs>
+          <w:tab w:val="num" w:pos="5040"/>
+        </w:tabs>
+        <w:ind w:left="5040" w:hanging="360"/>
+      </w:pPr>
+      <w:rPr>
+        <w:rFonts w:ascii="Wingdings" w:hAnsi="Wingdings" w:hint="default"/>
+        <w:sz w:val="20"/>
+      </w:rPr>
+    </w:lvl>
+    <w:lvl w:ilvl="7" w:tentative="1">
+      <w:start w:val="1"/>
+      <w:numFmt w:val="bullet"/>
+      <w:lvlText w:val=""/>
+      <w:lvlJc w:val="left"/>
+      <w:pPr>
+        <w:tabs>
+          <w:tab w:val="num" w:pos="5760"/>
+        </w:tabs>
+        <w:ind w:left="5760" w:hanging="360"/>
+      </w:pPr>
+      <w:rPr>
+        <w:rFonts w:ascii="Wingdings" w:hAnsi="Wingdings" w:hint="default"/>
+        <w:sz w:val="20"/>
+      </w:rPr>
+    </w:lvl>
+    <w:lvl w:ilvl="8" w:tentative="1">
+      <w:start w:val="1"/>
+      <w:numFmt w:val="bullet"/>
+      <w:lvlText w:val=""/>
+      <w:lvlJc w:val="left"/>
+      <w:pPr>
+        <w:tabs>
+          <w:tab w:val="num" w:pos="6480"/>
+        </w:tabs>
+        <w:ind w:left="6480" w:hanging="360"/>
+      </w:pPr>
+      <w:rPr>
+        <w:rFonts w:ascii="Wingdings" w:hAnsi="Wingdings" w:hint="default"/>
+        <w:sz w:val="20"/>
+      </w:rPr>
+    </w:lvl>
+  </w:abstractNum>
+  <w:abstractNum w:abstractNumId="3" w15:restartNumberingAfterBreak="0">
+    <w:nsid w:val="245E722C"/>
+    <w:multiLevelType w:val="multilevel"/>
+    <w:tmpl w:val="086468FC"/>
+    <w:lvl w:ilvl="0">
+      <w:start w:val="1"/>
+      <w:numFmt w:val="bullet"/>
+      <w:lvlText w:val=""/>
+      <w:lvlJc w:val="left"/>
+      <w:pPr>
+        <w:tabs>
+          <w:tab w:val="num" w:pos="709"/>
+        </w:tabs>
+        <w:ind w:left="709" w:hanging="283"/>
+      </w:pPr>
+      <w:rPr>
+        <w:rFonts w:ascii="Symbol" w:hAnsi="Symbol" w:cs="Symbol" w:hint="default"/>
+      </w:rPr>
+    </w:lvl>
+    <w:lvl w:ilvl="1">
+      <w:start w:val="1"/>
+      <w:numFmt w:val="bullet"/>
+      <w:lvlText w:val=""/>
+      <w:lvlJc w:val="left"/>
+      <w:pPr>
+        <w:tabs>
+          <w:tab w:val="num" w:pos="1418"/>
+        </w:tabs>
+        <w:ind w:left="1418" w:hanging="283"/>
+      </w:pPr>
+      <w:rPr>
+        <w:rFonts w:ascii="Symbol" w:hAnsi="Symbol" w:cs="Symbol" w:hint="default"/>
+      </w:rPr>
+    </w:lvl>
+    <w:lvl w:ilvl="2">
+      <w:start w:val="1"/>
+      <w:numFmt w:val="bullet"/>
+      <w:lvlText w:val=""/>
+      <w:lvlJc w:val="left"/>
+      <w:pPr>
+        <w:tabs>
+          <w:tab w:val="num" w:pos="2127"/>
+        </w:tabs>
+        <w:ind w:left="2127" w:hanging="283"/>
+      </w:pPr>
+      <w:rPr>
+        <w:rFonts w:ascii="Symbol" w:hAnsi="Symbol" w:cs="Symbol" w:hint="default"/>
+      </w:rPr>
+    </w:lvl>
+    <w:lvl w:ilvl="3">
+      <w:start w:val="1"/>
+      <w:numFmt w:val="bullet"/>
+      <w:lvlText w:val=""/>
+      <w:lvlJc w:val="left"/>
+      <w:pPr>
+        <w:tabs>
+          <w:tab w:val="num" w:pos="2836"/>
+        </w:tabs>
+        <w:ind w:left="2836" w:hanging="283"/>
+      </w:pPr>
+      <w:rPr>
+        <w:rFonts w:ascii="Symbol" w:hAnsi="Symbol" w:cs="Symbol" w:hint="default"/>
+      </w:rPr>
+    </w:lvl>
+    <w:lvl w:ilvl="4">
+      <w:start w:val="1"/>
+      <w:numFmt w:val="bullet"/>
+      <w:lvlText w:val=""/>
+      <w:lvlJc w:val="left"/>
+      <w:pPr>
+        <w:tabs>
+          <w:tab w:val="num" w:pos="3545"/>
+        </w:tabs>
+        <w:ind w:left="3545" w:hanging="283"/>
+      </w:pPr>
+      <w:rPr>
+        <w:rFonts w:ascii="Symbol" w:hAnsi="Symbol" w:cs="Symbol" w:hint="default"/>
+      </w:rPr>
+    </w:lvl>
+    <w:lvl w:ilvl="5">
+      <w:start w:val="1"/>
+      <w:numFmt w:val="bullet"/>
+      <w:lvlText w:val=""/>
+      <w:lvlJc w:val="left"/>
+      <w:pPr>
+        <w:tabs>
+          <w:tab w:val="num" w:pos="4254"/>
+        </w:tabs>
+        <w:ind w:left="4254" w:hanging="283"/>
+      </w:pPr>
+      <w:rPr>
+        <w:rFonts w:ascii="Symbol" w:hAnsi="Symbol" w:cs="Symbol" w:hint="default"/>
+      </w:rPr>
+    </w:lvl>
+    <w:lvl w:ilvl="6">
+      <w:start w:val="1"/>
+      <w:numFmt w:val="bullet"/>
+      <w:lvlText w:val=""/>
+      <w:lvlJc w:val="left"/>
+      <w:pPr>
+        <w:tabs>
+          <w:tab w:val="num" w:pos="4963"/>
+        </w:tabs>
+        <w:ind w:left="4963" w:hanging="283"/>
+      </w:pPr>
+      <w:rPr>
+        <w:rFonts w:ascii="Symbol" w:hAnsi="Symbol" w:cs="Symbol" w:hint="default"/>
+      </w:rPr>
+    </w:lvl>
+    <w:lvl w:ilvl="7">
+      <w:start w:val="1"/>
+      <w:numFmt w:val="bullet"/>
+      <w:lvlText w:val=""/>
+      <w:lvlJc w:val="left"/>
+      <w:pPr>
+        <w:tabs>
+          <w:tab w:val="num" w:pos="5672"/>
+        </w:tabs>
+        <w:ind w:left="5672" w:hanging="283"/>
+      </w:pPr>
+      <w:rPr>
+        <w:rFonts w:ascii="Symbol" w:hAnsi="Symbol" w:cs="Symbol" w:hint="default"/>
+      </w:rPr>
+    </w:lvl>
+    <w:lvl w:ilvl="8">
+      <w:start w:val="1"/>
+      <w:numFmt w:val="bullet"/>
+      <w:lvlText w:val=""/>
+      <w:lvlJc w:val="left"/>
+      <w:pPr>
+        <w:tabs>
+          <w:tab w:val="num" w:pos="6381"/>
+        </w:tabs>
+        <w:ind w:left="6381" w:hanging="283"/>
+      </w:pPr>
+      <w:rPr>
+        <w:rFonts w:ascii="Symbol" w:hAnsi="Symbol" w:cs="Symbol" w:hint="default"/>
+      </w:rPr>
+    </w:lvl>
+  </w:abstractNum>
+  <w:abstractNum w:abstractNumId="4" w15:restartNumberingAfterBreak="0">
+    <w:nsid w:val="27202C81"/>
+    <w:multiLevelType w:val="multilevel"/>
+    <w:tmpl w:val="264A39A2"/>
+    <w:lvl w:ilvl="0">
+      <w:start w:val="1"/>
+      <w:numFmt w:val="bullet"/>
+      <w:lvlText w:val=""/>
+      <w:lvlJc w:val="left"/>
+      <w:pPr>
+        <w:tabs>
+          <w:tab w:val="num" w:pos="709"/>
+        </w:tabs>
+        <w:ind w:left="709" w:hanging="283"/>
+      </w:pPr>
+      <w:rPr>
+        <w:rFonts w:ascii="Symbol" w:hAnsi="Symbol" w:cs="Symbol" w:hint="default"/>
+      </w:rPr>
+    </w:lvl>
+    <w:lvl w:ilvl="1">
+      <w:start w:val="1"/>
+      <w:numFmt w:val="bullet"/>
+      <w:lvlText w:val=""/>
+      <w:lvlJc w:val="left"/>
+      <w:pPr>
+        <w:tabs>
+          <w:tab w:val="num" w:pos="1418"/>
+        </w:tabs>
+        <w:ind w:left="1418" w:hanging="283"/>
+      </w:pPr>
+      <w:rPr>
+        <w:rFonts w:ascii="Symbol" w:hAnsi="Symbol" w:cs="Symbol" w:hint="default"/>
+      </w:rPr>
+    </w:lvl>
+    <w:lvl w:ilvl="2">
+      <w:start w:val="1"/>
+      <w:numFmt w:val="bullet"/>
+      <w:lvlText w:val=""/>
+      <w:lvlJc w:val="left"/>
+      <w:pPr>
+        <w:tabs>
+          <w:tab w:val="num" w:pos="2127"/>
+        </w:tabs>
+        <w:ind w:left="2127" w:hanging="283"/>
+      </w:pPr>
+      <w:rPr>
+        <w:rFonts w:ascii="Symbol" w:hAnsi="Symbol" w:cs="Symbol" w:hint="default"/>
+      </w:rPr>
+    </w:lvl>
+    <w:lvl w:ilvl="3">
+      <w:start w:val="1"/>
+      <w:numFmt w:val="bullet"/>
+      <w:lvlText w:val=""/>
+      <w:lvlJc w:val="left"/>
+      <w:pPr>
+        <w:tabs>
+          <w:tab w:val="num" w:pos="2836"/>
+        </w:tabs>
+        <w:ind w:left="2836" w:hanging="283"/>
+      </w:pPr>
+      <w:rPr>
+        <w:rFonts w:ascii="Symbol" w:hAnsi="Symbol" w:cs="Symbol" w:hint="default"/>
+      </w:rPr>
+    </w:lvl>
+    <w:lvl w:ilvl="4">
+      <w:start w:val="1"/>
+      <w:numFmt w:val="bullet"/>
+      <w:lvlText w:val=""/>
+      <w:lvlJc w:val="left"/>
+      <w:pPr>
+        <w:tabs>
+          <w:tab w:val="num" w:pos="3545"/>
+        </w:tabs>
+        <w:ind w:left="3545" w:hanging="283"/>
+      </w:pPr>
+      <w:rPr>
+        <w:rFonts w:ascii="Symbol" w:hAnsi="Symbol" w:cs="Symbol" w:hint="default"/>
+      </w:rPr>
+    </w:lvl>
+    <w:lvl w:ilvl="5">
+      <w:start w:val="1"/>
+      <w:numFmt w:val="bullet"/>
+      <w:lvlText w:val=""/>
+      <w:lvlJc w:val="left"/>
+      <w:pPr>
+        <w:tabs>
+          <w:tab w:val="num" w:pos="4254"/>
+        </w:tabs>
+        <w:ind w:left="4254" w:hanging="283"/>
+      </w:pPr>
+      <w:rPr>
+        <w:rFonts w:ascii="Symbol" w:hAnsi="Symbol" w:cs="Symbol" w:hint="default"/>
+      </w:rPr>
+    </w:lvl>
+    <w:lvl w:ilvl="6">
+      <w:start w:val="1"/>
+      <w:numFmt w:val="bullet"/>
+      <w:lvlText w:val=""/>
+      <w:lvlJc w:val="left"/>
+      <w:pPr>
+        <w:tabs>
+          <w:tab w:val="num" w:pos="4963"/>
+        </w:tabs>
+        <w:ind w:left="4963" w:hanging="283"/>
+      </w:pPr>
+      <w:rPr>
+        <w:rFonts w:ascii="Symbol" w:hAnsi="Symbol" w:cs="Symbol" w:hint="default"/>
+      </w:rPr>
+    </w:lvl>
+    <w:lvl w:ilvl="7">
+      <w:start w:val="1"/>
+      <w:numFmt w:val="bullet"/>
+      <w:lvlText w:val=""/>
+      <w:lvlJc w:val="left"/>
+      <w:pPr>
+        <w:tabs>
+          <w:tab w:val="num" w:pos="5672"/>
+        </w:tabs>
+        <w:ind w:left="5672" w:hanging="283"/>
+      </w:pPr>
+      <w:rPr>
+        <w:rFonts w:ascii="Symbol" w:hAnsi="Symbol" w:cs="Symbol" w:hint="default"/>
+      </w:rPr>
+    </w:lvl>
+    <w:lvl w:ilvl="8">
+      <w:start w:val="1"/>
+      <w:numFmt w:val="bullet"/>
+      <w:lvlText w:val=""/>
+      <w:lvlJc w:val="left"/>
+      <w:pPr>
+        <w:tabs>
+          <w:tab w:val="num" w:pos="6381"/>
+        </w:tabs>
+        <w:ind w:left="6381" w:hanging="283"/>
+      </w:pPr>
+      <w:rPr>
+        <w:rFonts w:ascii="Symbol" w:hAnsi="Symbol" w:cs="Symbol" w:hint="default"/>
+      </w:rPr>
+    </w:lvl>
+  </w:abstractNum>
+  <w:abstractNum w:abstractNumId="5" w15:restartNumberingAfterBreak="0">
+    <w:nsid w:val="34E578DB"/>
+    <w:multiLevelType w:val="multilevel"/>
+    <w:tmpl w:val="8A78AC72"/>
+    <w:lvl w:ilvl="0">
+      <w:start w:val="1"/>
+      <w:numFmt w:val="bullet"/>
+      <w:lvlText w:val=""/>
+      <w:lvlJc w:val="left"/>
+      <w:pPr>
+        <w:tabs>
+          <w:tab w:val="num" w:pos="709"/>
+        </w:tabs>
+        <w:ind w:left="709" w:hanging="283"/>
+      </w:pPr>
+      <w:rPr>
+        <w:rFonts w:ascii="Symbol" w:hAnsi="Symbol" w:cs="Symbol" w:hint="default"/>
+      </w:rPr>
+    </w:lvl>
+    <w:lvl w:ilvl="1">
+      <w:start w:val="1"/>
+      <w:numFmt w:val="bullet"/>
+      <w:lvlText w:val=""/>
+      <w:lvlJc w:val="left"/>
+      <w:pPr>
+        <w:tabs>
+          <w:tab w:val="num" w:pos="1418"/>
+        </w:tabs>
+        <w:ind w:left="1418" w:hanging="283"/>
+      </w:pPr>
+      <w:rPr>
+        <w:rFonts w:ascii="Symbol" w:hAnsi="Symbol" w:cs="Symbol" w:hint="default"/>
+      </w:rPr>
+    </w:lvl>
+    <w:lvl w:ilvl="2">
+      <w:start w:val="1"/>
+      <w:numFmt w:val="bullet"/>
+      <w:lvlText w:val=""/>
+      <w:lvlJc w:val="left"/>
+      <w:pPr>
+        <w:tabs>
+          <w:tab w:val="num" w:pos="2127"/>
+        </w:tabs>
+        <w:ind w:left="2127" w:hanging="283"/>
+      </w:pPr>
+      <w:rPr>
+        <w:rFonts w:ascii="Symbol" w:hAnsi="Symbol" w:cs="Symbol" w:hint="default"/>
+      </w:rPr>
+    </w:lvl>
+    <w:lvl w:ilvl="3">
+      <w:start w:val="1"/>
+      <w:numFmt w:val="bullet"/>
+      <w:lvlText w:val=""/>
+      <w:lvlJc w:val="left"/>
+      <w:pPr>
+        <w:tabs>
+          <w:tab w:val="num" w:pos="2836"/>
+        </w:tabs>
+        <w:ind w:left="2836" w:hanging="283"/>
+      </w:pPr>
+      <w:rPr>
+        <w:rFonts w:ascii="Symbol" w:hAnsi="Symbol" w:cs="Symbol" w:hint="default"/>
+      </w:rPr>
+    </w:lvl>
+    <w:lvl w:ilvl="4">
+      <w:start w:val="1"/>
+      <w:numFmt w:val="bullet"/>
+      <w:lvlText w:val=""/>
+      <w:lvlJc w:val="left"/>
+      <w:pPr>
+        <w:tabs>
+          <w:tab w:val="num" w:pos="3545"/>
+        </w:tabs>
+        <w:ind w:left="3545" w:hanging="283"/>
+      </w:pPr>
+      <w:rPr>
+        <w:rFonts w:ascii="Symbol" w:hAnsi="Symbol" w:cs="Symbol" w:hint="default"/>
+      </w:rPr>
+    </w:lvl>
+    <w:lvl w:ilvl="5">
+      <w:start w:val="1"/>
+      <w:numFmt w:val="bullet"/>
+      <w:lvlText w:val=""/>
+      <w:lvlJc w:val="left"/>
+      <w:pPr>
+        <w:tabs>
+          <w:tab w:val="num" w:pos="4254"/>
+        </w:tabs>
+        <w:ind w:left="4254" w:hanging="283"/>
+      </w:pPr>
+      <w:rPr>
+        <w:rFonts w:ascii="Symbol" w:hAnsi="Symbol" w:cs="Symbol" w:hint="default"/>
+      </w:rPr>
+    </w:lvl>
+    <w:lvl w:ilvl="6">
+      <w:start w:val="1"/>
+      <w:numFmt w:val="bullet"/>
+      <w:lvlText w:val=""/>
+      <w:lvlJc w:val="left"/>
+      <w:pPr>
+        <w:tabs>
+          <w:tab w:val="num" w:pos="4963"/>
+        </w:tabs>
+        <w:ind w:left="4963" w:hanging="283"/>
+      </w:pPr>
+      <w:rPr>
+        <w:rFonts w:ascii="Symbol" w:hAnsi="Symbol" w:cs="Symbol" w:hint="default"/>
+      </w:rPr>
+    </w:lvl>
+    <w:lvl w:ilvl="7">
+      <w:start w:val="1"/>
+      <w:numFmt w:val="bullet"/>
+      <w:lvlText w:val=""/>
+      <w:lvlJc w:val="left"/>
+      <w:pPr>
+        <w:tabs>
+          <w:tab w:val="num" w:pos="5672"/>
+        </w:tabs>
+        <w:ind w:left="5672" w:hanging="283"/>
+      </w:pPr>
+      <w:rPr>
+        <w:rFonts w:ascii="Symbol" w:hAnsi="Symbol" w:cs="Symbol" w:hint="default"/>
+      </w:rPr>
+    </w:lvl>
+    <w:lvl w:ilvl="8">
+      <w:start w:val="1"/>
+      <w:numFmt w:val="bullet"/>
+      <w:lvlText w:val=""/>
+      <w:lvlJc w:val="left"/>
+      <w:pPr>
+        <w:tabs>
+          <w:tab w:val="num" w:pos="6381"/>
+        </w:tabs>
+        <w:ind w:left="6381" w:hanging="283"/>
+      </w:pPr>
+      <w:rPr>
+        <w:rFonts w:ascii="Symbol" w:hAnsi="Symbol" w:cs="Symbol" w:hint="default"/>
+      </w:rPr>
+    </w:lvl>
+  </w:abstractNum>
+  <w:abstractNum w:abstractNumId="6" w15:restartNumberingAfterBreak="0">
+    <w:nsid w:val="3B160AA2"/>
+    <w:multiLevelType w:val="multilevel"/>
+    <w:tmpl w:val="38CEA4F8"/>
+    <w:lvl w:ilvl="0">
+      <w:start w:val="1"/>
+      <w:numFmt w:val="bullet"/>
+      <w:lvlText w:val=""/>
+      <w:lvlJc w:val="left"/>
+      <w:pPr>
+        <w:tabs>
+          <w:tab w:val="num" w:pos="720"/>
+        </w:tabs>
+        <w:ind w:left="720" w:hanging="360"/>
+      </w:pPr>
+      <w:rPr>
+        <w:rFonts w:ascii="Symbol" w:hAnsi="Symbol" w:hint="default"/>
+        <w:sz w:val="20"/>
+      </w:rPr>
+    </w:lvl>
+    <w:lvl w:ilvl="1" w:tentative="1">
+      <w:start w:val="1"/>
+      <w:numFmt w:val="bullet"/>
+      <w:lvlText w:val="o"/>
+      <w:lvlJc w:val="left"/>
+      <w:pPr>
+        <w:tabs>
+          <w:tab w:val="num" w:pos="1440"/>
+        </w:tabs>
+        <w:ind w:left="1440" w:hanging="360"/>
+      </w:pPr>
+      <w:rPr>
+        <w:rFonts w:ascii="Courier New" w:hAnsi="Courier New" w:hint="default"/>
+        <w:sz w:val="20"/>
+      </w:rPr>
+    </w:lvl>
+    <w:lvl w:ilvl="2" w:tentative="1">
+      <w:start w:val="1"/>
+      <w:numFmt w:val="bullet"/>
+      <w:lvlText w:val=""/>
+      <w:lvlJc w:val="left"/>
+      <w:pPr>
+        <w:tabs>
+          <w:tab w:val="num" w:pos="2160"/>
+        </w:tabs>
+        <w:ind w:left="2160" w:hanging="360"/>
+      </w:pPr>
+      <w:rPr>
+        <w:rFonts w:ascii="Wingdings" w:hAnsi="Wingdings" w:hint="default"/>
+        <w:sz w:val="20"/>
+      </w:rPr>
+    </w:lvl>
+    <w:lvl w:ilvl="3" w:tentative="1">
+      <w:start w:val="1"/>
+      <w:numFmt w:val="bullet"/>
+      <w:lvlText w:val=""/>
+      <w:lvlJc w:val="left"/>
+      <w:pPr>
+        <w:tabs>
+          <w:tab w:val="num" w:pos="2880"/>
+        </w:tabs>
+        <w:ind w:left="2880" w:hanging="360"/>
+      </w:pPr>
+      <w:rPr>
+        <w:rFonts w:ascii="Wingdings" w:hAnsi="Wingdings" w:hint="default"/>
+        <w:sz w:val="20"/>
+      </w:rPr>
+    </w:lvl>
+    <w:lvl w:ilvl="4" w:tentative="1">
+      <w:start w:val="1"/>
+      <w:numFmt w:val="bullet"/>
+      <w:lvlText w:val=""/>
+      <w:lvlJc w:val="left"/>
+      <w:pPr>
+        <w:tabs>
+          <w:tab w:val="num" w:pos="3600"/>
+        </w:tabs>
+        <w:ind w:left="3600" w:hanging="360"/>
+      </w:pPr>
+      <w:rPr>
+        <w:rFonts w:ascii="Wingdings" w:hAnsi="Wingdings" w:hint="default"/>
+        <w:sz w:val="20"/>
+      </w:rPr>
+    </w:lvl>
+    <w:lvl w:ilvl="5" w:tentative="1">
+      <w:start w:val="1"/>
+      <w:numFmt w:val="bullet"/>
+      <w:lvlText w:val=""/>
+      <w:lvlJc w:val="left"/>
+      <w:pPr>
+        <w:tabs>
+          <w:tab w:val="num" w:pos="4320"/>
+        </w:tabs>
+        <w:ind w:left="4320" w:hanging="360"/>
+      </w:pPr>
+      <w:rPr>
+        <w:rFonts w:ascii="Wingdings" w:hAnsi="Wingdings" w:hint="default"/>
+        <w:sz w:val="20"/>
+      </w:rPr>
+    </w:lvl>
+    <w:lvl w:ilvl="6" w:tentative="1">
+      <w:start w:val="1"/>
+      <w:numFmt w:val="bullet"/>
+      <w:lvlText w:val=""/>
+      <w:lvlJc w:val="left"/>
+      <w:pPr>
+        <w:tabs>
+          <w:tab w:val="num" w:pos="5040"/>
+        </w:tabs>
+        <w:ind w:left="5040" w:hanging="360"/>
+      </w:pPr>
+      <w:rPr>
+        <w:rFonts w:ascii="Wingdings" w:hAnsi="Wingdings" w:hint="default"/>
+        <w:sz w:val="20"/>
+      </w:rPr>
+    </w:lvl>
+    <w:lvl w:ilvl="7" w:tentative="1">
+      <w:start w:val="1"/>
+      <w:numFmt w:val="bullet"/>
+      <w:lvlText w:val=""/>
+      <w:lvlJc w:val="left"/>
+      <w:pPr>
+        <w:tabs>
+          <w:tab w:val="num" w:pos="5760"/>
+        </w:tabs>
+        <w:ind w:left="5760" w:hanging="360"/>
+      </w:pPr>
+      <w:rPr>
+        <w:rFonts w:ascii="Wingdings" w:hAnsi="Wingdings" w:hint="default"/>
+        <w:sz w:val="20"/>
+      </w:rPr>
+    </w:lvl>
+    <w:lvl w:ilvl="8" w:tentative="1">
+      <w:start w:val="1"/>
+      <w:numFmt w:val="bullet"/>
+      <w:lvlText w:val=""/>
+      <w:lvlJc w:val="left"/>
+      <w:pPr>
+        <w:tabs>
+          <w:tab w:val="num" w:pos="6480"/>
+        </w:tabs>
+        <w:ind w:left="6480" w:hanging="360"/>
+      </w:pPr>
+      <w:rPr>
+        <w:rFonts w:ascii="Wingdings" w:hAnsi="Wingdings" w:hint="default"/>
+        <w:sz w:val="20"/>
+      </w:rPr>
+    </w:lvl>
+  </w:abstractNum>
+  <w:abstractNum w:abstractNumId="7" w15:restartNumberingAfterBreak="0">
+    <w:nsid w:val="3F986642"/>
+    <w:multiLevelType w:val="multilevel"/>
+    <w:tmpl w:val="6922CDDA"/>
+    <w:lvl w:ilvl="0">
+      <w:start w:val="1"/>
+      <w:numFmt w:val="bullet"/>
+      <w:lvlText w:val=""/>
+      <w:lvlJc w:val="left"/>
+      <w:pPr>
+        <w:tabs>
+          <w:tab w:val="num" w:pos="720"/>
+        </w:tabs>
+        <w:ind w:left="720" w:hanging="360"/>
+      </w:pPr>
+      <w:rPr>
+        <w:rFonts w:ascii="Symbol" w:hAnsi="Symbol" w:hint="default"/>
+        <w:sz w:val="20"/>
+      </w:rPr>
+    </w:lvl>
+    <w:lvl w:ilvl="1" w:tentative="1">
+      <w:start w:val="1"/>
+      <w:numFmt w:val="bullet"/>
+      <w:lvlText w:val="o"/>
+      <w:lvlJc w:val="left"/>
+      <w:pPr>
+        <w:tabs>
+          <w:tab w:val="num" w:pos="1440"/>
+        </w:tabs>
+        <w:ind w:left="1440" w:hanging="360"/>
+      </w:pPr>
+      <w:rPr>
+        <w:rFonts w:ascii="Courier New" w:hAnsi="Courier New" w:hint="default"/>
+        <w:sz w:val="20"/>
+      </w:rPr>
+    </w:lvl>
+    <w:lvl w:ilvl="2" w:tentative="1">
+      <w:start w:val="1"/>
+      <w:numFmt w:val="bullet"/>
+      <w:lvlText w:val=""/>
+      <w:lvlJc w:val="left"/>
+      <w:pPr>
+        <w:tabs>
+          <w:tab w:val="num" w:pos="2160"/>
+        </w:tabs>
+        <w:ind w:left="2160" w:hanging="360"/>
+      </w:pPr>
+      <w:rPr>
+        <w:rFonts w:ascii="Wingdings" w:hAnsi="Wingdings" w:hint="default"/>
+        <w:sz w:val="20"/>
+      </w:rPr>
+    </w:lvl>
+    <w:lvl w:ilvl="3" w:tentative="1">
+      <w:start w:val="1"/>
+      <w:numFmt w:val="bullet"/>
+      <w:lvlText w:val=""/>
+      <w:lvlJc w:val="left"/>
+      <w:pPr>
+        <w:tabs>
+          <w:tab w:val="num" w:pos="2880"/>
+        </w:tabs>
+        <w:ind w:left="2880" w:hanging="360"/>
+      </w:pPr>
+      <w:rPr>
+        <w:rFonts w:ascii="Wingdings" w:hAnsi="Wingdings" w:hint="default"/>
+        <w:sz w:val="20"/>
+      </w:rPr>
+    </w:lvl>
+    <w:lvl w:ilvl="4" w:tentative="1">
+      <w:start w:val="1"/>
+      <w:numFmt w:val="bullet"/>
+      <w:lvlText w:val=""/>
+      <w:lvlJc w:val="left"/>
+      <w:pPr>
+        <w:tabs>
+          <w:tab w:val="num" w:pos="3600"/>
+        </w:tabs>
+        <w:ind w:left="3600" w:hanging="360"/>
+      </w:pPr>
+      <w:rPr>
+        <w:rFonts w:ascii="Wingdings" w:hAnsi="Wingdings" w:hint="default"/>
+        <w:sz w:val="20"/>
+      </w:rPr>
+    </w:lvl>
+    <w:lvl w:ilvl="5" w:tentative="1">
+      <w:start w:val="1"/>
+      <w:numFmt w:val="bullet"/>
+      <w:lvlText w:val=""/>
+      <w:lvlJc w:val="left"/>
+      <w:pPr>
+        <w:tabs>
+          <w:tab w:val="num" w:pos="4320"/>
+        </w:tabs>
+        <w:ind w:left="4320" w:hanging="360"/>
+      </w:pPr>
+      <w:rPr>
+        <w:rFonts w:ascii="Wingdings" w:hAnsi="Wingdings" w:hint="default"/>
+        <w:sz w:val="20"/>
+      </w:rPr>
+    </w:lvl>
+    <w:lvl w:ilvl="6" w:tentative="1">
+      <w:start w:val="1"/>
+      <w:numFmt w:val="bullet"/>
+      <w:lvlText w:val=""/>
+      <w:lvlJc w:val="left"/>
+      <w:pPr>
+        <w:tabs>
+          <w:tab w:val="num" w:pos="5040"/>
+        </w:tabs>
+        <w:ind w:left="5040" w:hanging="360"/>
+      </w:pPr>
+      <w:rPr>
+        <w:rFonts w:ascii="Wingdings" w:hAnsi="Wingdings" w:hint="default"/>
+        <w:sz w:val="20"/>
+      </w:rPr>
+    </w:lvl>
+    <w:lvl w:ilvl="7" w:tentative="1">
+      <w:start w:val="1"/>
+      <w:numFmt w:val="bullet"/>
+      <w:lvlText w:val=""/>
+      <w:lvlJc w:val="left"/>
+      <w:pPr>
+        <w:tabs>
+          <w:tab w:val="num" w:pos="5760"/>
+        </w:tabs>
+        <w:ind w:left="5760" w:hanging="360"/>
+      </w:pPr>
+      <w:rPr>
+        <w:rFonts w:ascii="Wingdings" w:hAnsi="Wingdings" w:hint="default"/>
+        <w:sz w:val="20"/>
+      </w:rPr>
+    </w:lvl>
+    <w:lvl w:ilvl="8" w:tentative="1">
+      <w:start w:val="1"/>
+      <w:numFmt w:val="bullet"/>
+      <w:lvlText w:val=""/>
+      <w:lvlJc w:val="left"/>
+      <w:pPr>
+        <w:tabs>
+          <w:tab w:val="num" w:pos="6480"/>
+        </w:tabs>
+        <w:ind w:left="6480" w:hanging="360"/>
+      </w:pPr>
+      <w:rPr>
+        <w:rFonts w:ascii="Wingdings" w:hAnsi="Wingdings" w:hint="default"/>
+        <w:sz w:val="20"/>
+      </w:rPr>
+    </w:lvl>
+  </w:abstractNum>
+  <w:abstractNum w:abstractNumId="8" w15:restartNumberingAfterBreak="0">
+    <w:nsid w:val="4C232EE6"/>
+    <w:multiLevelType w:val="multilevel"/>
+    <w:tmpl w:val="AEB60222"/>
+    <w:lvl w:ilvl="0">
+      <w:start w:val="1"/>
+      <w:numFmt w:val="bullet"/>
+      <w:lvlText w:val=""/>
+      <w:lvlJc w:val="left"/>
+      <w:pPr>
+        <w:tabs>
+          <w:tab w:val="num" w:pos="720"/>
+        </w:tabs>
+        <w:ind w:left="720" w:hanging="360"/>
+      </w:pPr>
+      <w:rPr>
+        <w:rFonts w:ascii="Symbol" w:hAnsi="Symbol" w:hint="default"/>
+        <w:sz w:val="20"/>
+      </w:rPr>
+    </w:lvl>
+    <w:lvl w:ilvl="1" w:tentative="1">
+      <w:start w:val="1"/>
+      <w:numFmt w:val="bullet"/>
+      <w:lvlText w:val="o"/>
+      <w:lvlJc w:val="left"/>
+      <w:pPr>
+        <w:tabs>
+          <w:tab w:val="num" w:pos="1440"/>
+        </w:tabs>
+        <w:ind w:left="1440" w:hanging="360"/>
+      </w:pPr>
+      <w:rPr>
+        <w:rFonts w:ascii="Courier New" w:hAnsi="Courier New" w:hint="default"/>
+        <w:sz w:val="20"/>
+      </w:rPr>
+    </w:lvl>
+    <w:lvl w:ilvl="2" w:tentative="1">
+      <w:start w:val="1"/>
+      <w:numFmt w:val="bullet"/>
+      <w:lvlText w:val=""/>
+      <w:lvlJc w:val="left"/>
+      <w:pPr>
+        <w:tabs>
+          <w:tab w:val="num" w:pos="2160"/>
+        </w:tabs>
+        <w:ind w:left="2160" w:hanging="360"/>
+      </w:pPr>
+      <w:rPr>
+        <w:rFonts w:ascii="Wingdings" w:hAnsi="Wingdings" w:hint="default"/>
+        <w:sz w:val="20"/>
+      </w:rPr>
+    </w:lvl>
+    <w:lvl w:ilvl="3" w:tentative="1">
+      <w:start w:val="1"/>
+      <w:numFmt w:val="bullet"/>
+      <w:lvlText w:val=""/>
+      <w:lvlJc w:val="left"/>
+      <w:pPr>
+        <w:tabs>
+          <w:tab w:val="num" w:pos="2880"/>
+        </w:tabs>
+        <w:ind w:left="2880" w:hanging="360"/>
+      </w:pPr>
+      <w:rPr>
+        <w:rFonts w:ascii="Wingdings" w:hAnsi="Wingdings" w:hint="default"/>
+        <w:sz w:val="20"/>
+      </w:rPr>
+    </w:lvl>
+    <w:lvl w:ilvl="4" w:tentative="1">
+      <w:start w:val="1"/>
+      <w:numFmt w:val="bullet"/>
+      <w:lvlText w:val=""/>
+      <w:lvlJc w:val="left"/>
+      <w:pPr>
+        <w:tabs>
+          <w:tab w:val="num" w:pos="3600"/>
+        </w:tabs>
+        <w:ind w:left="3600" w:hanging="360"/>
+      </w:pPr>
+      <w:rPr>
+        <w:rFonts w:ascii="Wingdings" w:hAnsi="Wingdings" w:hint="default"/>
+        <w:sz w:val="20"/>
+      </w:rPr>
+    </w:lvl>
+    <w:lvl w:ilvl="5" w:tentative="1">
+      <w:start w:val="1"/>
+      <w:numFmt w:val="bullet"/>
+      <w:lvlText w:val=""/>
+      <w:lvlJc w:val="left"/>
+      <w:pPr>
+        <w:tabs>
+          <w:tab w:val="num" w:pos="4320"/>
+        </w:tabs>
+        <w:ind w:left="4320" w:hanging="360"/>
+      </w:pPr>
+      <w:rPr>
+        <w:rFonts w:ascii="Wingdings" w:hAnsi="Wingdings" w:hint="default"/>
+        <w:sz w:val="20"/>
+      </w:rPr>
+    </w:lvl>
+    <w:lvl w:ilvl="6" w:tentative="1">
+      <w:start w:val="1"/>
+      <w:numFmt w:val="bullet"/>
+      <w:lvlText w:val=""/>
+      <w:lvlJc w:val="left"/>
+      <w:pPr>
+        <w:tabs>
+          <w:tab w:val="num" w:pos="5040"/>
+        </w:tabs>
+        <w:ind w:left="5040" w:hanging="360"/>
+      </w:pPr>
+      <w:rPr>
+        <w:rFonts w:ascii="Wingdings" w:hAnsi="Wingdings" w:hint="default"/>
+        <w:sz w:val="20"/>
+      </w:rPr>
+    </w:lvl>
+    <w:lvl w:ilvl="7" w:tentative="1">
+      <w:start w:val="1"/>
+      <w:numFmt w:val="bullet"/>
+      <w:lvlText w:val=""/>
+      <w:lvlJc w:val="left"/>
+      <w:pPr>
+        <w:tabs>
+          <w:tab w:val="num" w:pos="5760"/>
+        </w:tabs>
+        <w:ind w:left="5760" w:hanging="360"/>
+      </w:pPr>
+      <w:rPr>
+        <w:rFonts w:ascii="Wingdings" w:hAnsi="Wingdings" w:hint="default"/>
+        <w:sz w:val="20"/>
+      </w:rPr>
+    </w:lvl>
+    <w:lvl w:ilvl="8" w:tentative="1">
+      <w:start w:val="1"/>
+      <w:numFmt w:val="bullet"/>
+      <w:lvlText w:val=""/>
+      <w:lvlJc w:val="left"/>
+      <w:pPr>
+        <w:tabs>
+          <w:tab w:val="num" w:pos="6480"/>
+        </w:tabs>
+        <w:ind w:left="6480" w:hanging="360"/>
+      </w:pPr>
+      <w:rPr>
+        <w:rFonts w:ascii="Wingdings" w:hAnsi="Wingdings" w:hint="default"/>
+        <w:sz w:val="20"/>
+      </w:rPr>
+    </w:lvl>
+  </w:abstractNum>
+  <w:abstractNum w:abstractNumId="9" w15:restartNumberingAfterBreak="0">
+    <w:nsid w:val="59C80778"/>
+    <w:multiLevelType w:val="multilevel"/>
+    <w:tmpl w:val="8E7CD100"/>
+    <w:lvl w:ilvl="0">
+      <w:start w:val="1"/>
+      <w:numFmt w:val="bullet"/>
+      <w:lvlText w:val=""/>
+      <w:lvlJc w:val="left"/>
+      <w:pPr>
+        <w:tabs>
+          <w:tab w:val="num" w:pos="720"/>
+        </w:tabs>
+        <w:ind w:left="720" w:hanging="360"/>
+      </w:pPr>
+      <w:rPr>
+        <w:rFonts w:ascii="Symbol" w:hAnsi="Symbol" w:hint="default"/>
+        <w:sz w:val="20"/>
+      </w:rPr>
+    </w:lvl>
+    <w:lvl w:ilvl="1" w:tentative="1">
+      <w:start w:val="1"/>
+      <w:numFmt w:val="bullet"/>
+      <w:lvlText w:val="o"/>
+      <w:lvlJc w:val="left"/>
+      <w:pPr>
+        <w:tabs>
+          <w:tab w:val="num" w:pos="1440"/>
+        </w:tabs>
+        <w:ind w:left="1440" w:hanging="360"/>
+      </w:pPr>
+      <w:rPr>
+        <w:rFonts w:ascii="Courier New" w:hAnsi="Courier New" w:hint="default"/>
+        <w:sz w:val="20"/>
+      </w:rPr>
+    </w:lvl>
+    <w:lvl w:ilvl="2" w:tentative="1">
+      <w:start w:val="1"/>
+      <w:numFmt w:val="bullet"/>
+      <w:lvlText w:val=""/>
+      <w:lvlJc w:val="left"/>
+      <w:pPr>
+        <w:tabs>
+          <w:tab w:val="num" w:pos="2160"/>
+        </w:tabs>
+        <w:ind w:left="2160" w:hanging="360"/>
+      </w:pPr>
+      <w:rPr>
+        <w:rFonts w:ascii="Wingdings" w:hAnsi="Wingdings" w:hint="default"/>
+        <w:sz w:val="20"/>
+      </w:rPr>
+    </w:lvl>
+    <w:lvl w:ilvl="3" w:tentative="1">
+      <w:start w:val="1"/>
+      <w:numFmt w:val="bullet"/>
+      <w:lvlText w:val=""/>
+      <w:lvlJc w:val="left"/>
+      <w:pPr>
+        <w:tabs>
+          <w:tab w:val="num" w:pos="2880"/>
+        </w:tabs>
+        <w:ind w:left="2880" w:hanging="360"/>
+      </w:pPr>
+      <w:rPr>
+        <w:rFonts w:ascii="Wingdings" w:hAnsi="Wingdings" w:hint="default"/>
+        <w:sz w:val="20"/>
+      </w:rPr>
+    </w:lvl>
+    <w:lvl w:ilvl="4" w:tentative="1">
+      <w:start w:val="1"/>
+      <w:numFmt w:val="bullet"/>
+      <w:lvlText w:val=""/>
+      <w:lvlJc w:val="left"/>
+      <w:pPr>
+        <w:tabs>
+          <w:tab w:val="num" w:pos="3600"/>
+        </w:tabs>
+        <w:ind w:left="3600" w:hanging="360"/>
+      </w:pPr>
+      <w:rPr>
+        <w:rFonts w:ascii="Wingdings" w:hAnsi="Wingdings" w:hint="default"/>
+        <w:sz w:val="20"/>
+      </w:rPr>
+    </w:lvl>
+    <w:lvl w:ilvl="5" w:tentative="1">
+      <w:start w:val="1"/>
+      <w:numFmt w:val="bullet"/>
+      <w:lvlText w:val=""/>
+      <w:lvlJc w:val="left"/>
+      <w:pPr>
+        <w:tabs>
+          <w:tab w:val="num" w:pos="4320"/>
+        </w:tabs>
+        <w:ind w:left="4320" w:hanging="360"/>
+      </w:pPr>
+      <w:rPr>
+        <w:rFonts w:ascii="Wingdings" w:hAnsi="Wingdings" w:hint="default"/>
+        <w:sz w:val="20"/>
+      </w:rPr>
+    </w:lvl>
+    <w:lvl w:ilvl="6" w:tentative="1">
+      <w:start w:val="1"/>
+      <w:numFmt w:val="bullet"/>
+      <w:lvlText w:val=""/>
+      <w:lvlJc w:val="left"/>
+      <w:pPr>
+        <w:tabs>
+          <w:tab w:val="num" w:pos="5040"/>
+        </w:tabs>
+        <w:ind w:left="5040" w:hanging="360"/>
+      </w:pPr>
+      <w:rPr>
+        <w:rFonts w:ascii="Wingdings" w:hAnsi="Wingdings" w:hint="default"/>
+        <w:sz w:val="20"/>
+      </w:rPr>
+    </w:lvl>
+    <w:lvl w:ilvl="7" w:tentative="1">
+      <w:start w:val="1"/>
+      <w:numFmt w:val="bullet"/>
+      <w:lvlText w:val=""/>
+      <w:lvlJc w:val="left"/>
+      <w:pPr>
+        <w:tabs>
+          <w:tab w:val="num" w:pos="5760"/>
+        </w:tabs>
+        <w:ind w:left="5760" w:hanging="360"/>
+      </w:pPr>
+      <w:rPr>
+        <w:rFonts w:ascii="Wingdings" w:hAnsi="Wingdings" w:hint="default"/>
+        <w:sz w:val="20"/>
+      </w:rPr>
+    </w:lvl>
+    <w:lvl w:ilvl="8" w:tentative="1">
+      <w:start w:val="1"/>
+      <w:numFmt w:val="bullet"/>
+      <w:lvlText w:val=""/>
+      <w:lvlJc w:val="left"/>
+      <w:pPr>
+        <w:tabs>
+          <w:tab w:val="num" w:pos="6480"/>
+        </w:tabs>
+        <w:ind w:left="6480" w:hanging="360"/>
+      </w:pPr>
+      <w:rPr>
+        <w:rFonts w:ascii="Wingdings" w:hAnsi="Wingdings" w:hint="default"/>
+        <w:sz w:val="20"/>
+      </w:rPr>
+    </w:lvl>
+  </w:abstractNum>
+  <w:abstractNum w:abstractNumId="10" w15:restartNumberingAfterBreak="0">
+    <w:nsid w:val="64A0080E"/>
+    <w:multiLevelType w:val="multilevel"/>
+    <w:tmpl w:val="82DEF368"/>
+    <w:lvl w:ilvl="0">
+      <w:start w:val="1"/>
+      <w:numFmt w:val="bullet"/>
+      <w:lvlText w:val=""/>
+      <w:lvlJc w:val="left"/>
+      <w:pPr>
+        <w:tabs>
+          <w:tab w:val="num" w:pos="709"/>
+        </w:tabs>
+        <w:ind w:left="709" w:hanging="283"/>
+      </w:pPr>
+      <w:rPr>
+        <w:rFonts w:ascii="Symbol" w:hAnsi="Symbol" w:cs="Symbol" w:hint="default"/>
+      </w:rPr>
+    </w:lvl>
+    <w:lvl w:ilvl="1">
+      <w:start w:val="1"/>
+      <w:numFmt w:val="bullet"/>
+      <w:lvlText w:val=""/>
+      <w:lvlJc w:val="left"/>
+      <w:pPr>
+        <w:tabs>
+          <w:tab w:val="num" w:pos="1418"/>
+        </w:tabs>
+        <w:ind w:left="1418" w:hanging="283"/>
+      </w:pPr>
+      <w:rPr>
+        <w:rFonts w:ascii="Symbol" w:hAnsi="Symbol" w:cs="Symbol" w:hint="default"/>
+      </w:rPr>
+    </w:lvl>
+    <w:lvl w:ilvl="2">
+      <w:start w:val="1"/>
+      <w:numFmt w:val="bullet"/>
+      <w:lvlText w:val=""/>
+      <w:lvlJc w:val="left"/>
+      <w:pPr>
+        <w:tabs>
+          <w:tab w:val="num" w:pos="2127"/>
+        </w:tabs>
+        <w:ind w:left="2127" w:hanging="283"/>
+      </w:pPr>
+      <w:rPr>
+        <w:rFonts w:ascii="Symbol" w:hAnsi="Symbol" w:cs="Symbol" w:hint="default"/>
+      </w:rPr>
+    </w:lvl>
+    <w:lvl w:ilvl="3">
+      <w:start w:val="1"/>
+      <w:numFmt w:val="bullet"/>
+      <w:lvlText w:val=""/>
+      <w:lvlJc w:val="left"/>
+      <w:pPr>
+        <w:tabs>
+          <w:tab w:val="num" w:pos="2836"/>
+        </w:tabs>
+        <w:ind w:left="2836" w:hanging="283"/>
+      </w:pPr>
+      <w:rPr>
+        <w:rFonts w:ascii="Symbol" w:hAnsi="Symbol" w:cs="Symbol" w:hint="default"/>
+      </w:rPr>
+    </w:lvl>
+    <w:lvl w:ilvl="4">
+      <w:start w:val="1"/>
+      <w:numFmt w:val="bullet"/>
+      <w:lvlText w:val=""/>
+      <w:lvlJc w:val="left"/>
+      <w:pPr>
+        <w:tabs>
+          <w:tab w:val="num" w:pos="3545"/>
+        </w:tabs>
+        <w:ind w:left="3545" w:hanging="283"/>
+      </w:pPr>
+      <w:rPr>
+        <w:rFonts w:ascii="Symbol" w:hAnsi="Symbol" w:cs="Symbol" w:hint="default"/>
+      </w:rPr>
+    </w:lvl>
+    <w:lvl w:ilvl="5">
+      <w:start w:val="1"/>
+      <w:numFmt w:val="bullet"/>
+      <w:lvlText w:val=""/>
+      <w:lvlJc w:val="left"/>
+      <w:pPr>
+        <w:tabs>
+          <w:tab w:val="num" w:pos="4254"/>
+        </w:tabs>
+        <w:ind w:left="4254" w:hanging="283"/>
+      </w:pPr>
+      <w:rPr>
+        <w:rFonts w:ascii="Symbol" w:hAnsi="Symbol" w:cs="Symbol" w:hint="default"/>
+      </w:rPr>
+    </w:lvl>
+    <w:lvl w:ilvl="6">
+      <w:start w:val="1"/>
+      <w:numFmt w:val="bullet"/>
+      <w:lvlText w:val=""/>
+      <w:lvlJc w:val="left"/>
+      <w:pPr>
+        <w:tabs>
+          <w:tab w:val="num" w:pos="4963"/>
+        </w:tabs>
+        <w:ind w:left="4963" w:hanging="283"/>
+      </w:pPr>
+      <w:rPr>
+        <w:rFonts w:ascii="Symbol" w:hAnsi="Symbol" w:cs="Symbol" w:hint="default"/>
+      </w:rPr>
+    </w:lvl>
+    <w:lvl w:ilvl="7">
+      <w:start w:val="1"/>
+      <w:numFmt w:val="bullet"/>
+      <w:lvlText w:val=""/>
+      <w:lvlJc w:val="left"/>
+      <w:pPr>
+        <w:tabs>
+          <w:tab w:val="num" w:pos="5672"/>
+        </w:tabs>
+        <w:ind w:left="5672" w:hanging="283"/>
+      </w:pPr>
+      <w:rPr>
+        <w:rFonts w:ascii="Symbol" w:hAnsi="Symbol" w:cs="Symbol" w:hint="default"/>
+      </w:rPr>
+    </w:lvl>
+    <w:lvl w:ilvl="8">
+      <w:start w:val="1"/>
+      <w:numFmt w:val="bullet"/>
+      <w:lvlText w:val=""/>
+      <w:lvlJc w:val="left"/>
+      <w:pPr>
+        <w:tabs>
+          <w:tab w:val="num" w:pos="6381"/>
+        </w:tabs>
+        <w:ind w:left="6381" w:hanging="283"/>
+      </w:pPr>
+      <w:rPr>
+        <w:rFonts w:ascii="Symbol" w:hAnsi="Symbol" w:cs="Symbol" w:hint="default"/>
+      </w:rPr>
+    </w:lvl>
+  </w:abstractNum>
+  <w:abstractNum w:abstractNumId="11" w15:restartNumberingAfterBreak="0">
+    <w:nsid w:val="66A51D23"/>
+    <w:multiLevelType w:val="multilevel"/>
+    <w:tmpl w:val="20B65F12"/>
+    <w:lvl w:ilvl="0">
+      <w:start w:val="1"/>
+      <w:numFmt w:val="decimal"/>
+      <w:lvlText w:val="%1."/>
+      <w:lvlJc w:val="left"/>
+      <w:pPr>
+        <w:tabs>
+          <w:tab w:val="num" w:pos="720"/>
+        </w:tabs>
+        <w:ind w:left="720" w:hanging="360"/>
+      </w:pPr>
+    </w:lvl>
+    <w:lvl w:ilvl="1" w:tentative="1">
+      <w:start w:val="1"/>
+      <w:numFmt w:val="decimal"/>
+      <w:lvlText w:val="%2."/>
+      <w:lvlJc w:val="left"/>
+      <w:pPr>
+        <w:tabs>
+          <w:tab w:val="num" w:pos="1440"/>
+        </w:tabs>
+        <w:ind w:left="1440" w:hanging="360"/>
+      </w:pPr>
+    </w:lvl>
+    <w:lvl w:ilvl="2" w:tentative="1">
+      <w:start w:val="1"/>
+      <w:numFmt w:val="decimal"/>
+      <w:lvlText w:val="%3."/>
+      <w:lvlJc w:val="left"/>
+      <w:pPr>
+        <w:tabs>
+          <w:tab w:val="num" w:pos="2160"/>
+        </w:tabs>
+        <w:ind w:left="2160" w:hanging="360"/>
+      </w:pPr>
+    </w:lvl>
+    <w:lvl w:ilvl="3" w:tentative="1">
+      <w:start w:val="1"/>
+      <w:numFmt w:val="decimal"/>
+      <w:lvlText w:val="%4."/>
+      <w:lvlJc w:val="left"/>
+      <w:pPr>
+        <w:tabs>
+          <w:tab w:val="num" w:pos="2880"/>
+        </w:tabs>
+        <w:ind w:left="2880" w:hanging="360"/>
+      </w:pPr>
+    </w:lvl>
+    <w:lvl w:ilvl="4" w:tentative="1">
+      <w:start w:val="1"/>
+      <w:numFmt w:val="decimal"/>
+      <w:lvlText w:val="%5."/>
+      <w:lvlJc w:val="left"/>
+      <w:pPr>
+        <w:tabs>
+          <w:tab w:val="num" w:pos="3600"/>
+        </w:tabs>
+        <w:ind w:left="3600" w:hanging="360"/>
+      </w:pPr>
+    </w:lvl>
+    <w:lvl w:ilvl="5" w:tentative="1">
+      <w:start w:val="1"/>
+      <w:numFmt w:val="decimal"/>
+      <w:lvlText w:val="%6."/>
+      <w:lvlJc w:val="left"/>
+      <w:pPr>
+        <w:tabs>
+          <w:tab w:val="num" w:pos="4320"/>
+        </w:tabs>
+        <w:ind w:left="4320" w:hanging="360"/>
+      </w:pPr>
+    </w:lvl>
+    <w:lvl w:ilvl="6" w:tentative="1">
+      <w:start w:val="1"/>
+      <w:numFmt w:val="decimal"/>
+      <w:lvlText w:val="%7."/>
+      <w:lvlJc w:val="left"/>
+      <w:pPr>
+        <w:tabs>
+          <w:tab w:val="num" w:pos="5040"/>
+        </w:tabs>
+        <w:ind w:left="5040" w:hanging="360"/>
+      </w:pPr>
+    </w:lvl>
+    <w:lvl w:ilvl="7" w:tentative="1">
+      <w:start w:val="1"/>
+      <w:numFmt w:val="decimal"/>
+      <w:lvlText w:val="%8."/>
+      <w:lvlJc w:val="left"/>
+      <w:pPr>
+        <w:tabs>
+          <w:tab w:val="num" w:pos="5760"/>
+        </w:tabs>
+        <w:ind w:left="5760" w:hanging="360"/>
+      </w:pPr>
+    </w:lvl>
+    <w:lvl w:ilvl="8" w:tentative="1">
+      <w:start w:val="1"/>
+      <w:numFmt w:val="decimal"/>
+      <w:lvlText w:val="%9."/>
+      <w:lvlJc w:val="left"/>
+      <w:pPr>
+        <w:tabs>
+          <w:tab w:val="num" w:pos="6480"/>
+        </w:tabs>
+        <w:ind w:left="6480" w:hanging="360"/>
+      </w:pPr>
+    </w:lvl>
+  </w:abstractNum>
+  <w:abstractNum w:abstractNumId="12" w15:restartNumberingAfterBreak="0">
+    <w:nsid w:val="6CB53703"/>
+    <w:multiLevelType w:val="multilevel"/>
+    <w:tmpl w:val="3E4EC78E"/>
+    <w:lvl w:ilvl="0">
+      <w:start w:val="1"/>
+      <w:numFmt w:val="bullet"/>
+      <w:lvlText w:val=""/>
+      <w:lvlJc w:val="left"/>
+      <w:pPr>
+        <w:tabs>
+          <w:tab w:val="num" w:pos="720"/>
+        </w:tabs>
+        <w:ind w:left="720" w:hanging="360"/>
+      </w:pPr>
+      <w:rPr>
+        <w:rFonts w:ascii="Symbol" w:hAnsi="Symbol" w:hint="default"/>
+        <w:sz w:val="20"/>
+      </w:rPr>
+    </w:lvl>
+    <w:lvl w:ilvl="1" w:tentative="1">
+      <w:start w:val="1"/>
+      <w:numFmt w:val="bullet"/>
+      <w:lvlText w:val="o"/>
+      <w:lvlJc w:val="left"/>
+      <w:pPr>
+        <w:tabs>
+          <w:tab w:val="num" w:pos="1440"/>
+        </w:tabs>
+        <w:ind w:left="1440" w:hanging="360"/>
+      </w:pPr>
+      <w:rPr>
+        <w:rFonts w:ascii="Courier New" w:hAnsi="Courier New" w:hint="default"/>
+        <w:sz w:val="20"/>
+      </w:rPr>
+    </w:lvl>
+    <w:lvl w:ilvl="2" w:tentative="1">
+      <w:start w:val="1"/>
+      <w:numFmt w:val="bullet"/>
+      <w:lvlText w:val=""/>
+      <w:lvlJc w:val="left"/>
+      <w:pPr>
+        <w:tabs>
+          <w:tab w:val="num" w:pos="2160"/>
+        </w:tabs>
+        <w:ind w:left="2160" w:hanging="360"/>
+      </w:pPr>
+      <w:rPr>
+        <w:rFonts w:ascii="Wingdings" w:hAnsi="Wingdings" w:hint="default"/>
+        <w:sz w:val="20"/>
+      </w:rPr>
+    </w:lvl>
+    <w:lvl w:ilvl="3" w:tentative="1">
+      <w:start w:val="1"/>
+      <w:numFmt w:val="bullet"/>
+      <w:lvlText w:val=""/>
+      <w:lvlJc w:val="left"/>
+      <w:pPr>
+        <w:tabs>
+          <w:tab w:val="num" w:pos="2880"/>
+        </w:tabs>
+        <w:ind w:left="2880" w:hanging="360"/>
+      </w:pPr>
+      <w:rPr>
+        <w:rFonts w:ascii="Wingdings" w:hAnsi="Wingdings" w:hint="default"/>
+        <w:sz w:val="20"/>
+      </w:rPr>
+    </w:lvl>
+    <w:lvl w:ilvl="4" w:tentative="1">
+      <w:start w:val="1"/>
+      <w:numFmt w:val="bullet"/>
+      <w:lvlText w:val=""/>
+      <w:lvlJc w:val="left"/>
+      <w:pPr>
+        <w:tabs>
+          <w:tab w:val="num" w:pos="3600"/>
+        </w:tabs>
+        <w:ind w:left="3600" w:hanging="360"/>
+      </w:pPr>
+      <w:rPr>
+        <w:rFonts w:ascii="Wingdings" w:hAnsi="Wingdings" w:hint="default"/>
+        <w:sz w:val="20"/>
+      </w:rPr>
+    </w:lvl>
+    <w:lvl w:ilvl="5" w:tentative="1">
+      <w:start w:val="1"/>
+      <w:numFmt w:val="bullet"/>
+      <w:lvlText w:val=""/>
+      <w:lvlJc w:val="left"/>
+      <w:pPr>
+        <w:tabs>
+          <w:tab w:val="num" w:pos="4320"/>
+        </w:tabs>
+        <w:ind w:left="4320" w:hanging="360"/>
+      </w:pPr>
+      <w:rPr>
+        <w:rFonts w:ascii="Wingdings" w:hAnsi="Wingdings" w:hint="default"/>
+        <w:sz w:val="20"/>
+      </w:rPr>
+    </w:lvl>
+    <w:lvl w:ilvl="6" w:tentative="1">
+      <w:start w:val="1"/>
+      <w:numFmt w:val="bullet"/>
+      <w:lvlText w:val=""/>
+      <w:lvlJc w:val="left"/>
+      <w:pPr>
+        <w:tabs>
+          <w:tab w:val="num" w:pos="5040"/>
+        </w:tabs>
+        <w:ind w:left="5040" w:hanging="360"/>
+      </w:pPr>
+      <w:rPr>
+        <w:rFonts w:ascii="Wingdings" w:hAnsi="Wingdings" w:hint="default"/>
+        <w:sz w:val="20"/>
+      </w:rPr>
+    </w:lvl>
+    <w:lvl w:ilvl="7" w:tentative="1">
+      <w:start w:val="1"/>
+      <w:numFmt w:val="bullet"/>
+      <w:lvlText w:val=""/>
+      <w:lvlJc w:val="left"/>
+      <w:pPr>
+        <w:tabs>
+          <w:tab w:val="num" w:pos="5760"/>
+        </w:tabs>
+        <w:ind w:left="5760" w:hanging="360"/>
+      </w:pPr>
+      <w:rPr>
+        <w:rFonts w:ascii="Wingdings" w:hAnsi="Wingdings" w:hint="default"/>
+        <w:sz w:val="20"/>
+      </w:rPr>
+    </w:lvl>
+    <w:lvl w:ilvl="8" w:tentative="1">
+      <w:start w:val="1"/>
+      <w:numFmt w:val="bullet"/>
+      <w:lvlText w:val=""/>
+      <w:lvlJc w:val="left"/>
+      <w:pPr>
+        <w:tabs>
+          <w:tab w:val="num" w:pos="6480"/>
+        </w:tabs>
+        <w:ind w:left="6480" w:hanging="360"/>
+      </w:pPr>
+      <w:rPr>
+        <w:rFonts w:ascii="Wingdings" w:hAnsi="Wingdings" w:hint="default"/>
+        <w:sz w:val="20"/>
+      </w:rPr>
+    </w:lvl>
+  </w:abstractNum>
+  <w:abstractNum w:abstractNumId="13" w15:restartNumberingAfterBreak="0">
+    <w:nsid w:val="6FFB334E"/>
+    <w:multiLevelType w:val="multilevel"/>
+    <w:tmpl w:val="EF3C87A2"/>
+    <w:lvl w:ilvl="0">
+      <w:start w:val="1"/>
+      <w:numFmt w:val="bullet"/>
+      <w:lvlText w:val=""/>
+      <w:lvlJc w:val="left"/>
+      <w:pPr>
+        <w:tabs>
+          <w:tab w:val="num" w:pos="720"/>
+        </w:tabs>
+        <w:ind w:left="720" w:hanging="360"/>
+      </w:pPr>
+      <w:rPr>
+        <w:rFonts w:ascii="Symbol" w:hAnsi="Symbol" w:hint="default"/>
+        <w:sz w:val="20"/>
+      </w:rPr>
+    </w:lvl>
+    <w:lvl w:ilvl="1">
+      <w:start w:val="1"/>
+      <w:numFmt w:val="bullet"/>
+      <w:lvlText w:val="o"/>
+      <w:lvlJc w:val="left"/>
+      <w:pPr>
+        <w:tabs>
+          <w:tab w:val="num" w:pos="1440"/>
+        </w:tabs>
+        <w:ind w:left="1440" w:hanging="360"/>
+      </w:pPr>
+      <w:rPr>
+        <w:rFonts w:ascii="Courier New" w:hAnsi="Courier New" w:hint="default"/>
+        <w:sz w:val="20"/>
+      </w:rPr>
+    </w:lvl>
+    <w:lvl w:ilvl="2" w:tentative="1">
+      <w:start w:val="1"/>
+      <w:numFmt w:val="bullet"/>
+      <w:lvlText w:val=""/>
+      <w:lvlJc w:val="left"/>
+      <w:pPr>
+        <w:tabs>
+          <w:tab w:val="num" w:pos="2160"/>
+        </w:tabs>
+        <w:ind w:left="2160" w:hanging="360"/>
+      </w:pPr>
+      <w:rPr>
+        <w:rFonts w:ascii="Wingdings" w:hAnsi="Wingdings" w:hint="default"/>
+        <w:sz w:val="20"/>
+      </w:rPr>
+    </w:lvl>
+    <w:lvl w:ilvl="3" w:tentative="1">
+      <w:start w:val="1"/>
+      <w:numFmt w:val="bullet"/>
+      <w:lvlText w:val=""/>
+      <w:lvlJc w:val="left"/>
+      <w:pPr>
+        <w:tabs>
+          <w:tab w:val="num" w:pos="2880"/>
+        </w:tabs>
+        <w:ind w:left="2880" w:hanging="360"/>
+      </w:pPr>
+      <w:rPr>
+        <w:rFonts w:ascii="Wingdings" w:hAnsi="Wingdings" w:hint="default"/>
+        <w:sz w:val="20"/>
+      </w:rPr>
+    </w:lvl>
+    <w:lvl w:ilvl="4" w:tentative="1">
+      <w:start w:val="1"/>
+      <w:numFmt w:val="bullet"/>
+      <w:lvlText w:val=""/>
+      <w:lvlJc w:val="left"/>
+      <w:pPr>
+        <w:tabs>
+          <w:tab w:val="num" w:pos="3600"/>
+        </w:tabs>
+        <w:ind w:left="3600" w:hanging="360"/>
+      </w:pPr>
+      <w:rPr>
+        <w:rFonts w:ascii="Wingdings" w:hAnsi="Wingdings" w:hint="default"/>
+        <w:sz w:val="20"/>
+      </w:rPr>
+    </w:lvl>
+    <w:lvl w:ilvl="5" w:tentative="1">
+      <w:start w:val="1"/>
+      <w:numFmt w:val="bullet"/>
+      <w:lvlText w:val=""/>
+      <w:lvlJc w:val="left"/>
+      <w:pPr>
+        <w:tabs>
+          <w:tab w:val="num" w:pos="4320"/>
+        </w:tabs>
+        <w:ind w:left="4320" w:hanging="360"/>
+      </w:pPr>
+      <w:rPr>
+        <w:rFonts w:ascii="Wingdings" w:hAnsi="Wingdings" w:hint="default"/>
+        <w:sz w:val="20"/>
+      </w:rPr>
+    </w:lvl>
+    <w:lvl w:ilvl="6" w:tentative="1">
+      <w:start w:val="1"/>
+      <w:numFmt w:val="bullet"/>
+      <w:lvlText w:val=""/>
+      <w:lvlJc w:val="left"/>
+      <w:pPr>
+        <w:tabs>
+          <w:tab w:val="num" w:pos="5040"/>
+        </w:tabs>
+        <w:ind w:left="5040" w:hanging="360"/>
+      </w:pPr>
+      <w:rPr>
+        <w:rFonts w:ascii="Wingdings" w:hAnsi="Wingdings" w:hint="default"/>
+        <w:sz w:val="20"/>
+      </w:rPr>
+    </w:lvl>
+    <w:lvl w:ilvl="7" w:tentative="1">
+      <w:start w:val="1"/>
+      <w:numFmt w:val="bullet"/>
+      <w:lvlText w:val=""/>
+      <w:lvlJc w:val="left"/>
+      <w:pPr>
+        <w:tabs>
+          <w:tab w:val="num" w:pos="5760"/>
+        </w:tabs>
+        <w:ind w:left="5760" w:hanging="360"/>
+      </w:pPr>
+      <w:rPr>
+        <w:rFonts w:ascii="Wingdings" w:hAnsi="Wingdings" w:hint="default"/>
+        <w:sz w:val="20"/>
+      </w:rPr>
+    </w:lvl>
+    <w:lvl w:ilvl="8" w:tentative="1">
+      <w:start w:val="1"/>
+      <w:numFmt w:val="bullet"/>
+      <w:lvlText w:val=""/>
+      <w:lvlJc w:val="left"/>
+      <w:pPr>
+        <w:tabs>
+          <w:tab w:val="num" w:pos="6480"/>
+        </w:tabs>
+        <w:ind w:left="6480" w:hanging="360"/>
+      </w:pPr>
+      <w:rPr>
+        <w:rFonts w:ascii="Wingdings" w:hAnsi="Wingdings" w:hint="default"/>
+        <w:sz w:val="20"/>
+      </w:rPr>
+    </w:lvl>
+  </w:abstractNum>
+  <w:abstractNum w:abstractNumId="14" w15:restartNumberingAfterBreak="0">
+    <w:nsid w:val="72B31346"/>
+    <w:multiLevelType w:val="multilevel"/>
+    <w:tmpl w:val="10A25ECA"/>
+    <w:lvl w:ilvl="0">
+      <w:start w:val="1"/>
+      <w:numFmt w:val="bullet"/>
+      <w:lvlText w:val=""/>
+      <w:lvlJc w:val="left"/>
+      <w:pPr>
+        <w:tabs>
+          <w:tab w:val="num" w:pos="709"/>
+        </w:tabs>
+        <w:ind w:left="709" w:hanging="283"/>
+      </w:pPr>
+      <w:rPr>
+        <w:rFonts w:ascii="Symbol" w:hAnsi="Symbol" w:cs="Symbol" w:hint="default"/>
+      </w:rPr>
+    </w:lvl>
+    <w:lvl w:ilvl="1">
+      <w:start w:val="1"/>
+      <w:numFmt w:val="bullet"/>
+      <w:lvlText w:val=""/>
+      <w:lvlJc w:val="left"/>
+      <w:pPr>
+        <w:tabs>
+          <w:tab w:val="num" w:pos="1418"/>
+        </w:tabs>
+        <w:ind w:left="1418" w:hanging="283"/>
+      </w:pPr>
+      <w:rPr>
+        <w:rFonts w:ascii="Symbol" w:hAnsi="Symbol" w:cs="Symbol" w:hint="default"/>
+      </w:rPr>
+    </w:lvl>
+    <w:lvl w:ilvl="2">
+      <w:start w:val="1"/>
+      <w:numFmt w:val="bullet"/>
+      <w:lvlText w:val=""/>
+      <w:lvlJc w:val="left"/>
+      <w:pPr>
+        <w:tabs>
+          <w:tab w:val="num" w:pos="2127"/>
+        </w:tabs>
+        <w:ind w:left="2127" w:hanging="283"/>
+      </w:pPr>
+      <w:rPr>
+        <w:rFonts w:ascii="Symbol" w:hAnsi="Symbol" w:cs="Symbol" w:hint="default"/>
+      </w:rPr>
+    </w:lvl>
+    <w:lvl w:ilvl="3">
+      <w:start w:val="1"/>
+      <w:numFmt w:val="bullet"/>
+      <w:lvlText w:val=""/>
+      <w:lvlJc w:val="left"/>
+      <w:pPr>
+        <w:tabs>
+          <w:tab w:val="num" w:pos="2836"/>
+        </w:tabs>
+        <w:ind w:left="2836" w:hanging="283"/>
+      </w:pPr>
+      <w:rPr>
+        <w:rFonts w:ascii="Symbol" w:hAnsi="Symbol" w:cs="Symbol" w:hint="default"/>
+      </w:rPr>
+    </w:lvl>
+    <w:lvl w:ilvl="4">
+      <w:start w:val="1"/>
+      <w:numFmt w:val="bullet"/>
+      <w:lvlText w:val=""/>
+      <w:lvlJc w:val="left"/>
+      <w:pPr>
+        <w:tabs>
+          <w:tab w:val="num" w:pos="3545"/>
+        </w:tabs>
+        <w:ind w:left="3545" w:hanging="283"/>
+      </w:pPr>
+      <w:rPr>
+        <w:rFonts w:ascii="Symbol" w:hAnsi="Symbol" w:cs="Symbol" w:hint="default"/>
+      </w:rPr>
+    </w:lvl>
+    <w:lvl w:ilvl="5">
+      <w:start w:val="1"/>
+      <w:numFmt w:val="bullet"/>
+      <w:lvlText w:val=""/>
+      <w:lvlJc w:val="left"/>
+      <w:pPr>
+        <w:tabs>
+          <w:tab w:val="num" w:pos="4254"/>
+        </w:tabs>
+        <w:ind w:left="4254" w:hanging="283"/>
+      </w:pPr>
+      <w:rPr>
+        <w:rFonts w:ascii="Symbol" w:hAnsi="Symbol" w:cs="Symbol" w:hint="default"/>
+      </w:rPr>
+    </w:lvl>
+    <w:lvl w:ilvl="6">
+      <w:start w:val="1"/>
+      <w:numFmt w:val="bullet"/>
+      <w:lvlText w:val=""/>
+      <w:lvlJc w:val="left"/>
+      <w:pPr>
+        <w:tabs>
+          <w:tab w:val="num" w:pos="4963"/>
+        </w:tabs>
+        <w:ind w:left="4963" w:hanging="283"/>
+      </w:pPr>
+      <w:rPr>
+        <w:rFonts w:ascii="Symbol" w:hAnsi="Symbol" w:cs="Symbol" w:hint="default"/>
+      </w:rPr>
+    </w:lvl>
+    <w:lvl w:ilvl="7">
+      <w:start w:val="1"/>
+      <w:numFmt w:val="bullet"/>
+      <w:lvlText w:val=""/>
+      <w:lvlJc w:val="left"/>
+      <w:pPr>
+        <w:tabs>
+          <w:tab w:val="num" w:pos="5672"/>
+        </w:tabs>
+        <w:ind w:left="5672" w:hanging="283"/>
+      </w:pPr>
+      <w:rPr>
+        <w:rFonts w:ascii="Symbol" w:hAnsi="Symbol" w:cs="Symbol" w:hint="default"/>
+      </w:rPr>
+    </w:lvl>
+    <w:lvl w:ilvl="8">
+      <w:start w:val="1"/>
+      <w:numFmt w:val="bullet"/>
+      <w:lvlText w:val=""/>
+      <w:lvlJc w:val="left"/>
+      <w:pPr>
+        <w:tabs>
+          <w:tab w:val="num" w:pos="6381"/>
+        </w:tabs>
+        <w:ind w:left="6381" w:hanging="283"/>
+      </w:pPr>
+      <w:rPr>
+        <w:rFonts w:ascii="Symbol" w:hAnsi="Symbol" w:cs="Symbol" w:hint="default"/>
+      </w:rPr>
+    </w:lvl>
+  </w:abstractNum>
+  <w:abstractNum w:abstractNumId="15" w15:restartNumberingAfterBreak="0">
+    <w:nsid w:val="7F971A2A"/>
+    <w:multiLevelType w:val="multilevel"/>
+    <w:tmpl w:val="EDC418D4"/>
+    <w:lvl w:ilvl="0">
+      <w:start w:val="1"/>
+      <w:numFmt w:val="bullet"/>
+      <w:lvlText w:val=""/>
+      <w:lvlJc w:val="left"/>
+      <w:pPr>
+        <w:tabs>
+          <w:tab w:val="num" w:pos="720"/>
+        </w:tabs>
+        <w:ind w:left="720" w:hanging="360"/>
+      </w:pPr>
+      <w:rPr>
+        <w:rFonts w:ascii="Symbol" w:hAnsi="Symbol" w:hint="default"/>
+        <w:sz w:val="20"/>
+      </w:rPr>
+    </w:lvl>
+    <w:lvl w:ilvl="1" w:tentative="1">
+      <w:start w:val="1"/>
+      <w:numFmt w:val="bullet"/>
+      <w:lvlText w:val="o"/>
+      <w:lvlJc w:val="left"/>
+      <w:pPr>
+        <w:tabs>
+          <w:tab w:val="num" w:pos="1440"/>
+        </w:tabs>
+        <w:ind w:left="1440" w:hanging="360"/>
+      </w:pPr>
+      <w:rPr>
+        <w:rFonts w:ascii="Courier New" w:hAnsi="Courier New" w:hint="default"/>
+        <w:sz w:val="20"/>
+      </w:rPr>
+    </w:lvl>
+    <w:lvl w:ilvl="2" w:tentative="1">
+      <w:start w:val="1"/>
+      <w:numFmt w:val="bullet"/>
+      <w:lvlText w:val=""/>
+      <w:lvlJc w:val="left"/>
+      <w:pPr>
+        <w:tabs>
+          <w:tab w:val="num" w:pos="2160"/>
+        </w:tabs>
+        <w:ind w:left="2160" w:hanging="360"/>
+      </w:pPr>
+      <w:rPr>
+        <w:rFonts w:ascii="Wingdings" w:hAnsi="Wingdings" w:hint="default"/>
+        <w:sz w:val="20"/>
+      </w:rPr>
+    </w:lvl>
+    <w:lvl w:ilvl="3" w:tentative="1">
+      <w:start w:val="1"/>
+      <w:numFmt w:val="bullet"/>
+      <w:lvlText w:val=""/>
+      <w:lvlJc w:val="left"/>
+      <w:pPr>
+        <w:tabs>
+          <w:tab w:val="num" w:pos="2880"/>
+        </w:tabs>
+        <w:ind w:left="2880" w:hanging="360"/>
+      </w:pPr>
+      <w:rPr>
+        <w:rFonts w:ascii="Wingdings" w:hAnsi="Wingdings" w:hint="default"/>
+        <w:sz w:val="20"/>
+      </w:rPr>
+    </w:lvl>
+    <w:lvl w:ilvl="4" w:tentative="1">
+      <w:start w:val="1"/>
+      <w:numFmt w:val="bullet"/>
+      <w:lvlText w:val=""/>
+      <w:lvlJc w:val="left"/>
+      <w:pPr>
+        <w:tabs>
+          <w:tab w:val="num" w:pos="3600"/>
+        </w:tabs>
+        <w:ind w:left="3600" w:hanging="360"/>
+      </w:pPr>
+      <w:rPr>
+        <w:rFonts w:ascii="Wingdings" w:hAnsi="Wingdings" w:hint="default"/>
+        <w:sz w:val="20"/>
+      </w:rPr>
+    </w:lvl>
+    <w:lvl w:ilvl="5" w:tentative="1">
+      <w:start w:val="1"/>
+      <w:numFmt w:val="bullet"/>
+      <w:lvlText w:val=""/>
+      <w:lvlJc w:val="left"/>
+      <w:pPr>
+        <w:tabs>
+          <w:tab w:val="num" w:pos="4320"/>
+        </w:tabs>
+        <w:ind w:left="4320" w:hanging="360"/>
+      </w:pPr>
+      <w:rPr>
+        <w:rFonts w:ascii="Wingdings" w:hAnsi="Wingdings" w:hint="default"/>
+        <w:sz w:val="20"/>
+      </w:rPr>
+    </w:lvl>
+    <w:lvl w:ilvl="6" w:tentative="1">
+      <w:start w:val="1"/>
+      <w:numFmt w:val="bullet"/>
+      <w:lvlText w:val=""/>
+      <w:lvlJc w:val="left"/>
+      <w:pPr>
+        <w:tabs>
+          <w:tab w:val="num" w:pos="5040"/>
+        </w:tabs>
+        <w:ind w:left="5040" w:hanging="360"/>
+      </w:pPr>
+      <w:rPr>
+        <w:rFonts w:ascii="Wingdings" w:hAnsi="Wingdings" w:hint="default"/>
+        <w:sz w:val="20"/>
+      </w:rPr>
+    </w:lvl>
+    <w:lvl w:ilvl="7" w:tentative="1">
+      <w:start w:val="1"/>
+      <w:numFmt w:val="bullet"/>
+      <w:lvlText w:val=""/>
+      <w:lvlJc w:val="left"/>
+      <w:pPr>
+        <w:tabs>
+          <w:tab w:val="num" w:pos="5760"/>
+        </w:tabs>
+        <w:ind w:left="5760" w:hanging="360"/>
+      </w:pPr>
+      <w:rPr>
+        <w:rFonts w:ascii="Wingdings" w:hAnsi="Wingdings" w:hint="default"/>
+        <w:sz w:val="20"/>
+      </w:rPr>
+    </w:lvl>
+    <w:lvl w:ilvl="8" w:tentative="1">
+      <w:start w:val="1"/>
+      <w:numFmt w:val="bullet"/>
+      <w:lvlText w:val=""/>
+      <w:lvlJc w:val="left"/>
+      <w:pPr>
+        <w:tabs>
+          <w:tab w:val="num" w:pos="6480"/>
+        </w:tabs>
+        <w:ind w:left="6480" w:hanging="360"/>
+      </w:pPr>
+      <w:rPr>
+        <w:rFonts w:ascii="Wingdings" w:hAnsi="Wingdings" w:hint="default"/>
+        <w:sz w:val="20"/>
+      </w:rPr>
+    </w:lvl>
+  </w:abstractNum>
+  <w:num w:numId="1" w16cid:durableId="1946185539">
+    <w:abstractNumId w:val="3"/>
+  </w:num>
+  <w:num w:numId="2" w16cid:durableId="1110126851">
+    <w:abstractNumId w:val="5"/>
+  </w:num>
+  <w:num w:numId="3" w16cid:durableId="1723866210">
+    <w:abstractNumId w:val="14"/>
+  </w:num>
+  <w:num w:numId="4" w16cid:durableId="234512348">
+    <w:abstractNumId w:val="4"/>
+  </w:num>
+  <w:num w:numId="5" w16cid:durableId="280693673">
+    <w:abstractNumId w:val="10"/>
+  </w:num>
+  <w:num w:numId="6" w16cid:durableId="335957766">
     <w:abstractNumId w:val="1"/>
   </w:num>
-  <w:num w:numId="2">
+  <w:num w:numId="7" w16cid:durableId="2050260450">
+    <w:abstractNumId w:val="15"/>
+  </w:num>
+  <w:num w:numId="8" w16cid:durableId="445348500">
+    <w:abstractNumId w:val="8"/>
+  </w:num>
+  <w:num w:numId="9" w16cid:durableId="1431389545">
+    <w:abstractNumId w:val="9"/>
+  </w:num>
+  <w:num w:numId="10" w16cid:durableId="1330905329">
     <w:abstractNumId w:val="2"/>
   </w:num>
-  <w:num w:numId="3">
-    <w:abstractNumId w:val="3"/>
+  <w:num w:numId="11" w16cid:durableId="325523519">
+    <w:abstractNumId w:val="6"/>
   </w:num>
-  <w:num w:numId="4">
-    <w:abstractNumId w:val="4"/>
+  <w:num w:numId="12" w16cid:durableId="1155608762">
+    <w:abstractNumId w:val="11"/>
   </w:num>
-  <w:num w:numId="5">
-    <w:abstractNumId w:val="5"/>
+  <w:num w:numId="13" w16cid:durableId="1362316279">
+    <w:abstractNumId w:val="0"/>
   </w:num>
-  <w:num w:numId="6">
-    <w:abstractNumId w:val="6"/>
+  <w:num w:numId="14" w16cid:durableId="1757901133">
+    <w:abstractNumId w:val="7"/>
+  </w:num>
+  <w:num w:numId="15" w16cid:durableId="1626621084">
+    <w:abstractNumId w:val="13"/>
+  </w:num>
+  <w:num w:numId="16" w16cid:durableId="69816728">
+    <w:abstractNumId w:val="12"/>
   </w:num>
 </w:numbering>
 </file>
 
 <file path=word/styles.xml><?xml version="1.0" encoding="utf-8"?>
-<w:styles xmlns:w="http://schemas.openxmlformats.org/wordprocessingml/2006/main" xmlns:w14="http://schemas.microsoft.com/office/word/2010/wordml" xmlns:mc="http://schemas.openxmlformats.org/markup-compatibility/2006" mc:Ignorable="w14">
+<w:styles xmlns:mc="http://schemas.openxmlformats.org/markup-compatibility/2006" xmlns:r="http://schemas.openxmlformats.org/officeDocument/2006/relationships" xmlns:w="http://schemas.openxmlformats.org/wordprocessingml/2006/main" xmlns:w14="http://schemas.microsoft.com/office/word/2010/wordml" xmlns:w15="http://schemas.microsoft.com/office/word/2012/wordml" xmlns:w16cex="http://schemas.microsoft.com/office/word/2018/wordml/cex" xmlns:w16cid="http://schemas.microsoft.com/office/word/2016/wordml/cid" xmlns:w16="http://schemas.microsoft.com/office/word/2018/wordml" xmlns:w16du="http://schemas.microsoft.com/office/word/2023/wordml/word16du" xmlns:w16sdtdh="http://schemas.microsoft.com/office/word/2020/wordml/sdtdatahash" xmlns:w16sdtfl="http://schemas.microsoft.com/office/word/2024/wordml/sdtformatlock" xmlns:w16se="http://schemas.microsoft.com/office/word/2015/wordml/symex" mc:Ignorable="w14 w15 w16se w16cid w16 w16cex w16sdtdh w16sdtfl w16du">
   <w:docDefaults>
     <w:rPrDefault>
       <w:rPr>
-        <w:rFonts w:ascii="Liberation Serif" w:hAnsi="Liberation Serif" w:eastAsia="Noto Serif CJK SC" w:cs="Noto Sans Devanagari"/>
+        <w:rFonts w:ascii="Liberation Serif" w:eastAsia="新細明體" w:hAnsi="Liberation Serif" w:cs="Noto Sans Devanagari"/>
         <w:kern w:val="2"/>
         <w:sz w:val="24"/>
         <w:szCs w:val="24"/>
@@ -2454,89 +6712,480 @@
     </w:rPrDefault>
     <w:pPrDefault>
       <w:pPr>
-        <w:suppressAutoHyphens w:val="true"/>
+        <w:suppressAutoHyphens/>
       </w:pPr>
     </w:pPrDefault>
   </w:docDefaults>
-  <w:style w:type="paragraph" w:styleId="Normal">
+  <w:latentStyles w:defLockedState="0" w:defUIPriority="99" w:defSemiHidden="0" w:defUnhideWhenUsed="0" w:defQFormat="0" w:count="376">
+    <w:lsdException w:name="Normal" w:uiPriority="0" w:qFormat="1"/>
+    <w:lsdException w:name="heading 1" w:uiPriority="9" w:qFormat="1"/>
+    <w:lsdException w:name="heading 2" w:semiHidden="1" w:uiPriority="9" w:unhideWhenUsed="1" w:qFormat="1"/>
+    <w:lsdException w:name="heading 3" w:semiHidden="1" w:uiPriority="9" w:unhideWhenUsed="1" w:qFormat="1"/>
+    <w:lsdException w:name="heading 4" w:semiHidden="1" w:uiPriority="9" w:unhideWhenUsed="1" w:qFormat="1"/>
+    <w:lsdException w:name="heading 5" w:semiHidden="1" w:uiPriority="9" w:unhideWhenUsed="1" w:qFormat="1"/>
+    <w:lsdException w:name="heading 6" w:semiHidden="1" w:uiPriority="9" w:unhideWhenUsed="1" w:qFormat="1"/>
+    <w:lsdException w:name="heading 7" w:semiHidden="1" w:uiPriority="9" w:unhideWhenUsed="1" w:qFormat="1"/>
+    <w:lsdException w:name="heading 8" w:semiHidden="1" w:uiPriority="9" w:unhideWhenUsed="1" w:qFormat="1"/>
+    <w:lsdException w:name="heading 9" w:semiHidden="1" w:uiPriority="9" w:unhideWhenUsed="1" w:qFormat="1"/>
+    <w:lsdException w:name="index 1" w:semiHidden="1" w:unhideWhenUsed="1"/>
+    <w:lsdException w:name="index 2" w:semiHidden="1" w:unhideWhenUsed="1"/>
+    <w:lsdException w:name="index 3" w:semiHidden="1" w:unhideWhenUsed="1"/>
+    <w:lsdException w:name="index 4" w:semiHidden="1" w:unhideWhenUsed="1"/>
+    <w:lsdException w:name="index 5" w:semiHidden="1" w:unhideWhenUsed="1"/>
+    <w:lsdException w:name="index 6" w:semiHidden="1" w:unhideWhenUsed="1"/>
+    <w:lsdException w:name="index 7" w:semiHidden="1" w:unhideWhenUsed="1"/>
+    <w:lsdException w:name="index 8" w:semiHidden="1" w:unhideWhenUsed="1"/>
+    <w:lsdException w:name="index 9" w:semiHidden="1" w:unhideWhenUsed="1"/>
+    <w:lsdException w:name="toc 1" w:semiHidden="1" w:uiPriority="39" w:unhideWhenUsed="1"/>
+    <w:lsdException w:name="toc 2" w:semiHidden="1" w:uiPriority="39" w:unhideWhenUsed="1"/>
+    <w:lsdException w:name="toc 3" w:semiHidden="1" w:uiPriority="39" w:unhideWhenUsed="1"/>
+    <w:lsdException w:name="toc 4" w:semiHidden="1" w:uiPriority="39" w:unhideWhenUsed="1"/>
+    <w:lsdException w:name="toc 5" w:semiHidden="1" w:uiPriority="39" w:unhideWhenUsed="1"/>
+    <w:lsdException w:name="toc 6" w:semiHidden="1" w:uiPriority="39" w:unhideWhenUsed="1"/>
+    <w:lsdException w:name="toc 7" w:semiHidden="1" w:uiPriority="39" w:unhideWhenUsed="1"/>
+    <w:lsdException w:name="toc 8" w:semiHidden="1" w:uiPriority="39" w:unhideWhenUsed="1"/>
+    <w:lsdException w:name="toc 9" w:semiHidden="1" w:uiPriority="39" w:unhideWhenUsed="1"/>
+    <w:lsdException w:name="Normal Indent" w:semiHidden="1" w:unhideWhenUsed="1"/>
+    <w:lsdException w:name="footnote text" w:semiHidden="1" w:unhideWhenUsed="1"/>
+    <w:lsdException w:name="annotation text" w:semiHidden="1" w:unhideWhenUsed="1"/>
+    <w:lsdException w:name="header" w:semiHidden="1" w:unhideWhenUsed="1"/>
+    <w:lsdException w:name="footer" w:semiHidden="1" w:unhideWhenUsed="1"/>
+    <w:lsdException w:name="index heading" w:semiHidden="1" w:unhideWhenUsed="1"/>
+    <w:lsdException w:name="caption" w:semiHidden="1" w:uiPriority="35" w:unhideWhenUsed="1" w:qFormat="1"/>
+    <w:lsdException w:name="table of figures" w:semiHidden="1" w:unhideWhenUsed="1"/>
+    <w:lsdException w:name="envelope address" w:semiHidden="1" w:unhideWhenUsed="1"/>
+    <w:lsdException w:name="envelope return" w:semiHidden="1" w:unhideWhenUsed="1"/>
+    <w:lsdException w:name="footnote reference" w:semiHidden="1" w:unhideWhenUsed="1"/>
+    <w:lsdException w:name="annotation reference" w:semiHidden="1" w:unhideWhenUsed="1"/>
+    <w:lsdException w:name="line number" w:semiHidden="1" w:unhideWhenUsed="1"/>
+    <w:lsdException w:name="page number" w:semiHidden="1" w:unhideWhenUsed="1"/>
+    <w:lsdException w:name="endnote reference" w:semiHidden="1" w:unhideWhenUsed="1"/>
+    <w:lsdException w:name="endnote text" w:semiHidden="1" w:unhideWhenUsed="1"/>
+    <w:lsdException w:name="table of authorities" w:semiHidden="1" w:unhideWhenUsed="1"/>
+    <w:lsdException w:name="macro" w:semiHidden="1" w:unhideWhenUsed="1"/>
+    <w:lsdException w:name="toa heading" w:semiHidden="1" w:unhideWhenUsed="1"/>
+    <w:lsdException w:name="List" w:semiHidden="1" w:unhideWhenUsed="1"/>
+    <w:lsdException w:name="List Bullet" w:semiHidden="1" w:unhideWhenUsed="1"/>
+    <w:lsdException w:name="List Number" w:semiHidden="1" w:unhideWhenUsed="1"/>
+    <w:lsdException w:name="List 2" w:semiHidden="1" w:unhideWhenUsed="1"/>
+    <w:lsdException w:name="List 3" w:semiHidden="1" w:unhideWhenUsed="1"/>
+    <w:lsdException w:name="List 4" w:semiHidden="1" w:unhideWhenUsed="1"/>
+    <w:lsdException w:name="List 5" w:semiHidden="1" w:unhideWhenUsed="1"/>
+    <w:lsdException w:name="List Bullet 2" w:semiHidden="1" w:unhideWhenUsed="1"/>
+    <w:lsdException w:name="List Bullet 3" w:semiHidden="1" w:unhideWhenUsed="1"/>
+    <w:lsdException w:name="List Bullet 4" w:semiHidden="1" w:unhideWhenUsed="1"/>
+    <w:lsdException w:name="List Bullet 5" w:semiHidden="1" w:unhideWhenUsed="1"/>
+    <w:lsdException w:name="List Number 2" w:semiHidden="1" w:unhideWhenUsed="1"/>
+    <w:lsdException w:name="List Number 3" w:semiHidden="1" w:unhideWhenUsed="1"/>
+    <w:lsdException w:name="List Number 4" w:semiHidden="1" w:unhideWhenUsed="1"/>
+    <w:lsdException w:name="List Number 5" w:semiHidden="1" w:unhideWhenUsed="1"/>
+    <w:lsdException w:name="Title" w:uiPriority="10" w:qFormat="1"/>
+    <w:lsdException w:name="Closing" w:semiHidden="1" w:unhideWhenUsed="1"/>
+    <w:lsdException w:name="Signature" w:semiHidden="1" w:unhideWhenUsed="1"/>
+    <w:lsdException w:name="Default Paragraph Font" w:semiHidden="1" w:uiPriority="1" w:unhideWhenUsed="1"/>
+    <w:lsdException w:name="Body Text" w:semiHidden="1" w:unhideWhenUsed="1"/>
+    <w:lsdException w:name="Body Text Indent" w:semiHidden="1" w:unhideWhenUsed="1"/>
+    <w:lsdException w:name="List Continue" w:semiHidden="1" w:unhideWhenUsed="1"/>
+    <w:lsdException w:name="List Continue 2" w:semiHidden="1" w:unhideWhenUsed="1"/>
+    <w:lsdException w:name="List Continue 3" w:semiHidden="1" w:unhideWhenUsed="1"/>
+    <w:lsdException w:name="List Continue 4" w:semiHidden="1" w:unhideWhenUsed="1"/>
+    <w:lsdException w:name="List Continue 5" w:semiHidden="1" w:unhideWhenUsed="1"/>
+    <w:lsdException w:name="Message Header" w:semiHidden="1" w:unhideWhenUsed="1"/>
+    <w:lsdException w:name="Subtitle" w:uiPriority="11" w:qFormat="1"/>
+    <w:lsdException w:name="Salutation" w:semiHidden="1" w:unhideWhenUsed="1"/>
+    <w:lsdException w:name="Date" w:semiHidden="1" w:unhideWhenUsed="1"/>
+    <w:lsdException w:name="Body Text First Indent" w:semiHidden="1" w:unhideWhenUsed="1"/>
+    <w:lsdException w:name="Body Text First Indent 2" w:semiHidden="1" w:unhideWhenUsed="1"/>
+    <w:lsdException w:name="Note Heading" w:semiHidden="1" w:unhideWhenUsed="1"/>
+    <w:lsdException w:name="Body Text 2" w:semiHidden="1" w:unhideWhenUsed="1"/>
+    <w:lsdException w:name="Body Text 3" w:semiHidden="1" w:unhideWhenUsed="1"/>
+    <w:lsdException w:name="Body Text Indent 2" w:semiHidden="1" w:unhideWhenUsed="1"/>
+    <w:lsdException w:name="Body Text Indent 3" w:semiHidden="1" w:unhideWhenUsed="1"/>
+    <w:lsdException w:name="Block Text" w:semiHidden="1" w:unhideWhenUsed="1"/>
+    <w:lsdException w:name="Hyperlink" w:semiHidden="1" w:unhideWhenUsed="1"/>
+    <w:lsdException w:name="FollowedHyperlink" w:semiHidden="1" w:unhideWhenUsed="1"/>
+    <w:lsdException w:name="Strong" w:uiPriority="22" w:qFormat="1"/>
+    <w:lsdException w:name="Emphasis" w:uiPriority="20" w:qFormat="1"/>
+    <w:lsdException w:name="Document Map" w:semiHidden="1" w:unhideWhenUsed="1"/>
+    <w:lsdException w:name="Plain Text" w:semiHidden="1" w:unhideWhenUsed="1"/>
+    <w:lsdException w:name="E-mail Signature" w:semiHidden="1" w:unhideWhenUsed="1"/>
+    <w:lsdException w:name="HTML Top of Form" w:semiHidden="1" w:unhideWhenUsed="1"/>
+    <w:lsdException w:name="HTML Bottom of Form" w:semiHidden="1" w:unhideWhenUsed="1"/>
+    <w:lsdException w:name="Normal (Web)" w:semiHidden="1" w:unhideWhenUsed="1"/>
+    <w:lsdException w:name="HTML Acronym" w:semiHidden="1" w:unhideWhenUsed="1"/>
+    <w:lsdException w:name="HTML Address" w:semiHidden="1" w:unhideWhenUsed="1"/>
+    <w:lsdException w:name="HTML Cite" w:semiHidden="1" w:unhideWhenUsed="1"/>
+    <w:lsdException w:name="HTML Code" w:semiHidden="1" w:unhideWhenUsed="1"/>
+    <w:lsdException w:name="HTML Definition" w:semiHidden="1" w:unhideWhenUsed="1"/>
+    <w:lsdException w:name="HTML Keyboard" w:semiHidden="1" w:unhideWhenUsed="1"/>
+    <w:lsdException w:name="HTML Preformatted" w:semiHidden="1" w:unhideWhenUsed="1"/>
+    <w:lsdException w:name="HTML Sample" w:semiHidden="1" w:unhideWhenUsed="1"/>
+    <w:lsdException w:name="HTML Typewriter" w:semiHidden="1" w:unhideWhenUsed="1"/>
+    <w:lsdException w:name="HTML Variable" w:semiHidden="1" w:unhideWhenUsed="1"/>
+    <w:lsdException w:name="Normal Table" w:semiHidden="1" w:unhideWhenUsed="1"/>
+    <w:lsdException w:name="annotation subject" w:semiHidden="1" w:unhideWhenUsed="1"/>
+    <w:lsdException w:name="No List" w:semiHidden="1" w:unhideWhenUsed="1"/>
+    <w:lsdException w:name="Outline List 1" w:semiHidden="1" w:unhideWhenUsed="1"/>
+    <w:lsdException w:name="Outline List 2" w:semiHidden="1" w:unhideWhenUsed="1"/>
+    <w:lsdException w:name="Outline List 3" w:semiHidden="1" w:unhideWhenUsed="1"/>
+    <w:lsdException w:name="Table Simple 1" w:semiHidden="1" w:unhideWhenUsed="1"/>
+    <w:lsdException w:name="Table Simple 2" w:semiHidden="1" w:unhideWhenUsed="1"/>
+    <w:lsdException w:name="Table Simple 3" w:semiHidden="1" w:unhideWhenUsed="1"/>
+    <w:lsdException w:name="Table Classic 1" w:semiHidden="1" w:unhideWhenUsed="1"/>
+    <w:lsdException w:name="Table Classic 2" w:semiHidden="1" w:unhideWhenUsed="1"/>
+    <w:lsdException w:name="Table Classic 3" w:semiHidden="1" w:unhideWhenUsed="1"/>
+    <w:lsdException w:name="Table Classic 4" w:semiHidden="1" w:unhideWhenUsed="1"/>
+    <w:lsdException w:name="Table Colorful 1" w:semiHidden="1" w:unhideWhenUsed="1"/>
+    <w:lsdException w:name="Table Colorful 2" w:semiHidden="1" w:unhideWhenUsed="1"/>
+    <w:lsdException w:name="Table Colorful 3" w:semiHidden="1" w:unhideWhenUsed="1"/>
+    <w:lsdException w:name="Table Columns 1" w:semiHidden="1" w:unhideWhenUsed="1"/>
+    <w:lsdException w:name="Table Columns 2" w:semiHidden="1" w:unhideWhenUsed="1"/>
+    <w:lsdException w:name="Table Columns 3" w:semiHidden="1" w:unhideWhenUsed="1"/>
+    <w:lsdException w:name="Table Columns 4" w:semiHidden="1" w:unhideWhenUsed="1"/>
+    <w:lsdException w:name="Table Columns 5" w:semiHidden="1" w:unhideWhenUsed="1"/>
+    <w:lsdException w:name="Table Grid 1" w:semiHidden="1" w:unhideWhenUsed="1"/>
+    <w:lsdException w:name="Table Grid 2" w:semiHidden="1" w:unhideWhenUsed="1"/>
+    <w:lsdException w:name="Table Grid 3" w:semiHidden="1" w:unhideWhenUsed="1"/>
+    <w:lsdException w:name="Table Grid 4" w:semiHidden="1" w:unhideWhenUsed="1"/>
+    <w:lsdException w:name="Table Grid 5" w:semiHidden="1" w:unhideWhenUsed="1"/>
+    <w:lsdException w:name="Table Grid 6" w:semiHidden="1" w:unhideWhenUsed="1"/>
+    <w:lsdException w:name="Table Grid 7" w:semiHidden="1" w:unhideWhenUsed="1"/>
+    <w:lsdException w:name="Table Grid 8" w:semiHidden="1" w:unhideWhenUsed="1"/>
+    <w:lsdException w:name="Table List 1" w:semiHidden="1" w:unhideWhenUsed="1"/>
+    <w:lsdException w:name="Table List 2" w:semiHidden="1" w:unhideWhenUsed="1"/>
+    <w:lsdException w:name="Table List 3" w:semiHidden="1" w:unhideWhenUsed="1"/>
+    <w:lsdException w:name="Table List 4" w:semiHidden="1" w:unhideWhenUsed="1"/>
+    <w:lsdException w:name="Table List 5" w:semiHidden="1" w:unhideWhenUsed="1"/>
+    <w:lsdException w:name="Table List 6" w:semiHidden="1" w:unhideWhenUsed="1"/>
+    <w:lsdException w:name="Table List 7" w:semiHidden="1" w:unhideWhenUsed="1"/>
+    <w:lsdException w:name="Table List 8" w:semiHidden="1" w:unhideWhenUsed="1"/>
+    <w:lsdException w:name="Table 3D effects 1" w:semiHidden="1" w:unhideWhenUsed="1"/>
+    <w:lsdException w:name="Table 3D effects 2" w:semiHidden="1" w:unhideWhenUsed="1"/>
+    <w:lsdException w:name="Table 3D effects 3" w:semiHidden="1" w:unhideWhenUsed="1"/>
+    <w:lsdException w:name="Table Contemporary" w:semiHidden="1" w:unhideWhenUsed="1"/>
+    <w:lsdException w:name="Table Elegant" w:semiHidden="1" w:unhideWhenUsed="1"/>
+    <w:lsdException w:name="Table Professional" w:semiHidden="1" w:unhideWhenUsed="1"/>
+    <w:lsdException w:name="Table Subtle 1" w:semiHidden="1" w:unhideWhenUsed="1"/>
+    <w:lsdException w:name="Table Subtle 2" w:semiHidden="1" w:unhideWhenUsed="1"/>
+    <w:lsdException w:name="Table Web 1" w:semiHidden="1" w:unhideWhenUsed="1"/>
+    <w:lsdException w:name="Table Web 2" w:semiHidden="1" w:unhideWhenUsed="1"/>
+    <w:lsdException w:name="Table Web 3" w:semiHidden="1" w:unhideWhenUsed="1"/>
+    <w:lsdException w:name="Balloon Text" w:semiHidden="1" w:unhideWhenUsed="1"/>
+    <w:lsdException w:name="Table Grid" w:uiPriority="39"/>
+    <w:lsdException w:name="Table Theme" w:semiHidden="1" w:unhideWhenUsed="1"/>
+    <w:lsdException w:name="Placeholder Text" w:semiHidden="1"/>
+    <w:lsdException w:name="No Spacing" w:uiPriority="1" w:qFormat="1"/>
+    <w:lsdException w:name="Light Shading" w:uiPriority="60"/>
+    <w:lsdException w:name="Light List" w:uiPriority="61"/>
+    <w:lsdException w:name="Light Grid" w:uiPriority="62"/>
+    <w:lsdException w:name="Medium Shading 1" w:uiPriority="63"/>
+    <w:lsdException w:name="Medium Shading 2" w:uiPriority="64"/>
+    <w:lsdException w:name="Medium List 1" w:uiPriority="65"/>
+    <w:lsdException w:name="Medium List 2" w:uiPriority="66"/>
+    <w:lsdException w:name="Medium Grid 1" w:uiPriority="67"/>
+    <w:lsdException w:name="Medium Grid 2" w:uiPriority="68"/>
+    <w:lsdException w:name="Medium Grid 3" w:uiPriority="69"/>
+    <w:lsdException w:name="Dark List" w:uiPriority="70"/>
+    <w:lsdException w:name="Colorful Shading" w:uiPriority="71"/>
+    <w:lsdException w:name="Colorful List" w:uiPriority="72"/>
+    <w:lsdException w:name="Colorful Grid" w:uiPriority="73"/>
+    <w:lsdException w:name="Light Shading Accent 1" w:uiPriority="60"/>
+    <w:lsdException w:name="Light List Accent 1" w:uiPriority="61"/>
+    <w:lsdException w:name="Light Grid Accent 1" w:uiPriority="62"/>
+    <w:lsdException w:name="Medium Shading 1 Accent 1" w:uiPriority="63"/>
+    <w:lsdException w:name="Medium Shading 2 Accent 1" w:uiPriority="64"/>
+    <w:lsdException w:name="Medium List 1 Accent 1" w:uiPriority="65"/>
+    <w:lsdException w:name="Revision" w:semiHidden="1"/>
+    <w:lsdException w:name="List Paragraph" w:uiPriority="34" w:qFormat="1"/>
+    <w:lsdException w:name="Quote" w:uiPriority="29" w:qFormat="1"/>
+    <w:lsdException w:name="Intense Quote" w:uiPriority="30" w:qFormat="1"/>
+    <w:lsdException w:name="Medium List 2 Accent 1" w:uiPriority="66"/>
+    <w:lsdException w:name="Medium Grid 1 Accent 1" w:uiPriority="67"/>
+    <w:lsdException w:name="Medium Grid 2 Accent 1" w:uiPriority="68"/>
+    <w:lsdException w:name="Medium Grid 3 Accent 1" w:uiPriority="69"/>
+    <w:lsdException w:name="Dark List Accent 1" w:uiPriority="70"/>
+    <w:lsdException w:name="Colorful Shading Accent 1" w:uiPriority="71"/>
+    <w:lsdException w:name="Colorful List Accent 1" w:uiPriority="72"/>
+    <w:lsdException w:name="Colorful Grid Accent 1" w:uiPriority="73"/>
+    <w:lsdException w:name="Light Shading Accent 2" w:uiPriority="60"/>
+    <w:lsdException w:name="Light List Accent 2" w:uiPriority="61"/>
+    <w:lsdException w:name="Light Grid Accent 2" w:uiPriority="62"/>
+    <w:lsdException w:name="Medium Shading 1 Accent 2" w:uiPriority="63"/>
+    <w:lsdException w:name="Medium Shading 2 Accent 2" w:uiPriority="64"/>
+    <w:lsdException w:name="Medium List 1 Accent 2" w:uiPriority="65"/>
+    <w:lsdException w:name="Medium List 2 Accent 2" w:uiPriority="66"/>
+    <w:lsdException w:name="Medium Grid 1 Accent 2" w:uiPriority="67"/>
+    <w:lsdException w:name="Medium Grid 2 Accent 2" w:uiPriority="68"/>
+    <w:lsdException w:name="Medium Grid 3 Accent 2" w:uiPriority="69"/>
+    <w:lsdException w:name="Dark List Accent 2" w:uiPriority="70"/>
+    <w:lsdException w:name="Colorful Shading Accent 2" w:uiPriority="71"/>
+    <w:lsdException w:name="Colorful List Accent 2" w:uiPriority="72"/>
+    <w:lsdException w:name="Colorful Grid Accent 2" w:uiPriority="73"/>
+    <w:lsdException w:name="Light Shading Accent 3" w:uiPriority="60"/>
+    <w:lsdException w:name="Light List Accent 3" w:uiPriority="61"/>
+    <w:lsdException w:name="Light Grid Accent 3" w:uiPriority="62"/>
+    <w:lsdException w:name="Medium Shading 1 Accent 3" w:uiPriority="63"/>
+    <w:lsdException w:name="Medium Shading 2 Accent 3" w:uiPriority="64"/>
+    <w:lsdException w:name="Medium List 1 Accent 3" w:uiPriority="65"/>
+    <w:lsdException w:name="Medium List 2 Accent 3" w:uiPriority="66"/>
+    <w:lsdException w:name="Medium Grid 1 Accent 3" w:uiPriority="67"/>
+    <w:lsdException w:name="Medium Grid 2 Accent 3" w:uiPriority="68"/>
+    <w:lsdException w:name="Medium Grid 3 Accent 3" w:uiPriority="69"/>
+    <w:lsdException w:name="Dark List Accent 3" w:uiPriority="70"/>
+    <w:lsdException w:name="Colorful Shading Accent 3" w:uiPriority="71"/>
+    <w:lsdException w:name="Colorful List Accent 3" w:uiPriority="72"/>
+    <w:lsdException w:name="Colorful Grid Accent 3" w:uiPriority="73"/>
+    <w:lsdException w:name="Light Shading Accent 4" w:uiPriority="60"/>
+    <w:lsdException w:name="Light List Accent 4" w:uiPriority="61"/>
+    <w:lsdException w:name="Light Grid Accent 4" w:uiPriority="62"/>
+    <w:lsdException w:name="Medium Shading 1 Accent 4" w:uiPriority="63"/>
+    <w:lsdException w:name="Medium Shading 2 Accent 4" w:uiPriority="64"/>
+    <w:lsdException w:name="Medium List 1 Accent 4" w:uiPriority="65"/>
+    <w:lsdException w:name="Medium List 2 Accent 4" w:uiPriority="66"/>
+    <w:lsdException w:name="Medium Grid 1 Accent 4" w:uiPriority="67"/>
+    <w:lsdException w:name="Medium Grid 2 Accent 4" w:uiPriority="68"/>
+    <w:lsdException w:name="Medium Grid 3 Accent 4" w:uiPriority="69"/>
+    <w:lsdException w:name="Dark List Accent 4" w:uiPriority="70"/>
+    <w:lsdException w:name="Colorful Shading Accent 4" w:uiPriority="71"/>
+    <w:lsdException w:name="Colorful List Accent 4" w:uiPriority="72"/>
+    <w:lsdException w:name="Colorful Grid Accent 4" w:uiPriority="73"/>
+    <w:lsdException w:name="Light Shading Accent 5" w:uiPriority="60"/>
+    <w:lsdException w:name="Light List Accent 5" w:uiPriority="61"/>
+    <w:lsdException w:name="Light Grid Accent 5" w:uiPriority="62"/>
+    <w:lsdException w:name="Medium Shading 1 Accent 5" w:uiPriority="63"/>
+    <w:lsdException w:name="Medium Shading 2 Accent 5" w:uiPriority="64"/>
+    <w:lsdException w:name="Medium List 1 Accent 5" w:uiPriority="65"/>
+    <w:lsdException w:name="Medium List 2 Accent 5" w:uiPriority="66"/>
+    <w:lsdException w:name="Medium Grid 1 Accent 5" w:uiPriority="67"/>
+    <w:lsdException w:name="Medium Grid 2 Accent 5" w:uiPriority="68"/>
+    <w:lsdException w:name="Medium Grid 3 Accent 5" w:uiPriority="69"/>
+    <w:lsdException w:name="Dark List Accent 5" w:uiPriority="70"/>
+    <w:lsdException w:name="Colorful Shading Accent 5" w:uiPriority="71"/>
+    <w:lsdException w:name="Colorful List Accent 5" w:uiPriority="72"/>
+    <w:lsdException w:name="Colorful Grid Accent 5" w:uiPriority="73"/>
+    <w:lsdException w:name="Light Shading Accent 6" w:uiPriority="60"/>
+    <w:lsdException w:name="Light List Accent 6" w:uiPriority="61"/>
+    <w:lsdException w:name="Light Grid Accent 6" w:uiPriority="62"/>
+    <w:lsdException w:name="Medium Shading 1 Accent 6" w:uiPriority="63"/>
+    <w:lsdException w:name="Medium Shading 2 Accent 6" w:uiPriority="64"/>
+    <w:lsdException w:name="Medium List 1 Accent 6" w:uiPriority="65"/>
+    <w:lsdException w:name="Medium List 2 Accent 6" w:uiPriority="66"/>
+    <w:lsdException w:name="Medium Grid 1 Accent 6" w:uiPriority="67"/>
+    <w:lsdException w:name="Medium Grid 2 Accent 6" w:uiPriority="68"/>
+    <w:lsdException w:name="Medium Grid 3 Accent 6" w:uiPriority="69"/>
+    <w:lsdException w:name="Dark List Accent 6" w:uiPriority="70"/>
+    <w:lsdException w:name="Colorful Shading Accent 6" w:uiPriority="71"/>
+    <w:lsdException w:name="Colorful List Accent 6" w:uiPriority="72"/>
+    <w:lsdException w:name="Colorful Grid Accent 6" w:uiPriority="73"/>
+    <w:lsdException w:name="Subtle Emphasis" w:uiPriority="19" w:qFormat="1"/>
+    <w:lsdException w:name="Intense Emphasis" w:uiPriority="21" w:qFormat="1"/>
+    <w:lsdException w:name="Subtle Reference" w:uiPriority="31" w:qFormat="1"/>
+    <w:lsdException w:name="Intense Reference" w:uiPriority="32" w:qFormat="1"/>
+    <w:lsdException w:name="Book Title" w:uiPriority="33" w:qFormat="1"/>
+    <w:lsdException w:name="Bibliography" w:semiHidden="1" w:uiPriority="37" w:unhideWhenUsed="1"/>
+    <w:lsdException w:name="TOC Heading" w:semiHidden="1" w:uiPriority="39" w:unhideWhenUsed="1" w:qFormat="1"/>
+    <w:lsdException w:name="Plain Table 1" w:uiPriority="41"/>
+    <w:lsdException w:name="Plain Table 2" w:uiPriority="42"/>
+    <w:lsdException w:name="Plain Table 3" w:uiPriority="43"/>
+    <w:lsdException w:name="Plain Table 4" w:uiPriority="44"/>
+    <w:lsdException w:name="Plain Table 5" w:uiPriority="45"/>
+    <w:lsdException w:name="Grid Table Light" w:uiPriority="40"/>
+    <w:lsdException w:name="Grid Table 1 Light" w:uiPriority="46"/>
+    <w:lsdException w:name="Grid Table 2" w:uiPriority="47"/>
+    <w:lsdException w:name="Grid Table 3" w:uiPriority="48"/>
+    <w:lsdException w:name="Grid Table 4" w:uiPriority="49"/>
+    <w:lsdException w:name="Grid Table 5 Dark" w:uiPriority="50"/>
+    <w:lsdException w:name="Grid Table 6 Colorful" w:uiPriority="51"/>
+    <w:lsdException w:name="Grid Table 7 Colorful" w:uiPriority="52"/>
+    <w:lsdException w:name="Grid Table 1 Light Accent 1" w:uiPriority="46"/>
+    <w:lsdException w:name="Grid Table 2 Accent 1" w:uiPriority="47"/>
+    <w:lsdException w:name="Grid Table 3 Accent 1" w:uiPriority="48"/>
+    <w:lsdException w:name="Grid Table 4 Accent 1" w:uiPriority="49"/>
+    <w:lsdException w:name="Grid Table 5 Dark Accent 1" w:uiPriority="50"/>
+    <w:lsdException w:name="Grid Table 6 Colorful Accent 1" w:uiPriority="51"/>
+    <w:lsdException w:name="Grid Table 7 Colorful Accent 1" w:uiPriority="52"/>
+    <w:lsdException w:name="Grid Table 1 Light Accent 2" w:uiPriority="46"/>
+    <w:lsdException w:name="Grid Table 2 Accent 2" w:uiPriority="47"/>
+    <w:lsdException w:name="Grid Table 3 Accent 2" w:uiPriority="48"/>
+    <w:lsdException w:name="Grid Table 4 Accent 2" w:uiPriority="49"/>
+    <w:lsdException w:name="Grid Table 5 Dark Accent 2" w:uiPriority="50"/>
+    <w:lsdException w:name="Grid Table 6 Colorful Accent 2" w:uiPriority="51"/>
+    <w:lsdException w:name="Grid Table 7 Colorful Accent 2" w:uiPriority="52"/>
+    <w:lsdException w:name="Grid Table 1 Light Accent 3" w:uiPriority="46"/>
+    <w:lsdException w:name="Grid Table 2 Accent 3" w:uiPriority="47"/>
+    <w:lsdException w:name="Grid Table 3 Accent 3" w:uiPriority="48"/>
+    <w:lsdException w:name="Grid Table 4 Accent 3" w:uiPriority="49"/>
+    <w:lsdException w:name="Grid Table 5 Dark Accent 3" w:uiPriority="50"/>
+    <w:lsdException w:name="Grid Table 6 Colorful Accent 3" w:uiPriority="51"/>
+    <w:lsdException w:name="Grid Table 7 Colorful Accent 3" w:uiPriority="52"/>
+    <w:lsdException w:name="Grid Table 1 Light Accent 4" w:uiPriority="46"/>
+    <w:lsdException w:name="Grid Table 2 Accent 4" w:uiPriority="47"/>
+    <w:lsdException w:name="Grid Table 3 Accent 4" w:uiPriority="48"/>
+    <w:lsdException w:name="Grid Table 4 Accent 4" w:uiPriority="49"/>
+    <w:lsdException w:name="Grid Table 5 Dark Accent 4" w:uiPriority="50"/>
+    <w:lsdException w:name="Grid Table 6 Colorful Accent 4" w:uiPriority="51"/>
+    <w:lsdException w:name="Grid Table 7 Colorful Accent 4" w:uiPriority="52"/>
+    <w:lsdException w:name="Grid Table 1 Light Accent 5" w:uiPriority="46"/>
+    <w:lsdException w:name="Grid Table 2 Accent 5" w:uiPriority="47"/>
+    <w:lsdException w:name="Grid Table 3 Accent 5" w:uiPriority="48"/>
+    <w:lsdException w:name="Grid Table 4 Accent 5" w:uiPriority="49"/>
+    <w:lsdException w:name="Grid Table 5 Dark Accent 5" w:uiPriority="50"/>
+    <w:lsdException w:name="Grid Table 6 Colorful Accent 5" w:uiPriority="51"/>
+    <w:lsdException w:name="Grid Table 7 Colorful Accent 5" w:uiPriority="52"/>
+    <w:lsdException w:name="Grid Table 1 Light Accent 6" w:uiPriority="46"/>
+    <w:lsdException w:name="Grid Table 2 Accent 6" w:uiPriority="47"/>
+    <w:lsdException w:name="Grid Table 3 Accent 6" w:uiPriority="48"/>
+    <w:lsdException w:name="Grid Table 4 Accent 6" w:uiPriority="49"/>
+    <w:lsdException w:name="Grid Table 5 Dark Accent 6" w:uiPriority="50"/>
+    <w:lsdException w:name="Grid Table 6 Colorful Accent 6" w:uiPriority="51"/>
+    <w:lsdException w:name="Grid Table 7 Colorful Accent 6" w:uiPriority="52"/>
+    <w:lsdException w:name="List Table 1 Light" w:uiPriority="46"/>
+    <w:lsdException w:name="List Table 2" w:uiPriority="47"/>
+    <w:lsdException w:name="List Table 3" w:uiPriority="48"/>
+    <w:lsdException w:name="List Table 4" w:uiPriority="49"/>
+    <w:lsdException w:name="List Table 5 Dark" w:uiPriority="50"/>
+    <w:lsdException w:name="List Table 6 Colorful" w:uiPriority="51"/>
+    <w:lsdException w:name="List Table 7 Colorful" w:uiPriority="52"/>
+    <w:lsdException w:name="List Table 1 Light Accent 1" w:uiPriority="46"/>
+    <w:lsdException w:name="List Table 2 Accent 1" w:uiPriority="47"/>
+    <w:lsdException w:name="List Table 3 Accent 1" w:uiPriority="48"/>
+    <w:lsdException w:name="List Table 4 Accent 1" w:uiPriority="49"/>
+    <w:lsdException w:name="List Table 5 Dark Accent 1" w:uiPriority="50"/>
+    <w:lsdException w:name="List Table 6 Colorful Accent 1" w:uiPriority="51"/>
+    <w:lsdException w:name="List Table 7 Colorful Accent 1" w:uiPriority="52"/>
+    <w:lsdException w:name="List Table 1 Light Accent 2" w:uiPriority="46"/>
+    <w:lsdException w:name="List Table 2 Accent 2" w:uiPriority="47"/>
+    <w:lsdException w:name="List Table 3 Accent 2" w:uiPriority="48"/>
+    <w:lsdException w:name="List Table 4 Accent 2" w:uiPriority="49"/>
+    <w:lsdException w:name="List Table 5 Dark Accent 2" w:uiPriority="50"/>
+    <w:lsdException w:name="List Table 6 Colorful Accent 2" w:uiPriority="51"/>
+    <w:lsdException w:name="List Table 7 Colorful Accent 2" w:uiPriority="52"/>
+    <w:lsdException w:name="List Table 1 Light Accent 3" w:uiPriority="46"/>
+    <w:lsdException w:name="List Table 2 Accent 3" w:uiPriority="47"/>
+    <w:lsdException w:name="List Table 3 Accent 3" w:uiPriority="48"/>
+    <w:lsdException w:name="List Table 4 Accent 3" w:uiPriority="49"/>
+    <w:lsdException w:name="List Table 5 Dark Accent 3" w:uiPriority="50"/>
+    <w:lsdException w:name="List Table 6 Colorful Accent 3" w:uiPriority="51"/>
+    <w:lsdException w:name="List Table 7 Colorful Accent 3" w:uiPriority="52"/>
+    <w:lsdException w:name="List Table 1 Light Accent 4" w:uiPriority="46"/>
+    <w:lsdException w:name="List Table 2 Accent 4" w:uiPriority="47"/>
+    <w:lsdException w:name="List Table 3 Accent 4" w:uiPriority="48"/>
+    <w:lsdException w:name="List Table 4 Accent 4" w:uiPriority="49"/>
+    <w:lsdException w:name="List Table 5 Dark Accent 4" w:uiPriority="50"/>
+    <w:lsdException w:name="List Table 6 Colorful Accent 4" w:uiPriority="51"/>
+    <w:lsdException w:name="List Table 7 Colorful Accent 4" w:uiPriority="52"/>
+    <w:lsdException w:name="List Table 1 Light Accent 5" w:uiPriority="46"/>
+    <w:lsdException w:name="List Table 2 Accent 5" w:uiPriority="47"/>
+    <w:lsdException w:name="List Table 3 Accent 5" w:uiPriority="48"/>
+    <w:lsdException w:name="List Table 4 Accent 5" w:uiPriority="49"/>
+    <w:lsdException w:name="List Table 5 Dark Accent 5" w:uiPriority="50"/>
+    <w:lsdException w:name="List Table 6 Colorful Accent 5" w:uiPriority="51"/>
+    <w:lsdException w:name="List Table 7 Colorful Accent 5" w:uiPriority="52"/>
+    <w:lsdException w:name="List Table 1 Light Accent 6" w:uiPriority="46"/>
+    <w:lsdException w:name="List Table 2 Accent 6" w:uiPriority="47"/>
+    <w:lsdException w:name="List Table 3 Accent 6" w:uiPriority="48"/>
+    <w:lsdException w:name="List Table 4 Accent 6" w:uiPriority="49"/>
+    <w:lsdException w:name="List Table 5 Dark Accent 6" w:uiPriority="50"/>
+    <w:lsdException w:name="List Table 6 Colorful Accent 6" w:uiPriority="51"/>
+    <w:lsdException w:name="List Table 7 Colorful Accent 6" w:uiPriority="52"/>
+    <w:lsdException w:name="Mention" w:semiHidden="1" w:unhideWhenUsed="1"/>
+    <w:lsdException w:name="Smart Hyperlink" w:semiHidden="1" w:unhideWhenUsed="1"/>
+    <w:lsdException w:name="Hashtag" w:semiHidden="1" w:unhideWhenUsed="1"/>
+    <w:lsdException w:name="Unresolved Mention" w:semiHidden="1" w:unhideWhenUsed="1"/>
+    <w:lsdException w:name="Smart Link" w:semiHidden="1" w:unhideWhenUsed="1"/>
+  </w:latentStyles>
+  <w:style w:type="paragraph" w:default="1" w:styleId="Normal">
     <w:name w:val="Normal"/>
     <w:qFormat/>
     <w:pPr>
-      <w:widowControl/>
-      <w:suppressAutoHyphens w:val="true"/>
-      <w:bidi w:val="0"/>
-      <w:spacing w:lineRule="auto" w:line="480" w:before="0" w:after="0"/>
+      <w:spacing w:line="480" w:lineRule="auto"/>
       <w:ind w:firstLine="283"/>
-      <w:jc w:val="start"/>
     </w:pPr>
     <w:rPr>
-      <w:rFonts w:ascii="Liberation Serif" w:hAnsi="Liberation Serif" w:eastAsia="Noto Serif CJK SC" w:cs="Noto Sans Devanagari"/>
-      <w:color w:val="auto"/>
-      <w:kern w:val="2"/>
-      <w:sz w:val="24"/>
-      <w:szCs w:val="24"/>
-      <w:lang w:val="en-HK" w:eastAsia="zh-CN" w:bidi="hi-IN"/>
+      <w:rFonts w:eastAsia="Noto Serif CJK SC"/>
     </w:rPr>
   </w:style>
   <w:style w:type="paragraph" w:styleId="Heading1">
-    <w:name w:val="Heading 1"/>
+    <w:name w:val="heading 1"/>
     <w:basedOn w:val="Heading"/>
     <w:next w:val="BodyText"/>
+    <w:uiPriority w:val="9"/>
     <w:qFormat/>
     <w:pPr>
-      <w:spacing w:before="240" w:after="120"/>
       <w:jc w:val="center"/>
       <w:outlineLvl w:val="0"/>
     </w:pPr>
     <w:rPr>
-      <w:rFonts w:ascii="Liberation Serif" w:hAnsi="Liberation Serif" w:eastAsia="Noto Serif CJK SC" w:cs="Noto Sans Devanagari"/>
+      <w:rFonts w:ascii="Liberation Serif" w:eastAsia="Noto Serif CJK SC" w:hAnsi="Liberation Serif"/>
       <w:b/>
       <w:bCs/>
-      <w:caps w:val="false"/>
-      <w:smallCaps w:val="false"/>
       <w:sz w:val="48"/>
       <w:szCs w:val="48"/>
     </w:rPr>
   </w:style>
   <w:style w:type="paragraph" w:styleId="Heading2">
-    <w:name w:val="Heading 2"/>
+    <w:name w:val="heading 2"/>
     <w:basedOn w:val="Heading"/>
     <w:next w:val="BodyText"/>
+    <w:uiPriority w:val="9"/>
+    <w:unhideWhenUsed/>
     <w:qFormat/>
     <w:pPr>
-      <w:spacing w:before="200" w:after="120"/>
-      <w:ind w:hanging="0"/>
+      <w:spacing w:before="200"/>
+      <w:ind w:firstLine="0"/>
       <w:outlineLvl w:val="1"/>
     </w:pPr>
     <w:rPr>
-      <w:rFonts w:ascii="Liberation Serif" w:hAnsi="Liberation Serif" w:eastAsia="Noto Serif CJK SC" w:cs="Noto Sans Devanagari"/>
+      <w:rFonts w:ascii="Liberation Serif" w:eastAsia="Noto Serif CJK SC" w:hAnsi="Liberation Serif"/>
       <w:b/>
       <w:bCs/>
-      <w:caps w:val="false"/>
-      <w:smallCaps w:val="false"/>
       <w:sz w:val="36"/>
       <w:szCs w:val="36"/>
     </w:rPr>
   </w:style>
   <w:style w:type="paragraph" w:styleId="Heading3">
-    <w:name w:val="Heading 3"/>
+    <w:name w:val="heading 3"/>
     <w:basedOn w:val="Heading"/>
     <w:next w:val="BodyText"/>
+    <w:uiPriority w:val="9"/>
+    <w:unhideWhenUsed/>
     <w:qFormat/>
     <w:pPr>
-      <w:spacing w:before="140" w:after="120"/>
+      <w:spacing w:before="140"/>
       <w:outlineLvl w:val="2"/>
     </w:pPr>
     <w:rPr>
-      <w:rFonts w:ascii="Liberation Serif" w:hAnsi="Liberation Serif" w:eastAsia="Noto Serif CJK SC" w:cs="Noto Sans Devanagari"/>
+      <w:rFonts w:ascii="Liberation Serif" w:eastAsia="Noto Serif CJK SC" w:hAnsi="Liberation Serif"/>
       <w:b/>
       <w:bCs/>
       <w:i/>
-      <w:caps w:val="false"/>
-      <w:smallCaps w:val="false"/>
-      <w:sz w:val="28"/>
-      <w:szCs w:val="28"/>
     </w:rPr>
+  </w:style>
+  <w:style w:type="character" w:default="1" w:styleId="DefaultParagraphFont">
+    <w:name w:val="Default Paragraph Font"/>
+    <w:uiPriority w:val="1"/>
+    <w:unhideWhenUsed/>
+  </w:style>
+  <w:style w:type="table" w:default="1" w:styleId="TableNormal">
+    <w:name w:val="Normal Table"/>
+    <w:uiPriority w:val="99"/>
+    <w:semiHidden/>
+    <w:unhideWhenUsed/>
+    <w:tblPr>
+      <w:tblInd w:w="0" w:type="dxa"/>
+      <w:tblCellMar>
+        <w:top w:w="0" w:type="dxa"/>
+        <w:left w:w="108" w:type="dxa"/>
+        <w:bottom w:w="0" w:type="dxa"/>
+        <w:right w:w="108" w:type="dxa"/>
+      </w:tblCellMar>
+    </w:tblPr>
+  </w:style>
+  <w:style w:type="numbering" w:default="1" w:styleId="NoList">
+    <w:name w:val="No List"/>
+    <w:uiPriority w:val="99"/>
+    <w:semiHidden/>
+    <w:unhideWhenUsed/>
   </w:style>
   <w:style w:type="character" w:styleId="Strong">
     <w:name w:val="Strong"/>
@@ -2546,31 +7195,31 @@
       <w:bCs/>
     </w:rPr>
   </w:style>
-  <w:style w:type="character" w:styleId="Bullets">
+  <w:style w:type="character" w:customStyle="1" w:styleId="Bullets">
     <w:name w:val="Bullets"/>
     <w:qFormat/>
     <w:rPr>
-      <w:rFonts w:ascii="OpenSymbol" w:hAnsi="OpenSymbol" w:eastAsia="OpenSymbol" w:cs="OpenSymbol"/>
+      <w:rFonts w:ascii="OpenSymbol" w:eastAsia="OpenSymbol" w:hAnsi="OpenSymbol" w:cs="OpenSymbol"/>
     </w:rPr>
   </w:style>
-  <w:style w:type="character" w:styleId="SourceText">
+  <w:style w:type="character" w:customStyle="1" w:styleId="SourceText">
     <w:name w:val="Source Text"/>
     <w:qFormat/>
     <w:rPr>
-      <w:rFonts w:ascii="Liberation Mono" w:hAnsi="Liberation Mono" w:eastAsia="Noto Sans Mono CJK SC" w:cs="Liberation Mono"/>
+      <w:rFonts w:ascii="Liberation Mono" w:eastAsia="Noto Sans Mono CJK SC" w:hAnsi="Liberation Mono" w:cs="Liberation Mono"/>
     </w:rPr>
   </w:style>
-  <w:style w:type="paragraph" w:styleId="Heading">
+  <w:style w:type="paragraph" w:customStyle="1" w:styleId="Heading">
     <w:name w:val="Heading"/>
     <w:basedOn w:val="Normal"/>
     <w:next w:val="BodyText"/>
     <w:qFormat/>
     <w:pPr>
-      <w:keepNext w:val="true"/>
+      <w:keepNext/>
       <w:spacing w:before="240" w:after="120"/>
     </w:pPr>
     <w:rPr>
-      <w:rFonts w:ascii="Liberation Sans" w:hAnsi="Liberation Sans" w:eastAsia="Noto Sans CJK SC" w:cs="Noto Sans Devanagari"/>
+      <w:rFonts w:ascii="Liberation Sans" w:eastAsia="Noto Sans CJK SC" w:hAnsi="Liberation Sans"/>
       <w:sz w:val="28"/>
       <w:szCs w:val="28"/>
     </w:rPr>
@@ -2579,20 +7228,15 @@
     <w:name w:val="Body Text"/>
     <w:basedOn w:val="Normal"/>
     <w:pPr>
-      <w:spacing w:lineRule="auto" w:line="276" w:before="0" w:after="140"/>
+      <w:spacing w:after="140" w:line="276" w:lineRule="auto"/>
     </w:pPr>
-    <w:rPr/>
   </w:style>
   <w:style w:type="paragraph" w:styleId="List">
     <w:name w:val="List"/>
     <w:basedOn w:val="BodyText"/>
-    <w:pPr/>
-    <w:rPr>
-      <w:rFonts w:cs="Noto Sans Devanagari"/>
-    </w:rPr>
   </w:style>
   <w:style w:type="paragraph" w:styleId="Caption">
-    <w:name w:val="Caption"/>
+    <w:name w:val="caption"/>
     <w:basedOn w:val="Normal"/>
     <w:qFormat/>
     <w:pPr>
@@ -2600,40 +7244,32 @@
       <w:spacing w:before="120" w:after="120"/>
     </w:pPr>
     <w:rPr>
-      <w:rFonts w:cs="Noto Sans Devanagari"/>
       <w:i/>
       <w:iCs/>
-      <w:sz w:val="24"/>
-      <w:szCs w:val="24"/>
     </w:rPr>
   </w:style>
-  <w:style w:type="paragraph" w:styleId="Index">
+  <w:style w:type="paragraph" w:customStyle="1" w:styleId="Index">
     <w:name w:val="Index"/>
     <w:basedOn w:val="Normal"/>
     <w:qFormat/>
     <w:pPr>
       <w:suppressLineNumbers/>
     </w:pPr>
-    <w:rPr>
-      <w:rFonts w:cs="Noto Sans Devanagari"/>
-    </w:rPr>
   </w:style>
-  <w:style w:type="paragraph" w:styleId="TableContents">
+  <w:style w:type="paragraph" w:customStyle="1" w:styleId="TableContents">
     <w:name w:val="Table Contents"/>
     <w:basedOn w:val="Normal"/>
     <w:qFormat/>
     <w:pPr>
-      <w:widowControl w:val="false"/>
+      <w:widowControl w:val="0"/>
       <w:suppressLineNumbers/>
     </w:pPr>
-    <w:rPr/>
   </w:style>
-  <w:style w:type="paragraph" w:styleId="TableHeading">
+  <w:style w:type="paragraph" w:customStyle="1" w:styleId="TableHeading">
     <w:name w:val="Table Heading"/>
     <w:basedOn w:val="TableContents"/>
     <w:qFormat/>
     <w:pPr>
-      <w:suppressLineNumbers/>
       <w:jc w:val="center"/>
     </w:pPr>
     <w:rPr>
@@ -2641,82 +7277,99 @@
       <w:bCs/>
     </w:rPr>
   </w:style>
-  <w:style w:type="paragraph" w:styleId="HeaderandFooter">
+  <w:style w:type="paragraph" w:customStyle="1" w:styleId="HeaderandFooter">
     <w:name w:val="Header and Footer"/>
     <w:basedOn w:val="Normal"/>
     <w:qFormat/>
     <w:pPr>
       <w:suppressLineNumbers/>
       <w:tabs>
-        <w:tab w:val="clear" w:pos="709"/>
-        <w:tab w:val="center" w:pos="5386" w:leader="none"/>
-        <w:tab w:val="right" w:pos="10772" w:leader="none"/>
+        <w:tab w:val="center" w:pos="5386"/>
+        <w:tab w:val="right" w:pos="10772"/>
       </w:tabs>
     </w:pPr>
-    <w:rPr/>
   </w:style>
   <w:style w:type="paragraph" w:styleId="Header">
-    <w:name w:val="Header"/>
+    <w:name w:val="header"/>
     <w:basedOn w:val="HeaderandFooter"/>
-    <w:pPr>
-      <w:suppressLineNumbers/>
-    </w:pPr>
-    <w:rPr/>
+  </w:style>
+  <w:style w:type="character" w:styleId="Hyperlink">
+    <w:name w:val="Hyperlink"/>
+    <w:basedOn w:val="DefaultParagraphFont"/>
+    <w:uiPriority w:val="99"/>
+    <w:unhideWhenUsed/>
+    <w:rsid w:val="00EF3120"/>
+    <w:rPr>
+      <w:color w:val="0000EE" w:themeColor="hyperlink"/>
+      <w:u w:val="single"/>
+    </w:rPr>
+  </w:style>
+  <w:style w:type="character" w:styleId="UnresolvedMention">
+    <w:name w:val="Unresolved Mention"/>
+    <w:basedOn w:val="DefaultParagraphFont"/>
+    <w:uiPriority w:val="99"/>
+    <w:semiHidden/>
+    <w:unhideWhenUsed/>
+    <w:rsid w:val="00EF3120"/>
+    <w:rPr>
+      <w:color w:val="605E5C"/>
+      <w:shd w:val="clear" w:color="auto" w:fill="E1DFDD"/>
+    </w:rPr>
   </w:style>
 </w:styles>
 </file>
 
 <file path=word/theme/theme1.xml><?xml version="1.0" encoding="utf-8"?>
-<a:theme xmlns:a="http://schemas.openxmlformats.org/drawingml/2006/main" xmlns:r="http://schemas.openxmlformats.org/officeDocument/2006/relationships" name="Office">
+<a:theme xmlns:a="http://schemas.openxmlformats.org/drawingml/2006/main" name="Office">
   <a:themeElements>
     <a:clrScheme name="LibreOffice">
       <a:dk1>
         <a:srgbClr val="000000"/>
       </a:dk1>
       <a:lt1>
-        <a:srgbClr val="ffffff"/>
+        <a:srgbClr val="FFFFFF"/>
       </a:lt1>
       <a:dk2>
         <a:srgbClr val="000000"/>
       </a:dk2>
       <a:lt2>
-        <a:srgbClr val="ffffff"/>
+        <a:srgbClr val="FFFFFF"/>
       </a:lt2>
       <a:accent1>
-        <a:srgbClr val="18a303"/>
+        <a:srgbClr val="18A303"/>
       </a:accent1>
       <a:accent2>
-        <a:srgbClr val="0369a3"/>
+        <a:srgbClr val="0369A3"/>
       </a:accent2>
       <a:accent3>
-        <a:srgbClr val="a33e03"/>
+        <a:srgbClr val="A33E03"/>
       </a:accent3>
       <a:accent4>
-        <a:srgbClr val="8e03a3"/>
+        <a:srgbClr val="8E03A3"/>
       </a:accent4>
       <a:accent5>
-        <a:srgbClr val="c99c00"/>
+        <a:srgbClr val="C99C00"/>
       </a:accent5>
       <a:accent6>
-        <a:srgbClr val="c9211e"/>
+        <a:srgbClr val="C9211E"/>
       </a:accent6>
       <a:hlink>
-        <a:srgbClr val="0000ee"/>
+        <a:srgbClr val="0000EE"/>
       </a:hlink>
       <a:folHlink>
-        <a:srgbClr val="551a8b"/>
+        <a:srgbClr val="551A8B"/>
       </a:folHlink>
     </a:clrScheme>
     <a:fontScheme name="Office">
       <a:majorFont>
-        <a:latin typeface="Arial" pitchFamily="0" charset="1"/>
-        <a:ea typeface="DejaVu Sans" pitchFamily="0" charset="1"/>
-        <a:cs typeface="DejaVu Sans" pitchFamily="0" charset="1"/>
+        <a:latin typeface="Arial"/>
+        <a:ea typeface="細明體"/>
+        <a:cs typeface="DejaVu Sans"/>
       </a:majorFont>
       <a:minorFont>
-        <a:latin typeface="Arial" pitchFamily="0" charset="1"/>
-        <a:ea typeface="DejaVu Sans" pitchFamily="0" charset="1"/>
-        <a:cs typeface="DejaVu Sans" pitchFamily="0" charset="1"/>
+        <a:latin typeface="Arial"/>
+        <a:ea typeface="新細明體"/>
+        <a:cs typeface="DejaVu Sans"/>
       </a:minorFont>
     </a:fontScheme>
     <a:fmtScheme>
@@ -2769,5 +7422,7 @@
       </a:bgFillStyleLst>
     </a:fmtScheme>
   </a:themeElements>
+  <a:objectDefaults/>
+  <a:extraClrSchemeLst/>
 </a:theme>
 </file>
--- a/documents/TCM_documentation.docx
+++ b/documents/TCM_documentation.docx
@@ -4,17 +4,108 @@
   <w:body>
     <w:p>
       <w:pPr>
+        <w:pStyle w:val="Heading1"/>
+        <w:spacing w:lineRule="auto" w:line="271" w:before="240" w:after="120"/>
+        <w:ind w:hanging="0"/>
+        <w:jc w:val="center"/>
+        <w:rPr/>
+      </w:pPr>
+      <w:r>
+        <w:rPr>
+          <w:rFonts w:ascii="Google Sans;sans-serif" w:hAnsi="Google Sans;sans-serif"/>
+          <w:color w:val="C9211E"/>
+        </w:rPr>
+        <w:t>Xinglin Academy: AI-Powered Traditional Chinese Medicine Diagnostic System Architecture</w:t>
+      </w:r>
+    </w:p>
+    <w:p>
+      <w:pPr>
+        <w:pStyle w:val="BodyText"/>
+        <w:rPr/>
+      </w:pPr>
+      <w:r>
+        <w:rPr>
+          <w:b/>
+        </w:rPr>
+        <w:t>Authors:</w:t>
+      </w:r>
+      <w:r>
+        <w:rPr/>
+        <w:t xml:space="preserve"> Fiona Cheng, Jimmy Yip, Marco Chung, Will Cheng</w:t>
+      </w:r>
+    </w:p>
+    <w:p>
+      <w:pPr>
+        <w:pStyle w:val="BodyText"/>
+        <w:rPr/>
+      </w:pPr>
+      <w:r>
+        <w:rPr>
+          <w:b/>
+        </w:rPr>
+        <w:t>Course:</w:t>
+      </w:r>
+      <w:r>
+        <w:rPr/>
+        <w:t xml:space="preserve"> HK283DSFS5: </w:t>
+      </w:r>
+      <w:r>
+        <w:rPr/>
+        <w:t xml:space="preserve">勵行會後端網站開發人員證書 </w:t>
+      </w:r>
+      <w:r>
+        <w:rPr/>
+        <w:t>(5)</w:t>
+      </w:r>
+    </w:p>
+    <w:p>
+      <w:pPr>
+        <w:pStyle w:val="BodyText"/>
+        <w:rPr/>
+      </w:pPr>
+      <w:r>
+        <w:rPr>
+          <w:b/>
+        </w:rPr>
+        <w:t>Instructor:</w:t>
+      </w:r>
+      <w:r>
+        <w:rPr/>
+        <w:t xml:space="preserve"> Fanny Hou</w:t>
+      </w:r>
+    </w:p>
+    <w:p>
+      <w:pPr>
+        <w:pStyle w:val="BodyText"/>
+        <w:rPr/>
+      </w:pPr>
+      <w:r>
+        <w:rPr>
+          <w:b/>
+        </w:rPr>
+        <w:t>Date:</w:t>
+      </w:r>
+      <w:r>
+        <w:rPr/>
+        <w:t xml:space="preserve"> August 26, 2026</w:t>
+      </w:r>
+    </w:p>
+    <w:p>
+      <w:pPr>
         <w:pStyle w:val="BodyText"/>
         <w:spacing w:lineRule="auto" w:line="271"/>
         <w:ind w:hanging="0"/>
         <w:jc w:val="center"/>
-        <w:rPr/>
-      </w:pPr>
-      <w:r>
-        <w:rPr>
-          <w:rFonts w:ascii="Google Sans;sans-serif" w:hAnsi="Google Sans;sans-serif"/>
-        </w:rPr>
-        <w:t>Xinglin Academy: AI-Powered Traditional Chinese Medicine Diagnostic System Architecture</w:t>
+        <w:rPr>
+          <w:rFonts w:ascii="Google Sans;sans-serif" w:hAnsi="Google Sans;sans-serif"/>
+          <w:color w:val="C9211E"/>
+        </w:rPr>
+      </w:pPr>
+      <w:r>
+        <w:rPr/>
+      </w:r>
+      <w:r>
+        <w:br w:type="page"/>
       </w:r>
     </w:p>
     <w:p>
@@ -23,172 +114,61 @@
         <w:spacing w:lineRule="auto" w:line="271"/>
         <w:ind w:hanging="0"/>
         <w:jc w:val="center"/>
-        <w:rPr/>
-      </w:pPr>
-      <w:r>
-        <w:rPr/>
-      </w:r>
-    </w:p>
-    <w:p>
-      <w:pPr>
-        <w:pStyle w:val="BodyText"/>
+        <w:rPr>
+          <w:rFonts w:ascii="Google Sans;sans-serif" w:hAnsi="Google Sans;sans-serif"/>
+          <w:color w:val="C9211E"/>
+        </w:rPr>
+      </w:pPr>
+      <w:r>
+        <w:rPr/>
+      </w:r>
+    </w:p>
+    <w:p>
+      <w:pPr>
+        <w:pStyle w:val="Heading1"/>
         <w:spacing w:lineRule="auto" w:line="271"/>
         <w:ind w:hanging="0"/>
-        <w:jc w:val="center"/>
-        <w:rPr>
-          <w:color w:val="C9211E"/>
-        </w:rPr>
-      </w:pPr>
-      <w:r>
-        <w:rPr>
-          <w:rFonts w:ascii="Google Sans;sans-serif" w:hAnsi="Google Sans;sans-serif"/>
-          <w:color w:val="C9211E"/>
-        </w:rPr>
-        <w:t>Fiona Cheng, Jimmy Yip, Marco Chung, Will Cheng</w:t>
-      </w:r>
-    </w:p>
-    <w:p>
-      <w:pPr>
-        <w:pStyle w:val="BodyText"/>
-        <w:spacing w:lineRule="auto" w:line="271"/>
-        <w:ind w:hanging="0"/>
-        <w:jc w:val="center"/>
-        <w:rPr>
-          <w:rFonts w:ascii="Google Sans;sans-serif" w:hAnsi="Google Sans;sans-serif"/>
-          <w:b/>
-          <w:bCs/>
-          <w:color w:val="C9211E"/>
-          <w:lang w:val="en-US"/>
-        </w:rPr>
-      </w:pPr>
-      <w:hyperlink r:id="rId2">
-        <w:r>
-          <w:rPr>
-            <w:rStyle w:val="Hyperlink"/>
-            <w:rFonts w:ascii="Google Sans;sans-serif" w:hAnsi="Google Sans;sans-serif"/>
-          </w:rPr>
-          <w:t>HK283DSFS5</w:t>
-        </w:r>
-      </w:hyperlink>
-      <w:r>
-        <w:rPr>
-          <w:rFonts w:ascii="Google Sans;sans-serif" w:hAnsi="Google Sans;sans-serif"/>
-          <w:color w:val="C9211E"/>
-        </w:rPr>
-        <w:t xml:space="preserve">: </w:t>
-      </w:r>
-      <w:r>
-        <w:rPr>
-          <w:rFonts w:ascii="新細明體" w:hAnsi="新細明體" w:cs="新細明體" w:eastAsia="新細明體"/>
-          <w:b/>
-          <w:bCs/>
-          <w:color w:val="C9211E"/>
-          <w:lang w:val="en-US"/>
-        </w:rPr>
-        <w:t>勵行會後端網站開發人員證書</w:t>
-      </w:r>
-      <w:r>
-        <w:rPr>
-          <w:rFonts w:ascii="Google Sans;sans-serif" w:hAnsi="Google Sans;sans-serif"/>
-          <w:b/>
-          <w:bCs/>
-          <w:color w:val="C9211E"/>
-          <w:lang w:val="en-US"/>
-        </w:rPr>
-        <w:t xml:space="preserve"> </w:t>
-      </w:r>
-      <w:r>
-        <w:rPr>
-          <w:rFonts w:ascii="Google Sans;sans-serif" w:hAnsi="Google Sans;sans-serif"/>
-          <w:b/>
-          <w:bCs/>
-          <w:color w:val="C9211E"/>
-          <w:lang w:val="en-US"/>
-        </w:rPr>
-        <w:t>(5)</w:t>
-      </w:r>
-    </w:p>
-    <w:p>
-      <w:pPr>
-        <w:pStyle w:val="BodyText"/>
-        <w:spacing w:lineRule="auto" w:line="271"/>
-        <w:ind w:hanging="0"/>
-        <w:jc w:val="center"/>
-        <w:rPr>
-          <w:color w:val="C9211E"/>
-        </w:rPr>
-      </w:pPr>
-      <w:r>
-        <w:rPr>
-          <w:rFonts w:ascii="Google Sans;sans-serif" w:hAnsi="Google Sans;sans-serif"/>
-          <w:color w:val="C9211E"/>
-        </w:rPr>
-        <w:t>Fanny Hou</w:t>
-      </w:r>
-    </w:p>
-    <w:p>
-      <w:pPr>
-        <w:pStyle w:val="BodyText"/>
-        <w:spacing w:lineRule="auto" w:line="271"/>
-        <w:ind w:hanging="0"/>
-        <w:jc w:val="center"/>
-        <w:rPr>
-          <w:color w:val="C9211E"/>
-        </w:rPr>
-      </w:pPr>
-      <w:r>
-        <w:rPr>
-          <w:rFonts w:ascii="Google Sans;sans-serif" w:hAnsi="Google Sans;sans-serif"/>
-          <w:color w:val="C9211E"/>
-        </w:rPr>
-        <w:t>[Date: August 26, 2026]</w:t>
-      </w:r>
-    </w:p>
-    <w:p>
-      <w:pPr>
-        <w:pStyle w:val="BodyText"/>
-        <w:spacing w:lineRule="auto" w:line="271"/>
-        <w:ind w:hanging="0"/>
-        <w:rPr>
-          <w:rFonts w:ascii="Google Sans;sans-serif" w:hAnsi="Google Sans;sans-serif"/>
-        </w:rPr>
-      </w:pPr>
-      <w:r>
-        <w:rPr>
-          <w:rFonts w:ascii="Google Sans;sans-serif" w:hAnsi="Google Sans;sans-serif"/>
-        </w:rPr>
-        <w:t>System Requirements Specification</w:t>
+        <w:rPr>
+          <w:rFonts w:ascii="Google Sans;sans-serif" w:hAnsi="Google Sans;sans-serif"/>
+        </w:rPr>
+      </w:pPr>
+      <w:r>
+        <w:rPr>
+          <w:rFonts w:ascii="Google Sans Text;sans-serif" w:hAnsi="Google Sans Text;sans-serif"/>
+        </w:rPr>
+        <w:t>1. System Requirements Specification</w:t>
       </w:r>
     </w:p>
     <w:p>
       <w:pPr>
         <w:pStyle w:val="Heading2"/>
-        <w:spacing w:lineRule="auto" w:line="271" w:before="0" w:after="140"/>
-        <w:rPr>
-          <w:rFonts w:ascii="Google Sans;sans-serif" w:hAnsi="Google Sans;sans-serif"/>
-        </w:rPr>
-      </w:pPr>
-      <w:r>
-        <w:rPr>
-          <w:rFonts w:ascii="Google Sans;sans-serif" w:hAnsi="Google Sans;sans-serif"/>
-        </w:rPr>
-        <w:t>1. Functional Requirements (FR)</w:t>
+        <w:spacing w:lineRule="auto" w:line="273" w:before="0" w:after="140"/>
+        <w:ind w:hanging="0" w:start="0" w:end="0"/>
+        <w:rPr>
+          <w:rFonts w:ascii="Google Sans;sans-serif" w:hAnsi="Google Sans;sans-serif"/>
+        </w:rPr>
+      </w:pPr>
+      <w:r>
+        <w:rPr>
+          <w:rFonts w:ascii="Google Sans;sans-serif" w:hAnsi="Google Sans;sans-serif"/>
+        </w:rPr>
+        <w:t>1.1 Functional Requirements (FR)</w:t>
       </w:r>
     </w:p>
     <w:p>
       <w:pPr>
         <w:pStyle w:val="Heading3"/>
-        <w:spacing w:lineRule="auto" w:line="271" w:before="0" w:after="140"/>
-        <w:ind w:hanging="0"/>
-        <w:rPr>
-          <w:rFonts w:ascii="Google Sans;sans-serif" w:hAnsi="Google Sans;sans-serif"/>
-        </w:rPr>
-      </w:pPr>
-      <w:r>
-        <w:rPr>
-          <w:rFonts w:ascii="Google Sans;sans-serif" w:hAnsi="Google Sans;sans-serif"/>
-        </w:rPr>
-        <w:t>1.1 Authentication &amp; User Management</w:t>
+        <w:spacing w:lineRule="auto" w:line="273" w:before="0" w:after="140"/>
+        <w:ind w:hanging="0" w:start="0" w:end="0"/>
+        <w:rPr>
+          <w:rFonts w:ascii="Google Sans;sans-serif" w:hAnsi="Google Sans;sans-serif"/>
+        </w:rPr>
+      </w:pPr>
+      <w:r>
+        <w:rPr>
+          <w:rFonts w:ascii="Google Sans;sans-serif" w:hAnsi="Google Sans;sans-serif"/>
+        </w:rPr>
+        <w:t>1.1.1 Authentication &amp; User Management</w:t>
       </w:r>
     </w:p>
     <w:p>
@@ -198,14 +178,16 @@
           <w:ilvl w:val="0"/>
           <w:numId w:val="1"/>
         </w:numPr>
+        <w:pBdr/>
         <w:tabs>
           <w:tab w:val="clear" w:pos="709"/>
           <w:tab w:val="left" w:pos="0" w:leader="none"/>
         </w:tabs>
-        <w:spacing w:lineRule="auto" w:line="271"/>
-        <w:rPr/>
-      </w:pPr>
-      <w:bookmarkStart w:id="0" w:name="p-rc_1036d2c79659da71-69"/>
+        <w:spacing w:lineRule="auto" w:line="273" w:before="0" w:after="140"/>
+        <w:ind w:hanging="283" w:start="709" w:end="0"/>
+        <w:rPr/>
+      </w:pPr>
+      <w:bookmarkStart w:id="0" w:name="p-rc_b7496bcaa7cbe166-282"/>
       <w:bookmarkEnd w:id="0"/>
       <w:r>
         <w:rPr>
@@ -267,13 +249,17 @@
           <w:ilvl w:val="0"/>
           <w:numId w:val="1"/>
         </w:numPr>
+        <w:pBdr/>
         <w:tabs>
           <w:tab w:val="clear" w:pos="709"/>
           <w:tab w:val="left" w:pos="0" w:leader="none"/>
         </w:tabs>
-        <w:spacing w:lineRule="auto" w:line="271"/>
-        <w:rPr/>
-      </w:pPr>
+        <w:spacing w:lineRule="auto" w:line="273" w:before="0" w:after="140"/>
+        <w:ind w:hanging="283" w:start="709" w:end="0"/>
+        <w:rPr/>
+      </w:pPr>
+      <w:bookmarkStart w:id="1" w:name="p-rc_b7496bcaa7cbe166-283"/>
+      <w:bookmarkEnd w:id="1"/>
       <w:r>
         <w:rPr>
           <w:rFonts w:ascii="Google Sans Text;sans-serif" w:hAnsi="Google Sans Text;sans-serif"/>
@@ -293,19 +279,6 @@
           <w:rFonts w:ascii="Google Sans Text;sans-serif" w:hAnsi="Google Sans Text;sans-serif"/>
         </w:rPr>
         <w:t>/login</w:t>
-      </w:r>
-      <w:r>
-        <w:rPr>
-          <w:rFonts w:ascii="Google Sans Text;sans-serif" w:hAnsi="Google Sans Text;sans-serif"/>
-        </w:rPr>
-        <w:t xml:space="preserve">, </w:t>
-      </w:r>
-      <w:r>
-        <w:rPr>
-          <w:rFonts w:ascii="Google Sans Text;sans-serif" w:hAnsi="Google Sans Text;sans-serif"/>
-          <w:color w:val="C9211E"/>
-        </w:rPr>
-        <w:t>apply rate limiting checks (429 status code for excess attempts)</w:t>
       </w:r>
       <w:r>
         <w:rPr>
@@ -334,15 +307,17 @@
           <w:ilvl w:val="0"/>
           <w:numId w:val="1"/>
         </w:numPr>
+        <w:pBdr/>
         <w:tabs>
           <w:tab w:val="clear" w:pos="709"/>
           <w:tab w:val="left" w:pos="0" w:leader="none"/>
         </w:tabs>
-        <w:spacing w:lineRule="auto" w:line="271"/>
-        <w:rPr/>
-      </w:pPr>
-      <w:bookmarkStart w:id="1" w:name="p-rc_1036d2c79659da71-71"/>
-      <w:bookmarkEnd w:id="1"/>
+        <w:spacing w:lineRule="auto" w:line="273" w:before="0" w:after="140"/>
+        <w:ind w:hanging="283" w:start="709" w:end="0"/>
+        <w:rPr/>
+      </w:pPr>
+      <w:bookmarkStart w:id="2" w:name="p-rc_b7496bcaa7cbe166-284"/>
+      <w:bookmarkEnd w:id="2"/>
       <w:r>
         <w:rPr>
           <w:rFonts w:ascii="Google Sans Text;sans-serif" w:hAnsi="Google Sans Text;sans-serif"/>
@@ -403,15 +378,17 @@
           <w:ilvl w:val="0"/>
           <w:numId w:val="1"/>
         </w:numPr>
+        <w:pBdr/>
         <w:tabs>
           <w:tab w:val="clear" w:pos="709"/>
           <w:tab w:val="left" w:pos="0" w:leader="none"/>
         </w:tabs>
-        <w:spacing w:lineRule="auto" w:line="271"/>
-        <w:rPr/>
-      </w:pPr>
-      <w:bookmarkStart w:id="2" w:name="p-rc_1036d2c79659da71-72"/>
-      <w:bookmarkEnd w:id="2"/>
+        <w:spacing w:lineRule="auto" w:line="273" w:before="0" w:after="140"/>
+        <w:ind w:hanging="283" w:start="709" w:end="0"/>
+        <w:rPr/>
+      </w:pPr>
+      <w:bookmarkStart w:id="3" w:name="p-rc_b7496bcaa7cbe166-285"/>
+      <w:bookmarkEnd w:id="3"/>
       <w:r>
         <w:rPr>
           <w:rFonts w:ascii="Google Sans Text;sans-serif" w:hAnsi="Google Sans Text;sans-serif"/>
@@ -468,17 +445,17 @@
     <w:p>
       <w:pPr>
         <w:pStyle w:val="Heading3"/>
-        <w:spacing w:lineRule="auto" w:line="271" w:before="0" w:after="140"/>
-        <w:ind w:hanging="0"/>
-        <w:rPr>
-          <w:rFonts w:ascii="Google Sans;sans-serif" w:hAnsi="Google Sans;sans-serif"/>
-        </w:rPr>
-      </w:pPr>
-      <w:r>
-        <w:rPr>
-          <w:rFonts w:ascii="Google Sans;sans-serif" w:hAnsi="Google Sans;sans-serif"/>
-        </w:rPr>
-        <w:t>1.2 AI Medical Diagnosis &amp; CRUD Operations</w:t>
+        <w:spacing w:lineRule="auto" w:line="273" w:before="0" w:after="140"/>
+        <w:ind w:hanging="0" w:start="0" w:end="0"/>
+        <w:rPr>
+          <w:rFonts w:ascii="Google Sans;sans-serif" w:hAnsi="Google Sans;sans-serif"/>
+        </w:rPr>
+      </w:pPr>
+      <w:r>
+        <w:rPr>
+          <w:rFonts w:ascii="Google Sans;sans-serif" w:hAnsi="Google Sans;sans-serif"/>
+        </w:rPr>
+        <w:t>1.1.2 AI Medical Diagnosis &amp; CRUD Operations</w:t>
       </w:r>
     </w:p>
     <w:p>
@@ -488,15 +465,17 @@
           <w:ilvl w:val="0"/>
           <w:numId w:val="2"/>
         </w:numPr>
+        <w:pBdr/>
         <w:tabs>
           <w:tab w:val="clear" w:pos="709"/>
           <w:tab w:val="left" w:pos="0" w:leader="none"/>
         </w:tabs>
-        <w:spacing w:lineRule="auto" w:line="271"/>
-        <w:rPr/>
-      </w:pPr>
-      <w:bookmarkStart w:id="3" w:name="p-rc_1036d2c79659da71-73"/>
-      <w:bookmarkEnd w:id="3"/>
+        <w:spacing w:lineRule="auto" w:line="273" w:before="0" w:after="140"/>
+        <w:ind w:hanging="283" w:start="709" w:end="0"/>
+        <w:rPr/>
+      </w:pPr>
+      <w:bookmarkStart w:id="4" w:name="p-rc_b7496bcaa7cbe166-286"/>
+      <w:bookmarkEnd w:id="4"/>
       <w:r>
         <w:rPr>
           <w:rFonts w:ascii="Google Sans Text;sans-serif" w:hAnsi="Google Sans Text;sans-serif"/>
@@ -544,15 +523,17 @@
           <w:ilvl w:val="0"/>
           <w:numId w:val="2"/>
         </w:numPr>
+        <w:pBdr/>
         <w:tabs>
           <w:tab w:val="clear" w:pos="709"/>
           <w:tab w:val="left" w:pos="0" w:leader="none"/>
         </w:tabs>
-        <w:spacing w:lineRule="auto" w:line="271"/>
-        <w:rPr/>
-      </w:pPr>
-      <w:bookmarkStart w:id="4" w:name="p-rc_1036d2c79659da71-74"/>
-      <w:bookmarkEnd w:id="4"/>
+        <w:spacing w:lineRule="auto" w:line="273" w:before="0" w:after="140"/>
+        <w:ind w:hanging="283" w:start="709" w:end="0"/>
+        <w:rPr/>
+      </w:pPr>
+      <w:bookmarkStart w:id="5" w:name="p-rc_b7496bcaa7cbe166-287"/>
+      <w:bookmarkEnd w:id="5"/>
       <w:r>
         <w:rPr>
           <w:rFonts w:ascii="Google Sans Text;sans-serif" w:hAnsi="Google Sans Text;sans-serif"/>
@@ -587,15 +568,17 @@
           <w:ilvl w:val="0"/>
           <w:numId w:val="2"/>
         </w:numPr>
+        <w:pBdr/>
         <w:tabs>
           <w:tab w:val="clear" w:pos="709"/>
           <w:tab w:val="left" w:pos="0" w:leader="none"/>
         </w:tabs>
-        <w:spacing w:lineRule="auto" w:line="271"/>
-        <w:rPr/>
-      </w:pPr>
-      <w:bookmarkStart w:id="5" w:name="p-rc_1036d2c79659da71-75"/>
-      <w:bookmarkEnd w:id="5"/>
+        <w:spacing w:lineRule="auto" w:line="273" w:before="0" w:after="140"/>
+        <w:ind w:hanging="283" w:start="709" w:end="0"/>
+        <w:rPr/>
+      </w:pPr>
+      <w:bookmarkStart w:id="6" w:name="p-rc_b7496bcaa7cbe166-288"/>
+      <w:bookmarkEnd w:id="6"/>
       <w:r>
         <w:rPr>
           <w:rFonts w:ascii="Google Sans Text;sans-serif" w:hAnsi="Google Sans Text;sans-serif"/>
@@ -656,15 +639,17 @@
           <w:ilvl w:val="0"/>
           <w:numId w:val="2"/>
         </w:numPr>
+        <w:pBdr/>
         <w:tabs>
           <w:tab w:val="clear" w:pos="709"/>
           <w:tab w:val="left" w:pos="0" w:leader="none"/>
         </w:tabs>
-        <w:spacing w:lineRule="auto" w:line="271"/>
-        <w:rPr/>
-      </w:pPr>
-      <w:bookmarkStart w:id="6" w:name="p-rc_1036d2c79659da71-76"/>
-      <w:bookmarkEnd w:id="6"/>
+        <w:spacing w:lineRule="auto" w:line="273" w:before="0" w:after="140"/>
+        <w:ind w:hanging="283" w:start="709" w:end="0"/>
+        <w:rPr/>
+      </w:pPr>
+      <w:bookmarkStart w:id="7" w:name="p-rc_b7496bcaa7cbe166-289"/>
+      <w:bookmarkEnd w:id="7"/>
       <w:r>
         <w:rPr>
           <w:rFonts w:ascii="Google Sans Text;sans-serif" w:hAnsi="Google Sans Text;sans-serif"/>
@@ -695,32 +680,33 @@
     <w:p>
       <w:pPr>
         <w:pStyle w:val="Heading2"/>
-        <w:spacing w:lineRule="auto" w:line="271" w:before="0" w:after="140"/>
-        <w:rPr>
-          <w:rFonts w:ascii="Google Sans;sans-serif" w:hAnsi="Google Sans;sans-serif"/>
-        </w:rPr>
-      </w:pPr>
-      <w:r>
-        <w:rPr>
-          <w:rFonts w:ascii="Google Sans;sans-serif" w:hAnsi="Google Sans;sans-serif"/>
-        </w:rPr>
-        <w:t>2. Non-Functional Requirements (NFR)</w:t>
+        <w:spacing w:lineRule="auto" w:line="273" w:before="0" w:after="140"/>
+        <w:ind w:hanging="0" w:start="0" w:end="0"/>
+        <w:rPr>
+          <w:rFonts w:ascii="Google Sans;sans-serif" w:hAnsi="Google Sans;sans-serif"/>
+        </w:rPr>
+      </w:pPr>
+      <w:r>
+        <w:rPr>
+          <w:rFonts w:ascii="Google Sans;sans-serif" w:hAnsi="Google Sans;sans-serif"/>
+        </w:rPr>
+        <w:t>1.2 Non-Functional Requirements (NFR)</w:t>
       </w:r>
     </w:p>
     <w:p>
       <w:pPr>
         <w:pStyle w:val="Heading3"/>
-        <w:spacing w:lineRule="auto" w:line="271" w:before="0" w:after="140"/>
-        <w:ind w:hanging="0"/>
-        <w:rPr>
-          <w:rFonts w:ascii="Google Sans;sans-serif" w:hAnsi="Google Sans;sans-serif"/>
-        </w:rPr>
-      </w:pPr>
-      <w:r>
-        <w:rPr>
-          <w:rFonts w:ascii="Google Sans;sans-serif" w:hAnsi="Google Sans;sans-serif"/>
-        </w:rPr>
-        <w:t>2.1 Security Requirements</w:t>
+        <w:spacing w:lineRule="auto" w:line="273" w:before="0" w:after="140"/>
+        <w:ind w:hanging="0" w:start="0" w:end="0"/>
+        <w:rPr>
+          <w:rFonts w:ascii="Google Sans;sans-serif" w:hAnsi="Google Sans;sans-serif"/>
+        </w:rPr>
+      </w:pPr>
+      <w:r>
+        <w:rPr>
+          <w:rFonts w:ascii="Google Sans;sans-serif" w:hAnsi="Google Sans;sans-serif"/>
+        </w:rPr>
+        <w:t>1.2.1 Security Requirements</w:t>
       </w:r>
     </w:p>
     <w:p>
@@ -730,15 +716,17 @@
           <w:ilvl w:val="0"/>
           <w:numId w:val="3"/>
         </w:numPr>
+        <w:pBdr/>
         <w:tabs>
           <w:tab w:val="clear" w:pos="709"/>
           <w:tab w:val="left" w:pos="0" w:leader="none"/>
         </w:tabs>
-        <w:spacing w:lineRule="auto" w:line="271"/>
-        <w:rPr/>
-      </w:pPr>
-      <w:bookmarkStart w:id="7" w:name="p-rc_1036d2c79659da71-77"/>
-      <w:bookmarkEnd w:id="7"/>
+        <w:spacing w:lineRule="auto" w:line="273" w:before="0" w:after="140"/>
+        <w:ind w:hanging="283" w:start="709" w:end="0"/>
+        <w:rPr/>
+      </w:pPr>
+      <w:bookmarkStart w:id="8" w:name="p-rc_b7496bcaa7cbe166-290"/>
+      <w:bookmarkEnd w:id="8"/>
       <w:r>
         <w:rPr>
           <w:rFonts w:ascii="Google Sans Text;sans-serif" w:hAnsi="Google Sans Text;sans-serif"/>
@@ -773,17 +761,19 @@
           <w:ilvl w:val="0"/>
           <w:numId w:val="3"/>
         </w:numPr>
+        <w:pBdr/>
         <w:tabs>
           <w:tab w:val="clear" w:pos="709"/>
           <w:tab w:val="left" w:pos="0" w:leader="none"/>
         </w:tabs>
-        <w:spacing w:lineRule="auto" w:line="271"/>
-        <w:rPr>
-          <w:rFonts w:ascii="Google Sans Text;sans-serif" w:hAnsi="Google Sans Text;sans-serif"/>
-        </w:rPr>
-      </w:pPr>
-      <w:bookmarkStart w:id="8" w:name="p-rc_1036d2c79659da71-78"/>
-      <w:bookmarkEnd w:id="8"/>
+        <w:spacing w:lineRule="auto" w:line="273" w:before="0" w:after="140"/>
+        <w:ind w:hanging="283" w:start="709" w:end="0"/>
+        <w:rPr>
+          <w:rFonts w:ascii="Google Sans Text;sans-serif" w:hAnsi="Google Sans Text;sans-serif"/>
+        </w:rPr>
+      </w:pPr>
+      <w:bookmarkStart w:id="9" w:name="p-rc_b7496bcaa7cbe166-291"/>
+      <w:bookmarkEnd w:id="9"/>
       <w:r>
         <w:rPr>
           <w:rFonts w:ascii="Google Sans Text;sans-serif" w:hAnsi="Google Sans Text;sans-serif"/>
@@ -805,62 +795,27 @@
           <w:ilvl w:val="0"/>
           <w:numId w:val="3"/>
         </w:numPr>
+        <w:pBdr/>
         <w:tabs>
           <w:tab w:val="clear" w:pos="709"/>
           <w:tab w:val="left" w:pos="0" w:leader="none"/>
         </w:tabs>
-        <w:spacing w:lineRule="auto" w:line="271"/>
-        <w:rPr>
-          <w:rFonts w:ascii="Google Sans Text;sans-serif" w:hAnsi="Google Sans Text;sans-serif"/>
-          <w:color w:val="C9211E"/>
-        </w:rPr>
-      </w:pPr>
-      <w:bookmarkStart w:id="9" w:name="p-rc_1036d2c79659da71-79"/>
-      <w:bookmarkEnd w:id="9"/>
+        <w:spacing w:lineRule="auto" w:line="273" w:before="0" w:after="140"/>
+        <w:ind w:hanging="283" w:start="709" w:end="0"/>
+        <w:rPr/>
+      </w:pPr>
+      <w:bookmarkStart w:id="10" w:name="p-rc_b7496bcaa7cbe166-292"/>
+      <w:bookmarkEnd w:id="10"/>
       <w:r>
         <w:rPr>
           <w:rFonts w:ascii="Google Sans Text;sans-serif" w:hAnsi="Google Sans Text;sans-serif"/>
           <w:b/>
-          <w:color w:val="C9211E"/>
-        </w:rPr>
-        <w:t>Rate Limiting:</w:t>
-      </w:r>
-      <w:r>
-        <w:rPr>
-          <w:rFonts w:ascii="Google Sans Text;sans-serif" w:hAnsi="Google Sans Text;sans-serif"/>
-          <w:color w:val="C9211E"/>
-        </w:rPr>
-        <w:t xml:space="preserve"> Protect registration/login endpoints against brute-force attacks using rate-limiting middleware (returning HTTP status 429 when limits are exceeded). </w:t>
-      </w:r>
-    </w:p>
-    <w:p>
-      <w:pPr>
-        <w:pStyle w:val="BodyText"/>
-        <w:numPr>
-          <w:ilvl w:val="0"/>
-          <w:numId w:val="3"/>
-        </w:numPr>
-        <w:tabs>
-          <w:tab w:val="clear" w:pos="709"/>
-          <w:tab w:val="left" w:pos="0" w:leader="none"/>
-        </w:tabs>
-        <w:spacing w:lineRule="auto" w:line="271"/>
-        <w:rPr/>
-      </w:pPr>
-      <w:bookmarkStart w:id="10" w:name="p-rc_1036d2c79659da71-80"/>
-      <w:bookmarkEnd w:id="10"/>
-      <w:r>
-        <w:rPr>
-          <w:rFonts w:ascii="Google Sans Text;sans-serif" w:hAnsi="Google Sans Text;sans-serif"/>
-          <w:b/>
-          <w:color w:val="C9211E"/>
         </w:rPr>
         <w:t>Environment Protection:</w:t>
       </w:r>
       <w:r>
         <w:rPr>
           <w:rFonts w:ascii="Google Sans Text;sans-serif" w:hAnsi="Google Sans Text;sans-serif"/>
-          <w:color w:val="C9211E"/>
         </w:rPr>
         <w:t xml:space="preserve"> Sensitive environment configurations, system secrets, and external AI API keys must be isolated in environment variables (</w:t>
       </w:r>
@@ -868,14 +823,12 @@
         <w:rPr>
           <w:rStyle w:val="SourceText"/>
           <w:rFonts w:ascii="Google Sans Text;sans-serif" w:hAnsi="Google Sans Text;sans-serif"/>
-          <w:color w:val="C9211E"/>
         </w:rPr>
         <w:t>.env</w:t>
       </w:r>
       <w:r>
         <w:rPr>
           <w:rFonts w:ascii="Google Sans Text;sans-serif" w:hAnsi="Google Sans Text;sans-serif"/>
-          <w:color w:val="C9211E"/>
         </w:rPr>
         <w:t xml:space="preserve">). </w:t>
       </w:r>
@@ -883,17 +836,17 @@
     <w:p>
       <w:pPr>
         <w:pStyle w:val="Heading3"/>
-        <w:spacing w:lineRule="auto" w:line="271" w:before="0" w:after="140"/>
-        <w:ind w:hanging="0"/>
-        <w:rPr>
-          <w:rFonts w:ascii="Google Sans;sans-serif" w:hAnsi="Google Sans;sans-serif"/>
-        </w:rPr>
-      </w:pPr>
-      <w:r>
-        <w:rPr>
-          <w:rFonts w:ascii="Google Sans;sans-serif" w:hAnsi="Google Sans;sans-serif"/>
-        </w:rPr>
-        <w:t>2.2 Performance &amp; Reliability</w:t>
+        <w:spacing w:lineRule="auto" w:line="273" w:before="0" w:after="140"/>
+        <w:ind w:hanging="0" w:start="0" w:end="0"/>
+        <w:rPr>
+          <w:rFonts w:ascii="Google Sans;sans-serif" w:hAnsi="Google Sans;sans-serif"/>
+        </w:rPr>
+      </w:pPr>
+      <w:r>
+        <w:rPr>
+          <w:rFonts w:ascii="Google Sans;sans-serif" w:hAnsi="Google Sans;sans-serif"/>
+        </w:rPr>
+        <w:t>1.2.2 Performance &amp; Reliability</w:t>
       </w:r>
     </w:p>
     <w:p>
@@ -903,14 +856,16 @@
           <w:ilvl w:val="0"/>
           <w:numId w:val="4"/>
         </w:numPr>
+        <w:pBdr/>
         <w:tabs>
           <w:tab w:val="clear" w:pos="709"/>
           <w:tab w:val="left" w:pos="0" w:leader="none"/>
         </w:tabs>
-        <w:spacing w:lineRule="auto" w:line="271"/>
-        <w:rPr/>
-      </w:pPr>
-      <w:bookmarkStart w:id="11" w:name="p-rc_1036d2c79659da71-81"/>
+        <w:spacing w:lineRule="auto" w:line="273" w:before="0" w:after="140"/>
+        <w:ind w:hanging="283" w:start="709" w:end="0"/>
+        <w:rPr/>
+      </w:pPr>
+      <w:bookmarkStart w:id="11" w:name="p-rc_b7496bcaa7cbe166-293"/>
       <w:bookmarkEnd w:id="11"/>
       <w:r>
         <w:rPr>
@@ -946,16 +901,18 @@
           <w:ilvl w:val="0"/>
           <w:numId w:val="4"/>
         </w:numPr>
+        <w:pBdr/>
         <w:tabs>
           <w:tab w:val="clear" w:pos="709"/>
           <w:tab w:val="left" w:pos="0" w:leader="none"/>
         </w:tabs>
-        <w:spacing w:lineRule="auto" w:line="271"/>
-        <w:rPr>
-          <w:rFonts w:ascii="Google Sans Text;sans-serif" w:hAnsi="Google Sans Text;sans-serif"/>
-        </w:rPr>
-      </w:pPr>
-      <w:bookmarkStart w:id="12" w:name="p-rc_1036d2c79659da71-82"/>
+        <w:spacing w:lineRule="auto" w:line="273" w:before="0" w:after="140"/>
+        <w:ind w:hanging="283" w:start="709" w:end="0"/>
+        <w:rPr>
+          <w:rFonts w:ascii="Google Sans Text;sans-serif" w:hAnsi="Google Sans Text;sans-serif"/>
+        </w:rPr>
+      </w:pPr>
+      <w:bookmarkStart w:id="12" w:name="p-rc_b7496bcaa7cbe166-294"/>
       <w:bookmarkEnd w:id="12"/>
       <w:r>
         <w:rPr>
@@ -974,16 +931,17 @@
     <w:p>
       <w:pPr>
         <w:pStyle w:val="Heading2"/>
-        <w:spacing w:lineRule="auto" w:line="271" w:before="0" w:after="140"/>
-        <w:rPr>
-          <w:rFonts w:ascii="Google Sans;sans-serif" w:hAnsi="Google Sans;sans-serif"/>
-        </w:rPr>
-      </w:pPr>
-      <w:r>
-        <w:rPr>
-          <w:rFonts w:ascii="Google Sans;sans-serif" w:hAnsi="Google Sans;sans-serif"/>
-        </w:rPr>
-        <w:t>3. Tech Stack &amp; Environment Requirements</w:t>
+        <w:spacing w:lineRule="auto" w:line="273" w:before="0" w:after="140"/>
+        <w:ind w:hanging="0" w:start="0" w:end="0"/>
+        <w:rPr>
+          <w:rFonts w:ascii="Google Sans;sans-serif" w:hAnsi="Google Sans;sans-serif"/>
+        </w:rPr>
+      </w:pPr>
+      <w:r>
+        <w:rPr>
+          <w:rFonts w:ascii="Google Sans;sans-serif" w:hAnsi="Google Sans;sans-serif"/>
+        </w:rPr>
+        <w:t>1.3 Tech Stack &amp; Environment Requirements</w:t>
       </w:r>
     </w:p>
     <w:p>
@@ -993,14 +951,16 @@
           <w:ilvl w:val="0"/>
           <w:numId w:val="5"/>
         </w:numPr>
+        <w:pBdr/>
         <w:tabs>
           <w:tab w:val="clear" w:pos="709"/>
           <w:tab w:val="left" w:pos="0" w:leader="none"/>
         </w:tabs>
-        <w:spacing w:lineRule="auto" w:line="271"/>
-        <w:rPr/>
-      </w:pPr>
-      <w:bookmarkStart w:id="13" w:name="p-rc_1036d2c79659da71-83"/>
+        <w:spacing w:lineRule="auto" w:line="273" w:before="0" w:after="140"/>
+        <w:ind w:hanging="283" w:start="709" w:end="0"/>
+        <w:rPr/>
+      </w:pPr>
+      <w:bookmarkStart w:id="13" w:name="p-rc_b7496bcaa7cbe166-295"/>
       <w:bookmarkEnd w:id="13"/>
       <w:r>
         <w:rPr>
@@ -1036,14 +996,16 @@
           <w:ilvl w:val="0"/>
           <w:numId w:val="5"/>
         </w:numPr>
+        <w:pBdr/>
         <w:tabs>
           <w:tab w:val="clear" w:pos="709"/>
           <w:tab w:val="left" w:pos="0" w:leader="none"/>
         </w:tabs>
-        <w:spacing w:lineRule="auto" w:line="271"/>
-        <w:rPr/>
-      </w:pPr>
-      <w:bookmarkStart w:id="14" w:name="p-rc_1036d2c79659da71-84"/>
+        <w:spacing w:lineRule="auto" w:line="273" w:before="0" w:after="140"/>
+        <w:ind w:hanging="283" w:start="709" w:end="0"/>
+        <w:rPr/>
+      </w:pPr>
+      <w:bookmarkStart w:id="14" w:name="p-rc_b7496bcaa7cbe166-296"/>
       <w:bookmarkEnd w:id="14"/>
       <w:r>
         <w:rPr>
@@ -1105,14 +1067,16 @@
           <w:ilvl w:val="0"/>
           <w:numId w:val="5"/>
         </w:numPr>
+        <w:pBdr/>
         <w:tabs>
           <w:tab w:val="clear" w:pos="709"/>
           <w:tab w:val="left" w:pos="0" w:leader="none"/>
         </w:tabs>
-        <w:spacing w:lineRule="auto" w:line="271"/>
-        <w:rPr/>
-      </w:pPr>
-      <w:bookmarkStart w:id="15" w:name="p-rc_1036d2c79659da71-85"/>
+        <w:spacing w:lineRule="auto" w:line="273" w:before="0" w:after="140"/>
+        <w:ind w:hanging="283" w:start="709" w:end="0"/>
+        <w:rPr/>
+      </w:pPr>
+      <w:bookmarkStart w:id="15" w:name="p-rc_b7496bcaa7cbe166-297"/>
       <w:bookmarkEnd w:id="15"/>
       <w:r>
         <w:rPr>
@@ -1174,14 +1138,16 @@
           <w:ilvl w:val="0"/>
           <w:numId w:val="5"/>
         </w:numPr>
+        <w:pBdr/>
         <w:tabs>
           <w:tab w:val="clear" w:pos="709"/>
           <w:tab w:val="left" w:pos="0" w:leader="none"/>
         </w:tabs>
-        <w:spacing w:lineRule="auto" w:line="271"/>
-        <w:rPr/>
-      </w:pPr>
-      <w:bookmarkStart w:id="16" w:name="p-rc_1036d2c79659da71-86"/>
+        <w:spacing w:lineRule="auto" w:line="273" w:before="0" w:after="140"/>
+        <w:ind w:hanging="283" w:start="709" w:end="0"/>
+        <w:rPr/>
+      </w:pPr>
+      <w:bookmarkStart w:id="16" w:name="p-rc_b7496bcaa7cbe166-298"/>
       <w:bookmarkEnd w:id="16"/>
       <w:r>
         <w:rPr>
@@ -1220,20 +1186,7 @@
         <w:rPr>
           <w:rFonts w:ascii="Google Sans Text;sans-serif" w:hAnsi="Google Sans Text;sans-serif"/>
         </w:rPr>
-        <w:t xml:space="preserve">, </w:t>
-      </w:r>
-      <w:r>
-        <w:rPr>
-          <w:rFonts w:ascii="Google Sans Text;sans-serif" w:hAnsi="Google Sans Text;sans-serif"/>
-          <w:color w:val="C9211E"/>
-        </w:rPr>
-        <w:t>custom rate limiter,</w:t>
-      </w:r>
-      <w:r>
-        <w:rPr>
-          <w:rFonts w:ascii="Google Sans Text;sans-serif" w:hAnsi="Google Sans Text;sans-serif"/>
-        </w:rPr>
-        <w:t xml:space="preserve"> input validator middleware </w:t>
+        <w:t xml:space="preserve">, input validator middleware </w:t>
       </w:r>
     </w:p>
     <w:p>
@@ -1243,45 +1196,73 @@
           <w:ilvl w:val="0"/>
           <w:numId w:val="5"/>
         </w:numPr>
+        <w:pBdr/>
         <w:tabs>
           <w:tab w:val="clear" w:pos="709"/>
           <w:tab w:val="left" w:pos="0" w:leader="none"/>
         </w:tabs>
+        <w:spacing w:lineRule="auto" w:line="273" w:before="0" w:after="140"/>
+        <w:ind w:hanging="283" w:start="709" w:end="0"/>
+        <w:rPr>
+          <w:rFonts w:ascii="Google Sans Text;sans-serif" w:hAnsi="Google Sans Text;sans-serif"/>
+        </w:rPr>
+      </w:pPr>
+      <w:bookmarkStart w:id="17" w:name="p-rc_b7496bcaa7cbe166-299"/>
+      <w:bookmarkEnd w:id="17"/>
+      <w:r>
+        <w:rPr>
+          <w:rFonts w:ascii="Google Sans Text;sans-serif" w:hAnsi="Google Sans Text;sans-serif"/>
+          <w:b/>
+        </w:rPr>
+        <w:t>External Services:</w:t>
+      </w:r>
+      <w:r>
+        <w:rPr>
+          <w:rFonts w:ascii="Google Sans Text;sans-serif" w:hAnsi="Google Sans Text;sans-serif"/>
+        </w:rPr>
+        <w:t xml:space="preserve"> Alibaba Qwen API </w:t>
+      </w:r>
+    </w:p>
+    <w:p>
+      <w:pPr>
+        <w:pStyle w:val="BodyText"/>
         <w:spacing w:lineRule="auto" w:line="271"/>
-        <w:rPr>
-          <w:rFonts w:ascii="Google Sans Text;sans-serif" w:hAnsi="Google Sans Text;sans-serif"/>
-        </w:rPr>
-      </w:pPr>
-      <w:bookmarkStart w:id="17" w:name="p-rc_1036d2c79659da71-87"/>
-      <w:bookmarkEnd w:id="17"/>
-      <w:r>
-        <w:rPr>
-          <w:rFonts w:ascii="Google Sans Text;sans-serif" w:hAnsi="Google Sans Text;sans-serif"/>
-          <w:b/>
-        </w:rPr>
-        <w:t>External Services:</w:t>
-      </w:r>
-      <w:r>
-        <w:rPr>
-          <w:rFonts w:ascii="Google Sans Text;sans-serif" w:hAnsi="Google Sans Text;sans-serif"/>
-        </w:rPr>
-        <w:t xml:space="preserve"> Alibaba Qwen API </w:t>
+        <w:ind w:hanging="0"/>
+        <w:rPr>
+          <w:rFonts w:ascii="Google Sans;sans-serif" w:hAnsi="Google Sans;sans-serif"/>
+        </w:rPr>
+      </w:pPr>
+      <w:r>
+        <w:rPr/>
+      </w:r>
+      <w:r>
+        <w:br w:type="page"/>
+      </w:r>
+    </w:p>
+    <w:p>
+      <w:pPr>
+        <w:pStyle w:val="BodyText"/>
+        <w:spacing w:lineRule="auto" w:line="271"/>
+        <w:ind w:hanging="0"/>
+        <w:rPr/>
+      </w:pPr>
+      <w:r>
+        <w:rPr/>
       </w:r>
     </w:p>
     <w:p>
       <w:pPr>
         <w:pStyle w:val="Heading1"/>
         <w:spacing w:lineRule="auto" w:line="271" w:before="0" w:after="140"/>
-        <w:ind w:hanging="0"/>
-        <w:rPr>
-          <w:rFonts w:ascii="Google Sans;sans-serif" w:hAnsi="Google Sans;sans-serif"/>
-        </w:rPr>
-      </w:pPr>
-      <w:r>
-        <w:rPr>
-          <w:rFonts w:ascii="Google Sans;sans-serif" w:hAnsi="Google Sans;sans-serif"/>
-        </w:rPr>
-        <w:t>Section 3: System Architecture &amp; Deployment Design</w:t>
+        <w:rPr>
+          <w:rFonts w:ascii="Google Sans;sans-serif" w:hAnsi="Google Sans;sans-serif"/>
+        </w:rPr>
+      </w:pPr>
+      <w:r>
+        <w:rPr>
+          <w:rFonts w:ascii="Google Sans;sans-serif" w:hAnsi="Google Sans;sans-serif"/>
+        </w:rPr>
+        <w:t>2. System Architecture &amp; Deployment Design</w:t>
       </w:r>
     </w:p>
     <w:p>
@@ -1291,19 +1272,19 @@
       </w:pPr>
       <w:r>
         <w:rPr/>
-        <w:t>System Architecture</w:t>
-      </w:r>
-    </w:p>
-    <w:p>
-      <w:pPr>
-        <w:pStyle w:val="BodyText"/>
-        <w:spacing w:lineRule="auto" w:line="271"/>
-        <w:ind w:hanging="0"/>
-        <w:rPr>
-          <w:rFonts w:ascii="Google Sans;sans-serif" w:hAnsi="Google Sans;sans-serif"/>
-        </w:rPr>
-      </w:pPr>
-      <w:r>
+        <w:t>2.1 System Architecture</w:t>
+      </w:r>
+    </w:p>
+    <w:p>
+      <w:pPr>
+        <w:pStyle w:val="BodyText"/>
+        <w:ind w:hanging="0" w:start="0" w:end="0"/>
+        <w:rPr/>
+      </w:pPr>
+      <w:bookmarkStart w:id="18" w:name="p-rc_b7496bcaa7cbe166-300"/>
+      <w:bookmarkEnd w:id="18"/>
+      <w:r>
+        <w:rPr/>
         <w:drawing>
           <wp:anchor behindDoc="0" distT="0" distB="0" distL="0" distR="0" simplePos="0" locked="0" layoutInCell="0" allowOverlap="0" relativeHeight="6">
             <wp:simplePos x="0" y="0"/>
@@ -1311,7 +1292,7 @@
               <wp:posOffset>630555</wp:posOffset>
             </wp:positionH>
             <wp:positionV relativeFrom="paragraph">
-              <wp:posOffset>-223520</wp:posOffset>
+              <wp:posOffset>565785</wp:posOffset>
             </wp:positionV>
             <wp:extent cx="5293995" cy="5337810"/>
             <wp:effectExtent l="0" t="0" r="0" b="0"/>
@@ -1330,10 +1311,10 @@
                     </pic:cNvPicPr>
                   </pic:nvPicPr>
                   <pic:blipFill>
-                    <a:blip r:embed="rId3">
+                    <a:blip r:embed="rId2">
                       <a:extLst>
                         <a:ext uri="{96DAC541-7B7A-43D3-8B79-37D633B846F1}">
-                          <asvg:svgBlip xmlns:asvg="http://schemas.microsoft.com/office/drawing/2016/SVG/main" r:embed="rId4"/>
+                          <asvg:svgBlip xmlns:asvg="http://schemas.microsoft.com/office/drawing/2016/SVG/main" r:embed="rId3"/>
                         </a:ext>
                       </a:extLst>
                     </a:blip>
@@ -1357,10 +1338,8 @@
         </w:drawing>
       </w:r>
       <w:r>
-        <w:rPr>
-          <w:rFonts w:ascii="Google Sans;sans-serif" w:hAnsi="Google Sans;sans-serif"/>
-        </w:rPr>
-        <w:t>Figure 1. High-Level System Architecture Diagram.</w:t>
+        <w:rPr/>
+        <w:t>The application utilizes a modular system architecture separating Presentation, Backend Middleware, Data, and External AI Cloud Services.</w:t>
       </w:r>
     </w:p>
     <w:p>
@@ -1368,14 +1347,14 @@
         <w:pStyle w:val="BodyText"/>
         <w:spacing w:lineRule="auto" w:line="271"/>
         <w:ind w:hanging="0"/>
-        <w:rPr>
-          <w:rFonts w:ascii="Google Sans;sans-serif" w:hAnsi="Google Sans;sans-serif"/>
-        </w:rPr>
-      </w:pPr>
-      <w:r>
-        <w:rPr>
-          <w:rFonts w:ascii="Google Sans;sans-serif" w:hAnsi="Google Sans;sans-serif"/>
-        </w:rPr>
+        <w:jc w:val="center"/>
+        <w:rPr/>
+      </w:pPr>
+      <w:r>
+        <w:rPr>
+          <w:rFonts w:ascii="Google Sans;sans-serif" w:hAnsi="Google Sans;sans-serif"/>
+        </w:rPr>
+        <w:t>Figure 1. High-Level System Architecture Diagram.</w:t>
       </w:r>
     </w:p>
     <w:p>
@@ -1391,7 +1370,6 @@
         <w:rPr>
           <w:rFonts w:ascii="Google Sans;sans-serif" w:hAnsi="Google Sans;sans-serif"/>
         </w:rPr>
-        <w:t>Deployment Topology</w:t>
       </w:r>
     </w:p>
     <w:p>
@@ -1402,6 +1380,114 @@
         <w:rPr>
           <w:rFonts w:ascii="Google Sans;sans-serif" w:hAnsi="Google Sans;sans-serif"/>
         </w:rPr>
+      </w:pPr>
+      <w:bookmarkStart w:id="19" w:name="p-rc_b7496bcaa7cbe166-301"/>
+      <w:bookmarkEnd w:id="19"/>
+      <w:r>
+        <w:rPr>
+          <w:rFonts w:ascii="Google Sans Text;sans-serif" w:hAnsi="Google Sans Text;sans-serif"/>
+        </w:rPr>
+        <w:t xml:space="preserve">The </w:t>
+      </w:r>
+      <w:r>
+        <w:rPr>
+          <w:rFonts w:ascii="Google Sans Text;sans-serif" w:hAnsi="Google Sans Text;sans-serif"/>
+          <w:b/>
+        </w:rPr>
+        <w:t>Frontend Presentation Layer</w:t>
+      </w:r>
+      <w:r>
+        <w:rPr>
+          <w:rFonts w:ascii="Google Sans Text;sans-serif" w:hAnsi="Google Sans Text;sans-serif"/>
+        </w:rPr>
+        <w:t xml:space="preserve"> uses EJS templates, CSS styles, and client-side JavaScript. The </w:t>
+      </w:r>
+      <w:r>
+        <w:rPr>
+          <w:rFonts w:ascii="Google Sans Text;sans-serif" w:hAnsi="Google Sans Text;sans-serif"/>
+          <w:b/>
+        </w:rPr>
+        <w:t>Backend Middleware Layer</w:t>
+      </w:r>
+      <w:r>
+        <w:rPr>
+          <w:rFonts w:ascii="Google Sans Text;sans-serif" w:hAnsi="Google Sans Text;sans-serif"/>
+        </w:rPr>
+        <w:t xml:space="preserve"> routes requests through authentication and validation middleware into controllers. The </w:t>
+      </w:r>
+      <w:r>
+        <w:rPr>
+          <w:rFonts w:ascii="Google Sans Text;sans-serif" w:hAnsi="Google Sans Text;sans-serif"/>
+          <w:b/>
+        </w:rPr>
+        <w:t>Data Layer</w:t>
+      </w:r>
+      <w:r>
+        <w:rPr>
+          <w:rFonts w:ascii="Google Sans Text;sans-serif" w:hAnsi="Google Sans Text;sans-serif"/>
+        </w:rPr>
+        <w:t xml:space="preserve"> interfaces with MongoDB collections (</w:t>
+      </w:r>
+      <w:r>
+        <w:rPr>
+          <w:rStyle w:val="SourceText"/>
+          <w:rFonts w:ascii="Google Sans Text;sans-serif" w:hAnsi="Google Sans Text;sans-serif"/>
+        </w:rPr>
+        <w:t>users</w:t>
+      </w:r>
+      <w:r>
+        <w:rPr>
+          <w:rFonts w:ascii="Google Sans Text;sans-serif" w:hAnsi="Google Sans Text;sans-serif"/>
+        </w:rPr>
+        <w:t xml:space="preserve">, </w:t>
+      </w:r>
+      <w:r>
+        <w:rPr>
+          <w:rStyle w:val="SourceText"/>
+          <w:rFonts w:ascii="Google Sans Text;sans-serif" w:hAnsi="Google Sans Text;sans-serif"/>
+        </w:rPr>
+        <w:t>history</w:t>
+      </w:r>
+      <w:r>
+        <w:rPr>
+          <w:rFonts w:ascii="Google Sans Text;sans-serif" w:hAnsi="Google Sans Text;sans-serif"/>
+        </w:rPr>
+        <w:t xml:space="preserve">, </w:t>
+      </w:r>
+      <w:r>
+        <w:rPr>
+          <w:rStyle w:val="SourceText"/>
+          <w:rFonts w:ascii="Google Sans Text;sans-serif" w:hAnsi="Google Sans Text;sans-serif"/>
+        </w:rPr>
+        <w:t>sessions</w:t>
+      </w:r>
+      <w:r>
+        <w:rPr>
+          <w:rFonts w:ascii="Google Sans Text;sans-serif" w:hAnsi="Google Sans Text;sans-serif"/>
+        </w:rPr>
+        <w:t xml:space="preserve">), while outbound requests process diagnostic prompts through the Alibaba Qwen AI service. </w:t>
+      </w:r>
+    </w:p>
+    <w:p>
+      <w:pPr>
+        <w:pStyle w:val="BodyText"/>
+        <w:spacing w:lineRule="auto" w:line="271"/>
+        <w:ind w:hanging="0"/>
+        <w:rPr>
+          <w:rFonts w:ascii="Google Sans;sans-serif" w:hAnsi="Google Sans;sans-serif"/>
+        </w:rPr>
+      </w:pPr>
+      <w:r>
+        <w:rPr/>
+      </w:r>
+    </w:p>
+    <w:p>
+      <w:pPr>
+        <w:pStyle w:val="BodyText"/>
+        <w:spacing w:lineRule="auto" w:line="271"/>
+        <w:ind w:hanging="0"/>
+        <w:jc w:val="center"/>
+        <w:rPr/>
       </w:pPr>
       <w:r>
         <w:drawing>
@@ -1430,10 +1516,10 @@
                     </pic:cNvPicPr>
                   </pic:nvPicPr>
                   <pic:blipFill>
-                    <a:blip r:embed="rId5">
+                    <a:blip r:embed="rId4">
                       <a:extLst>
                         <a:ext uri="{96DAC541-7B7A-43D3-8B79-37D633B846F1}">
-                          <asvg:svgBlip xmlns:asvg="http://schemas.microsoft.com/office/drawing/2016/SVG/main" r:embed="rId6"/>
+                          <asvg:svgBlip xmlns:asvg="http://schemas.microsoft.com/office/drawing/2016/SVG/main" r:embed="rId5"/>
                         </a:ext>
                       </a:extLst>
                     </a:blip>
@@ -1474,8 +1560,15 @@
       </w:pPr>
       <w:r>
         <w:rPr>
-          <w:rFonts w:ascii="Google Sans;sans-serif" w:hAnsi="Google Sans;sans-serif"/>
-        </w:rPr>
+          <w:rFonts w:ascii="Google Sans Text;sans-serif" w:hAnsi="Google Sans Text;sans-serif"/>
+        </w:rPr>
+        <w:t>Clients connect via HTTPS. The Node.js Express server hosts application logic, static files, and security validation middleware. Database operations query MongoDB version 6.x+ via Mongoose ODM, and AI diagnostic requests authenticate through secure API keys to external cloud services.</w:t>
+      </w:r>
+      <w:r>
+        <w:rPr>
+          <w:rFonts w:ascii="Google Sans;sans-serif" w:hAnsi="Google Sans;sans-serif"/>
+        </w:rPr>
+        <w:t xml:space="preserve"> </w:t>
       </w:r>
     </w:p>
     <w:p>
@@ -1488,26 +1581,45 @@
         </w:rPr>
       </w:pPr>
       <w:r>
-        <w:rPr>
-          <w:rFonts w:ascii="Google Sans;sans-serif" w:hAnsi="Google Sans;sans-serif"/>
-        </w:rPr>
-        <w:t>Section 4: Data Modeling &amp; Domain Design</w:t>
-      </w:r>
-    </w:p>
-    <w:p>
-      <w:pPr>
-        <w:pStyle w:val="BodyText"/>
+        <w:rPr/>
+      </w:r>
+      <w:r>
+        <w:br w:type="page"/>
+      </w:r>
+    </w:p>
+    <w:p>
+      <w:pPr>
+        <w:pStyle w:val="Heading1"/>
         <w:spacing w:lineRule="auto" w:line="271"/>
         <w:ind w:hanging="0"/>
-        <w:rPr>
-          <w:rFonts w:ascii="Google Sans;sans-serif" w:hAnsi="Google Sans;sans-serif"/>
-        </w:rPr>
-      </w:pPr>
-      <w:r>
-        <w:rPr>
-          <w:rFonts w:ascii="Google Sans;sans-serif" w:hAnsi="Google Sans;sans-serif"/>
-        </w:rPr>
-        <w:t>Domain Class Architecture</w:t>
+        <w:rPr/>
+      </w:pPr>
+      <w:r>
+        <w:rPr/>
+        <w:t>3. Data Modeling &amp; Domain Design</w:t>
+      </w:r>
+    </w:p>
+    <w:p>
+      <w:pPr>
+        <w:pStyle w:val="Heading2"/>
+        <w:rPr/>
+      </w:pPr>
+      <w:r>
+        <w:rPr/>
+        <w:t>3.1 Domain Class Architecture</w:t>
+      </w:r>
+    </w:p>
+    <w:p>
+      <w:pPr>
+        <w:pStyle w:val="BodyText"/>
+        <w:ind w:hanging="0" w:start="0" w:end="0"/>
+        <w:rPr/>
+      </w:pPr>
+      <w:bookmarkStart w:id="20" w:name="p-rc_b7496bcaa7cbe166-304"/>
+      <w:bookmarkEnd w:id="20"/>
+      <w:r>
+        <w:rPr/>
+        <w:t>The domain model defines core business entities and their structural relationships.</w:t>
       </w:r>
     </w:p>
     <w:p>
@@ -1515,16 +1627,33 @@
         <w:pStyle w:val="BodyText"/>
         <w:spacing w:lineRule="auto" w:line="271"/>
         <w:ind w:hanging="0"/>
-        <w:rPr>
-          <w:rFonts w:ascii="Google Sans;sans-serif" w:hAnsi="Google Sans;sans-serif"/>
-        </w:rPr>
-      </w:pPr>
-      <w:r>
-        <w:rPr/>
+        <w:rPr/>
+      </w:pPr>
+      <w:r>
+        <w:rPr/>
+      </w:r>
+    </w:p>
+    <w:p>
+      <w:pPr>
+        <w:pStyle w:val="BodyText"/>
+        <w:spacing w:lineRule="auto" w:line="271"/>
+        <w:ind w:hanging="0"/>
+        <w:jc w:val="center"/>
+        <w:rPr/>
+      </w:pPr>
+      <w:r>
         <w:drawing>
-          <wp:inline distT="0" distB="0" distL="0" distR="0">
+          <wp:anchor behindDoc="0" distT="0" distB="0" distL="0" distR="0" simplePos="0" locked="0" layoutInCell="0" allowOverlap="1" relativeHeight="2">
+            <wp:simplePos x="0" y="0"/>
+            <wp:positionH relativeFrom="column">
+              <wp:align>center</wp:align>
+            </wp:positionH>
+            <wp:positionV relativeFrom="paragraph">
+              <wp:posOffset>635</wp:posOffset>
+            </wp:positionV>
             <wp:extent cx="3562350" cy="5657850"/>
             <wp:effectExtent l="0" t="0" r="0" b="0"/>
+            <wp:wrapTopAndBottom/>
             <wp:docPr id="3" name="Graphic 1" descr="" title=""/>
             <wp:cNvGraphicFramePr>
               <a:graphicFrameLocks xmlns:a="http://schemas.openxmlformats.org/drawingml/2006/main" noChangeAspect="1"/>
@@ -1539,10 +1668,10 @@
                     </pic:cNvPicPr>
                   </pic:nvPicPr>
                   <pic:blipFill>
-                    <a:blip r:embed="rId7">
+                    <a:blip r:embed="rId6">
                       <a:extLst>
                         <a:ext uri="{96DAC541-7B7A-43D3-8B79-37D633B846F1}">
-                          <asvg:svgBlip xmlns:asvg="http://schemas.microsoft.com/office/drawing/2016/SVG/main" r:embed="rId8"/>
+                          <asvg:svgBlip xmlns:asvg="http://schemas.microsoft.com/office/drawing/2016/SVG/main" r:embed="rId7"/>
                         </a:ext>
                       </a:extLst>
                     </a:blip>
@@ -1562,8 +1691,14 @@
                 </pic:pic>
               </a:graphicData>
             </a:graphic>
-          </wp:inline>
+          </wp:anchor>
         </w:drawing>
+      </w:r>
+      <w:r>
+        <w:rPr>
+          <w:rFonts w:ascii="Google Sans;sans-serif" w:hAnsi="Google Sans;sans-serif"/>
+        </w:rPr>
+        <w:t>Figure 3. System Class Diagram and Entity Relationships.</w:t>
       </w:r>
     </w:p>
     <w:p>
@@ -1571,20 +1706,18 @@
         <w:pStyle w:val="BodyText"/>
         <w:spacing w:lineRule="auto" w:line="271"/>
         <w:ind w:hanging="0"/>
-        <w:rPr>
-          <w:rFonts w:ascii="Google Sans;sans-serif" w:hAnsi="Google Sans;sans-serif"/>
-        </w:rPr>
-      </w:pPr>
-      <w:r>
-        <w:rPr>
-          <w:rFonts w:ascii="Google Sans;sans-serif" w:hAnsi="Google Sans;sans-serif"/>
-        </w:rPr>
-        <w:t>Figure 3. System Class Diagram and Entity Relationships.</w:t>
-      </w:r>
-    </w:p>
-    <w:p>
-      <w:pPr>
-        <w:pStyle w:val="BodyText"/>
+        <w:jc w:val="center"/>
+        <w:rPr>
+          <w:rFonts w:ascii="Google Sans;sans-serif" w:hAnsi="Google Sans;sans-serif"/>
+        </w:rPr>
+      </w:pPr>
+      <w:r>
+        <w:rPr/>
+      </w:r>
+    </w:p>
+    <w:p>
+      <w:pPr>
+        <w:pStyle w:val="Heading3"/>
         <w:spacing w:lineRule="auto" w:line="271"/>
         <w:rPr>
           <w:rFonts w:ascii="Google Sans;sans-serif" w:hAnsi="Google Sans;sans-serif"/>
@@ -1596,7 +1729,7 @@
           <w:rFonts w:ascii="Google Sans;sans-serif" w:hAnsi="Google Sans;sans-serif"/>
           <w:lang w:val="en-US"/>
         </w:rPr>
-        <w:t xml:space="preserve">The system model centers on three primary domain classes: </w:t>
+        <w:t>3.1.1 Core Domain Classes</w:t>
       </w:r>
     </w:p>
     <w:p>
@@ -1606,27 +1739,198 @@
           <w:ilvl w:val="0"/>
           <w:numId w:val="6"/>
         </w:numPr>
-        <w:spacing w:lineRule="auto" w:line="271"/>
-        <w:rPr>
-          <w:rFonts w:ascii="Google Sans;sans-serif" w:hAnsi="Google Sans;sans-serif"/>
-          <w:lang w:val="en-US"/>
-        </w:rPr>
-      </w:pPr>
-      <w:r>
-        <w:rPr>
-          <w:rFonts w:ascii="Google Sans;sans-serif" w:hAnsi="Google Sans;sans-serif"/>
+        <w:pBdr/>
+        <w:tabs>
+          <w:tab w:val="clear" w:pos="709"/>
+          <w:tab w:val="left" w:pos="0" w:leader="none"/>
+        </w:tabs>
+        <w:spacing w:lineRule="auto" w:line="273" w:before="0" w:after="140"/>
+        <w:ind w:hanging="283" w:start="709" w:end="0"/>
+        <w:rPr/>
+      </w:pPr>
+      <w:bookmarkStart w:id="21" w:name="p-rc_b7496bcaa7cbe166-305"/>
+      <w:bookmarkEnd w:id="21"/>
+      <w:r>
+        <w:rPr>
+          <w:rFonts w:ascii="Google Sans Text;sans-serif" w:hAnsi="Google Sans Text;sans-serif"/>
           <w:b/>
-          <w:bCs/>
-          <w:lang w:val="en-US"/>
         </w:rPr>
         <w:t>User:</w:t>
       </w:r>
       <w:r>
         <w:rPr>
-          <w:rFonts w:ascii="Google Sans;sans-serif" w:hAnsi="Google Sans;sans-serif"/>
-          <w:lang w:val="en-US"/>
-        </w:rPr>
-        <w:t xml:space="preserve"> Represents system accounts, encapsulating identity fields (_id, username, email, password, role), demographic traits (age, gender, height, weight, phone, realname), and creation timestamps. It defines business methods for password comparison (comparePassword()) and authentication token generation (generateToken()). </w:t>
+          <w:rFonts w:ascii="Google Sans Text;sans-serif" w:hAnsi="Google Sans Text;sans-serif"/>
+        </w:rPr>
+        <w:t xml:space="preserve"> Represents system accounts, encapsulating identity fields (</w:t>
+      </w:r>
+      <w:r>
+        <w:rPr>
+          <w:rStyle w:val="SourceText"/>
+          <w:rFonts w:ascii="Google Sans Text;sans-serif" w:hAnsi="Google Sans Text;sans-serif"/>
+        </w:rPr>
+        <w:t>_id</w:t>
+      </w:r>
+      <w:r>
+        <w:rPr>
+          <w:rFonts w:ascii="Google Sans Text;sans-serif" w:hAnsi="Google Sans Text;sans-serif"/>
+        </w:rPr>
+        <w:t xml:space="preserve">, </w:t>
+      </w:r>
+      <w:r>
+        <w:rPr>
+          <w:rStyle w:val="SourceText"/>
+          <w:rFonts w:ascii="Google Sans Text;sans-serif" w:hAnsi="Google Sans Text;sans-serif"/>
+        </w:rPr>
+        <w:t>username</w:t>
+      </w:r>
+      <w:r>
+        <w:rPr>
+          <w:rFonts w:ascii="Google Sans Text;sans-serif" w:hAnsi="Google Sans Text;sans-serif"/>
+        </w:rPr>
+        <w:t xml:space="preserve">, </w:t>
+      </w:r>
+      <w:r>
+        <w:rPr>
+          <w:rStyle w:val="SourceText"/>
+          <w:rFonts w:ascii="Google Sans Text;sans-serif" w:hAnsi="Google Sans Text;sans-serif"/>
+        </w:rPr>
+        <w:t>email</w:t>
+      </w:r>
+      <w:r>
+        <w:rPr>
+          <w:rFonts w:ascii="Google Sans Text;sans-serif" w:hAnsi="Google Sans Text;sans-serif"/>
+        </w:rPr>
+        <w:t xml:space="preserve">, </w:t>
+      </w:r>
+      <w:r>
+        <w:rPr>
+          <w:rStyle w:val="SourceText"/>
+          <w:rFonts w:ascii="Google Sans Text;sans-serif" w:hAnsi="Google Sans Text;sans-serif"/>
+        </w:rPr>
+        <w:t>password</w:t>
+      </w:r>
+      <w:r>
+        <w:rPr>
+          <w:rFonts w:ascii="Google Sans Text;sans-serif" w:hAnsi="Google Sans Text;sans-serif"/>
+        </w:rPr>
+        <w:t xml:space="preserve">, </w:t>
+      </w:r>
+      <w:r>
+        <w:rPr>
+          <w:rStyle w:val="SourceText"/>
+          <w:rFonts w:ascii="Google Sans Text;sans-serif" w:hAnsi="Google Sans Text;sans-serif"/>
+        </w:rPr>
+        <w:t>role</w:t>
+      </w:r>
+      <w:r>
+        <w:rPr>
+          <w:rFonts w:ascii="Google Sans Text;sans-serif" w:hAnsi="Google Sans Text;sans-serif"/>
+        </w:rPr>
+        <w:t>), demographic traits (</w:t>
+      </w:r>
+      <w:r>
+        <w:rPr>
+          <w:rStyle w:val="SourceText"/>
+          <w:rFonts w:ascii="Google Sans Text;sans-serif" w:hAnsi="Google Sans Text;sans-serif"/>
+        </w:rPr>
+        <w:t>age</w:t>
+      </w:r>
+      <w:r>
+        <w:rPr>
+          <w:rFonts w:ascii="Google Sans Text;sans-serif" w:hAnsi="Google Sans Text;sans-serif"/>
+        </w:rPr>
+        <w:t xml:space="preserve">, </w:t>
+      </w:r>
+      <w:r>
+        <w:rPr>
+          <w:rStyle w:val="SourceText"/>
+          <w:rFonts w:ascii="Google Sans Text;sans-serif" w:hAnsi="Google Sans Text;sans-serif"/>
+        </w:rPr>
+        <w:t>gender</w:t>
+      </w:r>
+      <w:r>
+        <w:rPr>
+          <w:rFonts w:ascii="Google Sans Text;sans-serif" w:hAnsi="Google Sans Text;sans-serif"/>
+        </w:rPr>
+        <w:t xml:space="preserve">, </w:t>
+      </w:r>
+      <w:r>
+        <w:rPr>
+          <w:rStyle w:val="SourceText"/>
+          <w:rFonts w:ascii="Google Sans Text;sans-serif" w:hAnsi="Google Sans Text;sans-serif"/>
+        </w:rPr>
+        <w:t>height</w:t>
+      </w:r>
+      <w:r>
+        <w:rPr>
+          <w:rFonts w:ascii="Google Sans Text;sans-serif" w:hAnsi="Google Sans Text;sans-serif"/>
+        </w:rPr>
+        <w:t xml:space="preserve">, </w:t>
+      </w:r>
+      <w:r>
+        <w:rPr>
+          <w:rStyle w:val="SourceText"/>
+          <w:rFonts w:ascii="Google Sans Text;sans-serif" w:hAnsi="Google Sans Text;sans-serif"/>
+        </w:rPr>
+        <w:t>weight</w:t>
+      </w:r>
+      <w:r>
+        <w:rPr>
+          <w:rFonts w:ascii="Google Sans Text;sans-serif" w:hAnsi="Google Sans Text;sans-serif"/>
+        </w:rPr>
+        <w:t xml:space="preserve">, </w:t>
+      </w:r>
+      <w:r>
+        <w:rPr>
+          <w:rStyle w:val="SourceText"/>
+          <w:rFonts w:ascii="Google Sans Text;sans-serif" w:hAnsi="Google Sans Text;sans-serif"/>
+        </w:rPr>
+        <w:t>phone</w:t>
+      </w:r>
+      <w:r>
+        <w:rPr>
+          <w:rFonts w:ascii="Google Sans Text;sans-serif" w:hAnsi="Google Sans Text;sans-serif"/>
+        </w:rPr>
+        <w:t xml:space="preserve">, </w:t>
+      </w:r>
+      <w:r>
+        <w:rPr>
+          <w:rStyle w:val="SourceText"/>
+          <w:rFonts w:ascii="Google Sans Text;sans-serif" w:hAnsi="Google Sans Text;sans-serif"/>
+        </w:rPr>
+        <w:t>realname</w:t>
+      </w:r>
+      <w:r>
+        <w:rPr>
+          <w:rFonts w:ascii="Google Sans Text;sans-serif" w:hAnsi="Google Sans Text;sans-serif"/>
+        </w:rPr>
+        <w:t>), and creation timestamps. It defines business methods for password comparison (</w:t>
+      </w:r>
+      <w:r>
+        <w:rPr>
+          <w:rStyle w:val="SourceText"/>
+          <w:rFonts w:ascii="Google Sans Text;sans-serif" w:hAnsi="Google Sans Text;sans-serif"/>
+        </w:rPr>
+        <w:t>comparePassword()</w:t>
+      </w:r>
+      <w:r>
+        <w:rPr>
+          <w:rFonts w:ascii="Google Sans Text;sans-serif" w:hAnsi="Google Sans Text;sans-serif"/>
+        </w:rPr>
+        <w:t>) and authentication token generation (</w:t>
+      </w:r>
+      <w:r>
+        <w:rPr>
+          <w:rStyle w:val="SourceText"/>
+          <w:rFonts w:ascii="Google Sans Text;sans-serif" w:hAnsi="Google Sans Text;sans-serif"/>
+        </w:rPr>
+        <w:t>generateToken()</w:t>
+      </w:r>
+      <w:r>
+        <w:rPr>
+          <w:rFonts w:ascii="Google Sans Text;sans-serif" w:hAnsi="Google Sans Text;sans-serif"/>
+        </w:rPr>
+        <w:t xml:space="preserve">). </w:t>
       </w:r>
     </w:p>
     <w:p>
@@ -1636,27 +1940,172 @@
           <w:ilvl w:val="0"/>
           <w:numId w:val="6"/>
         </w:numPr>
-        <w:spacing w:lineRule="auto" w:line="271"/>
-        <w:rPr>
-          <w:rFonts w:ascii="Google Sans;sans-serif" w:hAnsi="Google Sans;sans-serif"/>
-          <w:lang w:val="en-US"/>
-        </w:rPr>
-      </w:pPr>
-      <w:r>
-        <w:rPr>
-          <w:rFonts w:ascii="Google Sans;sans-serif" w:hAnsi="Google Sans;sans-serif"/>
+        <w:pBdr/>
+        <w:tabs>
+          <w:tab w:val="clear" w:pos="709"/>
+          <w:tab w:val="left" w:pos="0" w:leader="none"/>
+        </w:tabs>
+        <w:spacing w:lineRule="auto" w:line="273" w:before="0" w:after="140"/>
+        <w:ind w:hanging="283" w:start="709" w:end="0"/>
+        <w:rPr/>
+      </w:pPr>
+      <w:bookmarkStart w:id="22" w:name="p-rc_b7496bcaa7cbe166-306"/>
+      <w:bookmarkEnd w:id="22"/>
+      <w:r>
+        <w:rPr>
+          <w:rFonts w:ascii="Google Sans Text;sans-serif" w:hAnsi="Google Sans Text;sans-serif"/>
           <w:b/>
-          <w:bCs/>
-          <w:lang w:val="en-US"/>
         </w:rPr>
         <w:t>History:</w:t>
       </w:r>
       <w:r>
         <w:rPr>
-          <w:rFonts w:ascii="Google Sans;sans-serif" w:hAnsi="Google Sans;sans-serif"/>
-          <w:lang w:val="en-US"/>
-        </w:rPr>
-        <w:t xml:space="preserve"> Represents individual medical diagnostic records associated with a specific user. Attributes include _id, userId, symptoms, diagnosis, recipeName, ingredients, instructions, imageUrl, and createdAt. It provides operational methods for restoring prescription details (restoreDetails()) and deleting records (deleteRecord()). </w:t>
+          <w:rFonts w:ascii="Google Sans Text;sans-serif" w:hAnsi="Google Sans Text;sans-serif"/>
+        </w:rPr>
+        <w:t xml:space="preserve"> Represents individual medical diagnostic records associated with a specific user. Attributes include </w:t>
+      </w:r>
+      <w:r>
+        <w:rPr>
+          <w:rStyle w:val="SourceText"/>
+          <w:rFonts w:ascii="Google Sans Text;sans-serif" w:hAnsi="Google Sans Text;sans-serif"/>
+        </w:rPr>
+        <w:t>_id</w:t>
+      </w:r>
+      <w:r>
+        <w:rPr>
+          <w:rFonts w:ascii="Google Sans Text;sans-serif" w:hAnsi="Google Sans Text;sans-serif"/>
+        </w:rPr>
+        <w:t xml:space="preserve">, </w:t>
+      </w:r>
+      <w:r>
+        <w:rPr>
+          <w:rStyle w:val="SourceText"/>
+          <w:rFonts w:ascii="Google Sans Text;sans-serif" w:hAnsi="Google Sans Text;sans-serif"/>
+        </w:rPr>
+        <w:t>userId</w:t>
+      </w:r>
+      <w:r>
+        <w:rPr>
+          <w:rFonts w:ascii="Google Sans Text;sans-serif" w:hAnsi="Google Sans Text;sans-serif"/>
+        </w:rPr>
+        <w:t xml:space="preserve">, </w:t>
+      </w:r>
+      <w:r>
+        <w:rPr>
+          <w:rStyle w:val="SourceText"/>
+          <w:rFonts w:ascii="Google Sans Text;sans-serif" w:hAnsi="Google Sans Text;sans-serif"/>
+        </w:rPr>
+        <w:t>symptoms</w:t>
+      </w:r>
+      <w:r>
+        <w:rPr>
+          <w:rFonts w:ascii="Google Sans Text;sans-serif" w:hAnsi="Google Sans Text;sans-serif"/>
+        </w:rPr>
+        <w:t xml:space="preserve">, </w:t>
+      </w:r>
+      <w:r>
+        <w:rPr>
+          <w:rStyle w:val="SourceText"/>
+          <w:rFonts w:ascii="Google Sans Text;sans-serif" w:hAnsi="Google Sans Text;sans-serif"/>
+        </w:rPr>
+        <w:t>diagnosis</w:t>
+      </w:r>
+      <w:r>
+        <w:rPr>
+          <w:rFonts w:ascii="Google Sans Text;sans-serif" w:hAnsi="Google Sans Text;sans-serif"/>
+        </w:rPr>
+        <w:t xml:space="preserve">, </w:t>
+      </w:r>
+      <w:r>
+        <w:rPr>
+          <w:rStyle w:val="SourceText"/>
+          <w:rFonts w:ascii="Google Sans Text;sans-serif" w:hAnsi="Google Sans Text;sans-serif"/>
+        </w:rPr>
+        <w:t>recipeName</w:t>
+      </w:r>
+      <w:r>
+        <w:rPr>
+          <w:rFonts w:ascii="Google Sans Text;sans-serif" w:hAnsi="Google Sans Text;sans-serif"/>
+        </w:rPr>
+        <w:t xml:space="preserve">, </w:t>
+      </w:r>
+      <w:r>
+        <w:rPr>
+          <w:rStyle w:val="SourceText"/>
+          <w:rFonts w:ascii="Google Sans Text;sans-serif" w:hAnsi="Google Sans Text;sans-serif"/>
+        </w:rPr>
+        <w:t>ingredients</w:t>
+      </w:r>
+      <w:r>
+        <w:rPr>
+          <w:rFonts w:ascii="Google Sans Text;sans-serif" w:hAnsi="Google Sans Text;sans-serif"/>
+        </w:rPr>
+        <w:t xml:space="preserve">, </w:t>
+      </w:r>
+      <w:r>
+        <w:rPr>
+          <w:rStyle w:val="SourceText"/>
+          <w:rFonts w:ascii="Google Sans Text;sans-serif" w:hAnsi="Google Sans Text;sans-serif"/>
+        </w:rPr>
+        <w:t>instructions</w:t>
+      </w:r>
+      <w:r>
+        <w:rPr>
+          <w:rFonts w:ascii="Google Sans Text;sans-serif" w:hAnsi="Google Sans Text;sans-serif"/>
+        </w:rPr>
+        <w:t xml:space="preserve">, </w:t>
+      </w:r>
+      <w:r>
+        <w:rPr>
+          <w:rStyle w:val="SourceText"/>
+          <w:rFonts w:ascii="Google Sans Text;sans-serif" w:hAnsi="Google Sans Text;sans-serif"/>
+        </w:rPr>
+        <w:t>imageUrl</w:t>
+      </w:r>
+      <w:r>
+        <w:rPr>
+          <w:rFonts w:ascii="Google Sans Text;sans-serif" w:hAnsi="Google Sans Text;sans-serif"/>
+        </w:rPr>
+        <w:t xml:space="preserve">, and </w:t>
+      </w:r>
+      <w:r>
+        <w:rPr>
+          <w:rStyle w:val="SourceText"/>
+          <w:rFonts w:ascii="Google Sans Text;sans-serif" w:hAnsi="Google Sans Text;sans-serif"/>
+        </w:rPr>
+        <w:t>createdAt</w:t>
+      </w:r>
+      <w:r>
+        <w:rPr>
+          <w:rFonts w:ascii="Google Sans Text;sans-serif" w:hAnsi="Google Sans Text;sans-serif"/>
+        </w:rPr>
+        <w:t>. It provides operational methods for restoring prescription details (</w:t>
+      </w:r>
+      <w:r>
+        <w:rPr>
+          <w:rStyle w:val="SourceText"/>
+          <w:rFonts w:ascii="Google Sans Text;sans-serif" w:hAnsi="Google Sans Text;sans-serif"/>
+        </w:rPr>
+        <w:t>restoreDetails()</w:t>
+      </w:r>
+      <w:r>
+        <w:rPr>
+          <w:rFonts w:ascii="Google Sans Text;sans-serif" w:hAnsi="Google Sans Text;sans-serif"/>
+        </w:rPr>
+        <w:t>) and deleting records (</w:t>
+      </w:r>
+      <w:r>
+        <w:rPr>
+          <w:rStyle w:val="SourceText"/>
+          <w:rFonts w:ascii="Google Sans Text;sans-serif" w:hAnsi="Google Sans Text;sans-serif"/>
+        </w:rPr>
+        <w:t>deleteRecord()</w:t>
+      </w:r>
+      <w:r>
+        <w:rPr>
+          <w:rFonts w:ascii="Google Sans Text;sans-serif" w:hAnsi="Google Sans Text;sans-serif"/>
+        </w:rPr>
+        <w:t xml:space="preserve">). </w:t>
       </w:r>
     </w:p>
     <w:p>
@@ -1666,65 +2115,136 @@
           <w:ilvl w:val="0"/>
           <w:numId w:val="6"/>
         </w:numPr>
-        <w:spacing w:lineRule="auto" w:line="271"/>
-        <w:rPr>
-          <w:rFonts w:ascii="Google Sans;sans-serif" w:hAnsi="Google Sans;sans-serif"/>
-          <w:lang w:val="en-US"/>
-        </w:rPr>
-      </w:pPr>
-      <w:r>
-        <w:rPr>
-          <w:rFonts w:ascii="Google Sans;sans-serif" w:hAnsi="Google Sans;sans-serif"/>
+        <w:pBdr/>
+        <w:tabs>
+          <w:tab w:val="clear" w:pos="709"/>
+          <w:tab w:val="left" w:pos="0" w:leader="none"/>
+        </w:tabs>
+        <w:spacing w:lineRule="auto" w:line="273" w:before="0" w:after="140"/>
+        <w:ind w:hanging="283" w:start="709" w:end="0"/>
+        <w:rPr/>
+      </w:pPr>
+      <w:bookmarkStart w:id="23" w:name="p-rc_b7496bcaa7cbe166-307"/>
+      <w:bookmarkEnd w:id="23"/>
+      <w:r>
+        <w:rPr>
+          <w:rFonts w:ascii="Google Sans Text;sans-serif" w:hAnsi="Google Sans Text;sans-serif"/>
           <w:b/>
-          <w:bCs/>
-          <w:lang w:val="en-US"/>
         </w:rPr>
         <w:t>Session:</w:t>
       </w:r>
       <w:r>
         <w:rPr>
-          <w:rFonts w:ascii="Google Sans;sans-serif" w:hAnsi="Google Sans;sans-serif"/>
-          <w:lang w:val="en-US"/>
-        </w:rPr>
-        <w:t xml:space="preserve"> Manages active state credentials and session validation. Attributes include token, userId, device, lastActive, and isLoggedIn. Methods include validate() and invalidate().</w:t>
-      </w:r>
-    </w:p>
-    <w:p>
-      <w:pPr>
-        <w:pStyle w:val="BodyText"/>
-        <w:spacing w:lineRule="auto" w:line="271"/>
-        <w:ind w:hanging="0"/>
-        <w:rPr>
-          <w:rFonts w:ascii="Google Sans;sans-serif" w:hAnsi="Google Sans;sans-serif"/>
-          <w:lang w:val="en-US"/>
-        </w:rPr>
-      </w:pPr>
-      <w:r>
-        <w:rPr>
-          <w:rFonts w:ascii="Google Sans;sans-serif" w:hAnsi="Google Sans;sans-serif"/>
-          <w:lang w:val="en-US"/>
-        </w:rPr>
-      </w:r>
-    </w:p>
-    <w:p>
-      <w:pPr>
-        <w:pStyle w:val="BodyText"/>
-        <w:spacing w:lineRule="auto" w:line="271"/>
-        <w:rPr>
-          <w:rFonts w:ascii="Google Sans;sans-serif" w:hAnsi="Google Sans;sans-serif"/>
-          <w:b/>
-          <w:bCs/>
-          <w:lang w:val="en-US"/>
-        </w:rPr>
-      </w:pPr>
-      <w:r>
-        <w:rPr>
-          <w:rFonts w:ascii="Google Sans;sans-serif" w:hAnsi="Google Sans;sans-serif"/>
-          <w:b/>
-          <w:bCs/>
-          <w:lang w:val="en-US"/>
-        </w:rPr>
-        <w:t>Relationships</w:t>
+          <w:rFonts w:ascii="Google Sans Text;sans-serif" w:hAnsi="Google Sans Text;sans-serif"/>
+        </w:rPr>
+        <w:t xml:space="preserve"> Manages active state credentials and session validation. Attributes include </w:t>
+      </w:r>
+      <w:r>
+        <w:rPr>
+          <w:rStyle w:val="SourceText"/>
+          <w:rFonts w:ascii="Google Sans Text;sans-serif" w:hAnsi="Google Sans Text;sans-serif"/>
+        </w:rPr>
+        <w:t>token</w:t>
+      </w:r>
+      <w:r>
+        <w:rPr>
+          <w:rFonts w:ascii="Google Sans Text;sans-serif" w:hAnsi="Google Sans Text;sans-serif"/>
+        </w:rPr>
+        <w:t xml:space="preserve">, </w:t>
+      </w:r>
+      <w:r>
+        <w:rPr>
+          <w:rStyle w:val="SourceText"/>
+          <w:rFonts w:ascii="Google Sans Text;sans-serif" w:hAnsi="Google Sans Text;sans-serif"/>
+        </w:rPr>
+        <w:t>userId</w:t>
+      </w:r>
+      <w:r>
+        <w:rPr>
+          <w:rFonts w:ascii="Google Sans Text;sans-serif" w:hAnsi="Google Sans Text;sans-serif"/>
+        </w:rPr>
+        <w:t xml:space="preserve">, </w:t>
+      </w:r>
+      <w:r>
+        <w:rPr>
+          <w:rStyle w:val="SourceText"/>
+          <w:rFonts w:ascii="Google Sans Text;sans-serif" w:hAnsi="Google Sans Text;sans-serif"/>
+        </w:rPr>
+        <w:t>device</w:t>
+      </w:r>
+      <w:r>
+        <w:rPr>
+          <w:rFonts w:ascii="Google Sans Text;sans-serif" w:hAnsi="Google Sans Text;sans-serif"/>
+        </w:rPr>
+        <w:t xml:space="preserve">, </w:t>
+      </w:r>
+      <w:r>
+        <w:rPr>
+          <w:rStyle w:val="SourceText"/>
+          <w:rFonts w:ascii="Google Sans Text;sans-serif" w:hAnsi="Google Sans Text;sans-serif"/>
+        </w:rPr>
+        <w:t>lastActive</w:t>
+      </w:r>
+      <w:r>
+        <w:rPr>
+          <w:rFonts w:ascii="Google Sans Text;sans-serif" w:hAnsi="Google Sans Text;sans-serif"/>
+        </w:rPr>
+        <w:t xml:space="preserve">, and </w:t>
+      </w:r>
+      <w:r>
+        <w:rPr>
+          <w:rStyle w:val="SourceText"/>
+          <w:rFonts w:ascii="Google Sans Text;sans-serif" w:hAnsi="Google Sans Text;sans-serif"/>
+        </w:rPr>
+        <w:t>isLoggedIn</w:t>
+      </w:r>
+      <w:r>
+        <w:rPr>
+          <w:rFonts w:ascii="Google Sans Text;sans-serif" w:hAnsi="Google Sans Text;sans-serif"/>
+        </w:rPr>
+        <w:t xml:space="preserve">. Methods include </w:t>
+      </w:r>
+      <w:r>
+        <w:rPr>
+          <w:rStyle w:val="SourceText"/>
+          <w:rFonts w:ascii="Google Sans Text;sans-serif" w:hAnsi="Google Sans Text;sans-serif"/>
+        </w:rPr>
+        <w:t>validate()</w:t>
+      </w:r>
+      <w:r>
+        <w:rPr>
+          <w:rFonts w:ascii="Google Sans Text;sans-serif" w:hAnsi="Google Sans Text;sans-serif"/>
+        </w:rPr>
+        <w:t xml:space="preserve"> and </w:t>
+      </w:r>
+      <w:r>
+        <w:rPr>
+          <w:rStyle w:val="SourceText"/>
+          <w:rFonts w:ascii="Google Sans Text;sans-serif" w:hAnsi="Google Sans Text;sans-serif"/>
+        </w:rPr>
+        <w:t>invalidate()</w:t>
+      </w:r>
+      <w:r>
+        <w:rPr>
+          <w:rFonts w:ascii="Google Sans Text;sans-serif" w:hAnsi="Google Sans Text;sans-serif"/>
+        </w:rPr>
+        <w:t xml:space="preserve">. </w:t>
+      </w:r>
+    </w:p>
+    <w:p>
+      <w:pPr>
+        <w:pStyle w:val="Heading3"/>
+        <w:spacing w:lineRule="auto" w:line="273" w:before="0" w:after="140"/>
+        <w:ind w:hanging="0" w:start="0" w:end="0"/>
+        <w:rPr>
+          <w:rFonts w:ascii="Google Sans;sans-serif" w:hAnsi="Google Sans;sans-serif"/>
+        </w:rPr>
+      </w:pPr>
+      <w:r>
+        <w:rPr>
+          <w:rFonts w:ascii="Google Sans;sans-serif" w:hAnsi="Google Sans;sans-serif"/>
+        </w:rPr>
+        <w:t>3.1.2 Entity Relationships</w:t>
       </w:r>
     </w:p>
     <w:p>
@@ -1734,27 +2254,55 @@
           <w:ilvl w:val="0"/>
           <w:numId w:val="7"/>
         </w:numPr>
-        <w:spacing w:lineRule="auto" w:line="271"/>
-        <w:rPr>
-          <w:rFonts w:ascii="Google Sans;sans-serif" w:hAnsi="Google Sans;sans-serif"/>
-          <w:lang w:val="en-US"/>
-        </w:rPr>
-      </w:pPr>
-      <w:r>
-        <w:rPr>
-          <w:rFonts w:ascii="Google Sans;sans-serif" w:hAnsi="Google Sans;sans-serif"/>
+        <w:pBdr/>
+        <w:tabs>
+          <w:tab w:val="clear" w:pos="709"/>
+          <w:tab w:val="left" w:pos="0" w:leader="none"/>
+        </w:tabs>
+        <w:spacing w:lineRule="auto" w:line="273" w:before="0" w:after="140"/>
+        <w:ind w:hanging="283" w:start="709" w:end="0"/>
+        <w:rPr/>
+      </w:pPr>
+      <w:bookmarkStart w:id="24" w:name="p-rc_b7496bcaa7cbe166-308"/>
+      <w:bookmarkEnd w:id="24"/>
+      <w:r>
+        <w:rPr>
+          <w:rFonts w:ascii="Google Sans Text;sans-serif" w:hAnsi="Google Sans Text;sans-serif"/>
           <w:b/>
-          <w:bCs/>
-          <w:lang w:val="en-US"/>
         </w:rPr>
         <w:t>User to History:</w:t>
       </w:r>
       <w:r>
         <w:rPr>
-          <w:rFonts w:ascii="Google Sans;sans-serif" w:hAnsi="Google Sans;sans-serif"/>
-          <w:lang w:val="en-US"/>
-        </w:rPr>
-        <w:t xml:space="preserve"> One-to-Many (1 to 0..*). A single user can possess zero or multiple diagnosis history records. </w:t>
+          <w:rFonts w:ascii="Google Sans Text;sans-serif" w:hAnsi="Google Sans Text;sans-serif"/>
+        </w:rPr>
+        <w:t xml:space="preserve"> One-to-Many (</w:t>
+      </w:r>
+      <w:r>
+        <w:rPr>
+          <w:rStyle w:val="SourceText"/>
+          <w:rFonts w:ascii="Google Sans Text;sans-serif" w:hAnsi="Google Sans Text;sans-serif"/>
+        </w:rPr>
+        <w:t>1</w:t>
+      </w:r>
+      <w:r>
+        <w:rPr>
+          <w:rFonts w:ascii="Google Sans Text;sans-serif" w:hAnsi="Google Sans Text;sans-serif"/>
+        </w:rPr>
+        <w:t xml:space="preserve"> to </w:t>
+      </w:r>
+      <w:r>
+        <w:rPr>
+          <w:rStyle w:val="SourceText"/>
+          <w:rFonts w:ascii="Google Sans Text;sans-serif" w:hAnsi="Google Sans Text;sans-serif"/>
+        </w:rPr>
+        <w:t>0..*</w:t>
+      </w:r>
+      <w:r>
+        <w:rPr>
+          <w:rFonts w:ascii="Google Sans Text;sans-serif" w:hAnsi="Google Sans Text;sans-serif"/>
+        </w:rPr>
+        <w:t xml:space="preserve">). A single user can possess zero or multiple diagnosis history records. </w:t>
       </w:r>
     </w:p>
     <w:p>
@@ -1764,101 +2312,114 @@
           <w:ilvl w:val="0"/>
           <w:numId w:val="7"/>
         </w:numPr>
-        <w:spacing w:lineRule="auto" w:line="271"/>
-        <w:rPr>
-          <w:rFonts w:ascii="Google Sans;sans-serif" w:hAnsi="Google Sans;sans-serif"/>
-          <w:lang w:val="en-US"/>
-        </w:rPr>
-      </w:pPr>
-      <w:r>
-        <w:rPr>
-          <w:rFonts w:ascii="Google Sans;sans-serif" w:hAnsi="Google Sans;sans-serif"/>
+        <w:pBdr/>
+        <w:tabs>
+          <w:tab w:val="clear" w:pos="709"/>
+          <w:tab w:val="left" w:pos="0" w:leader="none"/>
+        </w:tabs>
+        <w:spacing w:lineRule="auto" w:line="273" w:before="0" w:after="140"/>
+        <w:ind w:hanging="283" w:start="709" w:end="0"/>
+        <w:rPr/>
+      </w:pPr>
+      <w:bookmarkStart w:id="25" w:name="p-rc_b7496bcaa7cbe166-309"/>
+      <w:bookmarkEnd w:id="25"/>
+      <w:r>
+        <w:rPr>
+          <w:rFonts w:ascii="Google Sans Text;sans-serif" w:hAnsi="Google Sans Text;sans-serif"/>
           <w:b/>
-          <w:bCs/>
-          <w:lang w:val="en-US"/>
         </w:rPr>
         <w:t>User to Session:</w:t>
       </w:r>
       <w:r>
         <w:rPr>
-          <w:rFonts w:ascii="Google Sans;sans-serif" w:hAnsi="Google Sans;sans-serif"/>
-          <w:lang w:val="en-US"/>
-        </w:rPr>
-        <w:t xml:space="preserve"> One-to-Many (1 to 0..*). A single user can establish zero or multiple active sessions across different devices or logins</w:t>
-      </w:r>
-    </w:p>
-    <w:p>
-      <w:pPr>
-        <w:pStyle w:val="BodyText"/>
-        <w:spacing w:lineRule="auto" w:line="271"/>
-        <w:ind w:hanging="0"/>
-        <w:rPr>
-          <w:rFonts w:ascii="Google Sans;sans-serif" w:hAnsi="Google Sans;sans-serif"/>
-          <w:lang w:val="en-US"/>
-        </w:rPr>
-      </w:pPr>
-      <w:r>
-        <w:rPr>
-          <w:rFonts w:ascii="Google Sans;sans-serif" w:hAnsi="Google Sans;sans-serif"/>
-          <w:lang w:val="en-US"/>
-        </w:rPr>
-      </w:r>
-    </w:p>
-    <w:p>
-      <w:pPr>
-        <w:pStyle w:val="BodyText"/>
-        <w:spacing w:lineRule="auto" w:line="271"/>
-        <w:rPr>
-          <w:rFonts w:ascii="Google Sans;sans-serif" w:hAnsi="Google Sans;sans-serif"/>
-          <w:b/>
-          <w:bCs/>
-          <w:lang w:val="en-US"/>
-        </w:rPr>
-      </w:pPr>
-      <w:r>
-        <w:rPr>
-          <w:rFonts w:ascii="Google Sans;sans-serif" w:hAnsi="Google Sans;sans-serif"/>
-          <w:b/>
-          <w:bCs/>
-          <w:lang w:val="en-US"/>
-        </w:rPr>
-        <w:t>Database Schema Design</w:t>
-      </w:r>
-    </w:p>
-    <w:p>
-      <w:pPr>
-        <w:pStyle w:val="BodyText"/>
-        <w:spacing w:lineRule="auto" w:line="271"/>
-        <w:rPr>
-          <w:rFonts w:ascii="Google Sans;sans-serif" w:hAnsi="Google Sans;sans-serif"/>
-          <w:b/>
-          <w:bCs/>
-          <w:lang w:val="en-US"/>
-        </w:rPr>
-      </w:pPr>
-      <w:r>
-        <w:rPr>
-          <w:rFonts w:ascii="Google Sans;sans-serif" w:hAnsi="Google Sans;sans-serif"/>
-          <w:b/>
-          <w:bCs/>
-          <w:lang w:val="en-US"/>
-        </w:rPr>
-        <w:t>1. users Collection</w:t>
-      </w:r>
-    </w:p>
-    <w:p>
-      <w:pPr>
-        <w:pStyle w:val="BodyText"/>
-        <w:spacing w:lineRule="auto" w:line="271"/>
-        <w:rPr>
-          <w:rFonts w:ascii="Google Sans;sans-serif" w:hAnsi="Google Sans;sans-serif"/>
-          <w:lang w:val="en-US"/>
-        </w:rPr>
-      </w:pPr>
-      <w:r>
-        <w:rPr>
-          <w:rFonts w:ascii="Google Sans;sans-serif" w:hAnsi="Google Sans;sans-serif"/>
-          <w:lang w:val="en-US"/>
+          <w:rFonts w:ascii="Google Sans Text;sans-serif" w:hAnsi="Google Sans Text;sans-serif"/>
+        </w:rPr>
+        <w:t xml:space="preserve"> One-to-Many (</w:t>
+      </w:r>
+      <w:r>
+        <w:rPr>
+          <w:rStyle w:val="SourceText"/>
+          <w:rFonts w:ascii="Google Sans Text;sans-serif" w:hAnsi="Google Sans Text;sans-serif"/>
+        </w:rPr>
+        <w:t>1</w:t>
+      </w:r>
+      <w:r>
+        <w:rPr>
+          <w:rFonts w:ascii="Google Sans Text;sans-serif" w:hAnsi="Google Sans Text;sans-serif"/>
+        </w:rPr>
+        <w:t xml:space="preserve"> to </w:t>
+      </w:r>
+      <w:r>
+        <w:rPr>
+          <w:rStyle w:val="SourceText"/>
+          <w:rFonts w:ascii="Google Sans Text;sans-serif" w:hAnsi="Google Sans Text;sans-serif"/>
+        </w:rPr>
+        <w:t>0..*</w:t>
+      </w:r>
+      <w:r>
+        <w:rPr>
+          <w:rFonts w:ascii="Google Sans Text;sans-serif" w:hAnsi="Google Sans Text;sans-serif"/>
+        </w:rPr>
+        <w:t xml:space="preserve">). A single user can establish zero or multiple active sessions across different devices or logins. </w:t>
+      </w:r>
+    </w:p>
+    <w:p>
+      <w:pPr>
+        <w:pStyle w:val="Heading2"/>
+        <w:spacing w:lineRule="auto" w:line="273" w:before="0" w:after="140"/>
+        <w:ind w:hanging="0" w:start="0" w:end="0"/>
+        <w:rPr>
+          <w:rFonts w:ascii="Google Sans;sans-serif" w:hAnsi="Google Sans;sans-serif"/>
+        </w:rPr>
+      </w:pPr>
+      <w:r>
+        <w:rPr>
+          <w:rFonts w:ascii="Google Sans;sans-serif" w:hAnsi="Google Sans;sans-serif"/>
+        </w:rPr>
+        <w:t>3.2 Database Schema Design</w:t>
+      </w:r>
+    </w:p>
+    <w:p>
+      <w:pPr>
+        <w:pStyle w:val="Heading3"/>
+        <w:spacing w:lineRule="auto" w:line="273" w:before="0" w:after="120"/>
+        <w:ind w:firstLine="283" w:start="0" w:end="0"/>
+        <w:rPr/>
+      </w:pPr>
+      <w:r>
+        <w:rPr>
+          <w:rFonts w:ascii="Google Sans;sans-serif" w:hAnsi="Google Sans;sans-serif"/>
+        </w:rPr>
+        <w:t xml:space="preserve">1. </w:t>
+      </w:r>
+      <w:r>
+        <w:rPr>
+          <w:rStyle w:val="SourceText"/>
+          <w:rFonts w:ascii="Google Sans Text;sans-serif" w:hAnsi="Google Sans Text;sans-serif"/>
+        </w:rPr>
+        <w:t>users</w:t>
+      </w:r>
+      <w:r>
+        <w:rPr>
+          <w:rFonts w:ascii="Google Sans;sans-serif" w:hAnsi="Google Sans;sans-serif"/>
+        </w:rPr>
+        <w:t xml:space="preserve"> Collection</w:t>
+      </w:r>
+    </w:p>
+    <w:p>
+      <w:pPr>
+        <w:pStyle w:val="BodyText"/>
+        <w:spacing w:lineRule="auto" w:line="273" w:before="0" w:after="140"/>
+        <w:ind w:hanging="0" w:start="0" w:end="0"/>
+        <w:rPr>
+          <w:rFonts w:ascii="Google Sans Text;sans-serif" w:hAnsi="Google Sans Text;sans-serif"/>
+        </w:rPr>
+      </w:pPr>
+      <w:bookmarkStart w:id="26" w:name="p-rc_b7496bcaa7cbe166-310"/>
+      <w:bookmarkEnd w:id="26"/>
+      <w:r>
+        <w:rPr>
+          <w:rFonts w:ascii="Google Sans Text;sans-serif" w:hAnsi="Google Sans Text;sans-serif"/>
         </w:rPr>
         <w:t xml:space="preserve">Stores user credentials, authorization roles, and personal profile information. </w:t>
       </w:r>
@@ -1870,18 +2431,29 @@
           <w:ilvl w:val="0"/>
           <w:numId w:val="8"/>
         </w:numPr>
-        <w:spacing w:lineRule="auto" w:line="271"/>
-        <w:rPr>
-          <w:rFonts w:ascii="Google Sans;sans-serif" w:hAnsi="Google Sans;sans-serif"/>
-          <w:lang w:val="en-US"/>
-        </w:rPr>
-      </w:pPr>
-      <w:r>
-        <w:rPr>
-          <w:rFonts w:ascii="Google Sans;sans-serif" w:hAnsi="Google Sans;sans-serif"/>
-          <w:lang w:val="en-US"/>
-        </w:rPr>
-        <w:t>_id (ObjectId, Primary Key)</w:t>
+        <w:pBdr/>
+        <w:tabs>
+          <w:tab w:val="clear" w:pos="709"/>
+          <w:tab w:val="left" w:pos="0" w:leader="none"/>
+        </w:tabs>
+        <w:spacing w:lineRule="auto" w:line="273" w:before="0" w:after="140"/>
+        <w:ind w:hanging="283" w:start="709" w:end="0"/>
+        <w:rPr/>
+      </w:pPr>
+      <w:bookmarkStart w:id="27" w:name="p-rc_b7496bcaa7cbe166-311"/>
+      <w:bookmarkEnd w:id="27"/>
+      <w:r>
+        <w:rPr>
+          <w:rStyle w:val="SourceText"/>
+          <w:rFonts w:ascii="Google Sans Text;sans-serif" w:hAnsi="Google Sans Text;sans-serif"/>
+        </w:rPr>
+        <w:t>_id</w:t>
+      </w:r>
+      <w:r>
+        <w:rPr>
+          <w:rFonts w:ascii="Google Sans Text;sans-serif" w:hAnsi="Google Sans Text;sans-serif"/>
+        </w:rPr>
+        <w:t xml:space="preserve"> (ObjectId, Primary Key) </w:t>
       </w:r>
     </w:p>
     <w:p>
@@ -1891,18 +2463,29 @@
           <w:ilvl w:val="0"/>
           <w:numId w:val="8"/>
         </w:numPr>
-        <w:spacing w:lineRule="auto" w:line="271"/>
-        <w:rPr>
-          <w:rFonts w:ascii="Google Sans;sans-serif" w:hAnsi="Google Sans;sans-serif"/>
-          <w:lang w:val="en-US"/>
-        </w:rPr>
-      </w:pPr>
-      <w:r>
-        <w:rPr>
-          <w:rFonts w:ascii="Google Sans;sans-serif" w:hAnsi="Google Sans;sans-serif"/>
-          <w:lang w:val="en-US"/>
-        </w:rPr>
-        <w:t>username (String, Required)</w:t>
+        <w:pBdr/>
+        <w:tabs>
+          <w:tab w:val="clear" w:pos="709"/>
+          <w:tab w:val="left" w:pos="0" w:leader="none"/>
+        </w:tabs>
+        <w:spacing w:lineRule="auto" w:line="273" w:before="0" w:after="140"/>
+        <w:ind w:hanging="283" w:start="709" w:end="0"/>
+        <w:rPr/>
+      </w:pPr>
+      <w:bookmarkStart w:id="28" w:name="p-rc_b7496bcaa7cbe166-312"/>
+      <w:bookmarkEnd w:id="28"/>
+      <w:r>
+        <w:rPr>
+          <w:rStyle w:val="SourceText"/>
+          <w:rFonts w:ascii="Google Sans Text;sans-serif" w:hAnsi="Google Sans Text;sans-serif"/>
+        </w:rPr>
+        <w:t>username</w:t>
+      </w:r>
+      <w:r>
+        <w:rPr>
+          <w:rFonts w:ascii="Google Sans Text;sans-serif" w:hAnsi="Google Sans Text;sans-serif"/>
+        </w:rPr>
+        <w:t xml:space="preserve"> (String, Required) </w:t>
       </w:r>
     </w:p>
     <w:p>
@@ -1912,18 +2495,29 @@
           <w:ilvl w:val="0"/>
           <w:numId w:val="8"/>
         </w:numPr>
-        <w:spacing w:lineRule="auto" w:line="271"/>
-        <w:rPr>
-          <w:rFonts w:ascii="Google Sans;sans-serif" w:hAnsi="Google Sans;sans-serif"/>
-          <w:lang w:val="en-US"/>
-        </w:rPr>
-      </w:pPr>
-      <w:r>
-        <w:rPr>
-          <w:rFonts w:ascii="Google Sans;sans-serif" w:hAnsi="Google Sans;sans-serif"/>
-          <w:lang w:val="en-US"/>
-        </w:rPr>
-        <w:t>email (String, Required, Unique)</w:t>
+        <w:pBdr/>
+        <w:tabs>
+          <w:tab w:val="clear" w:pos="709"/>
+          <w:tab w:val="left" w:pos="0" w:leader="none"/>
+        </w:tabs>
+        <w:spacing w:lineRule="auto" w:line="273" w:before="0" w:after="140"/>
+        <w:ind w:hanging="283" w:start="709" w:end="0"/>
+        <w:rPr/>
+      </w:pPr>
+      <w:bookmarkStart w:id="29" w:name="p-rc_b7496bcaa7cbe166-313"/>
+      <w:bookmarkEnd w:id="29"/>
+      <w:r>
+        <w:rPr>
+          <w:rStyle w:val="SourceText"/>
+          <w:rFonts w:ascii="Google Sans Text;sans-serif" w:hAnsi="Google Sans Text;sans-serif"/>
+        </w:rPr>
+        <w:t>email</w:t>
+      </w:r>
+      <w:r>
+        <w:rPr>
+          <w:rFonts w:ascii="Google Sans Text;sans-serif" w:hAnsi="Google Sans Text;sans-serif"/>
+        </w:rPr>
+        <w:t xml:space="preserve"> (String, Required, Unique) </w:t>
       </w:r>
     </w:p>
     <w:p>
@@ -1933,18 +2527,42 @@
           <w:ilvl w:val="0"/>
           <w:numId w:val="8"/>
         </w:numPr>
-        <w:spacing w:lineRule="auto" w:line="271"/>
-        <w:rPr>
-          <w:rFonts w:ascii="Google Sans;sans-serif" w:hAnsi="Google Sans;sans-serif"/>
-          <w:lang w:val="en-US"/>
-        </w:rPr>
-      </w:pPr>
-      <w:r>
-        <w:rPr>
-          <w:rFonts w:ascii="Google Sans;sans-serif" w:hAnsi="Google Sans;sans-serif"/>
-          <w:lang w:val="en-US"/>
-        </w:rPr>
-        <w:t xml:space="preserve">password (String, Hashed via bcrypt) </w:t>
+        <w:pBdr/>
+        <w:tabs>
+          <w:tab w:val="clear" w:pos="709"/>
+          <w:tab w:val="left" w:pos="0" w:leader="none"/>
+        </w:tabs>
+        <w:spacing w:lineRule="auto" w:line="273" w:before="0" w:after="140"/>
+        <w:ind w:hanging="283" w:start="709" w:end="0"/>
+        <w:rPr/>
+      </w:pPr>
+      <w:bookmarkStart w:id="30" w:name="p-rc_b7496bcaa7cbe166-314"/>
+      <w:bookmarkEnd w:id="30"/>
+      <w:r>
+        <w:rPr>
+          <w:rStyle w:val="SourceText"/>
+          <w:rFonts w:ascii="Google Sans Text;sans-serif" w:hAnsi="Google Sans Text;sans-serif"/>
+        </w:rPr>
+        <w:t>password</w:t>
+      </w:r>
+      <w:r>
+        <w:rPr>
+          <w:rFonts w:ascii="Google Sans Text;sans-serif" w:hAnsi="Google Sans Text;sans-serif"/>
+        </w:rPr>
+        <w:t xml:space="preserve"> (String, Hashed via </w:t>
+      </w:r>
+      <w:r>
+        <w:rPr>
+          <w:rStyle w:val="SourceText"/>
+          <w:rFonts w:ascii="Google Sans Text;sans-serif" w:hAnsi="Google Sans Text;sans-serif"/>
+        </w:rPr>
+        <w:t>bcrypt</w:t>
+      </w:r>
+      <w:r>
+        <w:rPr>
+          <w:rFonts w:ascii="Google Sans Text;sans-serif" w:hAnsi="Google Sans Text;sans-serif"/>
+        </w:rPr>
+        <w:t xml:space="preserve">) </w:t>
       </w:r>
     </w:p>
     <w:p>
@@ -1954,18 +2572,42 @@
           <w:ilvl w:val="0"/>
           <w:numId w:val="8"/>
         </w:numPr>
-        <w:spacing w:lineRule="auto" w:line="271"/>
-        <w:rPr>
-          <w:rFonts w:ascii="Google Sans;sans-serif" w:hAnsi="Google Sans;sans-serif"/>
-          <w:lang w:val="en-US"/>
-        </w:rPr>
-      </w:pPr>
-      <w:r>
-        <w:rPr>
-          <w:rFonts w:ascii="Google Sans;sans-serif" w:hAnsi="Google Sans;sans-serif"/>
-          <w:lang w:val="en-US"/>
-        </w:rPr>
-        <w:t xml:space="preserve">role (String, Default: "user") </w:t>
+        <w:pBdr/>
+        <w:tabs>
+          <w:tab w:val="clear" w:pos="709"/>
+          <w:tab w:val="left" w:pos="0" w:leader="none"/>
+        </w:tabs>
+        <w:spacing w:lineRule="auto" w:line="273" w:before="0" w:after="140"/>
+        <w:ind w:hanging="283" w:start="709" w:end="0"/>
+        <w:rPr/>
+      </w:pPr>
+      <w:bookmarkStart w:id="31" w:name="p-rc_b7496bcaa7cbe166-315"/>
+      <w:bookmarkEnd w:id="31"/>
+      <w:r>
+        <w:rPr>
+          <w:rStyle w:val="SourceText"/>
+          <w:rFonts w:ascii="Google Sans Text;sans-serif" w:hAnsi="Google Sans Text;sans-serif"/>
+        </w:rPr>
+        <w:t>role</w:t>
+      </w:r>
+      <w:r>
+        <w:rPr>
+          <w:rFonts w:ascii="Google Sans Text;sans-serif" w:hAnsi="Google Sans Text;sans-serif"/>
+        </w:rPr>
+        <w:t xml:space="preserve"> (String, Default: </w:t>
+      </w:r>
+      <w:r>
+        <w:rPr>
+          <w:rStyle w:val="SourceText"/>
+          <w:rFonts w:ascii="Google Sans Text;sans-serif" w:hAnsi="Google Sans Text;sans-serif"/>
+        </w:rPr>
+        <w:t>"user"</w:t>
+      </w:r>
+      <w:r>
+        <w:rPr>
+          <w:rFonts w:ascii="Google Sans Text;sans-serif" w:hAnsi="Google Sans Text;sans-serif"/>
+        </w:rPr>
+        <w:t xml:space="preserve">) </w:t>
       </w:r>
     </w:p>
     <w:p>
@@ -1975,18 +2617,94 @@
           <w:ilvl w:val="0"/>
           <w:numId w:val="8"/>
         </w:numPr>
-        <w:spacing w:lineRule="auto" w:line="271"/>
-        <w:rPr>
-          <w:rFonts w:ascii="Google Sans;sans-serif" w:hAnsi="Google Sans;sans-serif"/>
-          <w:lang w:val="en-US"/>
-        </w:rPr>
-      </w:pPr>
-      <w:r>
-        <w:rPr>
-          <w:rFonts w:ascii="Google Sans;sans-serif" w:hAnsi="Google Sans;sans-serif"/>
-          <w:lang w:val="en-US"/>
-        </w:rPr>
-        <w:t xml:space="preserve">age, gender, height, weight, phone, realname (Mixed Data Types) </w:t>
+        <w:pBdr/>
+        <w:tabs>
+          <w:tab w:val="clear" w:pos="709"/>
+          <w:tab w:val="left" w:pos="0" w:leader="none"/>
+        </w:tabs>
+        <w:spacing w:lineRule="auto" w:line="273" w:before="0" w:after="140"/>
+        <w:ind w:hanging="283" w:start="709" w:end="0"/>
+        <w:rPr/>
+      </w:pPr>
+      <w:bookmarkStart w:id="32" w:name="p-rc_b7496bcaa7cbe166-316"/>
+      <w:bookmarkEnd w:id="32"/>
+      <w:r>
+        <w:rPr>
+          <w:rStyle w:val="SourceText"/>
+          <w:rFonts w:ascii="Google Sans Text;sans-serif" w:hAnsi="Google Sans Text;sans-serif"/>
+        </w:rPr>
+        <w:t>age</w:t>
+      </w:r>
+      <w:r>
+        <w:rPr>
+          <w:rFonts w:ascii="Google Sans Text;sans-serif" w:hAnsi="Google Sans Text;sans-serif"/>
+        </w:rPr>
+        <w:t xml:space="preserve">, </w:t>
+      </w:r>
+      <w:r>
+        <w:rPr>
+          <w:rStyle w:val="SourceText"/>
+          <w:rFonts w:ascii="Google Sans Text;sans-serif" w:hAnsi="Google Sans Text;sans-serif"/>
+        </w:rPr>
+        <w:t>gender</w:t>
+      </w:r>
+      <w:r>
+        <w:rPr>
+          <w:rFonts w:ascii="Google Sans Text;sans-serif" w:hAnsi="Google Sans Text;sans-serif"/>
+        </w:rPr>
+        <w:t xml:space="preserve">, </w:t>
+      </w:r>
+      <w:r>
+        <w:rPr>
+          <w:rStyle w:val="SourceText"/>
+          <w:rFonts w:ascii="Google Sans Text;sans-serif" w:hAnsi="Google Sans Text;sans-serif"/>
+        </w:rPr>
+        <w:t>height</w:t>
+      </w:r>
+      <w:r>
+        <w:rPr>
+          <w:rFonts w:ascii="Google Sans Text;sans-serif" w:hAnsi="Google Sans Text;sans-serif"/>
+        </w:rPr>
+        <w:t xml:space="preserve">, </w:t>
+      </w:r>
+      <w:r>
+        <w:rPr>
+          <w:rStyle w:val="SourceText"/>
+          <w:rFonts w:ascii="Google Sans Text;sans-serif" w:hAnsi="Google Sans Text;sans-serif"/>
+        </w:rPr>
+        <w:t>weight</w:t>
+      </w:r>
+      <w:r>
+        <w:rPr>
+          <w:rFonts w:ascii="Google Sans Text;sans-serif" w:hAnsi="Google Sans Text;sans-serif"/>
+        </w:rPr>
+        <w:t xml:space="preserve">, </w:t>
+      </w:r>
+      <w:r>
+        <w:rPr>
+          <w:rStyle w:val="SourceText"/>
+          <w:rFonts w:ascii="Google Sans Text;sans-serif" w:hAnsi="Google Sans Text;sans-serif"/>
+        </w:rPr>
+        <w:t>phone</w:t>
+      </w:r>
+      <w:r>
+        <w:rPr>
+          <w:rFonts w:ascii="Google Sans Text;sans-serif" w:hAnsi="Google Sans Text;sans-serif"/>
+        </w:rPr>
+        <w:t xml:space="preserve">, </w:t>
+      </w:r>
+      <w:r>
+        <w:rPr>
+          <w:rStyle w:val="SourceText"/>
+          <w:rFonts w:ascii="Google Sans Text;sans-serif" w:hAnsi="Google Sans Text;sans-serif"/>
+        </w:rPr>
+        <w:t>realname</w:t>
+      </w:r>
+      <w:r>
+        <w:rPr>
+          <w:rFonts w:ascii="Google Sans Text;sans-serif" w:hAnsi="Google Sans Text;sans-serif"/>
+        </w:rPr>
+        <w:t xml:space="preserve"> (Mixed Data Types) </w:t>
       </w:r>
     </w:p>
     <w:p>
@@ -1996,54 +2714,72 @@
           <w:ilvl w:val="0"/>
           <w:numId w:val="8"/>
         </w:numPr>
-        <w:spacing w:lineRule="auto" w:line="271"/>
-        <w:rPr>
-          <w:rFonts w:ascii="Google Sans;sans-serif" w:hAnsi="Google Sans;sans-serif"/>
-          <w:lang w:val="en-US"/>
-        </w:rPr>
-      </w:pPr>
-      <w:r>
-        <w:rPr>
-          <w:rFonts w:ascii="Google Sans;sans-serif" w:hAnsi="Google Sans;sans-serif"/>
-          <w:lang w:val="en-US"/>
-        </w:rPr>
-        <w:t xml:space="preserve">createdAt (Date, Timestamp) </w:t>
-      </w:r>
-    </w:p>
-    <w:p>
-      <w:pPr>
-        <w:pStyle w:val="BodyText"/>
-        <w:spacing w:lineRule="auto" w:line="271"/>
-        <w:rPr>
-          <w:rFonts w:ascii="Google Sans;sans-serif" w:hAnsi="Google Sans;sans-serif"/>
-          <w:b/>
-          <w:bCs/>
-          <w:lang w:val="en-US"/>
-        </w:rPr>
-      </w:pPr>
-      <w:r>
-        <w:rPr>
-          <w:rFonts w:ascii="Google Sans;sans-serif" w:hAnsi="Google Sans;sans-serif"/>
-          <w:b/>
-          <w:bCs/>
-          <w:lang w:val="en-US"/>
-        </w:rPr>
-        <w:t>2. history Collection</w:t>
-      </w:r>
-    </w:p>
-    <w:p>
-      <w:pPr>
-        <w:pStyle w:val="BodyText"/>
-        <w:spacing w:lineRule="auto" w:line="271"/>
-        <w:rPr>
-          <w:rFonts w:ascii="Google Sans;sans-serif" w:hAnsi="Google Sans;sans-serif"/>
-          <w:lang w:val="en-US"/>
-        </w:rPr>
-      </w:pPr>
-      <w:r>
-        <w:rPr>
-          <w:rFonts w:ascii="Google Sans;sans-serif" w:hAnsi="Google Sans;sans-serif"/>
-          <w:lang w:val="en-US"/>
+        <w:pBdr/>
+        <w:tabs>
+          <w:tab w:val="clear" w:pos="709"/>
+          <w:tab w:val="left" w:pos="0" w:leader="none"/>
+        </w:tabs>
+        <w:spacing w:lineRule="auto" w:line="273" w:before="0" w:after="140"/>
+        <w:ind w:hanging="283" w:start="709" w:end="0"/>
+        <w:rPr/>
+      </w:pPr>
+      <w:bookmarkStart w:id="33" w:name="p-rc_b7496bcaa7cbe166-317"/>
+      <w:bookmarkEnd w:id="33"/>
+      <w:r>
+        <w:rPr>
+          <w:rStyle w:val="SourceText"/>
+          <w:rFonts w:ascii="Google Sans Text;sans-serif" w:hAnsi="Google Sans Text;sans-serif"/>
+        </w:rPr>
+        <w:t>createdAt</w:t>
+      </w:r>
+      <w:r>
+        <w:rPr>
+          <w:rFonts w:ascii="Google Sans Text;sans-serif" w:hAnsi="Google Sans Text;sans-serif"/>
+        </w:rPr>
+        <w:t xml:space="preserve"> (Date, Timestamp) </w:t>
+      </w:r>
+    </w:p>
+    <w:p>
+      <w:pPr>
+        <w:pStyle w:val="Heading3"/>
+        <w:spacing w:lineRule="auto" w:line="273" w:before="0" w:after="120"/>
+        <w:ind w:firstLine="283" w:start="0" w:end="0"/>
+        <w:rPr/>
+      </w:pPr>
+      <w:r>
+        <w:rPr>
+          <w:rFonts w:ascii="Google Sans;sans-serif" w:hAnsi="Google Sans;sans-serif"/>
+        </w:rPr>
+        <w:t xml:space="preserve">2. </w:t>
+      </w:r>
+      <w:r>
+        <w:rPr>
+          <w:rStyle w:val="SourceText"/>
+          <w:rFonts w:ascii="Google Sans Text;sans-serif" w:hAnsi="Google Sans Text;sans-serif"/>
+        </w:rPr>
+        <w:t>history</w:t>
+      </w:r>
+      <w:r>
+        <w:rPr>
+          <w:rFonts w:ascii="Google Sans;sans-serif" w:hAnsi="Google Sans;sans-serif"/>
+        </w:rPr>
+        <w:t xml:space="preserve"> Collection</w:t>
+      </w:r>
+    </w:p>
+    <w:p>
+      <w:pPr>
+        <w:pStyle w:val="BodyText"/>
+        <w:spacing w:lineRule="auto" w:line="273" w:before="0" w:after="140"/>
+        <w:ind w:hanging="0" w:start="0" w:end="0"/>
+        <w:rPr>
+          <w:rFonts w:ascii="Google Sans Text;sans-serif" w:hAnsi="Google Sans Text;sans-serif"/>
+        </w:rPr>
+      </w:pPr>
+      <w:bookmarkStart w:id="34" w:name="p-rc_b7496bcaa7cbe166-318"/>
+      <w:bookmarkEnd w:id="34"/>
+      <w:r>
+        <w:rPr>
+          <w:rFonts w:ascii="Google Sans Text;sans-serif" w:hAnsi="Google Sans Text;sans-serif"/>
         </w:rPr>
         <w:t xml:space="preserve">Stores diagnostic logs and herbal medicine prescriptions linked to individual user IDs. </w:t>
       </w:r>
@@ -2055,18 +2791,29 @@
           <w:ilvl w:val="0"/>
           <w:numId w:val="9"/>
         </w:numPr>
-        <w:spacing w:lineRule="auto" w:line="271"/>
-        <w:rPr>
-          <w:rFonts w:ascii="Google Sans;sans-serif" w:hAnsi="Google Sans;sans-serif"/>
-          <w:lang w:val="en-US"/>
-        </w:rPr>
-      </w:pPr>
-      <w:r>
-        <w:rPr>
-          <w:rFonts w:ascii="Google Sans;sans-serif" w:hAnsi="Google Sans;sans-serif"/>
-          <w:lang w:val="en-US"/>
-        </w:rPr>
-        <w:t>_id (ObjectId, Primary Key)</w:t>
+        <w:pBdr/>
+        <w:tabs>
+          <w:tab w:val="clear" w:pos="709"/>
+          <w:tab w:val="left" w:pos="0" w:leader="none"/>
+        </w:tabs>
+        <w:spacing w:lineRule="auto" w:line="273" w:before="0" w:after="140"/>
+        <w:ind w:hanging="283" w:start="709" w:end="0"/>
+        <w:rPr/>
+      </w:pPr>
+      <w:bookmarkStart w:id="35" w:name="p-rc_b7496bcaa7cbe166-319"/>
+      <w:bookmarkEnd w:id="35"/>
+      <w:r>
+        <w:rPr>
+          <w:rStyle w:val="SourceText"/>
+          <w:rFonts w:ascii="Google Sans Text;sans-serif" w:hAnsi="Google Sans Text;sans-serif"/>
+        </w:rPr>
+        <w:t>_id</w:t>
+      </w:r>
+      <w:r>
+        <w:rPr>
+          <w:rFonts w:ascii="Google Sans Text;sans-serif" w:hAnsi="Google Sans Text;sans-serif"/>
+        </w:rPr>
+        <w:t xml:space="preserve"> (ObjectId, Primary Key) </w:t>
       </w:r>
     </w:p>
     <w:p>
@@ -2076,18 +2823,42 @@
           <w:ilvl w:val="0"/>
           <w:numId w:val="9"/>
         </w:numPr>
-        <w:spacing w:lineRule="auto" w:line="271"/>
-        <w:rPr>
-          <w:rFonts w:ascii="Google Sans;sans-serif" w:hAnsi="Google Sans;sans-serif"/>
-          <w:lang w:val="en-US"/>
-        </w:rPr>
-      </w:pPr>
-      <w:r>
-        <w:rPr>
-          <w:rFonts w:ascii="Google Sans;sans-serif" w:hAnsi="Google Sans;sans-serif"/>
-          <w:lang w:val="en-US"/>
-        </w:rPr>
-        <w:t xml:space="preserve">userId (ObjectId, Foreign Key -&gt; users._id) </w:t>
+        <w:pBdr/>
+        <w:tabs>
+          <w:tab w:val="clear" w:pos="709"/>
+          <w:tab w:val="left" w:pos="0" w:leader="none"/>
+        </w:tabs>
+        <w:spacing w:lineRule="auto" w:line="273" w:before="0" w:after="140"/>
+        <w:ind w:hanging="283" w:start="709" w:end="0"/>
+        <w:rPr/>
+      </w:pPr>
+      <w:bookmarkStart w:id="36" w:name="p-rc_b7496bcaa7cbe166-320"/>
+      <w:bookmarkEnd w:id="36"/>
+      <w:r>
+        <w:rPr>
+          <w:rStyle w:val="SourceText"/>
+          <w:rFonts w:ascii="Google Sans Text;sans-serif" w:hAnsi="Google Sans Text;sans-serif"/>
+        </w:rPr>
+        <w:t>userId</w:t>
+      </w:r>
+      <w:r>
+        <w:rPr>
+          <w:rFonts w:ascii="Google Sans Text;sans-serif" w:hAnsi="Google Sans Text;sans-serif"/>
+        </w:rPr>
+        <w:t xml:space="preserve"> (ObjectId, Foreign Key -&gt; </w:t>
+      </w:r>
+      <w:r>
+        <w:rPr>
+          <w:rStyle w:val="SourceText"/>
+          <w:rFonts w:ascii="Google Sans Text;sans-serif" w:hAnsi="Google Sans Text;sans-serif"/>
+        </w:rPr>
+        <w:t>users._id</w:t>
+      </w:r>
+      <w:r>
+        <w:rPr>
+          <w:rFonts w:ascii="Google Sans Text;sans-serif" w:hAnsi="Google Sans Text;sans-serif"/>
+        </w:rPr>
+        <w:t xml:space="preserve">) </w:t>
       </w:r>
     </w:p>
     <w:p>
@@ -2097,18 +2868,29 @@
           <w:ilvl w:val="0"/>
           <w:numId w:val="9"/>
         </w:numPr>
-        <w:spacing w:lineRule="auto" w:line="271"/>
-        <w:rPr>
-          <w:rFonts w:ascii="Google Sans;sans-serif" w:hAnsi="Google Sans;sans-serif"/>
-          <w:lang w:val="en-US"/>
-        </w:rPr>
-      </w:pPr>
-      <w:r>
-        <w:rPr>
-          <w:rFonts w:ascii="Google Sans;sans-serif" w:hAnsi="Google Sans;sans-serif"/>
-          <w:lang w:val="en-US"/>
-        </w:rPr>
-        <w:t xml:space="preserve">symptoms (Array of Strings) </w:t>
+        <w:pBdr/>
+        <w:tabs>
+          <w:tab w:val="clear" w:pos="709"/>
+          <w:tab w:val="left" w:pos="0" w:leader="none"/>
+        </w:tabs>
+        <w:spacing w:lineRule="auto" w:line="273" w:before="0" w:after="140"/>
+        <w:ind w:hanging="283" w:start="709" w:end="0"/>
+        <w:rPr/>
+      </w:pPr>
+      <w:bookmarkStart w:id="37" w:name="p-rc_b7496bcaa7cbe166-321"/>
+      <w:bookmarkEnd w:id="37"/>
+      <w:r>
+        <w:rPr>
+          <w:rStyle w:val="SourceText"/>
+          <w:rFonts w:ascii="Google Sans Text;sans-serif" w:hAnsi="Google Sans Text;sans-serif"/>
+        </w:rPr>
+        <w:t>symptoms</w:t>
+      </w:r>
+      <w:r>
+        <w:rPr>
+          <w:rFonts w:ascii="Google Sans Text;sans-serif" w:hAnsi="Google Sans Text;sans-serif"/>
+        </w:rPr>
+        <w:t xml:space="preserve"> (Array of Strings) </w:t>
       </w:r>
     </w:p>
     <w:p>
@@ -2118,18 +2900,29 @@
           <w:ilvl w:val="0"/>
           <w:numId w:val="9"/>
         </w:numPr>
-        <w:spacing w:lineRule="auto" w:line="271"/>
-        <w:rPr>
-          <w:rFonts w:ascii="Google Sans;sans-serif" w:hAnsi="Google Sans;sans-serif"/>
-          <w:lang w:val="en-US"/>
-        </w:rPr>
-      </w:pPr>
-      <w:r>
-        <w:rPr>
-          <w:rFonts w:ascii="Google Sans;sans-serif" w:hAnsi="Google Sans;sans-serif"/>
-          <w:lang w:val="en-US"/>
-        </w:rPr>
-        <w:t xml:space="preserve">diagnosis (String) </w:t>
+        <w:pBdr/>
+        <w:tabs>
+          <w:tab w:val="clear" w:pos="709"/>
+          <w:tab w:val="left" w:pos="0" w:leader="none"/>
+        </w:tabs>
+        <w:spacing w:lineRule="auto" w:line="273" w:before="0" w:after="140"/>
+        <w:ind w:hanging="283" w:start="709" w:end="0"/>
+        <w:rPr/>
+      </w:pPr>
+      <w:bookmarkStart w:id="38" w:name="p-rc_b7496bcaa7cbe166-322"/>
+      <w:bookmarkEnd w:id="38"/>
+      <w:r>
+        <w:rPr>
+          <w:rStyle w:val="SourceText"/>
+          <w:rFonts w:ascii="Google Sans Text;sans-serif" w:hAnsi="Google Sans Text;sans-serif"/>
+        </w:rPr>
+        <w:t>diagnosis</w:t>
+      </w:r>
+      <w:r>
+        <w:rPr>
+          <w:rFonts w:ascii="Google Sans Text;sans-serif" w:hAnsi="Google Sans Text;sans-serif"/>
+        </w:rPr>
+        <w:t xml:space="preserve"> (String) </w:t>
       </w:r>
     </w:p>
     <w:p>
@@ -2139,18 +2932,29 @@
           <w:ilvl w:val="0"/>
           <w:numId w:val="9"/>
         </w:numPr>
-        <w:spacing w:lineRule="auto" w:line="271"/>
-        <w:rPr>
-          <w:rFonts w:ascii="Google Sans;sans-serif" w:hAnsi="Google Sans;sans-serif"/>
-          <w:lang w:val="en-US"/>
-        </w:rPr>
-      </w:pPr>
-      <w:r>
-        <w:rPr>
-          <w:rFonts w:ascii="Google Sans;sans-serif" w:hAnsi="Google Sans;sans-serif"/>
-          <w:lang w:val="en-US"/>
-        </w:rPr>
-        <w:t xml:space="preserve">recipeName (String) </w:t>
+        <w:pBdr/>
+        <w:tabs>
+          <w:tab w:val="clear" w:pos="709"/>
+          <w:tab w:val="left" w:pos="0" w:leader="none"/>
+        </w:tabs>
+        <w:spacing w:lineRule="auto" w:line="273" w:before="0" w:after="140"/>
+        <w:ind w:hanging="283" w:start="709" w:end="0"/>
+        <w:rPr/>
+      </w:pPr>
+      <w:bookmarkStart w:id="39" w:name="p-rc_b7496bcaa7cbe166-323"/>
+      <w:bookmarkEnd w:id="39"/>
+      <w:r>
+        <w:rPr>
+          <w:rStyle w:val="SourceText"/>
+          <w:rFonts w:ascii="Google Sans Text;sans-serif" w:hAnsi="Google Sans Text;sans-serif"/>
+        </w:rPr>
+        <w:t>recipeName</w:t>
+      </w:r>
+      <w:r>
+        <w:rPr>
+          <w:rFonts w:ascii="Google Sans Text;sans-serif" w:hAnsi="Google Sans Text;sans-serif"/>
+        </w:rPr>
+        <w:t xml:space="preserve"> (String) </w:t>
       </w:r>
     </w:p>
     <w:p>
@@ -2160,18 +2964,29 @@
           <w:ilvl w:val="0"/>
           <w:numId w:val="9"/>
         </w:numPr>
-        <w:spacing w:lineRule="auto" w:line="271"/>
-        <w:rPr>
-          <w:rFonts w:ascii="Google Sans;sans-serif" w:hAnsi="Google Sans;sans-serif"/>
-          <w:lang w:val="en-US"/>
-        </w:rPr>
-      </w:pPr>
-      <w:r>
-        <w:rPr>
-          <w:rFonts w:ascii="Google Sans;sans-serif" w:hAnsi="Google Sans;sans-serif"/>
-          <w:lang w:val="en-US"/>
-        </w:rPr>
-        <w:t xml:space="preserve">ingredients (Array of Strings) </w:t>
+        <w:pBdr/>
+        <w:tabs>
+          <w:tab w:val="clear" w:pos="709"/>
+          <w:tab w:val="left" w:pos="0" w:leader="none"/>
+        </w:tabs>
+        <w:spacing w:lineRule="auto" w:line="273" w:before="0" w:after="140"/>
+        <w:ind w:hanging="283" w:start="709" w:end="0"/>
+        <w:rPr/>
+      </w:pPr>
+      <w:bookmarkStart w:id="40" w:name="p-rc_b7496bcaa7cbe166-324"/>
+      <w:bookmarkEnd w:id="40"/>
+      <w:r>
+        <w:rPr>
+          <w:rStyle w:val="SourceText"/>
+          <w:rFonts w:ascii="Google Sans Text;sans-serif" w:hAnsi="Google Sans Text;sans-serif"/>
+        </w:rPr>
+        <w:t>ingredients</w:t>
+      </w:r>
+      <w:r>
+        <w:rPr>
+          <w:rFonts w:ascii="Google Sans Text;sans-serif" w:hAnsi="Google Sans Text;sans-serif"/>
+        </w:rPr>
+        <w:t xml:space="preserve"> (Array of Strings) </w:t>
       </w:r>
     </w:p>
     <w:p>
@@ -2181,18 +2996,29 @@
           <w:ilvl w:val="0"/>
           <w:numId w:val="9"/>
         </w:numPr>
-        <w:spacing w:lineRule="auto" w:line="271"/>
-        <w:rPr>
-          <w:rFonts w:ascii="Google Sans;sans-serif" w:hAnsi="Google Sans;sans-serif"/>
-          <w:lang w:val="en-US"/>
-        </w:rPr>
-      </w:pPr>
-      <w:r>
-        <w:rPr>
-          <w:rFonts w:ascii="Google Sans;sans-serif" w:hAnsi="Google Sans;sans-serif"/>
-          <w:lang w:val="en-US"/>
-        </w:rPr>
-        <w:t xml:space="preserve">instructions (String) </w:t>
+        <w:pBdr/>
+        <w:tabs>
+          <w:tab w:val="clear" w:pos="709"/>
+          <w:tab w:val="left" w:pos="0" w:leader="none"/>
+        </w:tabs>
+        <w:spacing w:lineRule="auto" w:line="273" w:before="0" w:after="140"/>
+        <w:ind w:hanging="283" w:start="709" w:end="0"/>
+        <w:rPr/>
+      </w:pPr>
+      <w:bookmarkStart w:id="41" w:name="p-rc_b7496bcaa7cbe166-325"/>
+      <w:bookmarkEnd w:id="41"/>
+      <w:r>
+        <w:rPr>
+          <w:rStyle w:val="SourceText"/>
+          <w:rFonts w:ascii="Google Sans Text;sans-serif" w:hAnsi="Google Sans Text;sans-serif"/>
+        </w:rPr>
+        <w:t>instructions</w:t>
+      </w:r>
+      <w:r>
+        <w:rPr>
+          <w:rFonts w:ascii="Google Sans Text;sans-serif" w:hAnsi="Google Sans Text;sans-serif"/>
+        </w:rPr>
+        <w:t xml:space="preserve"> (String) </w:t>
       </w:r>
     </w:p>
     <w:p>
@@ -2202,18 +3028,29 @@
           <w:ilvl w:val="0"/>
           <w:numId w:val="9"/>
         </w:numPr>
-        <w:spacing w:lineRule="auto" w:line="271"/>
-        <w:rPr>
-          <w:rFonts w:ascii="Google Sans;sans-serif" w:hAnsi="Google Sans;sans-serif"/>
-          <w:lang w:val="en-US"/>
-        </w:rPr>
-      </w:pPr>
-      <w:r>
-        <w:rPr>
-          <w:rFonts w:ascii="Google Sans;sans-serif" w:hAnsi="Google Sans;sans-serif"/>
-          <w:lang w:val="en-US"/>
-        </w:rPr>
-        <w:t xml:space="preserve">imageUrl (String) </w:t>
+        <w:pBdr/>
+        <w:tabs>
+          <w:tab w:val="clear" w:pos="709"/>
+          <w:tab w:val="left" w:pos="0" w:leader="none"/>
+        </w:tabs>
+        <w:spacing w:lineRule="auto" w:line="273" w:before="0" w:after="140"/>
+        <w:ind w:hanging="283" w:start="709" w:end="0"/>
+        <w:rPr/>
+      </w:pPr>
+      <w:bookmarkStart w:id="42" w:name="p-rc_b7496bcaa7cbe166-326"/>
+      <w:bookmarkEnd w:id="42"/>
+      <w:r>
+        <w:rPr>
+          <w:rStyle w:val="SourceText"/>
+          <w:rFonts w:ascii="Google Sans Text;sans-serif" w:hAnsi="Google Sans Text;sans-serif"/>
+        </w:rPr>
+        <w:t>imageUrl</w:t>
+      </w:r>
+      <w:r>
+        <w:rPr>
+          <w:rFonts w:ascii="Google Sans Text;sans-serif" w:hAnsi="Google Sans Text;sans-serif"/>
+        </w:rPr>
+        <w:t xml:space="preserve"> (String) </w:t>
       </w:r>
     </w:p>
     <w:p>
@@ -2223,54 +3060,72 @@
           <w:ilvl w:val="0"/>
           <w:numId w:val="9"/>
         </w:numPr>
-        <w:spacing w:lineRule="auto" w:line="271"/>
-        <w:rPr>
-          <w:rFonts w:ascii="Google Sans;sans-serif" w:hAnsi="Google Sans;sans-serif"/>
-          <w:lang w:val="en-US"/>
-        </w:rPr>
-      </w:pPr>
-      <w:r>
-        <w:rPr>
-          <w:rFonts w:ascii="Google Sans;sans-serif" w:hAnsi="Google Sans;sans-serif"/>
-          <w:lang w:val="en-US"/>
-        </w:rPr>
-        <w:t xml:space="preserve">createdAt (Date, Timestamp) </w:t>
-      </w:r>
-    </w:p>
-    <w:p>
-      <w:pPr>
-        <w:pStyle w:val="BodyText"/>
-        <w:spacing w:lineRule="auto" w:line="271"/>
-        <w:rPr>
-          <w:rFonts w:ascii="Google Sans;sans-serif" w:hAnsi="Google Sans;sans-serif"/>
-          <w:b/>
-          <w:bCs/>
-          <w:lang w:val="en-US"/>
-        </w:rPr>
-      </w:pPr>
-      <w:r>
-        <w:rPr>
-          <w:rFonts w:ascii="Google Sans;sans-serif" w:hAnsi="Google Sans;sans-serif"/>
-          <w:b/>
-          <w:bCs/>
-          <w:lang w:val="en-US"/>
-        </w:rPr>
-        <w:t>3. sessions Collection</w:t>
-      </w:r>
-    </w:p>
-    <w:p>
-      <w:pPr>
-        <w:pStyle w:val="BodyText"/>
-        <w:spacing w:lineRule="auto" w:line="271"/>
-        <w:rPr>
-          <w:rFonts w:ascii="Google Sans;sans-serif" w:hAnsi="Google Sans;sans-serif"/>
-          <w:lang w:val="en-US"/>
-        </w:rPr>
-      </w:pPr>
-      <w:r>
-        <w:rPr>
-          <w:rFonts w:ascii="Google Sans;sans-serif" w:hAnsi="Google Sans;sans-serif"/>
-          <w:lang w:val="en-US"/>
+        <w:pBdr/>
+        <w:tabs>
+          <w:tab w:val="clear" w:pos="709"/>
+          <w:tab w:val="left" w:pos="0" w:leader="none"/>
+        </w:tabs>
+        <w:spacing w:lineRule="auto" w:line="273" w:before="0" w:after="140"/>
+        <w:ind w:hanging="283" w:start="709" w:end="0"/>
+        <w:rPr/>
+      </w:pPr>
+      <w:bookmarkStart w:id="43" w:name="p-rc_b7496bcaa7cbe166-327"/>
+      <w:bookmarkEnd w:id="43"/>
+      <w:r>
+        <w:rPr>
+          <w:rStyle w:val="SourceText"/>
+          <w:rFonts w:ascii="Google Sans Text;sans-serif" w:hAnsi="Google Sans Text;sans-serif"/>
+        </w:rPr>
+        <w:t>createdAt</w:t>
+      </w:r>
+      <w:r>
+        <w:rPr>
+          <w:rFonts w:ascii="Google Sans Text;sans-serif" w:hAnsi="Google Sans Text;sans-serif"/>
+        </w:rPr>
+        <w:t xml:space="preserve"> (Date, Timestamp) </w:t>
+      </w:r>
+    </w:p>
+    <w:p>
+      <w:pPr>
+        <w:pStyle w:val="Heading3"/>
+        <w:spacing w:lineRule="auto" w:line="273" w:before="0" w:after="120"/>
+        <w:ind w:firstLine="283" w:start="0" w:end="0"/>
+        <w:rPr/>
+      </w:pPr>
+      <w:r>
+        <w:rPr>
+          <w:rFonts w:ascii="Google Sans;sans-serif" w:hAnsi="Google Sans;sans-serif"/>
+        </w:rPr>
+        <w:t xml:space="preserve">3. </w:t>
+      </w:r>
+      <w:r>
+        <w:rPr>
+          <w:rStyle w:val="SourceText"/>
+          <w:rFonts w:ascii="Google Sans Text;sans-serif" w:hAnsi="Google Sans Text;sans-serif"/>
+        </w:rPr>
+        <w:t>sessions</w:t>
+      </w:r>
+      <w:r>
+        <w:rPr>
+          <w:rFonts w:ascii="Google Sans;sans-serif" w:hAnsi="Google Sans;sans-serif"/>
+        </w:rPr>
+        <w:t xml:space="preserve"> Collection</w:t>
+      </w:r>
+    </w:p>
+    <w:p>
+      <w:pPr>
+        <w:pStyle w:val="BodyText"/>
+        <w:spacing w:lineRule="auto" w:line="273" w:before="0" w:after="140"/>
+        <w:ind w:hanging="0" w:start="0" w:end="0"/>
+        <w:rPr>
+          <w:rFonts w:ascii="Google Sans Text;sans-serif" w:hAnsi="Google Sans Text;sans-serif"/>
+        </w:rPr>
+      </w:pPr>
+      <w:bookmarkStart w:id="44" w:name="p-rc_b7496bcaa7cbe166-328"/>
+      <w:bookmarkEnd w:id="44"/>
+      <w:r>
+        <w:rPr>
+          <w:rFonts w:ascii="Google Sans Text;sans-serif" w:hAnsi="Google Sans Text;sans-serif"/>
         </w:rPr>
         <w:t xml:space="preserve">Maintains active token metadata and session validity states. </w:t>
       </w:r>
@@ -2282,18 +3137,29 @@
           <w:ilvl w:val="0"/>
           <w:numId w:val="10"/>
         </w:numPr>
-        <w:spacing w:lineRule="auto" w:line="271"/>
-        <w:rPr>
-          <w:rFonts w:ascii="Google Sans;sans-serif" w:hAnsi="Google Sans;sans-serif"/>
-          <w:lang w:val="en-US"/>
-        </w:rPr>
-      </w:pPr>
-      <w:r>
-        <w:rPr>
-          <w:rFonts w:ascii="Google Sans;sans-serif" w:hAnsi="Google Sans;sans-serif"/>
-          <w:lang w:val="en-US"/>
-        </w:rPr>
-        <w:t xml:space="preserve">token (String, Unique) </w:t>
+        <w:pBdr/>
+        <w:tabs>
+          <w:tab w:val="clear" w:pos="709"/>
+          <w:tab w:val="left" w:pos="0" w:leader="none"/>
+        </w:tabs>
+        <w:spacing w:lineRule="auto" w:line="273" w:before="0" w:after="140"/>
+        <w:ind w:hanging="283" w:start="709" w:end="0"/>
+        <w:rPr/>
+      </w:pPr>
+      <w:bookmarkStart w:id="45" w:name="p-rc_b7496bcaa7cbe166-329"/>
+      <w:bookmarkEnd w:id="45"/>
+      <w:r>
+        <w:rPr>
+          <w:rStyle w:val="SourceText"/>
+          <w:rFonts w:ascii="Google Sans Text;sans-serif" w:hAnsi="Google Sans Text;sans-serif"/>
+        </w:rPr>
+        <w:t>token</w:t>
+      </w:r>
+      <w:r>
+        <w:rPr>
+          <w:rFonts w:ascii="Google Sans Text;sans-serif" w:hAnsi="Google Sans Text;sans-serif"/>
+        </w:rPr>
+        <w:t xml:space="preserve"> (String, Unique) </w:t>
       </w:r>
     </w:p>
     <w:p>
@@ -2303,18 +3169,42 @@
           <w:ilvl w:val="0"/>
           <w:numId w:val="10"/>
         </w:numPr>
-        <w:spacing w:lineRule="auto" w:line="271"/>
-        <w:rPr>
-          <w:rFonts w:ascii="Google Sans;sans-serif" w:hAnsi="Google Sans;sans-serif"/>
-          <w:lang w:val="en-US"/>
-        </w:rPr>
-      </w:pPr>
-      <w:r>
-        <w:rPr>
-          <w:rFonts w:ascii="Google Sans;sans-serif" w:hAnsi="Google Sans;sans-serif"/>
-          <w:lang w:val="en-US"/>
-        </w:rPr>
-        <w:t xml:space="preserve">userId (ObjectId, Foreign Key -&gt; users._id) </w:t>
+        <w:pBdr/>
+        <w:tabs>
+          <w:tab w:val="clear" w:pos="709"/>
+          <w:tab w:val="left" w:pos="0" w:leader="none"/>
+        </w:tabs>
+        <w:spacing w:lineRule="auto" w:line="273" w:before="0" w:after="140"/>
+        <w:ind w:hanging="283" w:start="709" w:end="0"/>
+        <w:rPr/>
+      </w:pPr>
+      <w:bookmarkStart w:id="46" w:name="p-rc_b7496bcaa7cbe166-330"/>
+      <w:bookmarkEnd w:id="46"/>
+      <w:r>
+        <w:rPr>
+          <w:rStyle w:val="SourceText"/>
+          <w:rFonts w:ascii="Google Sans Text;sans-serif" w:hAnsi="Google Sans Text;sans-serif"/>
+        </w:rPr>
+        <w:t>userId</w:t>
+      </w:r>
+      <w:r>
+        <w:rPr>
+          <w:rFonts w:ascii="Google Sans Text;sans-serif" w:hAnsi="Google Sans Text;sans-serif"/>
+        </w:rPr>
+        <w:t xml:space="preserve"> (ObjectId, Foreign Key -&gt; </w:t>
+      </w:r>
+      <w:r>
+        <w:rPr>
+          <w:rStyle w:val="SourceText"/>
+          <w:rFonts w:ascii="Google Sans Text;sans-serif" w:hAnsi="Google Sans Text;sans-serif"/>
+        </w:rPr>
+        <w:t>users._id</w:t>
+      </w:r>
+      <w:r>
+        <w:rPr>
+          <w:rFonts w:ascii="Google Sans Text;sans-serif" w:hAnsi="Google Sans Text;sans-serif"/>
+        </w:rPr>
+        <w:t xml:space="preserve">) </w:t>
       </w:r>
     </w:p>
     <w:p>
@@ -2324,18 +3214,29 @@
           <w:ilvl w:val="0"/>
           <w:numId w:val="10"/>
         </w:numPr>
-        <w:spacing w:lineRule="auto" w:line="271"/>
-        <w:rPr>
-          <w:rFonts w:ascii="Google Sans;sans-serif" w:hAnsi="Google Sans;sans-serif"/>
-          <w:lang w:val="en-US"/>
-        </w:rPr>
-      </w:pPr>
-      <w:r>
-        <w:rPr>
-          <w:rFonts w:ascii="Google Sans;sans-serif" w:hAnsi="Google Sans;sans-serif"/>
-          <w:lang w:val="en-US"/>
-        </w:rPr>
-        <w:t xml:space="preserve">device (String) </w:t>
+        <w:pBdr/>
+        <w:tabs>
+          <w:tab w:val="clear" w:pos="709"/>
+          <w:tab w:val="left" w:pos="0" w:leader="none"/>
+        </w:tabs>
+        <w:spacing w:lineRule="auto" w:line="273" w:before="0" w:after="140"/>
+        <w:ind w:hanging="283" w:start="709" w:end="0"/>
+        <w:rPr/>
+      </w:pPr>
+      <w:bookmarkStart w:id="47" w:name="p-rc_b7496bcaa7cbe166-331"/>
+      <w:bookmarkEnd w:id="47"/>
+      <w:r>
+        <w:rPr>
+          <w:rStyle w:val="SourceText"/>
+          <w:rFonts w:ascii="Google Sans Text;sans-serif" w:hAnsi="Google Sans Text;sans-serif"/>
+        </w:rPr>
+        <w:t>device</w:t>
+      </w:r>
+      <w:r>
+        <w:rPr>
+          <w:rFonts w:ascii="Google Sans Text;sans-serif" w:hAnsi="Google Sans Text;sans-serif"/>
+        </w:rPr>
+        <w:t xml:space="preserve"> (String) </w:t>
       </w:r>
     </w:p>
     <w:p>
@@ -2345,18 +3246,29 @@
           <w:ilvl w:val="0"/>
           <w:numId w:val="10"/>
         </w:numPr>
-        <w:spacing w:lineRule="auto" w:line="271"/>
-        <w:rPr>
-          <w:rFonts w:ascii="Google Sans;sans-serif" w:hAnsi="Google Sans;sans-serif"/>
-          <w:lang w:val="en-US"/>
-        </w:rPr>
-      </w:pPr>
-      <w:r>
-        <w:rPr>
-          <w:rFonts w:ascii="Google Sans;sans-serif" w:hAnsi="Google Sans;sans-serif"/>
-          <w:lang w:val="en-US"/>
-        </w:rPr>
-        <w:t xml:space="preserve">lastActive (Date) </w:t>
+        <w:pBdr/>
+        <w:tabs>
+          <w:tab w:val="clear" w:pos="709"/>
+          <w:tab w:val="left" w:pos="0" w:leader="none"/>
+        </w:tabs>
+        <w:spacing w:lineRule="auto" w:line="273" w:before="0" w:after="140"/>
+        <w:ind w:hanging="283" w:start="709" w:end="0"/>
+        <w:rPr/>
+      </w:pPr>
+      <w:bookmarkStart w:id="48" w:name="p-rc_b7496bcaa7cbe166-332"/>
+      <w:bookmarkEnd w:id="48"/>
+      <w:r>
+        <w:rPr>
+          <w:rStyle w:val="SourceText"/>
+          <w:rFonts w:ascii="Google Sans Text;sans-serif" w:hAnsi="Google Sans Text;sans-serif"/>
+        </w:rPr>
+        <w:t>lastActive</w:t>
+      </w:r>
+      <w:r>
+        <w:rPr>
+          <w:rFonts w:ascii="Google Sans Text;sans-serif" w:hAnsi="Google Sans Text;sans-serif"/>
+        </w:rPr>
+        <w:t xml:space="preserve"> (Date) </w:t>
       </w:r>
     </w:p>
     <w:p>
@@ -2366,6 +3278,34 @@
           <w:ilvl w:val="0"/>
           <w:numId w:val="10"/>
         </w:numPr>
+        <w:pBdr/>
+        <w:tabs>
+          <w:tab w:val="clear" w:pos="709"/>
+          <w:tab w:val="left" w:pos="0" w:leader="none"/>
+        </w:tabs>
+        <w:spacing w:lineRule="auto" w:line="273" w:before="0" w:after="140"/>
+        <w:ind w:hanging="283" w:start="709" w:end="0"/>
+        <w:rPr/>
+      </w:pPr>
+      <w:bookmarkStart w:id="49" w:name="p-rc_b7496bcaa7cbe166-333"/>
+      <w:bookmarkEnd w:id="49"/>
+      <w:r>
+        <w:rPr>
+          <w:rStyle w:val="SourceText"/>
+          <w:rFonts w:ascii="Google Sans Text;sans-serif" w:hAnsi="Google Sans Text;sans-serif"/>
+        </w:rPr>
+        <w:t>isLoggedIn</w:t>
+      </w:r>
+      <w:r>
+        <w:rPr>
+          <w:rFonts w:ascii="Google Sans Text;sans-serif" w:hAnsi="Google Sans Text;sans-serif"/>
+        </w:rPr>
+        <w:t xml:space="preserve"> (Boolean) </w:t>
+      </w:r>
+    </w:p>
+    <w:p>
+      <w:pPr>
+        <w:pStyle w:val="BodyText"/>
         <w:spacing w:lineRule="auto" w:line="271"/>
         <w:rPr>
           <w:rFonts w:ascii="Google Sans;sans-serif" w:hAnsi="Google Sans;sans-serif"/>
@@ -2373,99 +3313,130 @@
         </w:rPr>
       </w:pPr>
       <w:r>
+        <w:rPr/>
+      </w:r>
+      <w:r>
+        <w:br w:type="page"/>
+      </w:r>
+    </w:p>
+    <w:p>
+      <w:pPr>
+        <w:pStyle w:val="BodyText"/>
+        <w:spacing w:lineRule="auto" w:line="271"/>
+        <w:rPr/>
+      </w:pPr>
+      <w:r>
+        <w:rPr/>
+      </w:r>
+    </w:p>
+    <w:p>
+      <w:pPr>
+        <w:pStyle w:val="Heading1"/>
+        <w:spacing w:lineRule="auto" w:line="271"/>
+        <w:ind w:hanging="0"/>
         <w:rPr>
           <w:rFonts w:ascii="Google Sans;sans-serif" w:hAnsi="Google Sans;sans-serif"/>
           <w:lang w:val="en-US"/>
         </w:rPr>
-        <w:t xml:space="preserve">isLoggedIn (Boolean) </w:t>
-      </w:r>
-    </w:p>
-    <w:p>
-      <w:pPr>
-        <w:pStyle w:val="Heading1"/>
-        <w:rPr>
-          <w:rFonts w:eastAsia="Times New Roman"/>
-        </w:rPr>
-      </w:pPr>
-      <w:r>
-        <w:rPr/>
-        <w:t>Section 5: Core Application Workflows &amp; Behavior</w:t>
-      </w:r>
-    </w:p>
-    <w:p>
-      <w:pPr>
-        <w:pStyle w:val="BodyText"/>
-        <w:spacing w:lineRule="auto" w:line="271"/>
-        <w:rPr>
-          <w:rFonts w:ascii="Google Sans;sans-serif" w:hAnsi="Google Sans;sans-serif"/>
-          <w:b/>
-          <w:bCs/>
+      </w:pPr>
+      <w:r>
+        <w:rPr>
+          <w:rFonts w:ascii="Google Sans;sans-serif" w:hAnsi="Google Sans;sans-serif"/>
           <w:lang w:val="en-US"/>
         </w:rPr>
-      </w:pPr>
-      <w:r>
-        <w:rPr>
-          <w:rFonts w:ascii="Google Sans;sans-serif" w:hAnsi="Google Sans;sans-serif"/>
-          <w:b/>
-          <w:bCs/>
-          <w:lang w:val="en-US"/>
-        </w:rPr>
-        <w:t>User Authentication &amp; Registration Workflows</w:t>
-      </w:r>
-    </w:p>
-    <w:p>
-      <w:pPr>
-        <w:pStyle w:val="BodyText"/>
-        <w:spacing w:lineRule="auto" w:line="271"/>
-        <w:rPr>
-          <w:rFonts w:ascii="Google Sans;sans-serif" w:hAnsi="Google Sans;sans-serif"/>
-          <w:lang w:val="en-US"/>
-        </w:rPr>
-      </w:pPr>
-      <w:r>
-        <w:rPr>
-          <w:rFonts w:ascii="Google Sans;sans-serif" w:hAnsi="Google Sans;sans-serif"/>
-          <w:lang w:val="en-US"/>
-        </w:rPr>
-        <w:t xml:space="preserve">The registration and login processes enforce structural validation, input sanitization, rate-limiting security, and hashed credential verification before issuing session tokens. </w:t>
-      </w:r>
-    </w:p>
-    <w:p>
-      <w:pPr>
-        <w:pStyle w:val="BodyText"/>
-        <w:spacing w:lineRule="auto" w:line="271"/>
-        <w:rPr>
-          <w:rFonts w:ascii="Google Sans;sans-serif" w:hAnsi="Google Sans;sans-serif"/>
-          <w:b/>
-          <w:bCs/>
-          <w:lang w:val="en-US"/>
-        </w:rPr>
-      </w:pPr>
-      <w:r>
-        <w:rPr>
-          <w:rFonts w:ascii="Google Sans;sans-serif" w:hAnsi="Google Sans;sans-serif"/>
-          <w:b/>
-          <w:bCs/>
-          <w:lang w:val="en-US"/>
-        </w:rPr>
-        <w:t>User Registration Flow</w:t>
-      </w:r>
-    </w:p>
-    <w:p>
-      <w:pPr>
-        <w:pStyle w:val="BodyText"/>
-        <w:spacing w:lineRule="auto" w:line="271"/>
-        <w:rPr>
-          <w:rFonts w:ascii="Google Sans;sans-serif" w:hAnsi="Google Sans;sans-serif"/>
-          <w:lang w:val="en-US"/>
-        </w:rPr>
-      </w:pPr>
-      <w:r>
-        <w:rPr>
-          <w:rFonts w:ascii="Google Sans;sans-serif" w:hAnsi="Google Sans;sans-serif"/>
-          <w:lang w:val="en-US"/>
-        </w:rPr>
-        <w:t xml:space="preserve">When a user accesses /register, the system presents a registration form. Upon submission (POST /register), the application executes a series of validation checks: </w:t>
+        <w:t>4. Core Application Workflows &amp; Behavior</w:t>
+      </w:r>
+    </w:p>
+    <w:p>
+      <w:pPr>
+        <w:pStyle w:val="Heading2"/>
+        <w:spacing w:lineRule="auto" w:line="273" w:before="0" w:after="140"/>
+        <w:ind w:hanging="0" w:start="0" w:end="0"/>
+        <w:rPr>
+          <w:rFonts w:ascii="Google Sans;sans-serif" w:hAnsi="Google Sans;sans-serif"/>
+        </w:rPr>
+      </w:pPr>
+      <w:r>
+        <w:rPr>
+          <w:rFonts w:ascii="Google Sans;sans-serif" w:hAnsi="Google Sans;sans-serif"/>
+        </w:rPr>
+        <w:t>4.1 User Authentication &amp; Registration Workflows</w:t>
+      </w:r>
+    </w:p>
+    <w:p>
+      <w:pPr>
+        <w:pStyle w:val="BodyText"/>
+        <w:spacing w:lineRule="auto" w:line="273" w:before="0" w:after="140"/>
+        <w:ind w:hanging="0" w:start="0" w:end="0"/>
+        <w:rPr>
+          <w:rFonts w:ascii="Google Sans Text;sans-serif" w:hAnsi="Google Sans Text;sans-serif"/>
+        </w:rPr>
+      </w:pPr>
+      <w:bookmarkStart w:id="50" w:name="p-rc_b7496bcaa7cbe166-334"/>
+      <w:bookmarkEnd w:id="50"/>
+      <w:r>
+        <w:rPr>
+          <w:rFonts w:ascii="Google Sans Text;sans-serif" w:hAnsi="Google Sans Text;sans-serif"/>
+        </w:rPr>
+        <w:t xml:space="preserve">The registration and login processes enforce structural validation, input sanitization, and hashed credential verification before issuing session tokens. </w:t>
+      </w:r>
+    </w:p>
+    <w:p>
+      <w:pPr>
+        <w:pStyle w:val="Heading3"/>
+        <w:spacing w:lineRule="auto" w:line="273" w:before="0" w:after="140"/>
+        <w:ind w:hanging="0" w:start="0" w:end="0"/>
+        <w:rPr>
+          <w:rFonts w:ascii="Google Sans;sans-serif" w:hAnsi="Google Sans;sans-serif"/>
+        </w:rPr>
+      </w:pPr>
+      <w:r>
+        <w:rPr>
+          <w:rFonts w:ascii="Google Sans;sans-serif" w:hAnsi="Google Sans;sans-serif"/>
+        </w:rPr>
+        <w:t>4.1.1 User Registration Flow</w:t>
+      </w:r>
+    </w:p>
+    <w:p>
+      <w:pPr>
+        <w:pStyle w:val="BodyText"/>
+        <w:spacing w:lineRule="auto" w:line="273" w:before="0" w:after="140"/>
+        <w:ind w:hanging="0" w:start="0" w:end="0"/>
+        <w:rPr/>
+      </w:pPr>
+      <w:bookmarkStart w:id="51" w:name="p-rc_b7496bcaa7cbe166-335"/>
+      <w:bookmarkEnd w:id="51"/>
+      <w:r>
+        <w:rPr>
+          <w:rFonts w:ascii="Google Sans Text;sans-serif" w:hAnsi="Google Sans Text;sans-serif"/>
+        </w:rPr>
+        <w:t xml:space="preserve">When a user accesses </w:t>
+      </w:r>
+      <w:r>
+        <w:rPr>
+          <w:rStyle w:val="SourceText"/>
+          <w:rFonts w:ascii="Google Sans Text;sans-serif" w:hAnsi="Google Sans Text;sans-serif"/>
+        </w:rPr>
+        <w:t>/register</w:t>
+      </w:r>
+      <w:r>
+        <w:rPr>
+          <w:rFonts w:ascii="Google Sans Text;sans-serif" w:hAnsi="Google Sans Text;sans-serif"/>
+        </w:rPr>
+        <w:t>, the system presents a registration form. Upon submission (</w:t>
+      </w:r>
+      <w:r>
+        <w:rPr>
+          <w:rStyle w:val="SourceText"/>
+          <w:rFonts w:ascii="Google Sans Text;sans-serif" w:hAnsi="Google Sans Text;sans-serif"/>
+        </w:rPr>
+        <w:t>POST /register</w:t>
+      </w:r>
+      <w:r>
+        <w:rPr>
+          <w:rFonts w:ascii="Google Sans Text;sans-serif" w:hAnsi="Google Sans Text;sans-serif"/>
+        </w:rPr>
+        <w:t xml:space="preserve">), the application executes validation checks: </w:t>
       </w:r>
     </w:p>
     <w:p>
@@ -2475,25 +3446,29 @@
           <w:ilvl w:val="0"/>
           <w:numId w:val="11"/>
         </w:numPr>
-        <w:spacing w:lineRule="auto" w:line="271"/>
-        <w:rPr>
-          <w:rFonts w:ascii="Google Sans;sans-serif" w:hAnsi="Google Sans;sans-serif"/>
-          <w:lang w:val="en-US"/>
-        </w:rPr>
-      </w:pPr>
-      <w:r>
-        <w:rPr>
-          <w:rFonts w:ascii="Google Sans;sans-serif" w:hAnsi="Google Sans;sans-serif"/>
+        <w:pBdr/>
+        <w:tabs>
+          <w:tab w:val="clear" w:pos="709"/>
+          <w:tab w:val="left" w:pos="0" w:leader="none"/>
+        </w:tabs>
+        <w:spacing w:lineRule="auto" w:line="273" w:before="0" w:after="140"/>
+        <w:ind w:hanging="283" w:start="709" w:end="0"/>
+        <w:rPr>
+          <w:rFonts w:ascii="Google Sans Text;sans-serif" w:hAnsi="Google Sans Text;sans-serif"/>
+        </w:rPr>
+      </w:pPr>
+      <w:bookmarkStart w:id="52" w:name="p-rc_b7496bcaa7cbe166-336"/>
+      <w:bookmarkEnd w:id="52"/>
+      <w:r>
+        <w:rPr>
+          <w:rFonts w:ascii="Google Sans Text;sans-serif" w:hAnsi="Google Sans Text;sans-serif"/>
           <w:b/>
-          <w:bCs/>
-          <w:lang w:val="en-US"/>
         </w:rPr>
         <w:t>Field Validation:</w:t>
       </w:r>
       <w:r>
         <w:rPr>
-          <w:rFonts w:ascii="Google Sans;sans-serif" w:hAnsi="Google Sans;sans-serif"/>
-          <w:lang w:val="en-US"/>
+          <w:rFonts w:ascii="Google Sans Text;sans-serif" w:hAnsi="Google Sans Text;sans-serif"/>
         </w:rPr>
         <w:t xml:space="preserve"> Ensures all required fields are filled and format constraints are satisfied. </w:t>
       </w:r>
@@ -2505,25 +3480,29 @@
           <w:ilvl w:val="0"/>
           <w:numId w:val="11"/>
         </w:numPr>
-        <w:spacing w:lineRule="auto" w:line="271"/>
-        <w:rPr>
-          <w:rFonts w:ascii="Google Sans;sans-serif" w:hAnsi="Google Sans;sans-serif"/>
-          <w:lang w:val="en-US"/>
-        </w:rPr>
-      </w:pPr>
-      <w:r>
-        <w:rPr>
-          <w:rFonts w:ascii="Google Sans;sans-serif" w:hAnsi="Google Sans;sans-serif"/>
+        <w:pBdr/>
+        <w:tabs>
+          <w:tab w:val="clear" w:pos="709"/>
+          <w:tab w:val="left" w:pos="0" w:leader="none"/>
+        </w:tabs>
+        <w:spacing w:lineRule="auto" w:line="273" w:before="0" w:after="140"/>
+        <w:ind w:hanging="283" w:start="709" w:end="0"/>
+        <w:rPr>
+          <w:rFonts w:ascii="Google Sans Text;sans-serif" w:hAnsi="Google Sans Text;sans-serif"/>
+        </w:rPr>
+      </w:pPr>
+      <w:bookmarkStart w:id="53" w:name="p-rc_b7496bcaa7cbe166-337"/>
+      <w:bookmarkEnd w:id="53"/>
+      <w:r>
+        <w:rPr>
+          <w:rFonts w:ascii="Google Sans Text;sans-serif" w:hAnsi="Google Sans Text;sans-serif"/>
           <w:b/>
-          <w:bCs/>
-          <w:lang w:val="en-US"/>
         </w:rPr>
         <w:t>Password Verification:</w:t>
       </w:r>
       <w:r>
         <w:rPr>
-          <w:rFonts w:ascii="Google Sans;sans-serif" w:hAnsi="Google Sans;sans-serif"/>
-          <w:lang w:val="en-US"/>
+          <w:rFonts w:ascii="Google Sans Text;sans-serif" w:hAnsi="Google Sans Text;sans-serif"/>
         </w:rPr>
         <w:t xml:space="preserve"> Validates password matching and strength requirements. </w:t>
       </w:r>
@@ -2535,25 +3514,29 @@
           <w:ilvl w:val="0"/>
           <w:numId w:val="11"/>
         </w:numPr>
-        <w:spacing w:lineRule="auto" w:line="271"/>
-        <w:rPr>
-          <w:rFonts w:ascii="Google Sans;sans-serif" w:hAnsi="Google Sans;sans-serif"/>
-          <w:lang w:val="en-US"/>
-        </w:rPr>
-      </w:pPr>
-      <w:r>
-        <w:rPr>
-          <w:rFonts w:ascii="Google Sans;sans-serif" w:hAnsi="Google Sans;sans-serif"/>
+        <w:pBdr/>
+        <w:tabs>
+          <w:tab w:val="clear" w:pos="709"/>
+          <w:tab w:val="left" w:pos="0" w:leader="none"/>
+        </w:tabs>
+        <w:spacing w:lineRule="auto" w:line="273" w:before="0" w:after="140"/>
+        <w:ind w:hanging="283" w:start="709" w:end="0"/>
+        <w:rPr>
+          <w:rFonts w:ascii="Google Sans Text;sans-serif" w:hAnsi="Google Sans Text;sans-serif"/>
+        </w:rPr>
+      </w:pPr>
+      <w:bookmarkStart w:id="54" w:name="p-rc_b7496bcaa7cbe166-338"/>
+      <w:bookmarkEnd w:id="54"/>
+      <w:r>
+        <w:rPr>
+          <w:rFonts w:ascii="Google Sans Text;sans-serif" w:hAnsi="Google Sans Text;sans-serif"/>
           <w:b/>
-          <w:bCs/>
-          <w:lang w:val="en-US"/>
         </w:rPr>
         <w:t>Account Uniqueness:</w:t>
       </w:r>
       <w:r>
         <w:rPr>
-          <w:rFonts w:ascii="Google Sans;sans-serif" w:hAnsi="Google Sans;sans-serif"/>
-          <w:lang w:val="en-US"/>
+          <w:rFonts w:ascii="Google Sans Text;sans-serif" w:hAnsi="Google Sans Text;sans-serif"/>
         </w:rPr>
         <w:t xml:space="preserve"> Queries MongoDB to confirm the email/user does not already exist. </w:t>
       </w:r>
@@ -2565,27 +3548,68 @@
           <w:ilvl w:val="0"/>
           <w:numId w:val="11"/>
         </w:numPr>
-        <w:spacing w:lineRule="auto" w:line="271"/>
-        <w:rPr>
-          <w:rFonts w:ascii="Google Sans;sans-serif" w:hAnsi="Google Sans;sans-serif"/>
-          <w:lang w:val="en-US"/>
-        </w:rPr>
-      </w:pPr>
-      <w:r>
-        <w:rPr>
-          <w:rFonts w:ascii="Google Sans;sans-serif" w:hAnsi="Google Sans;sans-serif"/>
+        <w:pBdr/>
+        <w:tabs>
+          <w:tab w:val="clear" w:pos="709"/>
+          <w:tab w:val="left" w:pos="0" w:leader="none"/>
+        </w:tabs>
+        <w:spacing w:lineRule="auto" w:line="273" w:before="0" w:after="140"/>
+        <w:ind w:hanging="283" w:start="709" w:end="0"/>
+        <w:rPr/>
+      </w:pPr>
+      <w:bookmarkStart w:id="55" w:name="p-rc_b7496bcaa7cbe166-339"/>
+      <w:bookmarkEnd w:id="55"/>
+      <w:r>
+        <w:rPr>
+          <w:rFonts w:ascii="Google Sans Text;sans-serif" w:hAnsi="Google Sans Text;sans-serif"/>
           <w:b/>
-          <w:bCs/>
-          <w:lang w:val="en-US"/>
         </w:rPr>
         <w:t>Account Creation:</w:t>
       </w:r>
       <w:r>
         <w:rPr>
-          <w:rFonts w:ascii="Google Sans;sans-serif" w:hAnsi="Google Sans;sans-serif"/>
-          <w:lang w:val="en-US"/>
-        </w:rPr>
-        <w:t xml:space="preserve"> Hashes the validated password using bcrypt and writes the new record to the users collection, returning a success response and redirecting to /login.</w:t>
+          <w:rFonts w:ascii="Google Sans Text;sans-serif" w:hAnsi="Google Sans Text;sans-serif"/>
+        </w:rPr>
+        <w:t xml:space="preserve"> Hashes the password using </w:t>
+      </w:r>
+      <w:r>
+        <w:rPr>
+          <w:rStyle w:val="SourceText"/>
+          <w:rFonts w:ascii="Google Sans Text;sans-serif" w:hAnsi="Google Sans Text;sans-serif"/>
+        </w:rPr>
+        <w:t>bcrypt</w:t>
+      </w:r>
+      <w:r>
+        <w:rPr>
+          <w:rFonts w:ascii="Google Sans Text;sans-serif" w:hAnsi="Google Sans Text;sans-serif"/>
+        </w:rPr>
+        <w:t xml:space="preserve"> and writes the record to the </w:t>
+      </w:r>
+      <w:r>
+        <w:rPr>
+          <w:rStyle w:val="SourceText"/>
+          <w:rFonts w:ascii="Google Sans Text;sans-serif" w:hAnsi="Google Sans Text;sans-serif"/>
+        </w:rPr>
+        <w:t>users</w:t>
+      </w:r>
+      <w:r>
+        <w:rPr>
+          <w:rFonts w:ascii="Google Sans Text;sans-serif" w:hAnsi="Google Sans Text;sans-serif"/>
+        </w:rPr>
+        <w:t xml:space="preserve"> collection, returning a success response and redirecting to </w:t>
+      </w:r>
+      <w:r>
+        <w:rPr>
+          <w:rStyle w:val="SourceText"/>
+          <w:rFonts w:ascii="Google Sans Text;sans-serif" w:hAnsi="Google Sans Text;sans-serif"/>
+        </w:rPr>
+        <w:t>/login</w:t>
+      </w:r>
+      <w:r>
+        <w:rPr>
+          <w:rFonts w:ascii="Google Sans Text;sans-serif" w:hAnsi="Google Sans Text;sans-serif"/>
+        </w:rPr>
+        <w:t xml:space="preserve">. </w:t>
       </w:r>
     </w:p>
     <w:p>
@@ -2610,17 +3634,22 @@
         <w:pStyle w:val="BodyText"/>
         <w:spacing w:lineRule="auto" w:line="271"/>
         <w:ind w:hanging="0"/>
-        <w:rPr>
-          <w:rFonts w:ascii="Google Sans;sans-serif" w:hAnsi="Google Sans;sans-serif"/>
-          <w:lang w:val="en-US"/>
-        </w:rPr>
-      </w:pPr>
-      <w:r>
-        <w:rPr/>
+        <w:jc w:val="center"/>
+        <w:rPr/>
+      </w:pPr>
+      <w:r>
         <w:drawing>
-          <wp:inline distT="0" distB="0" distL="0" distR="0">
+          <wp:anchor behindDoc="0" distT="0" distB="0" distL="0" distR="0" simplePos="0" locked="0" layoutInCell="0" allowOverlap="1" relativeHeight="3">
+            <wp:simplePos x="0" y="0"/>
+            <wp:positionH relativeFrom="column">
+              <wp:align>center</wp:align>
+            </wp:positionH>
+            <wp:positionV relativeFrom="paragraph">
+              <wp:posOffset>635</wp:posOffset>
+            </wp:positionV>
             <wp:extent cx="6840220" cy="4770120"/>
             <wp:effectExtent l="0" t="0" r="0" b="0"/>
+            <wp:wrapTopAndBottom/>
             <wp:docPr id="4" name="Image4" descr="" title=""/>
             <wp:cNvGraphicFramePr>
               <a:graphicFrameLocks xmlns:a="http://schemas.openxmlformats.org/drawingml/2006/main" noChangeAspect="1"/>
@@ -2635,10 +3664,10 @@
                     </pic:cNvPicPr>
                   </pic:nvPicPr>
                   <pic:blipFill>
-                    <a:blip r:embed="rId9">
+                    <a:blip r:embed="rId8">
                       <a:extLst>
                         <a:ext uri="{96DAC541-7B7A-43D3-8B79-37D633B846F1}">
-                          <asvg:svgBlip xmlns:asvg="http://schemas.microsoft.com/office/drawing/2016/SVG/main" r:embed="rId10"/>
+                          <asvg:svgBlip xmlns:asvg="http://schemas.microsoft.com/office/drawing/2016/SVG/main" r:embed="rId9"/>
                         </a:ext>
                       </a:extLst>
                     </a:blip>
@@ -2658,8 +3687,14 @@
                 </pic:pic>
               </a:graphicData>
             </a:graphic>
-          </wp:inline>
+          </wp:anchor>
         </w:drawing>
+      </w:r>
+      <w:r>
+        <w:rPr>
+          <w:rFonts w:ascii="Google Sans;sans-serif" w:hAnsi="Google Sans;sans-serif"/>
+        </w:rPr>
+        <w:t>Figure 4. User Registration Activity Flow.</w:t>
       </w:r>
     </w:p>
     <w:p>
@@ -2675,39 +3710,28 @@
         <w:rPr>
           <w:rFonts w:ascii="Google Sans;sans-serif" w:hAnsi="Google Sans;sans-serif"/>
         </w:rPr>
-        <w:t>Figure 4. User Registration Activity Flow.</w:t>
       </w:r>
     </w:p>
     <w:p>
       <w:pPr>
         <w:pStyle w:val="BodyText"/>
         <w:spacing w:lineRule="auto" w:line="271"/>
-        <w:ind w:hanging="0"/>
-        <w:rPr>
-          <w:rFonts w:ascii="Google Sans;sans-serif" w:hAnsi="Google Sans;sans-serif"/>
-        </w:rPr>
-      </w:pPr>
-      <w:r>
-        <w:rPr>
-          <w:rFonts w:ascii="Google Sans;sans-serif" w:hAnsi="Google Sans;sans-serif"/>
-        </w:rPr>
-      </w:r>
-    </w:p>
-    <w:p>
-      <w:pPr>
-        <w:pStyle w:val="BodyText"/>
-        <w:spacing w:lineRule="auto" w:line="271"/>
-        <w:rPr>
-          <w:rFonts w:ascii="Google Sans;sans-serif" w:hAnsi="Google Sans;sans-serif"/>
-          <w:lang w:val="en-US"/>
-        </w:rPr>
-      </w:pPr>
-      <w:r>
-        <w:rPr/>
+        <w:jc w:val="center"/>
+        <w:rPr/>
+      </w:pPr>
+      <w:r>
         <w:drawing>
-          <wp:inline distT="0" distB="0" distL="0" distR="0">
+          <wp:anchor behindDoc="0" distT="0" distB="0" distL="0" distR="0" simplePos="0" locked="0" layoutInCell="0" allowOverlap="1" relativeHeight="4">
+            <wp:simplePos x="0" y="0"/>
+            <wp:positionH relativeFrom="column">
+              <wp:align>center</wp:align>
+            </wp:positionH>
+            <wp:positionV relativeFrom="paragraph">
+              <wp:posOffset>635</wp:posOffset>
+            </wp:positionV>
             <wp:extent cx="6762750" cy="5734050"/>
             <wp:effectExtent l="0" t="0" r="0" b="0"/>
+            <wp:wrapTopAndBottom/>
             <wp:docPr id="5" name="Image5" descr="" title=""/>
             <wp:cNvGraphicFramePr>
               <a:graphicFrameLocks xmlns:a="http://schemas.openxmlformats.org/drawingml/2006/main" noChangeAspect="1"/>
@@ -2722,10 +3746,10 @@
                     </pic:cNvPicPr>
                   </pic:nvPicPr>
                   <pic:blipFill>
-                    <a:blip r:embed="rId11">
+                    <a:blip r:embed="rId10">
                       <a:extLst>
                         <a:ext uri="{96DAC541-7B7A-43D3-8B79-37D633B846F1}">
-                          <asvg:svgBlip xmlns:asvg="http://schemas.microsoft.com/office/drawing/2016/SVG/main" r:embed="rId12"/>
+                          <asvg:svgBlip xmlns:asvg="http://schemas.microsoft.com/office/drawing/2016/SVG/main" r:embed="rId11"/>
                         </a:ext>
                       </a:extLst>
                     </a:blip>
@@ -2745,7 +3769,7 @@
                 </pic:pic>
               </a:graphicData>
             </a:graphic>
-          </wp:inline>
+          </wp:anchor>
         </w:drawing>
       </w:r>
       <w:r>
@@ -2759,6 +3783,20 @@
     <w:p>
       <w:pPr>
         <w:pStyle w:val="BodyText"/>
+        <w:spacing w:lineRule="auto" w:line="271"/>
+        <w:jc w:val="center"/>
+        <w:rPr>
+          <w:rFonts w:ascii="Google Sans;sans-serif" w:hAnsi="Google Sans;sans-serif"/>
+          <w:lang w:val="en-US"/>
+        </w:rPr>
+      </w:pPr>
+      <w:r>
+        <w:rPr/>
+      </w:r>
+    </w:p>
+    <w:p>
+      <w:pPr>
+        <w:pStyle w:val="Heading3"/>
         <w:spacing w:lineRule="auto" w:line="271"/>
         <w:ind w:hanging="0"/>
         <w:rPr>
@@ -2769,46 +3807,50 @@
       <w:r>
         <w:rPr>
           <w:rFonts w:ascii="Google Sans;sans-serif" w:hAnsi="Google Sans;sans-serif"/>
-          <w:lang w:val="en-US"/>
-        </w:rPr>
-      </w:r>
-    </w:p>
-    <w:p>
-      <w:pPr>
-        <w:pStyle w:val="BodyText"/>
-        <w:spacing w:lineRule="auto" w:line="271"/>
-        <w:rPr>
-          <w:rFonts w:ascii="Google Sans;sans-serif" w:hAnsi="Google Sans;sans-serif"/>
-          <w:b/>
-          <w:bCs/>
-          <w:lang w:val="en-US"/>
-        </w:rPr>
-      </w:pPr>
-      <w:r>
-        <w:rPr>
-          <w:rFonts w:ascii="Google Sans;sans-serif" w:hAnsi="Google Sans;sans-serif"/>
-          <w:b/>
-          <w:bCs/>
-          <w:lang w:val="en-US"/>
-        </w:rPr>
-        <w:t>User Login &amp; Access Control Flow</w:t>
-      </w:r>
-    </w:p>
-    <w:p>
-      <w:pPr>
-        <w:pStyle w:val="BodyText"/>
-        <w:spacing w:lineRule="auto" w:line="271"/>
-        <w:rPr>
-          <w:rFonts w:ascii="Google Sans;sans-serif" w:hAnsi="Google Sans;sans-serif"/>
-          <w:lang w:val="en-US"/>
-        </w:rPr>
-      </w:pPr>
-      <w:r>
-        <w:rPr>
-          <w:rFonts w:ascii="Google Sans;sans-serif" w:hAnsi="Google Sans;sans-serif"/>
-          <w:lang w:val="en-US"/>
-        </w:rPr>
-        <w:t xml:space="preserve">When submitting credentials at /login (POST /login), the system executes security checks before granting access: </w:t>
+        </w:rPr>
+        <w:t>4.1.2 User Login &amp; Access Control Flow</w:t>
+      </w:r>
+    </w:p>
+    <w:p>
+      <w:pPr>
+        <w:pStyle w:val="BodyText"/>
+        <w:spacing w:lineRule="auto" w:line="273" w:before="0" w:after="140"/>
+        <w:ind w:hanging="0" w:start="0" w:end="0"/>
+        <w:rPr/>
+      </w:pPr>
+      <w:bookmarkStart w:id="56" w:name="p-rc_b7496bcaa7cbe166-340"/>
+      <w:bookmarkEnd w:id="56"/>
+      <w:r>
+        <w:rPr>
+          <w:rFonts w:ascii="Google Sans Text;sans-serif" w:hAnsi="Google Sans Text;sans-serif"/>
+        </w:rPr>
+        <w:t xml:space="preserve">When submitting credentials at </w:t>
+      </w:r>
+      <w:r>
+        <w:rPr>
+          <w:rStyle w:val="SourceText"/>
+          <w:rFonts w:ascii="Google Sans Text;sans-serif" w:hAnsi="Google Sans Text;sans-serif"/>
+        </w:rPr>
+        <w:t>/login</w:t>
+      </w:r>
+      <w:r>
+        <w:rPr>
+          <w:rFonts w:ascii="Google Sans Text;sans-serif" w:hAnsi="Google Sans Text;sans-serif"/>
+        </w:rPr>
+        <w:t xml:space="preserve"> (</w:t>
+      </w:r>
+      <w:r>
+        <w:rPr>
+          <w:rStyle w:val="SourceText"/>
+          <w:rFonts w:ascii="Google Sans Text;sans-serif" w:hAnsi="Google Sans Text;sans-serif"/>
+        </w:rPr>
+        <w:t>POST /login</w:t>
+      </w:r>
+      <w:r>
+        <w:rPr>
+          <w:rFonts w:ascii="Google Sans Text;sans-serif" w:hAnsi="Google Sans Text;sans-serif"/>
+        </w:rPr>
+        <w:t xml:space="preserve">), the system executes security checks before granting access: </w:t>
       </w:r>
     </w:p>
     <w:p>
@@ -2818,27 +3860,55 @@
           <w:ilvl w:val="0"/>
           <w:numId w:val="12"/>
         </w:numPr>
-        <w:spacing w:lineRule="auto" w:line="271"/>
-        <w:rPr>
-          <w:rFonts w:ascii="Google Sans;sans-serif" w:hAnsi="Google Sans;sans-serif"/>
-          <w:lang w:val="en-US"/>
-        </w:rPr>
-      </w:pPr>
-      <w:r>
-        <w:rPr>
-          <w:rFonts w:ascii="Google Sans;sans-serif" w:hAnsi="Google Sans;sans-serif"/>
+        <w:pBdr/>
+        <w:tabs>
+          <w:tab w:val="clear" w:pos="709"/>
+          <w:tab w:val="left" w:pos="0" w:leader="none"/>
+        </w:tabs>
+        <w:spacing w:lineRule="auto" w:line="273" w:before="0" w:after="140"/>
+        <w:ind w:hanging="283" w:start="709" w:end="0"/>
+        <w:rPr/>
+      </w:pPr>
+      <w:bookmarkStart w:id="57" w:name="p-rc_b7496bcaa7cbe166-341"/>
+      <w:bookmarkEnd w:id="57"/>
+      <w:r>
+        <w:rPr>
+          <w:rFonts w:ascii="Google Sans Text;sans-serif" w:hAnsi="Google Sans Text;sans-serif"/>
           <w:b/>
-          <w:bCs/>
-          <w:lang w:val="en-US"/>
-        </w:rPr>
-        <w:t>Rate Limiting:</w:t>
-      </w:r>
-      <w:r>
-        <w:rPr>
-          <w:rFonts w:ascii="Google Sans;sans-serif" w:hAnsi="Google Sans;sans-serif"/>
-          <w:lang w:val="en-US"/>
-        </w:rPr>
-        <w:t xml:space="preserve"> Checks request frequency to prevent brute-force attacks. If limits are exceeded, a 429 Too Many Requests error is thrown. </w:t>
+        </w:rPr>
+        <w:t>Credential Verification:</w:t>
+      </w:r>
+      <w:r>
+        <w:rPr>
+          <w:rFonts w:ascii="Google Sans Text;sans-serif" w:hAnsi="Google Sans Text;sans-serif"/>
+        </w:rPr>
+        <w:t xml:space="preserve"> Searches MongoDB for the user record and verifies the password against the stored </w:t>
+      </w:r>
+      <w:r>
+        <w:rPr>
+          <w:rStyle w:val="SourceText"/>
+          <w:rFonts w:ascii="Google Sans Text;sans-serif" w:hAnsi="Google Sans Text;sans-serif"/>
+        </w:rPr>
+        <w:t>bcrypt</w:t>
+      </w:r>
+      <w:r>
+        <w:rPr>
+          <w:rFonts w:ascii="Google Sans Text;sans-serif" w:hAnsi="Google Sans Text;sans-serif"/>
+        </w:rPr>
+        <w:t xml:space="preserve"> hash. If invalid, a generic </w:t>
+      </w:r>
+      <w:r>
+        <w:rPr>
+          <w:rStyle w:val="SourceText"/>
+          <w:rFonts w:ascii="Google Sans Text;sans-serif" w:hAnsi="Google Sans Text;sans-serif"/>
+        </w:rPr>
+        <w:t>401 Unauthorized</w:t>
+      </w:r>
+      <w:r>
+        <w:rPr>
+          <w:rFonts w:ascii="Google Sans Text;sans-serif" w:hAnsi="Google Sans Text;sans-serif"/>
+        </w:rPr>
+        <w:t xml:space="preserve"> response is returned. </w:t>
       </w:r>
     </w:p>
     <w:p>
@@ -2848,27 +3918,31 @@
           <w:ilvl w:val="0"/>
           <w:numId w:val="12"/>
         </w:numPr>
-        <w:spacing w:lineRule="auto" w:line="271"/>
-        <w:rPr>
-          <w:rFonts w:ascii="Google Sans;sans-serif" w:hAnsi="Google Sans;sans-serif"/>
-          <w:lang w:val="en-US"/>
-        </w:rPr>
-      </w:pPr>
-      <w:r>
-        <w:rPr>
-          <w:rFonts w:ascii="Google Sans;sans-serif" w:hAnsi="Google Sans;sans-serif"/>
+        <w:pBdr/>
+        <w:tabs>
+          <w:tab w:val="clear" w:pos="709"/>
+          <w:tab w:val="left" w:pos="0" w:leader="none"/>
+        </w:tabs>
+        <w:spacing w:lineRule="auto" w:line="273" w:before="0" w:after="140"/>
+        <w:ind w:hanging="283" w:start="709" w:end="0"/>
+        <w:rPr>
+          <w:rFonts w:ascii="Google Sans Text;sans-serif" w:hAnsi="Google Sans Text;sans-serif"/>
+        </w:rPr>
+      </w:pPr>
+      <w:bookmarkStart w:id="58" w:name="p-rc_b7496bcaa7cbe166-342"/>
+      <w:bookmarkEnd w:id="58"/>
+      <w:r>
+        <w:rPr>
+          <w:rFonts w:ascii="Google Sans Text;sans-serif" w:hAnsi="Google Sans Text;sans-serif"/>
           <w:b/>
-          <w:bCs/>
-          <w:lang w:val="en-US"/>
-        </w:rPr>
-        <w:t>Credential Verification:</w:t>
-      </w:r>
-      <w:r>
-        <w:rPr>
-          <w:rFonts w:ascii="Google Sans;sans-serif" w:hAnsi="Google Sans;sans-serif"/>
-          <w:lang w:val="en-US"/>
-        </w:rPr>
-        <w:t xml:space="preserve"> Searches MongoDB for the user record and verifies the submitted password against the stored bcrypt hash. If invalid, a generic 401 Unauthorized response is returned. </w:t>
+        </w:rPr>
+        <w:t>Session Token Issuance:</w:t>
+      </w:r>
+      <w:r>
+        <w:rPr>
+          <w:rFonts w:ascii="Google Sans Text;sans-serif" w:hAnsi="Google Sans Text;sans-serif"/>
+        </w:rPr>
+        <w:t xml:space="preserve"> Upon successful verification, a JWT token is generated and stored in a secure cookie. </w:t>
       </w:r>
     </w:p>
     <w:p>
@@ -2878,57 +3952,55 @@
           <w:ilvl w:val="0"/>
           <w:numId w:val="12"/>
         </w:numPr>
-        <w:spacing w:lineRule="auto" w:line="271"/>
-        <w:rPr>
-          <w:rFonts w:ascii="Google Sans;sans-serif" w:hAnsi="Google Sans;sans-serif"/>
-          <w:lang w:val="en-US"/>
-        </w:rPr>
-      </w:pPr>
-      <w:r>
-        <w:rPr>
-          <w:rFonts w:ascii="Google Sans;sans-serif" w:hAnsi="Google Sans;sans-serif"/>
+        <w:pBdr/>
+        <w:tabs>
+          <w:tab w:val="clear" w:pos="709"/>
+          <w:tab w:val="left" w:pos="0" w:leader="none"/>
+        </w:tabs>
+        <w:spacing w:lineRule="auto" w:line="273" w:before="0" w:after="140"/>
+        <w:ind w:hanging="283" w:start="709" w:end="0"/>
+        <w:rPr/>
+      </w:pPr>
+      <w:bookmarkStart w:id="59" w:name="p-rc_b7496bcaa7cbe166-343"/>
+      <w:bookmarkEnd w:id="59"/>
+      <w:r>
+        <w:rPr>
+          <w:rFonts w:ascii="Google Sans Text;sans-serif" w:hAnsi="Google Sans Text;sans-serif"/>
           <w:b/>
-          <w:bCs/>
-          <w:lang w:val="en-US"/>
-        </w:rPr>
-        <w:t>Session Token Issuance:</w:t>
-      </w:r>
-      <w:r>
-        <w:rPr>
-          <w:rFonts w:ascii="Google Sans;sans-serif" w:hAnsi="Google Sans;sans-serif"/>
-          <w:lang w:val="en-US"/>
-        </w:rPr>
-        <w:t xml:space="preserve"> Upon successful verification, a JWT token is generated and stored in a secure cookie. </w:t>
-      </w:r>
-    </w:p>
-    <w:p>
-      <w:pPr>
-        <w:pStyle w:val="BodyText"/>
-        <w:numPr>
-          <w:ilvl w:val="0"/>
-          <w:numId w:val="12"/>
-        </w:numPr>
-        <w:spacing w:lineRule="auto" w:line="271"/>
-        <w:rPr>
-          <w:rFonts w:ascii="Google Sans;sans-serif" w:hAnsi="Google Sans;sans-serif"/>
-          <w:lang w:val="en-US"/>
-        </w:rPr>
-      </w:pPr>
-      <w:r>
-        <w:rPr>
-          <w:rFonts w:ascii="Google Sans;sans-serif" w:hAnsi="Google Sans;sans-serif"/>
-          <w:b/>
-          <w:bCs/>
-          <w:lang w:val="en-US"/>
         </w:rPr>
         <w:t>Role-Based Redirection:</w:t>
       </w:r>
       <w:r>
         <w:rPr>
-          <w:rFonts w:ascii="Google Sans;sans-serif" w:hAnsi="Google Sans;sans-serif"/>
-          <w:lang w:val="en-US"/>
-        </w:rPr>
-        <w:t xml:space="preserve"> Admin users are redirected to /admin, while standard users are routed to /userInfo.</w:t>
+          <w:rFonts w:ascii="Google Sans Text;sans-serif" w:hAnsi="Google Sans Text;sans-serif"/>
+        </w:rPr>
+        <w:t xml:space="preserve"> Admin users are redirected to </w:t>
+      </w:r>
+      <w:r>
+        <w:rPr>
+          <w:rStyle w:val="SourceText"/>
+          <w:rFonts w:ascii="Google Sans Text;sans-serif" w:hAnsi="Google Sans Text;sans-serif"/>
+        </w:rPr>
+        <w:t>/admin</w:t>
+      </w:r>
+      <w:r>
+        <w:rPr>
+          <w:rFonts w:ascii="Google Sans Text;sans-serif" w:hAnsi="Google Sans Text;sans-serif"/>
+        </w:rPr>
+        <w:t xml:space="preserve">, while standard users are routed to </w:t>
+      </w:r>
+      <w:r>
+        <w:rPr>
+          <w:rStyle w:val="SourceText"/>
+          <w:rFonts w:ascii="Google Sans Text;sans-serif" w:hAnsi="Google Sans Text;sans-serif"/>
+        </w:rPr>
+        <w:t>/userInfo</w:t>
+      </w:r>
+      <w:r>
+        <w:rPr>
+          <w:rFonts w:ascii="Google Sans Text;sans-serif" w:hAnsi="Google Sans Text;sans-serif"/>
+        </w:rPr>
+        <w:t>.</w:t>
       </w:r>
     </w:p>
     <w:p>
@@ -2938,12 +4010,22 @@
         <w:ind w:hanging="0"/>
         <w:rPr>
           <w:rFonts w:ascii="Google Sans;sans-serif" w:hAnsi="Google Sans;sans-serif"/>
-        </w:rPr>
-      </w:pPr>
-      <w:r>
-        <w:rPr>
-          <w:rFonts w:ascii="Google Sans;sans-serif" w:hAnsi="Google Sans;sans-serif"/>
-        </w:rPr>
+          <w:lang w:val="en-US"/>
+        </w:rPr>
+      </w:pPr>
+      <w:r>
+        <w:rPr/>
+      </w:r>
+    </w:p>
+    <w:p>
+      <w:pPr>
+        <w:pStyle w:val="BodyText"/>
+        <w:spacing w:lineRule="auto" w:line="271"/>
+        <w:ind w:hanging="0"/>
+        <w:jc w:val="center"/>
+        <w:rPr/>
+      </w:pPr>
+      <w:r>
         <w:drawing>
           <wp:anchor behindDoc="0" distT="0" distB="0" distL="0" distR="0" simplePos="0" locked="0" layoutInCell="0" allowOverlap="1" relativeHeight="8">
             <wp:simplePos x="0" y="0"/>
@@ -2955,7 +4037,7 @@
             </wp:positionV>
             <wp:extent cx="6840220" cy="5329555"/>
             <wp:effectExtent l="0" t="0" r="0" b="0"/>
-            <wp:wrapSquare wrapText="largest"/>
+            <wp:wrapTopAndBottom/>
             <wp:docPr id="6" name="Image3" descr="" title=""/>
             <wp:cNvGraphicFramePr>
               <a:graphicFrameLocks xmlns:a="http://schemas.openxmlformats.org/drawingml/2006/main" noChangeAspect="1"/>
@@ -2970,10 +4052,10 @@
                     </pic:cNvPicPr>
                   </pic:nvPicPr>
                   <pic:blipFill>
-                    <a:blip r:embed="rId13">
+                    <a:blip r:embed="rId12">
                       <a:extLst>
                         <a:ext uri="{96DAC541-7B7A-43D3-8B79-37D633B846F1}">
-                          <asvg:svgBlip xmlns:asvg="http://schemas.microsoft.com/office/drawing/2016/SVG/main" r:embed="rId14"/>
+                          <asvg:svgBlip xmlns:asvg="http://schemas.microsoft.com/office/drawing/2016/SVG/main" r:embed="rId13"/>
                         </a:ext>
                       </a:extLst>
                     </a:blip>
@@ -2996,6 +4078,12 @@
           </wp:anchor>
         </w:drawing>
       </w:r>
+      <w:r>
+        <w:rPr>
+          <w:rFonts w:ascii="Google Sans;sans-serif" w:hAnsi="Google Sans;sans-serif"/>
+        </w:rPr>
+        <w:t>Figure 6. User Authentication Activity Flow.</w:t>
+      </w:r>
     </w:p>
     <w:p>
       <w:pPr>
@@ -3010,7 +4098,6 @@
         <w:rPr>
           <w:rFonts w:ascii="Google Sans;sans-serif" w:hAnsi="Google Sans;sans-serif"/>
         </w:rPr>
-        <w:t>Figure 6. User Authentication Activity Flow.</w:t>
       </w:r>
     </w:p>
     <w:p>
@@ -3032,23 +4119,8 @@
       <w:pPr>
         <w:pStyle w:val="BodyText"/>
         <w:spacing w:lineRule="auto" w:line="271"/>
-        <w:ind w:hanging="0"/>
-        <w:rPr>
-          <w:rFonts w:ascii="Google Sans;sans-serif" w:hAnsi="Google Sans;sans-serif"/>
-        </w:rPr>
-      </w:pPr>
-      <w:r>
-        <w:rPr/>
-      </w:r>
-    </w:p>
-    <w:p>
-      <w:pPr>
-        <w:pStyle w:val="BodyText"/>
-        <w:spacing w:lineRule="auto" w:line="271"/>
-        <w:rPr>
-          <w:rFonts w:ascii="Google Sans;sans-serif" w:hAnsi="Google Sans;sans-serif"/>
-          <w:lang w:val="en-US"/>
-        </w:rPr>
+        <w:jc w:val="center"/>
+        <w:rPr/>
       </w:pPr>
       <w:r>
         <w:drawing>
@@ -3062,7 +4134,7 @@
             </wp:positionV>
             <wp:extent cx="6840220" cy="5782310"/>
             <wp:effectExtent l="0" t="0" r="0" b="0"/>
-            <wp:wrapSquare wrapText="largest"/>
+            <wp:wrapTopAndBottom/>
             <wp:docPr id="7" name="Image6" descr="" title=""/>
             <wp:cNvGraphicFramePr>
               <a:graphicFrameLocks xmlns:a="http://schemas.openxmlformats.org/drawingml/2006/main" noChangeAspect="1"/>
@@ -3077,10 +4149,10 @@
                     </pic:cNvPicPr>
                   </pic:nvPicPr>
                   <pic:blipFill>
-                    <a:blip r:embed="rId15">
+                    <a:blip r:embed="rId14">
                       <a:extLst>
                         <a:ext uri="{96DAC541-7B7A-43D3-8B79-37D633B846F1}">
-                          <asvg:svgBlip xmlns:asvg="http://schemas.microsoft.com/office/drawing/2016/SVG/main" r:embed="rId16"/>
+                          <asvg:svgBlip xmlns:asvg="http://schemas.microsoft.com/office/drawing/2016/SVG/main" r:embed="rId15"/>
                         </a:ext>
                       </a:extLst>
                     </a:blip>
@@ -3127,31 +4199,13 @@
           <w:lang w:val="en-US"/>
         </w:rPr>
       </w:r>
-    </w:p>
-    <w:p>
-      <w:pPr>
-        <w:pStyle w:val="BodyText"/>
-        <w:spacing w:lineRule="auto" w:line="271"/>
-        <w:rPr>
-          <w:rFonts w:ascii="Google Sans;sans-serif" w:hAnsi="Google Sans;sans-serif"/>
-          <w:b/>
-          <w:bCs/>
-          <w:lang w:val="en-US"/>
-        </w:rPr>
-      </w:pPr>
-      <w:r>
-        <w:rPr>
-          <w:rFonts w:ascii="Google Sans;sans-serif" w:hAnsi="Google Sans;sans-serif"/>
-          <w:b/>
-          <w:bCs/>
-          <w:lang w:val="en-US"/>
-        </w:rPr>
-        <w:t>CRUD Operations &amp; System Integration</w:t>
-      </w:r>
-    </w:p>
-    <w:p>
-      <w:pPr>
-        <w:pStyle w:val="BodyText"/>
+      <w:r>
+        <w:br w:type="page"/>
+      </w:r>
+    </w:p>
+    <w:p>
+      <w:pPr>
+        <w:pStyle w:val="Heading2"/>
         <w:spacing w:lineRule="auto" w:line="271"/>
         <w:ind w:hanging="0"/>
         <w:rPr>
@@ -3162,12 +4216,11 @@
         <w:rPr>
           <w:rFonts w:ascii="Google Sans;sans-serif" w:hAnsi="Google Sans;sans-serif"/>
         </w:rPr>
-        <w:t>The application implements full CRUD (Create, Read, Update, Delete) capability, binding frontend user actions to backend controller logic and database mutations.</w:t>
-      </w:r>
-    </w:p>
-    <w:p>
-      <w:pPr>
-        <w:pStyle w:val="BodyText"/>
+      </w:r>
+    </w:p>
+    <w:p>
+      <w:pPr>
+        <w:pStyle w:val="Heading2"/>
         <w:spacing w:lineRule="auto" w:line="271"/>
         <w:ind w:hanging="0"/>
         <w:rPr>
@@ -3178,6 +4231,25 @@
         <w:rPr>
           <w:rFonts w:ascii="Google Sans;sans-serif" w:hAnsi="Google Sans;sans-serif"/>
         </w:rPr>
+        <w:t>4.2 CRUD Operations &amp; System Integration</w:t>
+      </w:r>
+    </w:p>
+    <w:p>
+      <w:pPr>
+        <w:pStyle w:val="BodyText"/>
+        <w:spacing w:lineRule="auto" w:line="273" w:before="0" w:after="140"/>
+        <w:ind w:hanging="0" w:start="0" w:end="0"/>
+        <w:rPr>
+          <w:rFonts w:ascii="Google Sans Text;sans-serif" w:hAnsi="Google Sans Text;sans-serif"/>
+        </w:rPr>
+      </w:pPr>
+      <w:bookmarkStart w:id="60" w:name="p-rc_b7496bcaa7cbe166-344"/>
+      <w:bookmarkEnd w:id="60"/>
+      <w:r>
+        <w:rPr>
+          <w:rFonts w:ascii="Google Sans Text;sans-serif" w:hAnsi="Google Sans Text;sans-serif"/>
+        </w:rPr>
+        <w:t xml:space="preserve">The application implements full CRUD capability, binding frontend user actions to backend controller logic and database mutations. </w:t>
       </w:r>
     </w:p>
     <w:p>
@@ -3185,16 +4257,22 @@
         <w:pStyle w:val="BodyText"/>
         <w:spacing w:lineRule="auto" w:line="271"/>
         <w:ind w:hanging="0"/>
-        <w:rPr>
-          <w:rFonts w:ascii="Google Sans;sans-serif" w:hAnsi="Google Sans;sans-serif"/>
-        </w:rPr>
-      </w:pPr>
-      <w:r>
-        <w:rPr/>
+        <w:jc w:val="center"/>
+        <w:rPr/>
+      </w:pPr>
+      <w:r>
         <w:drawing>
-          <wp:inline distT="0" distB="0" distL="0" distR="0">
+          <wp:anchor behindDoc="0" distT="0" distB="0" distL="0" distR="0" simplePos="0" locked="0" layoutInCell="0" allowOverlap="1" relativeHeight="5">
+            <wp:simplePos x="0" y="0"/>
+            <wp:positionH relativeFrom="column">
+              <wp:align>center</wp:align>
+            </wp:positionH>
+            <wp:positionV relativeFrom="paragraph">
+              <wp:posOffset>635</wp:posOffset>
+            </wp:positionV>
             <wp:extent cx="5829300" cy="8924925"/>
             <wp:effectExtent l="0" t="0" r="0" b="0"/>
+            <wp:wrapTopAndBottom/>
             <wp:docPr id="8" name="Image8" descr="" title=""/>
             <wp:cNvGraphicFramePr>
               <a:graphicFrameLocks xmlns:a="http://schemas.openxmlformats.org/drawingml/2006/main" noChangeAspect="1"/>
@@ -3209,10 +4287,10 @@
                     </pic:cNvPicPr>
                   </pic:nvPicPr>
                   <pic:blipFill>
-                    <a:blip r:embed="rId17">
+                    <a:blip r:embed="rId16">
                       <a:extLst>
                         <a:ext uri="{96DAC541-7B7A-43D3-8B79-37D633B846F1}">
-                          <asvg:svgBlip xmlns:asvg="http://schemas.microsoft.com/office/drawing/2016/SVG/main" r:embed="rId18"/>
+                          <asvg:svgBlip xmlns:asvg="http://schemas.microsoft.com/office/drawing/2016/SVG/main" r:embed="rId17"/>
                         </a:ext>
                       </a:extLst>
                     </a:blip>
@@ -3232,620 +4310,15 @@
                 </pic:pic>
               </a:graphicData>
             </a:graphic>
-          </wp:inline>
+          </wp:anchor>
         </w:drawing>
       </w:r>
-    </w:p>
-    <w:p>
-      <w:pPr>
-        <w:pStyle w:val="BodyText"/>
-        <w:spacing w:lineRule="auto" w:line="271"/>
+      <w:r>
         <w:rPr>
           <w:rFonts w:ascii="Google Sans;sans-serif" w:hAnsi="Google Sans;sans-serif"/>
           <w:lang w:val="en-US"/>
         </w:rPr>
-      </w:pPr>
-      <w:r>
-        <w:rPr>
-          <w:rFonts w:ascii="Google Sans;sans-serif" w:hAnsi="Google Sans;sans-serif"/>
-          <w:lang w:val="en-US"/>
-        </w:rPr>
         <w:t>Figure 8. Core CRUD Operations Sequence Diagram.</w:t>
-      </w:r>
-    </w:p>
-    <w:p>
-      <w:pPr>
-        <w:pStyle w:val="BodyText"/>
-        <w:spacing w:lineRule="auto" w:line="271"/>
-        <w:ind w:firstLine="283" w:start="720"/>
-        <w:rPr>
-          <w:rFonts w:ascii="Google Sans;sans-serif" w:hAnsi="Google Sans;sans-serif"/>
-          <w:lang w:val="en-US"/>
-        </w:rPr>
-      </w:pPr>
-      <w:r>
-        <w:rPr>
-          <w:rFonts w:ascii="Google Sans;sans-serif" w:hAnsi="Google Sans;sans-serif"/>
-          <w:lang w:val="en-US"/>
-        </w:rPr>
-        <w:t xml:space="preserve">  </w:t>
-      </w:r>
-      <w:r>
-        <w:rPr>
-          <w:rFonts w:ascii="Google Sans;sans-serif" w:hAnsi="Google Sans;sans-serif"/>
-          <w:b/>
-          <w:bCs/>
-          <w:lang w:val="en-US"/>
-        </w:rPr>
-        <w:t>Create (Write Operations):</w:t>
-      </w:r>
-      <w:r>
-        <w:rPr>
-          <w:rFonts w:ascii="Google Sans;sans-serif" w:hAnsi="Google Sans;sans-serif"/>
-          <w:lang w:val="en-US"/>
-        </w:rPr>
-        <w:t xml:space="preserve"> User registration creates new user records in the users collection. Diagnostic sessions submitted via doctor.ejs automatically capture symptoms and AI-generated</w:t>
-      </w:r>
-      <w:r>
-        <w:rPr>
-          <w:rFonts w:ascii="新細明體" w:hAnsi="新細明體" w:cs="新細明體" w:eastAsia="新細明體"/>
-          <w:lang w:val="en-US"/>
-        </w:rPr>
-        <w:t>处方</w:t>
-      </w:r>
-      <w:r>
-        <w:rPr>
-          <w:rFonts w:ascii="Google Sans;sans-serif" w:hAnsi="Google Sans;sans-serif"/>
-          <w:lang w:val="en-US"/>
-        </w:rPr>
-        <w:t xml:space="preserve"> </w:t>
-      </w:r>
-      <w:r>
-        <w:rPr>
-          <w:rFonts w:ascii="Google Sans;sans-serif" w:hAnsi="Google Sans;sans-serif"/>
-          <w:lang w:val="en-US"/>
-        </w:rPr>
-        <w:t xml:space="preserve">guidance, storing complete diagnostic records in the history collection. </w:t>
-      </w:r>
-    </w:p>
-    <w:p>
-      <w:pPr>
-        <w:pStyle w:val="BodyText"/>
-        <w:spacing w:lineRule="auto" w:line="271"/>
-        <w:ind w:firstLine="283" w:start="720"/>
-        <w:rPr>
-          <w:rFonts w:ascii="Google Sans;sans-serif" w:hAnsi="Google Sans;sans-serif"/>
-          <w:lang w:val="en-US"/>
-        </w:rPr>
-      </w:pPr>
-      <w:r>
-        <w:rPr>
-          <w:rFonts w:ascii="Google Sans;sans-serif" w:hAnsi="Google Sans;sans-serif"/>
-          <w:lang w:val="en-US"/>
-        </w:rPr>
-        <w:t xml:space="preserve">  </w:t>
-      </w:r>
-      <w:r>
-        <w:rPr>
-          <w:rFonts w:ascii="Google Sans;sans-serif" w:hAnsi="Google Sans;sans-serif"/>
-          <w:b/>
-          <w:bCs/>
-          <w:lang w:val="en-US"/>
-        </w:rPr>
-        <w:t>Read (Query Operations):</w:t>
-      </w:r>
-      <w:r>
-        <w:rPr>
-          <w:rFonts w:ascii="Google Sans;sans-serif" w:hAnsi="Google Sans;sans-serif"/>
-          <w:lang w:val="en-US"/>
-        </w:rPr>
-        <w:t xml:space="preserve"> Navigating to history.ejs fetches historical consultation records associated with the user's account ID and renders them chronologically on a timeline interface. Restoring record details reloads cached prescription data back into the consultation view. </w:t>
-      </w:r>
-    </w:p>
-    <w:p>
-      <w:pPr>
-        <w:pStyle w:val="BodyText"/>
-        <w:spacing w:lineRule="auto" w:line="271"/>
-        <w:ind w:firstLine="283" w:start="720"/>
-        <w:rPr>
-          <w:rFonts w:ascii="Google Sans;sans-serif" w:hAnsi="Google Sans;sans-serif"/>
-          <w:lang w:val="en-US"/>
-        </w:rPr>
-      </w:pPr>
-      <w:r>
-        <w:rPr>
-          <w:rFonts w:ascii="Google Sans;sans-serif" w:hAnsi="Google Sans;sans-serif"/>
-          <w:lang w:val="en-US"/>
-        </w:rPr>
-        <w:t xml:space="preserve">  </w:t>
-      </w:r>
-      <w:r>
-        <w:rPr>
-          <w:rFonts w:ascii="Google Sans;sans-serif" w:hAnsi="Google Sans;sans-serif"/>
-          <w:b/>
-          <w:bCs/>
-          <w:lang w:val="en-US"/>
-        </w:rPr>
-        <w:t>Update (Modification Operations):</w:t>
-      </w:r>
-      <w:r>
-        <w:rPr>
-          <w:rFonts w:ascii="Google Sans;sans-serif" w:hAnsi="Google Sans;sans-serif"/>
-          <w:lang w:val="en-US"/>
-        </w:rPr>
-        <w:t xml:space="preserve"> Users can execute password updates (POST /changePassword), which modify the corresponding document in MongoDB. Session state flags (isLoggedIn, reviewData) and sessionStorage tokens are updated dynamically across requests. System-wide formulation changes update database records to automatically sync across frontend views. </w:t>
-      </w:r>
-    </w:p>
-    <w:p>
-      <w:pPr>
-        <w:pStyle w:val="BodyText"/>
-        <w:spacing w:lineRule="auto" w:line="271"/>
-        <w:ind w:firstLine="283" w:start="720"/>
-        <w:rPr>
-          <w:rFonts w:ascii="Google Sans;sans-serif" w:hAnsi="Google Sans;sans-serif"/>
-          <w:lang w:val="en-US"/>
-        </w:rPr>
-      </w:pPr>
-      <w:r>
-        <w:rPr>
-          <w:rFonts w:ascii="Google Sans;sans-serif" w:hAnsi="Google Sans;sans-serif"/>
-          <w:lang w:val="en-US"/>
-        </w:rPr>
-        <w:t xml:space="preserve">  </w:t>
-      </w:r>
-      <w:r>
-        <w:rPr>
-          <w:rFonts w:ascii="Google Sans;sans-serif" w:hAnsi="Google Sans;sans-serif"/>
-          <w:b/>
-          <w:bCs/>
-          <w:lang w:val="en-US"/>
-        </w:rPr>
-        <w:t>Delete (Removal Operations):</w:t>
-      </w:r>
-      <w:r>
-        <w:rPr>
-          <w:rFonts w:ascii="Google Sans;sans-serif" w:hAnsi="Google Sans;sans-serif"/>
-          <w:lang w:val="en-US"/>
-        </w:rPr>
-        <w:t xml:space="preserve"> Selecting individual record entries or executing administrative operations triggers target deletion requests (DELETE route), permanently removing corresponding records from MongoDB.</w:t>
-      </w:r>
-    </w:p>
-    <w:p>
-      <w:pPr>
-        <w:pStyle w:val="BodyText"/>
-        <w:spacing w:lineRule="auto" w:line="271"/>
-        <w:ind w:hanging="0" w:start="720"/>
-        <w:rPr>
-          <w:rFonts w:ascii="Google Sans;sans-serif" w:hAnsi="Google Sans;sans-serif"/>
-          <w:lang w:val="en-US"/>
-        </w:rPr>
-      </w:pPr>
-      <w:r>
-        <w:rPr>
-          <w:rFonts w:ascii="Google Sans;sans-serif" w:hAnsi="Google Sans;sans-serif"/>
-          <w:lang w:val="en-US"/>
-        </w:rPr>
-      </w:r>
-    </w:p>
-    <w:p>
-      <w:pPr>
-        <w:pStyle w:val="BodyText"/>
-        <w:spacing w:lineRule="auto" w:line="271"/>
-        <w:rPr>
-          <w:rFonts w:ascii="Google Sans;sans-serif" w:hAnsi="Google Sans;sans-serif"/>
-          <w:b/>
-          <w:bCs/>
-          <w:lang w:val="en-US"/>
-        </w:rPr>
-      </w:pPr>
-      <w:r>
-        <w:rPr>
-          <w:rFonts w:ascii="Google Sans;sans-serif" w:hAnsi="Google Sans;sans-serif"/>
-          <w:b/>
-          <w:bCs/>
-          <w:lang w:val="en-US"/>
-        </w:rPr>
-        <w:t>Section 6: Directory Structure &amp; System Implementation</w:t>
-      </w:r>
-    </w:p>
-    <w:p>
-      <w:pPr>
-        <w:pStyle w:val="BodyText"/>
-        <w:spacing w:lineRule="auto" w:line="271"/>
-        <w:rPr>
-          <w:rFonts w:ascii="Google Sans;sans-serif" w:hAnsi="Google Sans;sans-serif"/>
-          <w:b/>
-          <w:bCs/>
-          <w:lang w:val="en-US"/>
-        </w:rPr>
-      </w:pPr>
-      <w:r>
-        <w:rPr>
-          <w:rFonts w:ascii="Google Sans;sans-serif" w:hAnsi="Google Sans;sans-serif"/>
-          <w:b/>
-          <w:bCs/>
-          <w:lang w:val="en-US"/>
-        </w:rPr>
-        <w:t>Project Directory &amp; Layout</w:t>
-      </w:r>
-    </w:p>
-    <w:p>
-      <w:pPr>
-        <w:pStyle w:val="BodyText"/>
-        <w:spacing w:lineRule="auto" w:line="271"/>
-        <w:ind w:hanging="0"/>
-        <w:rPr>
-          <w:rFonts w:ascii="Google Sans;sans-serif" w:hAnsi="Google Sans;sans-serif"/>
-        </w:rPr>
-      </w:pPr>
-      <w:r>
-        <w:rPr>
-          <w:rFonts w:ascii="Google Sans;sans-serif" w:hAnsi="Google Sans;sans-serif"/>
-        </w:rPr>
-        <w:t xml:space="preserve">The </w:t>
-      </w:r>
-      <w:r>
-        <w:rPr>
-          <w:rFonts w:ascii="新細明體" w:hAnsi="新細明體" w:cs="新細明體" w:eastAsia="新細明體"/>
-        </w:rPr>
-        <w:t>杏林院</w:t>
-      </w:r>
-      <w:r>
-        <w:rPr>
-          <w:rFonts w:ascii="Google Sans;sans-serif" w:hAnsi="Google Sans;sans-serif"/>
-        </w:rPr>
-        <w:t xml:space="preserve"> </w:t>
-      </w:r>
-      <w:r>
-        <w:rPr>
-          <w:rFonts w:ascii="Google Sans;sans-serif" w:hAnsi="Google Sans;sans-serif"/>
-        </w:rPr>
-        <w:t>(Xinglin Academy) system follows a structured modular directory layout, separating server orchestration, static assets, rendering templates, and environment dependencies.</w:t>
-      </w:r>
-    </w:p>
-    <w:p>
-      <w:pPr>
-        <w:pStyle w:val="BodyText"/>
-        <w:spacing w:lineRule="auto" w:line="271"/>
-        <w:ind w:hanging="0"/>
-        <w:rPr>
-          <w:rFonts w:ascii="Google Sans;sans-serif" w:hAnsi="Google Sans;sans-serif"/>
-          <w:lang w:val="en-US"/>
-        </w:rPr>
-      </w:pPr>
-      <w:r>
-        <w:rPr>
-          <w:rFonts w:ascii="新細明體" w:hAnsi="新細明體" w:cs="新細明體" w:eastAsia="新細明體"/>
-          <w:lang w:val="en-US"/>
-        </w:rPr>
-        <w:t>杏林院專案根目錄</w:t>
-      </w:r>
-      <w:r>
-        <w:rPr>
-          <w:rFonts w:ascii="Google Sans;sans-serif" w:hAnsi="Google Sans;sans-serif"/>
-          <w:lang w:val="en-US"/>
-        </w:rPr>
-        <w:t xml:space="preserve"> </w:t>
-      </w:r>
-      <w:r>
-        <w:rPr>
-          <w:rFonts w:ascii="Google Sans;sans-serif" w:hAnsi="Google Sans;sans-serif"/>
-          <w:lang w:val="en-US"/>
-        </w:rPr>
-        <w:t>(Root)</w:t>
-      </w:r>
-    </w:p>
-    <w:p>
-      <w:pPr>
-        <w:pStyle w:val="BodyText"/>
-        <w:spacing w:lineRule="auto" w:line="271"/>
-        <w:ind w:hanging="0"/>
-        <w:rPr>
-          <w:rFonts w:ascii="Google Sans;sans-serif" w:hAnsi="Google Sans;sans-serif"/>
-          <w:lang w:val="en-US"/>
-        </w:rPr>
-      </w:pPr>
-      <w:r>
-        <w:rPr>
-          <w:rFonts w:ascii="Google Sans;sans-serif" w:hAnsi="Google Sans;sans-serif"/>
-          <w:lang w:val="en-US"/>
-        </w:rPr>
-        <w:t xml:space="preserve">├── </w:t>
-      </w:r>
-      <w:r>
-        <w:rPr>
-          <w:rFonts w:ascii="Google Sans;sans-serif" w:hAnsi="Google Sans;sans-serif"/>
-          <w:lang w:val="en-US"/>
-        </w:rPr>
-        <w:t>app.js</w:t>
-      </w:r>
-    </w:p>
-    <w:p>
-      <w:pPr>
-        <w:pStyle w:val="BodyText"/>
-        <w:spacing w:lineRule="auto" w:line="271"/>
-        <w:ind w:hanging="0"/>
-        <w:rPr>
-          <w:rFonts w:ascii="Google Sans;sans-serif" w:hAnsi="Google Sans;sans-serif"/>
-          <w:lang w:val="en-US"/>
-        </w:rPr>
-      </w:pPr>
-      <w:r>
-        <w:rPr>
-          <w:rFonts w:ascii="Google Sans;sans-serif" w:hAnsi="Google Sans;sans-serif"/>
-          <w:lang w:val="en-US"/>
-        </w:rPr>
-        <w:t xml:space="preserve">├── </w:t>
-      </w:r>
-      <w:r>
-        <w:rPr>
-          <w:rFonts w:ascii="Google Sans;sans-serif" w:hAnsi="Google Sans;sans-serif"/>
-          <w:lang w:val="en-US"/>
-        </w:rPr>
-        <w:t>package.json</w:t>
-      </w:r>
-    </w:p>
-    <w:p>
-      <w:pPr>
-        <w:pStyle w:val="BodyText"/>
-        <w:spacing w:lineRule="auto" w:line="271"/>
-        <w:ind w:hanging="0"/>
-        <w:rPr>
-          <w:rFonts w:ascii="Google Sans;sans-serif" w:hAnsi="Google Sans;sans-serif"/>
-          <w:lang w:val="en-US"/>
-        </w:rPr>
-      </w:pPr>
-      <w:r>
-        <w:rPr>
-          <w:rFonts w:ascii="Google Sans;sans-serif" w:hAnsi="Google Sans;sans-serif"/>
-          <w:lang w:val="en-US"/>
-        </w:rPr>
-        <w:t xml:space="preserve">├── </w:t>
-      </w:r>
-      <w:r>
-        <w:rPr>
-          <w:rFonts w:ascii="Google Sans;sans-serif" w:hAnsi="Google Sans;sans-serif"/>
-          <w:lang w:val="en-US"/>
-        </w:rPr>
-        <w:t>public/</w:t>
-      </w:r>
-    </w:p>
-    <w:p>
-      <w:pPr>
-        <w:pStyle w:val="BodyText"/>
-        <w:spacing w:lineRule="auto" w:line="271"/>
-        <w:ind w:hanging="0"/>
-        <w:rPr>
-          <w:rFonts w:ascii="Google Sans;sans-serif" w:hAnsi="Google Sans;sans-serif"/>
-          <w:lang w:val="en-US"/>
-        </w:rPr>
-      </w:pPr>
-      <w:r>
-        <w:rPr>
-          <w:rFonts w:ascii="Google Sans;sans-serif" w:hAnsi="Google Sans;sans-serif"/>
-          <w:lang w:val="en-US"/>
-        </w:rPr>
-        <w:t xml:space="preserve">│   ├── </w:t>
-      </w:r>
-      <w:r>
-        <w:rPr>
-          <w:rFonts w:ascii="Google Sans;sans-serif" w:hAnsi="Google Sans;sans-serif"/>
-          <w:lang w:val="en-US"/>
-        </w:rPr>
-        <w:t>final_project_css/</w:t>
-      </w:r>
-    </w:p>
-    <w:p>
-      <w:pPr>
-        <w:pStyle w:val="BodyText"/>
-        <w:spacing w:lineRule="auto" w:line="271"/>
-        <w:ind w:hanging="0"/>
-        <w:rPr>
-          <w:rFonts w:ascii="Google Sans;sans-serif" w:hAnsi="Google Sans;sans-serif"/>
-          <w:lang w:val="en-US"/>
-        </w:rPr>
-      </w:pPr>
-      <w:r>
-        <w:rPr>
-          <w:rFonts w:ascii="Google Sans;sans-serif" w:hAnsi="Google Sans;sans-serif"/>
-          <w:lang w:val="en-US"/>
-        </w:rPr>
-        <w:t xml:space="preserve">│   │   └── </w:t>
-      </w:r>
-      <w:r>
-        <w:rPr>
-          <w:rFonts w:ascii="Google Sans;sans-serif" w:hAnsi="Google Sans;sans-serif"/>
-          <w:lang w:val="en-US"/>
-        </w:rPr>
-        <w:t>doctor.css</w:t>
-      </w:r>
-    </w:p>
-    <w:p>
-      <w:pPr>
-        <w:pStyle w:val="BodyText"/>
-        <w:spacing w:lineRule="auto" w:line="271"/>
-        <w:ind w:hanging="0"/>
-        <w:rPr>
-          <w:rFonts w:ascii="Google Sans;sans-serif" w:hAnsi="Google Sans;sans-serif"/>
-          <w:lang w:val="en-US"/>
-        </w:rPr>
-      </w:pPr>
-      <w:r>
-        <w:rPr>
-          <w:rFonts w:ascii="Google Sans;sans-serif" w:hAnsi="Google Sans;sans-serif"/>
-          <w:lang w:val="en-US"/>
-        </w:rPr>
-        <w:t xml:space="preserve">│   └── </w:t>
-      </w:r>
-      <w:r>
-        <w:rPr>
-          <w:rFonts w:ascii="Google Sans;sans-serif" w:hAnsi="Google Sans;sans-serif"/>
-          <w:lang w:val="en-US"/>
-        </w:rPr>
-        <w:t>erb_finalproject_photo/</w:t>
-      </w:r>
-    </w:p>
-    <w:p>
-      <w:pPr>
-        <w:pStyle w:val="BodyText"/>
-        <w:spacing w:lineRule="auto" w:line="271"/>
-        <w:ind w:hanging="0"/>
-        <w:rPr>
-          <w:rFonts w:ascii="Google Sans;sans-serif" w:hAnsi="Google Sans;sans-serif"/>
-          <w:lang w:val="en-US"/>
-        </w:rPr>
-      </w:pPr>
-      <w:r>
-        <w:rPr>
-          <w:rFonts w:ascii="Google Sans;sans-serif" w:hAnsi="Google Sans;sans-serif"/>
-          <w:lang w:val="en-US"/>
-        </w:rPr>
-        <w:t xml:space="preserve">│       ├── </w:t>
-      </w:r>
-      <w:r>
-        <w:rPr>
-          <w:rFonts w:ascii="Google Sans;sans-serif" w:hAnsi="Google Sans;sans-serif"/>
-          <w:lang w:val="en-US"/>
-        </w:rPr>
-        <w:t>soup_master.png</w:t>
-      </w:r>
-    </w:p>
-    <w:p>
-      <w:pPr>
-        <w:pStyle w:val="BodyText"/>
-        <w:spacing w:lineRule="auto" w:line="271"/>
-        <w:ind w:hanging="0"/>
-        <w:rPr>
-          <w:rFonts w:ascii="Google Sans;sans-serif" w:hAnsi="Google Sans;sans-serif"/>
-          <w:lang w:val="en-US"/>
-        </w:rPr>
-      </w:pPr>
-      <w:r>
-        <w:rPr>
-          <w:rFonts w:ascii="Google Sans;sans-serif" w:hAnsi="Google Sans;sans-serif"/>
-          <w:lang w:val="en-US"/>
-        </w:rPr>
-        <w:t xml:space="preserve">│       └── </w:t>
-      </w:r>
-      <w:r>
-        <w:rPr>
-          <w:rFonts w:ascii="Google Sans;sans-serif" w:hAnsi="Google Sans;sans-serif"/>
-          <w:lang w:val="en-US"/>
-        </w:rPr>
-        <w:t>herb_master.png</w:t>
-      </w:r>
-    </w:p>
-    <w:p>
-      <w:pPr>
-        <w:pStyle w:val="BodyText"/>
-        <w:spacing w:lineRule="auto" w:line="271"/>
-        <w:ind w:hanging="0"/>
-        <w:rPr>
-          <w:rFonts w:ascii="Google Sans;sans-serif" w:hAnsi="Google Sans;sans-serif"/>
-          <w:lang w:val="en-US"/>
-        </w:rPr>
-      </w:pPr>
-      <w:r>
-        <w:rPr>
-          <w:rFonts w:ascii="Google Sans;sans-serif" w:hAnsi="Google Sans;sans-serif"/>
-          <w:lang w:val="en-US"/>
-        </w:rPr>
-        <w:t xml:space="preserve">└── </w:t>
-      </w:r>
-      <w:r>
-        <w:rPr>
-          <w:rFonts w:ascii="Google Sans;sans-serif" w:hAnsi="Google Sans;sans-serif"/>
-          <w:lang w:val="en-US"/>
-        </w:rPr>
-        <w:t>views/</w:t>
-      </w:r>
-    </w:p>
-    <w:p>
-      <w:pPr>
-        <w:pStyle w:val="BodyText"/>
-        <w:spacing w:lineRule="auto" w:line="271"/>
-        <w:ind w:hanging="0"/>
-        <w:rPr>
-          <w:rFonts w:ascii="Google Sans;sans-serif" w:hAnsi="Google Sans;sans-serif"/>
-          <w:lang w:val="en-US"/>
-        </w:rPr>
-      </w:pPr>
-      <w:r>
-        <w:rPr>
-          <w:rFonts w:ascii="Google Sans;sans-serif" w:hAnsi="Google Sans;sans-serif"/>
-          <w:lang w:val="en-US"/>
-        </w:rPr>
-        <w:t xml:space="preserve">    ├── </w:t>
-      </w:r>
-      <w:r>
-        <w:rPr>
-          <w:rFonts w:ascii="Google Sans;sans-serif" w:hAnsi="Google Sans;sans-serif"/>
-          <w:lang w:val="en-US"/>
-        </w:rPr>
-        <w:t>doctor.ejs</w:t>
-      </w:r>
-    </w:p>
-    <w:p>
-      <w:pPr>
-        <w:pStyle w:val="BodyText"/>
-        <w:spacing w:lineRule="auto" w:line="271"/>
-        <w:ind w:hanging="0"/>
-        <w:rPr>
-          <w:rFonts w:ascii="Google Sans;sans-serif" w:hAnsi="Google Sans;sans-serif"/>
-          <w:lang w:val="en-US"/>
-        </w:rPr>
-      </w:pPr>
-      <w:r>
-        <w:rPr>
-          <w:rFonts w:ascii="Google Sans;sans-serif" w:hAnsi="Google Sans;sans-serif"/>
-          <w:lang w:val="en-US"/>
-        </w:rPr>
-        <w:t xml:space="preserve">    └── </w:t>
-      </w:r>
-      <w:r>
-        <w:rPr>
-          <w:rFonts w:ascii="Google Sans;sans-serif" w:hAnsi="Google Sans;sans-serif"/>
-          <w:lang w:val="en-US"/>
-        </w:rPr>
-        <w:t>history.ejs</w:t>
-      </w:r>
-    </w:p>
-    <w:p>
-      <w:pPr>
-        <w:pStyle w:val="BodyText"/>
-        <w:spacing w:lineRule="auto" w:line="271"/>
-        <w:ind w:hanging="0"/>
-        <w:rPr>
-          <w:rFonts w:ascii="Google Sans;sans-serif" w:hAnsi="Google Sans;sans-serif"/>
-          <w:lang w:val="en-US"/>
-        </w:rPr>
-      </w:pPr>
-      <w:r>
-        <w:rPr>
-          <w:rFonts w:ascii="Google Sans;sans-serif" w:hAnsi="Google Sans;sans-serif"/>
-          <w:lang w:val="en-US"/>
-        </w:rPr>
-      </w:r>
-    </w:p>
-    <w:p>
-      <w:pPr>
-        <w:pStyle w:val="BodyText"/>
-        <w:spacing w:lineRule="auto" w:line="271"/>
-        <w:rPr>
-          <w:rFonts w:ascii="Google Sans;sans-serif" w:hAnsi="Google Sans;sans-serif"/>
-          <w:b/>
-          <w:bCs/>
-          <w:lang w:val="en-US"/>
-        </w:rPr>
-      </w:pPr>
-      <w:r>
-        <w:rPr>
-          <w:rFonts w:ascii="Google Sans;sans-serif" w:hAnsi="Google Sans;sans-serif"/>
-          <w:b/>
-          <w:bCs/>
-          <w:lang w:val="en-US"/>
-        </w:rPr>
-        <w:t>Component Breakdown</w:t>
       </w:r>
     </w:p>
     <w:p>
@@ -3856,26 +4329,69 @@
           <w:numId w:val="13"/>
         </w:numPr>
         <w:spacing w:lineRule="auto" w:line="271"/>
-        <w:rPr>
-          <w:rFonts w:ascii="Google Sans;sans-serif" w:hAnsi="Google Sans;sans-serif"/>
+        <w:rPr/>
+      </w:pPr>
+      <w:bookmarkStart w:id="61" w:name="p-rc_b7496bcaa7cbe166-345"/>
+      <w:bookmarkEnd w:id="61"/>
+      <w:r>
+        <w:rPr>
+          <w:rFonts w:ascii="Google Sans Text;sans-serif" w:hAnsi="Google Sans Text;sans-serif"/>
+          <w:b/>
           <w:lang w:val="en-US"/>
         </w:rPr>
-      </w:pPr>
-      <w:r>
-        <w:rPr>
-          <w:rFonts w:ascii="Google Sans;sans-serif" w:hAnsi="Google Sans;sans-serif"/>
-          <w:b/>
-          <w:bCs/>
+        <w:t>Create (Write Operations):</w:t>
+      </w:r>
+      <w:r>
+        <w:rPr>
+          <w:rFonts w:ascii="Google Sans Text;sans-serif" w:hAnsi="Google Sans Text;sans-serif"/>
           <w:lang w:val="en-US"/>
         </w:rPr>
-        <w:t>app.js (Core Server):</w:t>
-      </w:r>
-      <w:r>
-        <w:rPr>
-          <w:rFonts w:ascii="Google Sans;sans-serif" w:hAnsi="Google Sans;sans-serif"/>
+        <w:t xml:space="preserve"> User registration creates new user records in the </w:t>
+      </w:r>
+      <w:r>
+        <w:rPr>
+          <w:rStyle w:val="SourceText"/>
+          <w:rFonts w:ascii="Google Sans Text;sans-serif" w:hAnsi="Google Sans Text;sans-serif"/>
           <w:lang w:val="en-US"/>
         </w:rPr>
-        <w:t xml:space="preserve"> Operates as the main Node.js application server. It initializes Express middleware, handles database connection setup via Mongoose, defines routing endpoints, and protects API keys using .env environment variables. </w:t>
+        <w:t>users</w:t>
+      </w:r>
+      <w:r>
+        <w:rPr>
+          <w:rFonts w:ascii="Google Sans Text;sans-serif" w:hAnsi="Google Sans Text;sans-serif"/>
+          <w:lang w:val="en-US"/>
+        </w:rPr>
+        <w:t xml:space="preserve"> collection. Diagnostic sessions submitted via </w:t>
+      </w:r>
+      <w:r>
+        <w:rPr>
+          <w:rStyle w:val="SourceText"/>
+          <w:rFonts w:ascii="Google Sans Text;sans-serif" w:hAnsi="Google Sans Text;sans-serif"/>
+          <w:lang w:val="en-US"/>
+        </w:rPr>
+        <w:t>doctor.ejs</w:t>
+      </w:r>
+      <w:r>
+        <w:rPr>
+          <w:rFonts w:ascii="Google Sans Text;sans-serif" w:hAnsi="Google Sans Text;sans-serif"/>
+          <w:lang w:val="en-US"/>
+        </w:rPr>
+        <w:t xml:space="preserve"> automatically capture symptoms and AI-generated prescription guidance, storing complete diagnostic records in the </w:t>
+      </w:r>
+      <w:r>
+        <w:rPr>
+          <w:rStyle w:val="SourceText"/>
+          <w:rFonts w:ascii="Google Sans Text;sans-serif" w:hAnsi="Google Sans Text;sans-serif"/>
+          <w:lang w:val="en-US"/>
+        </w:rPr>
+        <w:t>history</w:t>
+      </w:r>
+      <w:r>
+        <w:rPr>
+          <w:rFonts w:ascii="Google Sans Text;sans-serif" w:hAnsi="Google Sans Text;sans-serif"/>
+          <w:lang w:val="en-US"/>
+        </w:rPr>
+        <w:t xml:space="preserve"> collection. </w:t>
       </w:r>
     </w:p>
     <w:p>
@@ -3885,27 +4401,36 @@
           <w:ilvl w:val="0"/>
           <w:numId w:val="13"/>
         </w:numPr>
-        <w:spacing w:lineRule="auto" w:line="271"/>
-        <w:rPr>
-          <w:rFonts w:ascii="Google Sans;sans-serif" w:hAnsi="Google Sans;sans-serif"/>
-          <w:lang w:val="en-US"/>
-        </w:rPr>
-      </w:pPr>
-      <w:r>
-        <w:rPr>
-          <w:rFonts w:ascii="Google Sans;sans-serif" w:hAnsi="Google Sans;sans-serif"/>
+        <w:spacing w:lineRule="auto" w:line="273" w:before="0" w:after="140"/>
+        <w:rPr/>
+      </w:pPr>
+      <w:bookmarkStart w:id="62" w:name="p-rc_b7496bcaa7cbe166-346"/>
+      <w:bookmarkEnd w:id="62"/>
+      <w:r>
+        <w:rPr>
+          <w:rFonts w:ascii="Google Sans Text;sans-serif" w:hAnsi="Google Sans Text;sans-serif"/>
           <w:b/>
-          <w:bCs/>
-          <w:lang w:val="en-US"/>
-        </w:rPr>
-        <w:t>package.json (Dependency Manifest):</w:t>
-      </w:r>
-      <w:r>
-        <w:rPr>
-          <w:rFonts w:ascii="Google Sans;sans-serif" w:hAnsi="Google Sans;sans-serif"/>
-          <w:lang w:val="en-US"/>
-        </w:rPr>
-        <w:t xml:space="preserve"> Manages project dependencies, including express (web server execution), mongoose (MongoDB Object Data Modeling), and cookie-parser (JWT and cookie management). </w:t>
+        </w:rPr>
+        <w:t>Read (Query Operations):</w:t>
+      </w:r>
+      <w:r>
+        <w:rPr>
+          <w:rFonts w:ascii="Google Sans Text;sans-serif" w:hAnsi="Google Sans Text;sans-serif"/>
+        </w:rPr>
+        <w:t xml:space="preserve"> Navigating to </w:t>
+      </w:r>
+      <w:r>
+        <w:rPr>
+          <w:rStyle w:val="SourceText"/>
+          <w:rFonts w:ascii="Google Sans Text;sans-serif" w:hAnsi="Google Sans Text;sans-serif"/>
+        </w:rPr>
+        <w:t>history.ejs</w:t>
+      </w:r>
+      <w:r>
+        <w:rPr>
+          <w:rFonts w:ascii="Google Sans Text;sans-serif" w:hAnsi="Google Sans Text;sans-serif"/>
+        </w:rPr>
+        <w:t xml:space="preserve"> fetches historical consultation records associated with the user's account ID and renders them chronologically on a timeline interface. Restoring record details reloads cached prescription data back into the consultation view. </w:t>
       </w:r>
     </w:p>
     <w:p>
@@ -3915,69 +4440,75 @@
           <w:ilvl w:val="0"/>
           <w:numId w:val="13"/>
         </w:numPr>
-        <w:spacing w:lineRule="auto" w:line="271"/>
-        <w:rPr>
-          <w:rFonts w:ascii="Google Sans;sans-serif" w:hAnsi="Google Sans;sans-serif"/>
-          <w:lang w:val="en-US"/>
-        </w:rPr>
-      </w:pPr>
-      <w:r>
-        <w:rPr>
-          <w:rFonts w:ascii="Google Sans;sans-serif" w:hAnsi="Google Sans;sans-serif"/>
+        <w:spacing w:lineRule="auto" w:line="273" w:before="0" w:after="140"/>
+        <w:rPr/>
+      </w:pPr>
+      <w:bookmarkStart w:id="63" w:name="p-rc_b7496bcaa7cbe166-347"/>
+      <w:bookmarkEnd w:id="63"/>
+      <w:r>
+        <w:rPr>
+          <w:rFonts w:ascii="Google Sans Text;sans-serif" w:hAnsi="Google Sans Text;sans-serif"/>
           <w:b/>
-          <w:bCs/>
-          <w:lang w:val="en-US"/>
-        </w:rPr>
-        <w:t>public/ (Static Assets):</w:t>
-      </w:r>
-      <w:r>
-        <w:rPr>
-          <w:rFonts w:ascii="Google Sans;sans-serif" w:hAnsi="Google Sans;sans-serif"/>
-          <w:lang w:val="en-US"/>
-        </w:rPr>
-        <w:t xml:space="preserve"> Stores publicly accessible static files served directly by Express. </w:t>
-      </w:r>
-    </w:p>
-    <w:p>
-      <w:pPr>
-        <w:pStyle w:val="BodyText"/>
-        <w:numPr>
-          <w:ilvl w:val="1"/>
-          <w:numId w:val="13"/>
-        </w:numPr>
-        <w:spacing w:lineRule="auto" w:line="271"/>
-        <w:rPr>
-          <w:rFonts w:ascii="Google Sans;sans-serif" w:hAnsi="Google Sans;sans-serif"/>
-          <w:lang w:val="en-US"/>
-        </w:rPr>
-      </w:pPr>
-      <w:r>
-        <w:rPr>
-          <w:rFonts w:ascii="Google Sans;sans-serif" w:hAnsi="Google Sans;sans-serif"/>
-          <w:lang w:val="en-US"/>
-        </w:rPr>
-        <w:t xml:space="preserve">final_project_css/: Contains custom CSS stylesheets (doctor.css) controlling UI layouts, UI components, navigation bars, and dynamic capsule tags. </w:t>
-      </w:r>
-    </w:p>
-    <w:p>
-      <w:pPr>
-        <w:pStyle w:val="BodyText"/>
-        <w:numPr>
-          <w:ilvl w:val="1"/>
-          <w:numId w:val="13"/>
-        </w:numPr>
-        <w:spacing w:lineRule="auto" w:line="271"/>
-        <w:rPr>
-          <w:rFonts w:ascii="Google Sans;sans-serif" w:hAnsi="Google Sans;sans-serif"/>
-          <w:lang w:val="en-US"/>
-        </w:rPr>
-      </w:pPr>
-      <w:r>
-        <w:rPr>
-          <w:rFonts w:ascii="Google Sans;sans-serif" w:hAnsi="Google Sans;sans-serif"/>
-          <w:lang w:val="en-US"/>
-        </w:rPr>
-        <w:t xml:space="preserve">erb_finalproject_photo/: Stores core image assets (soup_master.png, herb_master.png) rendered across consultation interfaces. </w:t>
+        </w:rPr>
+        <w:t>Update (Modification Operations):</w:t>
+      </w:r>
+      <w:r>
+        <w:rPr>
+          <w:rFonts w:ascii="Google Sans Text;sans-serif" w:hAnsi="Google Sans Text;sans-serif"/>
+        </w:rPr>
+        <w:t xml:space="preserve"> Users can execute password updates (</w:t>
+      </w:r>
+      <w:r>
+        <w:rPr>
+          <w:rStyle w:val="SourceText"/>
+          <w:rFonts w:ascii="Google Sans Text;sans-serif" w:hAnsi="Google Sans Text;sans-serif"/>
+        </w:rPr>
+        <w:t>POST /changePassword</w:t>
+      </w:r>
+      <w:r>
+        <w:rPr>
+          <w:rFonts w:ascii="Google Sans Text;sans-serif" w:hAnsi="Google Sans Text;sans-serif"/>
+        </w:rPr>
+        <w:t>), which modify the corresponding document in MongoDB. Session state flags (</w:t>
+      </w:r>
+      <w:r>
+        <w:rPr>
+          <w:rStyle w:val="SourceText"/>
+          <w:rFonts w:ascii="Google Sans Text;sans-serif" w:hAnsi="Google Sans Text;sans-serif"/>
+        </w:rPr>
+        <w:t>isLoggedIn</w:t>
+      </w:r>
+      <w:r>
+        <w:rPr>
+          <w:rFonts w:ascii="Google Sans Text;sans-serif" w:hAnsi="Google Sans Text;sans-serif"/>
+        </w:rPr>
+        <w:t xml:space="preserve">, </w:t>
+      </w:r>
+      <w:r>
+        <w:rPr>
+          <w:rStyle w:val="SourceText"/>
+          <w:rFonts w:ascii="Google Sans Text;sans-serif" w:hAnsi="Google Sans Text;sans-serif"/>
+        </w:rPr>
+        <w:t>reviewData</w:t>
+      </w:r>
+      <w:r>
+        <w:rPr>
+          <w:rFonts w:ascii="Google Sans Text;sans-serif" w:hAnsi="Google Sans Text;sans-serif"/>
+        </w:rPr>
+        <w:t xml:space="preserve">) and </w:t>
+      </w:r>
+      <w:r>
+        <w:rPr>
+          <w:rStyle w:val="SourceText"/>
+          <w:rFonts w:ascii="Google Sans Text;sans-serif" w:hAnsi="Google Sans Text;sans-serif"/>
+        </w:rPr>
+        <w:t>sessionStorage</w:t>
+      </w:r>
+      <w:r>
+        <w:rPr>
+          <w:rFonts w:ascii="Google Sans Text;sans-serif" w:hAnsi="Google Sans Text;sans-serif"/>
+        </w:rPr>
+        <w:t xml:space="preserve"> tokens are updated dynamically across requests. System-wide formulation changes update database records to automatically sync across frontend views. </w:t>
       </w:r>
     </w:p>
     <w:p>
@@ -3987,124 +4518,420 @@
           <w:ilvl w:val="0"/>
           <w:numId w:val="13"/>
         </w:numPr>
+        <w:spacing w:lineRule="auto" w:line="273" w:before="0" w:after="140"/>
+        <w:rPr/>
+      </w:pPr>
+      <w:bookmarkStart w:id="64" w:name="p-rc_b7496bcaa7cbe166-348"/>
+      <w:bookmarkEnd w:id="64"/>
+      <w:r>
+        <w:rPr>
+          <w:rFonts w:ascii="Google Sans Text;sans-serif" w:hAnsi="Google Sans Text;sans-serif"/>
+          <w:b/>
+        </w:rPr>
+        <w:t>Delete (Removal Operations):</w:t>
+      </w:r>
+      <w:r>
+        <w:rPr>
+          <w:rFonts w:ascii="Google Sans Text;sans-serif" w:hAnsi="Google Sans Text;sans-serif"/>
+        </w:rPr>
+        <w:t xml:space="preserve"> Selecting individual record entries or executing administrative operations triggers target deletion requests (</w:t>
+      </w:r>
+      <w:r>
+        <w:rPr>
+          <w:rStyle w:val="SourceText"/>
+          <w:rFonts w:ascii="Google Sans Text;sans-serif" w:hAnsi="Google Sans Text;sans-serif"/>
+        </w:rPr>
+        <w:t>DELETE</w:t>
+      </w:r>
+      <w:r>
+        <w:rPr>
+          <w:rFonts w:ascii="Google Sans Text;sans-serif" w:hAnsi="Google Sans Text;sans-serif"/>
+        </w:rPr>
+        <w:t xml:space="preserve"> route), permanently removing corresponding records from MongoDB. </w:t>
+      </w:r>
+    </w:p>
+    <w:p>
+      <w:pPr>
+        <w:pStyle w:val="BodyText"/>
         <w:spacing w:lineRule="auto" w:line="271"/>
+        <w:ind w:firstLine="283" w:start="720"/>
         <w:rPr>
           <w:rFonts w:ascii="Google Sans;sans-serif" w:hAnsi="Google Sans;sans-serif"/>
           <w:lang w:val="en-US"/>
         </w:rPr>
       </w:pPr>
       <w:r>
+        <w:rPr/>
+      </w:r>
+      <w:r>
+        <w:br w:type="page"/>
+      </w:r>
+    </w:p>
+    <w:p>
+      <w:pPr>
+        <w:pStyle w:val="Heading1"/>
+        <w:spacing w:lineRule="auto" w:line="271"/>
+        <w:ind w:firstLine="283" w:start="720"/>
+        <w:rPr/>
+      </w:pPr>
+      <w:r>
+        <w:rPr/>
+        <w:t>5. Directory Structure &amp; System Implementation</w:t>
+      </w:r>
+    </w:p>
+    <w:p>
+      <w:pPr>
+        <w:pStyle w:val="Heading2"/>
+        <w:rPr/>
+      </w:pPr>
+      <w:r>
+        <w:rPr/>
+        <w:t>5.1 Project Directory &amp; Layout</w:t>
+      </w:r>
+    </w:p>
+    <w:p>
+      <w:pPr>
+        <w:pStyle w:val="BodyText"/>
+        <w:ind w:hanging="0" w:start="0" w:end="0"/>
+        <w:rPr/>
+      </w:pPr>
+      <w:bookmarkStart w:id="65" w:name="p-rc_b7496bcaa7cbe166-349"/>
+      <w:bookmarkEnd w:id="65"/>
+      <w:r>
+        <w:rPr/>
+        <w:t>The system follows a structured modular layout, separating server orchestration, static assets, rendering templates, and environment dependencies.</w:t>
+      </w:r>
+    </w:p>
+    <w:p>
+      <w:pPr>
+        <w:pStyle w:val="BodyText"/>
+        <w:spacing w:lineRule="auto" w:line="271"/>
+        <w:ind w:firstLine="283" w:start="720"/>
+        <w:rPr/>
+      </w:pPr>
+      <w:r>
+        <w:rPr/>
+      </w:r>
+    </w:p>
+    <w:p>
+      <w:pPr>
+        <w:pStyle w:val="BodyText"/>
+        <w:spacing w:lineRule="auto" w:line="271"/>
+        <w:ind w:hanging="0" w:start="720"/>
+        <w:rPr>
+          <w:rFonts w:ascii="Google Sans;sans-serif" w:hAnsi="Google Sans;sans-serif"/>
+          <w:lang w:val="en-US"/>
+        </w:rPr>
+      </w:pPr>
+      <w:r>
+        <w:rPr>
+          <w:rFonts w:ascii="Google Sans;sans-serif" w:hAnsi="Google Sans;sans-serif"/>
+          <w:lang w:val="en-US"/>
+        </w:rPr>
+        <w:t xml:space="preserve">杏林院專案根目錄 </w:t>
+      </w:r>
+      <w:r>
+        <w:rPr>
+          <w:rFonts w:ascii="Google Sans;sans-serif" w:hAnsi="Google Sans;sans-serif"/>
+          <w:lang w:val="en-US"/>
+        </w:rPr>
+        <w:t>(Root)</w:t>
+      </w:r>
+    </w:p>
+    <w:p>
+      <w:pPr>
+        <w:pStyle w:val="BodyText"/>
+        <w:spacing w:lineRule="auto" w:line="271"/>
+        <w:ind w:hanging="0" w:start="720"/>
+        <w:rPr>
+          <w:rFonts w:ascii="Google Sans;sans-serif" w:hAnsi="Google Sans;sans-serif"/>
+          <w:lang w:val="en-US"/>
+        </w:rPr>
+      </w:pPr>
+      <w:r>
+        <w:rPr>
+          <w:rFonts w:ascii="Google Sans;sans-serif" w:hAnsi="Google Sans;sans-serif"/>
+          <w:lang w:val="en-US"/>
+        </w:rPr>
+        <w:t xml:space="preserve">├── </w:t>
+      </w:r>
+      <w:r>
+        <w:rPr>
+          <w:rFonts w:ascii="Google Sans;sans-serif" w:hAnsi="Google Sans;sans-serif"/>
+          <w:lang w:val="en-US"/>
+        </w:rPr>
+        <w:t>app.js</w:t>
+      </w:r>
+    </w:p>
+    <w:p>
+      <w:pPr>
+        <w:pStyle w:val="BodyText"/>
+        <w:spacing w:lineRule="auto" w:line="271"/>
+        <w:ind w:hanging="0" w:start="720"/>
+        <w:rPr>
+          <w:rFonts w:ascii="Google Sans;sans-serif" w:hAnsi="Google Sans;sans-serif"/>
+          <w:lang w:val="en-US"/>
+        </w:rPr>
+      </w:pPr>
+      <w:r>
+        <w:rPr>
+          <w:rFonts w:ascii="Google Sans;sans-serif" w:hAnsi="Google Sans;sans-serif"/>
+          <w:lang w:val="en-US"/>
+        </w:rPr>
+        <w:t xml:space="preserve">├── </w:t>
+      </w:r>
+      <w:r>
+        <w:rPr>
+          <w:rFonts w:ascii="Google Sans;sans-serif" w:hAnsi="Google Sans;sans-serif"/>
+          <w:lang w:val="en-US"/>
+        </w:rPr>
+        <w:t>package.json</w:t>
+      </w:r>
+    </w:p>
+    <w:p>
+      <w:pPr>
+        <w:pStyle w:val="BodyText"/>
+        <w:spacing w:lineRule="auto" w:line="271"/>
+        <w:ind w:hanging="0" w:start="720"/>
+        <w:rPr>
+          <w:rFonts w:ascii="Google Sans;sans-serif" w:hAnsi="Google Sans;sans-serif"/>
+          <w:lang w:val="en-US"/>
+        </w:rPr>
+      </w:pPr>
+      <w:r>
+        <w:rPr>
+          <w:rFonts w:ascii="Google Sans;sans-serif" w:hAnsi="Google Sans;sans-serif"/>
+          <w:lang w:val="en-US"/>
+        </w:rPr>
+        <w:t xml:space="preserve">├── </w:t>
+      </w:r>
+      <w:r>
+        <w:rPr>
+          <w:rFonts w:ascii="Google Sans;sans-serif" w:hAnsi="Google Sans;sans-serif"/>
+          <w:lang w:val="en-US"/>
+        </w:rPr>
+        <w:t>public/</w:t>
+      </w:r>
+    </w:p>
+    <w:p>
+      <w:pPr>
+        <w:pStyle w:val="BodyText"/>
+        <w:spacing w:lineRule="auto" w:line="271"/>
+        <w:ind w:hanging="0" w:start="720"/>
+        <w:rPr>
+          <w:rFonts w:ascii="Google Sans;sans-serif" w:hAnsi="Google Sans;sans-serif"/>
+          <w:lang w:val="en-US"/>
+        </w:rPr>
+      </w:pPr>
+      <w:r>
+        <w:rPr>
+          <w:rFonts w:ascii="Google Sans;sans-serif" w:hAnsi="Google Sans;sans-serif"/>
+          <w:lang w:val="en-US"/>
+        </w:rPr>
+        <w:t xml:space="preserve">│   ├── </w:t>
+      </w:r>
+      <w:r>
+        <w:rPr>
+          <w:rFonts w:ascii="Google Sans;sans-serif" w:hAnsi="Google Sans;sans-serif"/>
+          <w:lang w:val="en-US"/>
+        </w:rPr>
+        <w:t>final_project_css/</w:t>
+      </w:r>
+    </w:p>
+    <w:p>
+      <w:pPr>
+        <w:pStyle w:val="BodyText"/>
+        <w:spacing w:lineRule="auto" w:line="271"/>
+        <w:ind w:hanging="0" w:start="720"/>
+        <w:rPr>
+          <w:rFonts w:ascii="Google Sans;sans-serif" w:hAnsi="Google Sans;sans-serif"/>
+          <w:lang w:val="en-US"/>
+        </w:rPr>
+      </w:pPr>
+      <w:r>
+        <w:rPr>
+          <w:rFonts w:ascii="Google Sans;sans-serif" w:hAnsi="Google Sans;sans-serif"/>
+          <w:lang w:val="en-US"/>
+        </w:rPr>
+        <w:t xml:space="preserve">│   │   └── </w:t>
+      </w:r>
+      <w:r>
+        <w:rPr>
+          <w:rFonts w:ascii="Google Sans;sans-serif" w:hAnsi="Google Sans;sans-serif"/>
+          <w:lang w:val="en-US"/>
+        </w:rPr>
+        <w:t>doctor.css</w:t>
+      </w:r>
+    </w:p>
+    <w:p>
+      <w:pPr>
+        <w:pStyle w:val="BodyText"/>
+        <w:spacing w:lineRule="auto" w:line="271"/>
+        <w:ind w:hanging="0" w:start="720"/>
+        <w:rPr>
+          <w:rFonts w:ascii="Google Sans;sans-serif" w:hAnsi="Google Sans;sans-serif"/>
+          <w:lang w:val="en-US"/>
+        </w:rPr>
+      </w:pPr>
+      <w:r>
+        <w:rPr>
+          <w:rFonts w:ascii="Google Sans;sans-serif" w:hAnsi="Google Sans;sans-serif"/>
+          <w:lang w:val="en-US"/>
+        </w:rPr>
+        <w:t xml:space="preserve">│   └── </w:t>
+      </w:r>
+      <w:r>
+        <w:rPr>
+          <w:rFonts w:ascii="Google Sans;sans-serif" w:hAnsi="Google Sans;sans-serif"/>
+          <w:lang w:val="en-US"/>
+        </w:rPr>
+        <w:t>erb_finalproject_photo/</w:t>
+      </w:r>
+    </w:p>
+    <w:p>
+      <w:pPr>
+        <w:pStyle w:val="BodyText"/>
+        <w:spacing w:lineRule="auto" w:line="271"/>
+        <w:ind w:hanging="0" w:start="720"/>
+        <w:rPr>
+          <w:rFonts w:ascii="Google Sans;sans-serif" w:hAnsi="Google Sans;sans-serif"/>
+          <w:lang w:val="en-US"/>
+        </w:rPr>
+      </w:pPr>
+      <w:r>
+        <w:rPr>
+          <w:rFonts w:ascii="Google Sans;sans-serif" w:hAnsi="Google Sans;sans-serif"/>
+          <w:lang w:val="en-US"/>
+        </w:rPr>
+        <w:t xml:space="preserve">│       ├── </w:t>
+      </w:r>
+      <w:r>
+        <w:rPr>
+          <w:rFonts w:ascii="Google Sans;sans-serif" w:hAnsi="Google Sans;sans-serif"/>
+          <w:lang w:val="en-US"/>
+        </w:rPr>
+        <w:t>soup_master.png</w:t>
+      </w:r>
+    </w:p>
+    <w:p>
+      <w:pPr>
+        <w:pStyle w:val="BodyText"/>
+        <w:spacing w:lineRule="auto" w:line="271"/>
+        <w:ind w:hanging="0" w:start="720"/>
+        <w:rPr>
+          <w:rFonts w:ascii="Google Sans;sans-serif" w:hAnsi="Google Sans;sans-serif"/>
+          <w:lang w:val="en-US"/>
+        </w:rPr>
+      </w:pPr>
+      <w:r>
+        <w:rPr>
+          <w:rFonts w:ascii="Google Sans;sans-serif" w:hAnsi="Google Sans;sans-serif"/>
+          <w:lang w:val="en-US"/>
+        </w:rPr>
+        <w:t xml:space="preserve">│       └── </w:t>
+      </w:r>
+      <w:r>
+        <w:rPr>
+          <w:rFonts w:ascii="Google Sans;sans-serif" w:hAnsi="Google Sans;sans-serif"/>
+          <w:lang w:val="en-US"/>
+        </w:rPr>
+        <w:t>herb_master.png</w:t>
+      </w:r>
+    </w:p>
+    <w:p>
+      <w:pPr>
+        <w:pStyle w:val="BodyText"/>
+        <w:spacing w:lineRule="auto" w:line="271"/>
+        <w:ind w:hanging="0" w:start="720"/>
+        <w:rPr>
+          <w:rFonts w:ascii="Google Sans;sans-serif" w:hAnsi="Google Sans;sans-serif"/>
+          <w:lang w:val="en-US"/>
+        </w:rPr>
+      </w:pPr>
+      <w:r>
+        <w:rPr>
+          <w:rFonts w:ascii="Google Sans;sans-serif" w:hAnsi="Google Sans;sans-serif"/>
+          <w:lang w:val="en-US"/>
+        </w:rPr>
+        <w:t xml:space="preserve">└── </w:t>
+      </w:r>
+      <w:r>
+        <w:rPr>
+          <w:rFonts w:ascii="Google Sans;sans-serif" w:hAnsi="Google Sans;sans-serif"/>
+          <w:lang w:val="en-US"/>
+        </w:rPr>
+        <w:t>views/</w:t>
+      </w:r>
+    </w:p>
+    <w:p>
+      <w:pPr>
+        <w:pStyle w:val="BodyText"/>
+        <w:spacing w:lineRule="auto" w:line="271"/>
+        <w:ind w:hanging="0" w:start="720"/>
+        <w:rPr>
+          <w:rFonts w:ascii="Google Sans;sans-serif" w:hAnsi="Google Sans;sans-serif"/>
+          <w:lang w:val="en-US"/>
+        </w:rPr>
+      </w:pPr>
+      <w:r>
+        <w:rPr>
+          <w:rFonts w:ascii="Google Sans;sans-serif" w:hAnsi="Google Sans;sans-serif"/>
+          <w:lang w:val="en-US"/>
+        </w:rPr>
+        <w:t xml:space="preserve">    ├── </w:t>
+      </w:r>
+      <w:r>
+        <w:rPr>
+          <w:rFonts w:ascii="Google Sans;sans-serif" w:hAnsi="Google Sans;sans-serif"/>
+          <w:lang w:val="en-US"/>
+        </w:rPr>
+        <w:t>doctor.ejs</w:t>
+      </w:r>
+    </w:p>
+    <w:p>
+      <w:pPr>
+        <w:pStyle w:val="BodyText"/>
+        <w:spacing w:lineRule="auto" w:line="271"/>
+        <w:ind w:hanging="0" w:start="720"/>
+        <w:rPr>
+          <w:rFonts w:ascii="Google Sans;sans-serif" w:hAnsi="Google Sans;sans-serif"/>
+          <w:lang w:val="en-US"/>
+        </w:rPr>
+      </w:pPr>
+      <w:r>
+        <w:rPr>
+          <w:rFonts w:ascii="Google Sans;sans-serif" w:hAnsi="Google Sans;sans-serif"/>
+          <w:lang w:val="en-US"/>
+        </w:rPr>
+        <w:t xml:space="preserve">    └── </w:t>
+      </w:r>
+      <w:r>
+        <w:rPr>
+          <w:rFonts w:ascii="Google Sans;sans-serif" w:hAnsi="Google Sans;sans-serif"/>
+          <w:lang w:val="en-US"/>
+        </w:rPr>
+        <w:t>history.ejs</w:t>
+      </w:r>
+    </w:p>
+    <w:p>
+      <w:pPr>
+        <w:pStyle w:val="Heading3"/>
+        <w:spacing w:lineRule="auto" w:line="271"/>
         <w:rPr>
           <w:rFonts w:ascii="Google Sans;sans-serif" w:hAnsi="Google Sans;sans-serif"/>
           <w:b/>
           <w:bCs/>
           <w:lang w:val="en-US"/>
         </w:rPr>
-        <w:t>views/ (Template Engine):</w:t>
-      </w:r>
-      <w:r>
-        <w:rPr>
-          <w:rFonts w:ascii="Google Sans;sans-serif" w:hAnsi="Google Sans;sans-serif"/>
-          <w:lang w:val="en-US"/>
-        </w:rPr>
-        <w:t xml:space="preserve"> Houses Server-Side Rendered (SSR) EJS templates. </w:t>
-      </w:r>
-    </w:p>
-    <w:p>
-      <w:pPr>
-        <w:pStyle w:val="BodyText"/>
-        <w:numPr>
-          <w:ilvl w:val="1"/>
-          <w:numId w:val="13"/>
-        </w:numPr>
-        <w:spacing w:lineRule="auto" w:line="271"/>
-        <w:rPr>
-          <w:rFonts w:ascii="Google Sans;sans-serif" w:hAnsi="Google Sans;sans-serif"/>
-          <w:lang w:val="en-US"/>
-        </w:rPr>
-      </w:pPr>
-      <w:r>
-        <w:rPr>
-          <w:rFonts w:ascii="Google Sans;sans-serif" w:hAnsi="Google Sans;sans-serif"/>
-          <w:lang w:val="en-US"/>
-        </w:rPr>
-        <w:t xml:space="preserve">doctor.ejs: Serves the real-time AI diagnostic interface, supporting interactive consultation options, speech integration capabilities, and session cache restoration. </w:t>
-      </w:r>
-    </w:p>
-    <w:p>
-      <w:pPr>
-        <w:pStyle w:val="BodyText"/>
-        <w:numPr>
-          <w:ilvl w:val="1"/>
-          <w:numId w:val="13"/>
-        </w:numPr>
-        <w:spacing w:lineRule="auto" w:line="271"/>
-        <w:rPr>
-          <w:rFonts w:ascii="Google Sans;sans-serif" w:hAnsi="Google Sans;sans-serif"/>
-          <w:lang w:val="en-US"/>
-        </w:rPr>
-      </w:pPr>
-      <w:r>
-        <w:rPr>
-          <w:rFonts w:ascii="Google Sans;sans-serif" w:hAnsi="Google Sans;sans-serif"/>
-          <w:lang w:val="en-US"/>
-        </w:rPr>
-        <w:t xml:space="preserve">history.ejs: Displays the user's historical diagnostic timeline, rendering stored records and providing deletion management controls. </w:t>
-      </w:r>
-    </w:p>
-    <w:p>
-      <w:pPr>
-        <w:pStyle w:val="BodyText"/>
-        <w:spacing w:lineRule="auto" w:line="271"/>
-        <w:ind w:hanging="0"/>
-        <w:rPr>
-          <w:rFonts w:ascii="Google Sans;sans-serif" w:hAnsi="Google Sans;sans-serif"/>
-          <w:lang w:val="en-US"/>
-        </w:rPr>
-      </w:pPr>
-      <w:r>
-        <w:rPr>
-          <w:rFonts w:ascii="Google Sans;sans-serif" w:hAnsi="Google Sans;sans-serif"/>
-          <w:lang w:val="en-US"/>
-        </w:rPr>
-      </w:r>
-    </w:p>
-    <w:p>
-      <w:pPr>
-        <w:pStyle w:val="BodyText"/>
-        <w:spacing w:lineRule="auto" w:line="271"/>
+      </w:pPr>
+      <w:r>
         <w:rPr>
           <w:rFonts w:ascii="Google Sans;sans-serif" w:hAnsi="Google Sans;sans-serif"/>
           <w:b/>
           <w:bCs/>
           <w:lang w:val="en-US"/>
         </w:rPr>
-      </w:pPr>
-      <w:r>
-        <w:rPr>
-          <w:rFonts w:ascii="Google Sans;sans-serif" w:hAnsi="Google Sans;sans-serif"/>
-          <w:b/>
-          <w:bCs/>
-          <w:lang w:val="en-US"/>
-        </w:rPr>
-        <w:t>Environment &amp; Dependency Configuration</w:t>
-      </w:r>
-    </w:p>
-    <w:p>
-      <w:pPr>
-        <w:pStyle w:val="BodyText"/>
-        <w:spacing w:lineRule="auto" w:line="271"/>
-        <w:rPr>
-          <w:rFonts w:ascii="Google Sans;sans-serif" w:hAnsi="Google Sans;sans-serif"/>
-          <w:lang w:val="en-US"/>
-        </w:rPr>
-      </w:pPr>
-      <w:r>
-        <w:rPr>
-          <w:rFonts w:ascii="Google Sans;sans-serif" w:hAnsi="Google Sans;sans-serif"/>
-          <w:lang w:val="en-US"/>
-        </w:rPr>
-        <w:t xml:space="preserve">To ensure secure execution and modular deployment, key environment configurations and third-party modules are initialized as follows: </w:t>
+        <w:t>5.1.1 Component Breakdown</w:t>
       </w:r>
     </w:p>
     <w:p>
@@ -4114,27 +4941,50 @@
           <w:ilvl w:val="0"/>
           <w:numId w:val="14"/>
         </w:numPr>
-        <w:spacing w:lineRule="auto" w:line="271"/>
-        <w:rPr>
-          <w:rFonts w:ascii="Google Sans;sans-serif" w:hAnsi="Google Sans;sans-serif"/>
-          <w:lang w:val="en-US"/>
-        </w:rPr>
-      </w:pPr>
-      <w:r>
-        <w:rPr>
-          <w:rFonts w:ascii="Google Sans;sans-serif" w:hAnsi="Google Sans;sans-serif"/>
+        <w:pBdr/>
+        <w:tabs>
+          <w:tab w:val="clear" w:pos="709"/>
+          <w:tab w:val="left" w:pos="0" w:leader="none"/>
+        </w:tabs>
+        <w:spacing w:lineRule="auto" w:line="273" w:before="0" w:after="140"/>
+        <w:ind w:hanging="283" w:start="709" w:end="0"/>
+        <w:rPr/>
+      </w:pPr>
+      <w:bookmarkStart w:id="66" w:name="p-rc_b7496bcaa7cbe166-350"/>
+      <w:bookmarkEnd w:id="66"/>
+      <w:r>
+        <w:rPr>
+          <w:rStyle w:val="SourceText"/>
+          <w:rFonts w:ascii="Google Sans Text;sans-serif" w:hAnsi="Google Sans Text;sans-serif"/>
           <w:b/>
-          <w:bCs/>
-          <w:lang w:val="en-US"/>
-        </w:rPr>
-        <w:t>Security &amp; Environment Protection:</w:t>
-      </w:r>
-      <w:r>
-        <w:rPr>
-          <w:rFonts w:ascii="Google Sans;sans-serif" w:hAnsi="Google Sans;sans-serif"/>
-          <w:lang w:val="en-US"/>
-        </w:rPr>
-        <w:t xml:space="preserve"> Application secrets, database credentials, and external Cloud AI API keys (Google Gemini / Alibaba Qwen) are kept out of source code and loaded dynamically from .env configuration files into app.js. </w:t>
+        </w:rPr>
+        <w:t>app.js</w:t>
+      </w:r>
+      <w:r>
+        <w:rPr>
+          <w:rFonts w:ascii="Google Sans Text;sans-serif" w:hAnsi="Google Sans Text;sans-serif"/>
+          <w:b/>
+        </w:rPr>
+        <w:t xml:space="preserve"> (Core Server):</w:t>
+      </w:r>
+      <w:r>
+        <w:rPr>
+          <w:rFonts w:ascii="Google Sans Text;sans-serif" w:hAnsi="Google Sans Text;sans-serif"/>
+        </w:rPr>
+        <w:t xml:space="preserve"> Operates as the main Node.js application server. It initializes Express middleware, handles database connection setup via Mongoose, defines routing endpoints, and protects API keys using </w:t>
+      </w:r>
+      <w:r>
+        <w:rPr>
+          <w:rStyle w:val="SourceText"/>
+          <w:rFonts w:ascii="Google Sans Text;sans-serif" w:hAnsi="Google Sans Text;sans-serif"/>
+        </w:rPr>
+        <w:t>.env</w:t>
+      </w:r>
+      <w:r>
+        <w:rPr>
+          <w:rFonts w:ascii="Google Sans Text;sans-serif" w:hAnsi="Google Sans Text;sans-serif"/>
+        </w:rPr>
+        <w:t xml:space="preserve"> environment variables. </w:t>
       </w:r>
     </w:p>
     <w:p>
@@ -4144,50 +4994,479 @@
           <w:ilvl w:val="0"/>
           <w:numId w:val="14"/>
         </w:numPr>
-        <w:spacing w:lineRule="auto" w:line="271"/>
-        <w:rPr>
-          <w:rFonts w:ascii="Google Sans;sans-serif" w:hAnsi="Google Sans;sans-serif"/>
-          <w:lang w:val="en-US"/>
-        </w:rPr>
-      </w:pPr>
-      <w:r>
+        <w:pBdr/>
+        <w:tabs>
+          <w:tab w:val="clear" w:pos="709"/>
+          <w:tab w:val="left" w:pos="0" w:leader="none"/>
+        </w:tabs>
+        <w:spacing w:lineRule="auto" w:line="273" w:before="0" w:after="140"/>
+        <w:ind w:hanging="283" w:start="709" w:end="0"/>
+        <w:rPr/>
+      </w:pPr>
+      <w:bookmarkStart w:id="67" w:name="p-rc_b7496bcaa7cbe166-351"/>
+      <w:bookmarkEnd w:id="67"/>
+      <w:r>
+        <w:rPr>
+          <w:rStyle w:val="SourceText"/>
+          <w:rFonts w:ascii="Google Sans Text;sans-serif" w:hAnsi="Google Sans Text;sans-serif"/>
+          <w:b/>
+        </w:rPr>
+        <w:t>package.json</w:t>
+      </w:r>
+      <w:r>
+        <w:rPr>
+          <w:rFonts w:ascii="Google Sans Text;sans-serif" w:hAnsi="Google Sans Text;sans-serif"/>
+          <w:b/>
+        </w:rPr>
+        <w:t xml:space="preserve"> (Dependency Manifest):</w:t>
+      </w:r>
+      <w:r>
+        <w:rPr>
+          <w:rFonts w:ascii="Google Sans Text;sans-serif" w:hAnsi="Google Sans Text;sans-serif"/>
+        </w:rPr>
+        <w:t xml:space="preserve"> Manages project dependencies, including </w:t>
+      </w:r>
+      <w:r>
+        <w:rPr>
+          <w:rStyle w:val="SourceText"/>
+          <w:rFonts w:ascii="Google Sans Text;sans-serif" w:hAnsi="Google Sans Text;sans-serif"/>
+        </w:rPr>
+        <w:t>express</w:t>
+      </w:r>
+      <w:r>
+        <w:rPr>
+          <w:rFonts w:ascii="Google Sans Text;sans-serif" w:hAnsi="Google Sans Text;sans-serif"/>
+        </w:rPr>
+        <w:t xml:space="preserve"> (web server execution), </w:t>
+      </w:r>
+      <w:r>
+        <w:rPr>
+          <w:rStyle w:val="SourceText"/>
+          <w:rFonts w:ascii="Google Sans Text;sans-serif" w:hAnsi="Google Sans Text;sans-serif"/>
+        </w:rPr>
+        <w:t>mongoose</w:t>
+      </w:r>
+      <w:r>
+        <w:rPr>
+          <w:rFonts w:ascii="Google Sans Text;sans-serif" w:hAnsi="Google Sans Text;sans-serif"/>
+        </w:rPr>
+        <w:t xml:space="preserve"> (MongoDB ODM), and </w:t>
+      </w:r>
+      <w:r>
+        <w:rPr>
+          <w:rStyle w:val="SourceText"/>
+          <w:rFonts w:ascii="Google Sans Text;sans-serif" w:hAnsi="Google Sans Text;sans-serif"/>
+        </w:rPr>
+        <w:t>cookie-parser</w:t>
+      </w:r>
+      <w:r>
+        <w:rPr>
+          <w:rFonts w:ascii="Google Sans Text;sans-serif" w:hAnsi="Google Sans Text;sans-serif"/>
+        </w:rPr>
+        <w:t xml:space="preserve"> (JWT and cookie management). </w:t>
+      </w:r>
+    </w:p>
+    <w:p>
+      <w:pPr>
+        <w:pStyle w:val="BodyText"/>
+        <w:numPr>
+          <w:ilvl w:val="0"/>
+          <w:numId w:val="14"/>
+        </w:numPr>
+        <w:pBdr/>
+        <w:tabs>
+          <w:tab w:val="clear" w:pos="709"/>
+          <w:tab w:val="left" w:pos="0" w:leader="none"/>
+        </w:tabs>
+        <w:spacing w:lineRule="auto" w:line="273" w:before="0" w:after="140"/>
+        <w:ind w:hanging="283" w:start="709" w:end="0"/>
+        <w:rPr/>
+      </w:pPr>
+      <w:bookmarkStart w:id="68" w:name="p-rc_b7496bcaa7cbe166-352"/>
+      <w:bookmarkEnd w:id="68"/>
+      <w:r>
+        <w:rPr>
+          <w:rStyle w:val="SourceText"/>
+          <w:rFonts w:ascii="Google Sans Text;sans-serif" w:hAnsi="Google Sans Text;sans-serif"/>
+          <w:b/>
+        </w:rPr>
+        <w:t>public/</w:t>
+      </w:r>
+      <w:r>
+        <w:rPr>
+          <w:rFonts w:ascii="Google Sans Text;sans-serif" w:hAnsi="Google Sans Text;sans-serif"/>
+          <w:b/>
+        </w:rPr>
+        <w:t xml:space="preserve"> (Static Assets):</w:t>
+      </w:r>
+      <w:r>
+        <w:rPr>
+          <w:rFonts w:ascii="Google Sans Text;sans-serif" w:hAnsi="Google Sans Text;sans-serif"/>
+        </w:rPr>
+        <w:t xml:space="preserve"> Stores static files served by Express. </w:t>
+      </w:r>
+    </w:p>
+    <w:p>
+      <w:pPr>
+        <w:pStyle w:val="BodyText"/>
+        <w:numPr>
+          <w:ilvl w:val="1"/>
+          <w:numId w:val="14"/>
+        </w:numPr>
+        <w:pBdr/>
+        <w:tabs>
+          <w:tab w:val="clear" w:pos="709"/>
+          <w:tab w:val="left" w:pos="0" w:leader="none"/>
+        </w:tabs>
+        <w:spacing w:lineRule="auto" w:line="273" w:before="0" w:after="140"/>
+        <w:ind w:hanging="283" w:start="1418" w:end="0"/>
+        <w:rPr/>
+      </w:pPr>
+      <w:bookmarkStart w:id="69" w:name="p-rc_b7496bcaa7cbe166-353"/>
+      <w:bookmarkEnd w:id="69"/>
+      <w:r>
+        <w:rPr>
+          <w:rStyle w:val="SourceText"/>
+          <w:rFonts w:ascii="Google Sans Text;sans-serif" w:hAnsi="Google Sans Text;sans-serif"/>
+        </w:rPr>
+        <w:t>final_project_css/</w:t>
+      </w:r>
+      <w:r>
+        <w:rPr>
+          <w:rFonts w:ascii="Google Sans Text;sans-serif" w:hAnsi="Google Sans Text;sans-serif"/>
+        </w:rPr>
+        <w:t>: Contains custom CSS stylesheets (</w:t>
+      </w:r>
+      <w:r>
+        <w:rPr>
+          <w:rStyle w:val="SourceText"/>
+          <w:rFonts w:ascii="Google Sans Text;sans-serif" w:hAnsi="Google Sans Text;sans-serif"/>
+        </w:rPr>
+        <w:t>doctor.css</w:t>
+      </w:r>
+      <w:r>
+        <w:rPr>
+          <w:rFonts w:ascii="Google Sans Text;sans-serif" w:hAnsi="Google Sans Text;sans-serif"/>
+        </w:rPr>
+        <w:t xml:space="preserve">) controlling UI layouts, UI components, navigation bars, and dynamic capsule tags. </w:t>
+      </w:r>
+    </w:p>
+    <w:p>
+      <w:pPr>
+        <w:pStyle w:val="BodyText"/>
+        <w:numPr>
+          <w:ilvl w:val="1"/>
+          <w:numId w:val="14"/>
+        </w:numPr>
+        <w:pBdr/>
+        <w:tabs>
+          <w:tab w:val="clear" w:pos="709"/>
+          <w:tab w:val="left" w:pos="0" w:leader="none"/>
+        </w:tabs>
+        <w:spacing w:lineRule="auto" w:line="273" w:before="0" w:after="140"/>
+        <w:ind w:hanging="283" w:start="1418" w:end="0"/>
+        <w:rPr/>
+      </w:pPr>
+      <w:bookmarkStart w:id="70" w:name="p-rc_b7496bcaa7cbe166-354"/>
+      <w:bookmarkEnd w:id="70"/>
+      <w:r>
+        <w:rPr>
+          <w:rStyle w:val="SourceText"/>
+          <w:rFonts w:ascii="Google Sans Text;sans-serif" w:hAnsi="Google Sans Text;sans-serif"/>
+        </w:rPr>
+        <w:t>erb_finalproject_photo/</w:t>
+      </w:r>
+      <w:r>
+        <w:rPr>
+          <w:rFonts w:ascii="Google Sans Text;sans-serif" w:hAnsi="Google Sans Text;sans-serif"/>
+        </w:rPr>
+        <w:t>: Stores core image assets (</w:t>
+      </w:r>
+      <w:r>
+        <w:rPr>
+          <w:rStyle w:val="SourceText"/>
+          <w:rFonts w:ascii="Google Sans Text;sans-serif" w:hAnsi="Google Sans Text;sans-serif"/>
+        </w:rPr>
+        <w:t>soup_master.png</w:t>
+      </w:r>
+      <w:r>
+        <w:rPr>
+          <w:rFonts w:ascii="Google Sans Text;sans-serif" w:hAnsi="Google Sans Text;sans-serif"/>
+        </w:rPr>
+        <w:t xml:space="preserve">, </w:t>
+      </w:r>
+      <w:r>
+        <w:rPr>
+          <w:rStyle w:val="SourceText"/>
+          <w:rFonts w:ascii="Google Sans Text;sans-serif" w:hAnsi="Google Sans Text;sans-serif"/>
+        </w:rPr>
+        <w:t>herb_master.png</w:t>
+      </w:r>
+      <w:r>
+        <w:rPr>
+          <w:rFonts w:ascii="Google Sans Text;sans-serif" w:hAnsi="Google Sans Text;sans-serif"/>
+        </w:rPr>
+        <w:t xml:space="preserve">) rendered across consultation interfaces. </w:t>
+      </w:r>
+    </w:p>
+    <w:p>
+      <w:pPr>
+        <w:pStyle w:val="BodyText"/>
+        <w:numPr>
+          <w:ilvl w:val="0"/>
+          <w:numId w:val="14"/>
+        </w:numPr>
+        <w:pBdr/>
+        <w:tabs>
+          <w:tab w:val="clear" w:pos="709"/>
+          <w:tab w:val="left" w:pos="0" w:leader="none"/>
+        </w:tabs>
+        <w:spacing w:lineRule="auto" w:line="273" w:before="0" w:after="140"/>
+        <w:ind w:hanging="283" w:start="709" w:end="0"/>
+        <w:rPr/>
+      </w:pPr>
+      <w:bookmarkStart w:id="71" w:name="p-rc_b7496bcaa7cbe166-355"/>
+      <w:bookmarkEnd w:id="71"/>
+      <w:r>
+        <w:rPr>
+          <w:rStyle w:val="SourceText"/>
+          <w:rFonts w:ascii="Google Sans Text;sans-serif" w:hAnsi="Google Sans Text;sans-serif"/>
+          <w:b/>
+        </w:rPr>
+        <w:t>views/</w:t>
+      </w:r>
+      <w:r>
+        <w:rPr>
+          <w:rFonts w:ascii="Google Sans Text;sans-serif" w:hAnsi="Google Sans Text;sans-serif"/>
+          <w:b/>
+        </w:rPr>
+        <w:t xml:space="preserve"> (Template Engine):</w:t>
+      </w:r>
+      <w:r>
+        <w:rPr>
+          <w:rFonts w:ascii="Google Sans Text;sans-serif" w:hAnsi="Google Sans Text;sans-serif"/>
+        </w:rPr>
+        <w:t xml:space="preserve"> Houses Server-Side Rendered (SSR) EJS templates. </w:t>
+      </w:r>
+    </w:p>
+    <w:p>
+      <w:pPr>
+        <w:pStyle w:val="BodyText"/>
+        <w:numPr>
+          <w:ilvl w:val="1"/>
+          <w:numId w:val="14"/>
+        </w:numPr>
+        <w:pBdr/>
+        <w:tabs>
+          <w:tab w:val="clear" w:pos="709"/>
+          <w:tab w:val="left" w:pos="0" w:leader="none"/>
+        </w:tabs>
+        <w:spacing w:lineRule="auto" w:line="273" w:before="0" w:after="140"/>
+        <w:ind w:hanging="283" w:start="1418" w:end="0"/>
+        <w:rPr/>
+      </w:pPr>
+      <w:bookmarkStart w:id="72" w:name="p-rc_b7496bcaa7cbe166-356"/>
+      <w:bookmarkEnd w:id="72"/>
+      <w:r>
+        <w:rPr>
+          <w:rStyle w:val="SourceText"/>
+          <w:rFonts w:ascii="Google Sans Text;sans-serif" w:hAnsi="Google Sans Text;sans-serif"/>
+        </w:rPr>
+        <w:t>doctor.ejs</w:t>
+      </w:r>
+      <w:r>
+        <w:rPr>
+          <w:rFonts w:ascii="Google Sans Text;sans-serif" w:hAnsi="Google Sans Text;sans-serif"/>
+        </w:rPr>
+        <w:t xml:space="preserve">: Serves the real-time AI diagnostic interface, supporting interactive consultation options, speech integration capabilities, and session cache restoration. </w:t>
+      </w:r>
+    </w:p>
+    <w:p>
+      <w:pPr>
+        <w:pStyle w:val="BodyText"/>
+        <w:numPr>
+          <w:ilvl w:val="1"/>
+          <w:numId w:val="14"/>
+        </w:numPr>
+        <w:pBdr/>
+        <w:tabs>
+          <w:tab w:val="clear" w:pos="709"/>
+          <w:tab w:val="left" w:pos="0" w:leader="none"/>
+        </w:tabs>
+        <w:spacing w:lineRule="auto" w:line="273" w:before="0" w:after="140"/>
+        <w:ind w:hanging="283" w:start="1418" w:end="0"/>
+        <w:rPr/>
+      </w:pPr>
+      <w:bookmarkStart w:id="73" w:name="p-rc_b7496bcaa7cbe166-357"/>
+      <w:bookmarkEnd w:id="73"/>
+      <w:r>
+        <w:rPr>
+          <w:rStyle w:val="SourceText"/>
+          <w:rFonts w:ascii="Google Sans Text;sans-serif" w:hAnsi="Google Sans Text;sans-serif"/>
+        </w:rPr>
+        <w:t>history.ejs</w:t>
+      </w:r>
+      <w:r>
+        <w:rPr>
+          <w:rFonts w:ascii="Google Sans Text;sans-serif" w:hAnsi="Google Sans Text;sans-serif"/>
+        </w:rPr>
+        <w:t xml:space="preserve">: Displays the user's historical diagnostic timeline, rendering stored records and providing deletion management controls. </w:t>
+      </w:r>
+    </w:p>
+    <w:p>
+      <w:pPr>
+        <w:pStyle w:val="Heading2"/>
+        <w:spacing w:lineRule="auto" w:line="273" w:before="0" w:after="140"/>
+        <w:ind w:hanging="0" w:start="0" w:end="0"/>
+        <w:rPr>
+          <w:rFonts w:ascii="Google Sans;sans-serif" w:hAnsi="Google Sans;sans-serif"/>
+        </w:rPr>
+      </w:pPr>
+      <w:r>
+        <w:rPr>
+          <w:rFonts w:ascii="Google Sans;sans-serif" w:hAnsi="Google Sans;sans-serif"/>
+        </w:rPr>
+        <w:t>5.2 Environment &amp; Dependency Configuration</w:t>
+      </w:r>
+    </w:p>
+    <w:p>
+      <w:pPr>
+        <w:pStyle w:val="BodyText"/>
+        <w:numPr>
+          <w:ilvl w:val="0"/>
+          <w:numId w:val="15"/>
+        </w:numPr>
+        <w:pBdr/>
+        <w:tabs>
+          <w:tab w:val="clear" w:pos="709"/>
+          <w:tab w:val="left" w:pos="0" w:leader="none"/>
+        </w:tabs>
+        <w:spacing w:lineRule="auto" w:line="273" w:before="0" w:after="140"/>
+        <w:ind w:hanging="283" w:start="709" w:end="0"/>
+        <w:rPr/>
+      </w:pPr>
+      <w:bookmarkStart w:id="74" w:name="p-rc_b7496bcaa7cbe166-358"/>
+      <w:bookmarkEnd w:id="74"/>
+      <w:r>
+        <w:rPr>
+          <w:rFonts w:ascii="Google Sans Text;sans-serif" w:hAnsi="Google Sans Text;sans-serif"/>
+          <w:b/>
+        </w:rPr>
+        <w:t>Security &amp; Environment Protection:</w:t>
+      </w:r>
+      <w:r>
+        <w:rPr>
+          <w:rFonts w:ascii="Google Sans Text;sans-serif" w:hAnsi="Google Sans Text;sans-serif"/>
+        </w:rPr>
+        <w:t xml:space="preserve"> Application secrets, database credentials, and external Cloud AI API keys (Alibaba Qwen) are kept out of source code and loaded dynamically from </w:t>
+      </w:r>
+      <w:r>
+        <w:rPr>
+          <w:rStyle w:val="SourceText"/>
+          <w:rFonts w:ascii="Google Sans Text;sans-serif" w:hAnsi="Google Sans Text;sans-serif"/>
+        </w:rPr>
+        <w:t>.env</w:t>
+      </w:r>
+      <w:r>
+        <w:rPr>
+          <w:rFonts w:ascii="Google Sans Text;sans-serif" w:hAnsi="Google Sans Text;sans-serif"/>
+        </w:rPr>
+        <w:t xml:space="preserve"> configuration files into </w:t>
+      </w:r>
+      <w:r>
+        <w:rPr>
+          <w:rStyle w:val="SourceText"/>
+          <w:rFonts w:ascii="Google Sans Text;sans-serif" w:hAnsi="Google Sans Text;sans-serif"/>
+        </w:rPr>
+        <w:t>app.js</w:t>
+      </w:r>
+      <w:r>
+        <w:rPr>
+          <w:rFonts w:ascii="Google Sans Text;sans-serif" w:hAnsi="Google Sans Text;sans-serif"/>
+        </w:rPr>
+        <w:t xml:space="preserve">. </w:t>
+      </w:r>
+    </w:p>
+    <w:p>
+      <w:pPr>
+        <w:pStyle w:val="BodyText"/>
+        <w:numPr>
+          <w:ilvl w:val="0"/>
+          <w:numId w:val="15"/>
+        </w:numPr>
+        <w:pBdr/>
+        <w:tabs>
+          <w:tab w:val="clear" w:pos="709"/>
+          <w:tab w:val="left" w:pos="0" w:leader="none"/>
+        </w:tabs>
+        <w:spacing w:lineRule="auto" w:line="273" w:before="0" w:after="140"/>
+        <w:ind w:hanging="283" w:start="709" w:end="0"/>
+        <w:rPr/>
+      </w:pPr>
+      <w:bookmarkStart w:id="75" w:name="p-rc_b7496bcaa7cbe166-359"/>
+      <w:bookmarkEnd w:id="75"/>
+      <w:r>
+        <w:rPr>
+          <w:rFonts w:ascii="Google Sans Text;sans-serif" w:hAnsi="Google Sans Text;sans-serif"/>
+          <w:b/>
+        </w:rPr>
+        <w:t>Middleware Integration:</w:t>
+      </w:r>
+      <w:r>
+        <w:rPr>
+          <w:rFonts w:ascii="Google Sans Text;sans-serif" w:hAnsi="Google Sans Text;sans-serif"/>
+        </w:rPr>
+        <w:t xml:space="preserve"> Security middleware components (</w:t>
+      </w:r>
+      <w:r>
+        <w:rPr>
+          <w:rStyle w:val="SourceText"/>
+          <w:rFonts w:ascii="Google Sans Text;sans-serif" w:hAnsi="Google Sans Text;sans-serif"/>
+        </w:rPr>
+        <w:t>Authentication Middleware</w:t>
+      </w:r>
+      <w:r>
+        <w:rPr>
+          <w:rFonts w:ascii="Google Sans Text;sans-serif" w:hAnsi="Google Sans Text;sans-serif"/>
+        </w:rPr>
+        <w:t xml:space="preserve">, </w:t>
+      </w:r>
+      <w:r>
+        <w:rPr>
+          <w:rStyle w:val="SourceText"/>
+          <w:rFonts w:ascii="Google Sans Text;sans-serif" w:hAnsi="Google Sans Text;sans-serif"/>
+        </w:rPr>
+        <w:t>Input Validator</w:t>
+      </w:r>
+      <w:r>
+        <w:rPr>
+          <w:rFonts w:ascii="Google Sans Text;sans-serif" w:hAnsi="Google Sans Text;sans-serif"/>
+        </w:rPr>
+        <w:t xml:space="preserve">) are attached directly to Express routes to sanitize payloads and guard endpoints against unauthorized access. </w:t>
+      </w:r>
+    </w:p>
+    <w:p>
+      <w:pPr>
+        <w:pStyle w:val="BodyText"/>
+        <w:spacing w:lineRule="auto" w:line="271" w:before="0" w:after="140"/>
         <w:rPr>
           <w:rFonts w:ascii="Google Sans;sans-serif" w:hAnsi="Google Sans;sans-serif"/>
           <w:b/>
           <w:bCs/>
           <w:lang w:val="en-US"/>
         </w:rPr>
-        <w:t>Middleware Integration:</w:t>
-      </w:r>
+      </w:pPr>
       <w:r>
         <w:rPr>
           <w:rFonts w:ascii="Google Sans;sans-serif" w:hAnsi="Google Sans;sans-serif"/>
           <w:lang w:val="en-US"/>
         </w:rPr>
-        <w:t xml:space="preserve"> Security middleware components (Authentication Middleware, Rate Limiter, Input Validator) are attached directly to Express routes to sanitize payloads and guard endpoints against unauthorized access.</w:t>
-      </w:r>
-    </w:p>
-    <w:p>
-      <w:pPr>
-        <w:pStyle w:val="BodyText"/>
-        <w:spacing w:lineRule="auto" w:line="271" w:before="0" w:after="140"/>
-        <w:ind w:hanging="0"/>
-        <w:rPr>
-          <w:rFonts w:ascii="Google Sans;sans-serif" w:hAnsi="Google Sans;sans-serif"/>
-          <w:lang w:val="en-US"/>
-        </w:rPr>
-      </w:pPr>
-      <w:r>
-        <w:rPr>
-          <w:rFonts w:ascii="Google Sans;sans-serif" w:hAnsi="Google Sans;sans-serif"/>
-          <w:lang w:val="en-US"/>
-        </w:rPr>
       </w:r>
     </w:p>
     <w:sectPr>
-      <w:headerReference w:type="even" r:id="rId19"/>
-      <w:headerReference w:type="default" r:id="rId20"/>
-      <w:headerReference w:type="first" r:id="rId21"/>
+      <w:headerReference w:type="even" r:id="rId18"/>
+      <w:headerReference w:type="default" r:id="rId19"/>
+      <w:headerReference w:type="first" r:id="rId20"/>
       <w:type w:val="nextPage"/>
       <w:pgSz w:w="11906" w:h="16838"/>
       <w:pgMar w:left="567" w:right="567" w:gutter="0" w:header="567" w:top="1401" w:footer="0" w:bottom="567"/>
@@ -4236,7 +5515,7 @@
     </w:r>
     <w:r>
       <w:rPr/>
-      <w:t>14</w:t>
+      <w:t>18</w:t>
     </w:r>
     <w:r>
       <w:rPr/>
@@ -4268,7 +5547,7 @@
     </w:r>
     <w:r>
       <w:rPr/>
-      <w:t>14</w:t>
+      <w:t>18</w:t>
     </w:r>
     <w:r>
       <w:rPr/>
@@ -4973,141 +6252,132 @@
       <w:lvlJc w:val="start"/>
       <w:pPr>
         <w:tabs>
-          <w:tab w:val="num" w:pos="720"/>
-        </w:tabs>
-        <w:ind w:start="720" w:hanging="360"/>
-      </w:pPr>
-      <w:rPr>
-        <w:rFonts w:ascii="Symbol" w:hAnsi="Symbol" w:cs="Symbol" w:hint="default"/>
-        <w:sz w:val="20"/>
+          <w:tab w:val="num" w:pos="709"/>
+        </w:tabs>
+        <w:ind w:start="709" w:hanging="283"/>
+      </w:pPr>
+      <w:rPr>
+        <w:rFonts w:ascii="Symbol" w:hAnsi="Symbol" w:cs="Symbol" w:hint="default"/>
       </w:rPr>
     </w:lvl>
     <w:lvl w:ilvl="1">
       <w:start w:val="1"/>
       <w:numFmt w:val="bullet"/>
-      <w:lvlText w:val="o"/>
-      <w:lvlJc w:val="start"/>
-      <w:pPr>
-        <w:tabs>
-          <w:tab w:val="num" w:pos="1440"/>
-        </w:tabs>
-        <w:ind w:start="1440" w:hanging="360"/>
-      </w:pPr>
-      <w:rPr>
-        <w:rFonts w:ascii="Courier New" w:hAnsi="Courier New" w:cs="Courier New" w:hint="default"/>
-        <w:sz w:val="20"/>
+      <w:lvlText w:val=""/>
+      <w:lvlJc w:val="start"/>
+      <w:pPr>
+        <w:tabs>
+          <w:tab w:val="num" w:pos="1418"/>
+        </w:tabs>
+        <w:ind w:start="1418" w:hanging="283"/>
+      </w:pPr>
+      <w:rPr>
+        <w:rFonts w:ascii="Symbol" w:hAnsi="Symbol" w:cs="Symbol" w:hint="default"/>
       </w:rPr>
     </w:lvl>
     <w:lvl w:ilvl="2">
       <w:start w:val="1"/>
       <w:numFmt w:val="bullet"/>
-      <w:lvlText w:val=""/>
-      <w:lvlJc w:val="start"/>
-      <w:pPr>
-        <w:tabs>
-          <w:tab w:val="num" w:pos="2160"/>
-        </w:tabs>
-        <w:ind w:start="2160" w:hanging="360"/>
-      </w:pPr>
-      <w:rPr>
-        <w:rFonts w:ascii="Wingdings" w:hAnsi="Wingdings" w:cs="Wingdings" w:hint="default"/>
-        <w:sz w:val="20"/>
+      <w:lvlText w:val=""/>
+      <w:lvlJc w:val="start"/>
+      <w:pPr>
+        <w:tabs>
+          <w:tab w:val="num" w:pos="2127"/>
+        </w:tabs>
+        <w:ind w:start="2127" w:hanging="283"/>
+      </w:pPr>
+      <w:rPr>
+        <w:rFonts w:ascii="Symbol" w:hAnsi="Symbol" w:cs="Symbol" w:hint="default"/>
       </w:rPr>
     </w:lvl>
     <w:lvl w:ilvl="3">
       <w:start w:val="1"/>
       <w:numFmt w:val="bullet"/>
-      <w:lvlText w:val=""/>
-      <w:lvlJc w:val="start"/>
-      <w:pPr>
-        <w:tabs>
-          <w:tab w:val="num" w:pos="2880"/>
-        </w:tabs>
-        <w:ind w:start="2880" w:hanging="360"/>
-      </w:pPr>
-      <w:rPr>
-        <w:rFonts w:ascii="Wingdings" w:hAnsi="Wingdings" w:cs="Wingdings" w:hint="default"/>
-        <w:sz w:val="20"/>
+      <w:lvlText w:val=""/>
+      <w:lvlJc w:val="start"/>
+      <w:pPr>
+        <w:tabs>
+          <w:tab w:val="num" w:pos="2836"/>
+        </w:tabs>
+        <w:ind w:start="2836" w:hanging="283"/>
+      </w:pPr>
+      <w:rPr>
+        <w:rFonts w:ascii="Symbol" w:hAnsi="Symbol" w:cs="Symbol" w:hint="default"/>
       </w:rPr>
     </w:lvl>
     <w:lvl w:ilvl="4">
       <w:start w:val="1"/>
       <w:numFmt w:val="bullet"/>
-      <w:lvlText w:val=""/>
-      <w:lvlJc w:val="start"/>
-      <w:pPr>
-        <w:tabs>
-          <w:tab w:val="num" w:pos="3600"/>
-        </w:tabs>
-        <w:ind w:start="3600" w:hanging="360"/>
-      </w:pPr>
-      <w:rPr>
-        <w:rFonts w:ascii="Wingdings" w:hAnsi="Wingdings" w:cs="Wingdings" w:hint="default"/>
-        <w:sz w:val="20"/>
+      <w:lvlText w:val=""/>
+      <w:lvlJc w:val="start"/>
+      <w:pPr>
+        <w:tabs>
+          <w:tab w:val="num" w:pos="3545"/>
+        </w:tabs>
+        <w:ind w:start="3545" w:hanging="283"/>
+      </w:pPr>
+      <w:rPr>
+        <w:rFonts w:ascii="Symbol" w:hAnsi="Symbol" w:cs="Symbol" w:hint="default"/>
       </w:rPr>
     </w:lvl>
     <w:lvl w:ilvl="5">
       <w:start w:val="1"/>
       <w:numFmt w:val="bullet"/>
-      <w:lvlText w:val=""/>
-      <w:lvlJc w:val="start"/>
-      <w:pPr>
-        <w:tabs>
-          <w:tab w:val="num" w:pos="4320"/>
-        </w:tabs>
-        <w:ind w:start="4320" w:hanging="360"/>
-      </w:pPr>
-      <w:rPr>
-        <w:rFonts w:ascii="Wingdings" w:hAnsi="Wingdings" w:cs="Wingdings" w:hint="default"/>
-        <w:sz w:val="20"/>
+      <w:lvlText w:val=""/>
+      <w:lvlJc w:val="start"/>
+      <w:pPr>
+        <w:tabs>
+          <w:tab w:val="num" w:pos="4254"/>
+        </w:tabs>
+        <w:ind w:start="4254" w:hanging="283"/>
+      </w:pPr>
+      <w:rPr>
+        <w:rFonts w:ascii="Symbol" w:hAnsi="Symbol" w:cs="Symbol" w:hint="default"/>
       </w:rPr>
     </w:lvl>
     <w:lvl w:ilvl="6">
       <w:start w:val="1"/>
       <w:numFmt w:val="bullet"/>
-      <w:lvlText w:val=""/>
-      <w:lvlJc w:val="start"/>
-      <w:pPr>
-        <w:tabs>
-          <w:tab w:val="num" w:pos="5040"/>
-        </w:tabs>
-        <w:ind w:start="5040" w:hanging="360"/>
-      </w:pPr>
-      <w:rPr>
-        <w:rFonts w:ascii="Wingdings" w:hAnsi="Wingdings" w:cs="Wingdings" w:hint="default"/>
-        <w:sz w:val="20"/>
+      <w:lvlText w:val=""/>
+      <w:lvlJc w:val="start"/>
+      <w:pPr>
+        <w:tabs>
+          <w:tab w:val="num" w:pos="4963"/>
+        </w:tabs>
+        <w:ind w:start="4963" w:hanging="283"/>
+      </w:pPr>
+      <w:rPr>
+        <w:rFonts w:ascii="Symbol" w:hAnsi="Symbol" w:cs="Symbol" w:hint="default"/>
       </w:rPr>
     </w:lvl>
     <w:lvl w:ilvl="7">
       <w:start w:val="1"/>
       <w:numFmt w:val="bullet"/>
-      <w:lvlText w:val=""/>
-      <w:lvlJc w:val="start"/>
-      <w:pPr>
-        <w:tabs>
-          <w:tab w:val="num" w:pos="5760"/>
-        </w:tabs>
-        <w:ind w:start="5760" w:hanging="360"/>
-      </w:pPr>
-      <w:rPr>
-        <w:rFonts w:ascii="Wingdings" w:hAnsi="Wingdings" w:cs="Wingdings" w:hint="default"/>
-        <w:sz w:val="20"/>
+      <w:lvlText w:val=""/>
+      <w:lvlJc w:val="start"/>
+      <w:pPr>
+        <w:tabs>
+          <w:tab w:val="num" w:pos="5672"/>
+        </w:tabs>
+        <w:ind w:start="5672" w:hanging="283"/>
+      </w:pPr>
+      <w:rPr>
+        <w:rFonts w:ascii="Symbol" w:hAnsi="Symbol" w:cs="Symbol" w:hint="default"/>
       </w:rPr>
     </w:lvl>
     <w:lvl w:ilvl="8">
       <w:start w:val="1"/>
       <w:numFmt w:val="bullet"/>
-      <w:lvlText w:val=""/>
-      <w:lvlJc w:val="start"/>
-      <w:pPr>
-        <w:tabs>
-          <w:tab w:val="num" w:pos="6480"/>
-        </w:tabs>
-        <w:ind w:start="6480" w:hanging="360"/>
-      </w:pPr>
-      <w:rPr>
-        <w:rFonts w:ascii="Wingdings" w:hAnsi="Wingdings" w:cs="Wingdings" w:hint="default"/>
-        <w:sz w:val="20"/>
+      <w:lvlText w:val=""/>
+      <w:lvlJc w:val="start"/>
+      <w:pPr>
+        <w:tabs>
+          <w:tab w:val="num" w:pos="6381"/>
+        </w:tabs>
+        <w:ind w:start="6381" w:hanging="283"/>
+      </w:pPr>
+      <w:rPr>
+        <w:rFonts w:ascii="Symbol" w:hAnsi="Symbol" w:cs="Symbol" w:hint="default"/>
       </w:rPr>
     </w:lvl>
   </w:abstractNum>
@@ -5119,141 +6389,132 @@
       <w:lvlJc w:val="start"/>
       <w:pPr>
         <w:tabs>
-          <w:tab w:val="num" w:pos="720"/>
-        </w:tabs>
-        <w:ind w:start="720" w:hanging="360"/>
-      </w:pPr>
-      <w:rPr>
-        <w:rFonts w:ascii="Symbol" w:hAnsi="Symbol" w:cs="Symbol" w:hint="default"/>
-        <w:sz w:val="20"/>
+          <w:tab w:val="num" w:pos="709"/>
+        </w:tabs>
+        <w:ind w:start="709" w:hanging="283"/>
+      </w:pPr>
+      <w:rPr>
+        <w:rFonts w:ascii="Symbol" w:hAnsi="Symbol" w:cs="Symbol" w:hint="default"/>
       </w:rPr>
     </w:lvl>
     <w:lvl w:ilvl="1">
       <w:start w:val="1"/>
       <w:numFmt w:val="bullet"/>
-      <w:lvlText w:val="o"/>
-      <w:lvlJc w:val="start"/>
-      <w:pPr>
-        <w:tabs>
-          <w:tab w:val="num" w:pos="1440"/>
-        </w:tabs>
-        <w:ind w:start="1440" w:hanging="360"/>
-      </w:pPr>
-      <w:rPr>
-        <w:rFonts w:ascii="Courier New" w:hAnsi="Courier New" w:cs="Courier New" w:hint="default"/>
-        <w:sz w:val="20"/>
+      <w:lvlText w:val=""/>
+      <w:lvlJc w:val="start"/>
+      <w:pPr>
+        <w:tabs>
+          <w:tab w:val="num" w:pos="1418"/>
+        </w:tabs>
+        <w:ind w:start="1418" w:hanging="283"/>
+      </w:pPr>
+      <w:rPr>
+        <w:rFonts w:ascii="Symbol" w:hAnsi="Symbol" w:cs="Symbol" w:hint="default"/>
       </w:rPr>
     </w:lvl>
     <w:lvl w:ilvl="2">
       <w:start w:val="1"/>
       <w:numFmt w:val="bullet"/>
-      <w:lvlText w:val=""/>
-      <w:lvlJc w:val="start"/>
-      <w:pPr>
-        <w:tabs>
-          <w:tab w:val="num" w:pos="2160"/>
-        </w:tabs>
-        <w:ind w:start="2160" w:hanging="360"/>
-      </w:pPr>
-      <w:rPr>
-        <w:rFonts w:ascii="Wingdings" w:hAnsi="Wingdings" w:cs="Wingdings" w:hint="default"/>
-        <w:sz w:val="20"/>
+      <w:lvlText w:val=""/>
+      <w:lvlJc w:val="start"/>
+      <w:pPr>
+        <w:tabs>
+          <w:tab w:val="num" w:pos="2127"/>
+        </w:tabs>
+        <w:ind w:start="2127" w:hanging="283"/>
+      </w:pPr>
+      <w:rPr>
+        <w:rFonts w:ascii="Symbol" w:hAnsi="Symbol" w:cs="Symbol" w:hint="default"/>
       </w:rPr>
     </w:lvl>
     <w:lvl w:ilvl="3">
       <w:start w:val="1"/>
       <w:numFmt w:val="bullet"/>
-      <w:lvlText w:val=""/>
-      <w:lvlJc w:val="start"/>
-      <w:pPr>
-        <w:tabs>
-          <w:tab w:val="num" w:pos="2880"/>
-        </w:tabs>
-        <w:ind w:start="2880" w:hanging="360"/>
-      </w:pPr>
-      <w:rPr>
-        <w:rFonts w:ascii="Wingdings" w:hAnsi="Wingdings" w:cs="Wingdings" w:hint="default"/>
-        <w:sz w:val="20"/>
+      <w:lvlText w:val=""/>
+      <w:lvlJc w:val="start"/>
+      <w:pPr>
+        <w:tabs>
+          <w:tab w:val="num" w:pos="2836"/>
+        </w:tabs>
+        <w:ind w:start="2836" w:hanging="283"/>
+      </w:pPr>
+      <w:rPr>
+        <w:rFonts w:ascii="Symbol" w:hAnsi="Symbol" w:cs="Symbol" w:hint="default"/>
       </w:rPr>
     </w:lvl>
     <w:lvl w:ilvl="4">
       <w:start w:val="1"/>
       <w:numFmt w:val="bullet"/>
-      <w:lvlText w:val=""/>
-      <w:lvlJc w:val="start"/>
-      <w:pPr>
-        <w:tabs>
-          <w:tab w:val="num" w:pos="3600"/>
-        </w:tabs>
-        <w:ind w:start="3600" w:hanging="360"/>
-      </w:pPr>
-      <w:rPr>
-        <w:rFonts w:ascii="Wingdings" w:hAnsi="Wingdings" w:cs="Wingdings" w:hint="default"/>
-        <w:sz w:val="20"/>
+      <w:lvlText w:val=""/>
+      <w:lvlJc w:val="start"/>
+      <w:pPr>
+        <w:tabs>
+          <w:tab w:val="num" w:pos="3545"/>
+        </w:tabs>
+        <w:ind w:start="3545" w:hanging="283"/>
+      </w:pPr>
+      <w:rPr>
+        <w:rFonts w:ascii="Symbol" w:hAnsi="Symbol" w:cs="Symbol" w:hint="default"/>
       </w:rPr>
     </w:lvl>
     <w:lvl w:ilvl="5">
       <w:start w:val="1"/>
       <w:numFmt w:val="bullet"/>
-      <w:lvlText w:val=""/>
-      <w:lvlJc w:val="start"/>
-      <w:pPr>
-        <w:tabs>
-          <w:tab w:val="num" w:pos="4320"/>
-        </w:tabs>
-        <w:ind w:start="4320" w:hanging="360"/>
-      </w:pPr>
-      <w:rPr>
-        <w:rFonts w:ascii="Wingdings" w:hAnsi="Wingdings" w:cs="Wingdings" w:hint="default"/>
-        <w:sz w:val="20"/>
+      <w:lvlText w:val=""/>
+      <w:lvlJc w:val="start"/>
+      <w:pPr>
+        <w:tabs>
+          <w:tab w:val="num" w:pos="4254"/>
+        </w:tabs>
+        <w:ind w:start="4254" w:hanging="283"/>
+      </w:pPr>
+      <w:rPr>
+        <w:rFonts w:ascii="Symbol" w:hAnsi="Symbol" w:cs="Symbol" w:hint="default"/>
       </w:rPr>
     </w:lvl>
     <w:lvl w:ilvl="6">
       <w:start w:val="1"/>
       <w:numFmt w:val="bullet"/>
-      <w:lvlText w:val=""/>
-      <w:lvlJc w:val="start"/>
-      <w:pPr>
-        <w:tabs>
-          <w:tab w:val="num" w:pos="5040"/>
-        </w:tabs>
-        <w:ind w:start="5040" w:hanging="360"/>
-      </w:pPr>
-      <w:rPr>
-        <w:rFonts w:ascii="Wingdings" w:hAnsi="Wingdings" w:cs="Wingdings" w:hint="default"/>
-        <w:sz w:val="20"/>
+      <w:lvlText w:val=""/>
+      <w:lvlJc w:val="start"/>
+      <w:pPr>
+        <w:tabs>
+          <w:tab w:val="num" w:pos="4963"/>
+        </w:tabs>
+        <w:ind w:start="4963" w:hanging="283"/>
+      </w:pPr>
+      <w:rPr>
+        <w:rFonts w:ascii="Symbol" w:hAnsi="Symbol" w:cs="Symbol" w:hint="default"/>
       </w:rPr>
     </w:lvl>
     <w:lvl w:ilvl="7">
       <w:start w:val="1"/>
       <w:numFmt w:val="bullet"/>
-      <w:lvlText w:val=""/>
-      <w:lvlJc w:val="start"/>
-      <w:pPr>
-        <w:tabs>
-          <w:tab w:val="num" w:pos="5760"/>
-        </w:tabs>
-        <w:ind w:start="5760" w:hanging="360"/>
-      </w:pPr>
-      <w:rPr>
-        <w:rFonts w:ascii="Wingdings" w:hAnsi="Wingdings" w:cs="Wingdings" w:hint="default"/>
-        <w:sz w:val="20"/>
+      <w:lvlText w:val=""/>
+      <w:lvlJc w:val="start"/>
+      <w:pPr>
+        <w:tabs>
+          <w:tab w:val="num" w:pos="5672"/>
+        </w:tabs>
+        <w:ind w:start="5672" w:hanging="283"/>
+      </w:pPr>
+      <w:rPr>
+        <w:rFonts w:ascii="Symbol" w:hAnsi="Symbol" w:cs="Symbol" w:hint="default"/>
       </w:rPr>
     </w:lvl>
     <w:lvl w:ilvl="8">
       <w:start w:val="1"/>
       <w:numFmt w:val="bullet"/>
-      <w:lvlText w:val=""/>
-      <w:lvlJc w:val="start"/>
-      <w:pPr>
-        <w:tabs>
-          <w:tab w:val="num" w:pos="6480"/>
-        </w:tabs>
-        <w:ind w:start="6480" w:hanging="360"/>
-      </w:pPr>
-      <w:rPr>
-        <w:rFonts w:ascii="Wingdings" w:hAnsi="Wingdings" w:cs="Wingdings" w:hint="default"/>
-        <w:sz w:val="20"/>
+      <w:lvlText w:val=""/>
+      <w:lvlJc w:val="start"/>
+      <w:pPr>
+        <w:tabs>
+          <w:tab w:val="num" w:pos="6381"/>
+        </w:tabs>
+        <w:ind w:start="6381" w:hanging="283"/>
+      </w:pPr>
+      <w:rPr>
+        <w:rFonts w:ascii="Symbol" w:hAnsi="Symbol" w:cs="Symbol" w:hint="default"/>
       </w:rPr>
     </w:lvl>
   </w:abstractNum>
@@ -5265,141 +6526,132 @@
       <w:lvlJc w:val="start"/>
       <w:pPr>
         <w:tabs>
-          <w:tab w:val="num" w:pos="720"/>
-        </w:tabs>
-        <w:ind w:start="720" w:hanging="360"/>
-      </w:pPr>
-      <w:rPr>
-        <w:rFonts w:ascii="Symbol" w:hAnsi="Symbol" w:cs="Symbol" w:hint="default"/>
-        <w:sz w:val="20"/>
+          <w:tab w:val="num" w:pos="709"/>
+        </w:tabs>
+        <w:ind w:start="709" w:hanging="283"/>
+      </w:pPr>
+      <w:rPr>
+        <w:rFonts w:ascii="Symbol" w:hAnsi="Symbol" w:cs="Symbol" w:hint="default"/>
       </w:rPr>
     </w:lvl>
     <w:lvl w:ilvl="1">
       <w:start w:val="1"/>
       <w:numFmt w:val="bullet"/>
-      <w:lvlText w:val="o"/>
-      <w:lvlJc w:val="start"/>
-      <w:pPr>
-        <w:tabs>
-          <w:tab w:val="num" w:pos="1440"/>
-        </w:tabs>
-        <w:ind w:start="1440" w:hanging="360"/>
-      </w:pPr>
-      <w:rPr>
-        <w:rFonts w:ascii="Courier New" w:hAnsi="Courier New" w:cs="Courier New" w:hint="default"/>
-        <w:sz w:val="20"/>
+      <w:lvlText w:val=""/>
+      <w:lvlJc w:val="start"/>
+      <w:pPr>
+        <w:tabs>
+          <w:tab w:val="num" w:pos="1418"/>
+        </w:tabs>
+        <w:ind w:start="1418" w:hanging="283"/>
+      </w:pPr>
+      <w:rPr>
+        <w:rFonts w:ascii="Symbol" w:hAnsi="Symbol" w:cs="Symbol" w:hint="default"/>
       </w:rPr>
     </w:lvl>
     <w:lvl w:ilvl="2">
       <w:start w:val="1"/>
       <w:numFmt w:val="bullet"/>
-      <w:lvlText w:val=""/>
-      <w:lvlJc w:val="start"/>
-      <w:pPr>
-        <w:tabs>
-          <w:tab w:val="num" w:pos="2160"/>
-        </w:tabs>
-        <w:ind w:start="2160" w:hanging="360"/>
-      </w:pPr>
-      <w:rPr>
-        <w:rFonts w:ascii="Wingdings" w:hAnsi="Wingdings" w:cs="Wingdings" w:hint="default"/>
-        <w:sz w:val="20"/>
+      <w:lvlText w:val=""/>
+      <w:lvlJc w:val="start"/>
+      <w:pPr>
+        <w:tabs>
+          <w:tab w:val="num" w:pos="2127"/>
+        </w:tabs>
+        <w:ind w:start="2127" w:hanging="283"/>
+      </w:pPr>
+      <w:rPr>
+        <w:rFonts w:ascii="Symbol" w:hAnsi="Symbol" w:cs="Symbol" w:hint="default"/>
       </w:rPr>
     </w:lvl>
     <w:lvl w:ilvl="3">
       <w:start w:val="1"/>
       <w:numFmt w:val="bullet"/>
-      <w:lvlText w:val=""/>
-      <w:lvlJc w:val="start"/>
-      <w:pPr>
-        <w:tabs>
-          <w:tab w:val="num" w:pos="2880"/>
-        </w:tabs>
-        <w:ind w:start="2880" w:hanging="360"/>
-      </w:pPr>
-      <w:rPr>
-        <w:rFonts w:ascii="Wingdings" w:hAnsi="Wingdings" w:cs="Wingdings" w:hint="default"/>
-        <w:sz w:val="20"/>
+      <w:lvlText w:val=""/>
+      <w:lvlJc w:val="start"/>
+      <w:pPr>
+        <w:tabs>
+          <w:tab w:val="num" w:pos="2836"/>
+        </w:tabs>
+        <w:ind w:start="2836" w:hanging="283"/>
+      </w:pPr>
+      <w:rPr>
+        <w:rFonts w:ascii="Symbol" w:hAnsi="Symbol" w:cs="Symbol" w:hint="default"/>
       </w:rPr>
     </w:lvl>
     <w:lvl w:ilvl="4">
       <w:start w:val="1"/>
       <w:numFmt w:val="bullet"/>
-      <w:lvlText w:val=""/>
-      <w:lvlJc w:val="start"/>
-      <w:pPr>
-        <w:tabs>
-          <w:tab w:val="num" w:pos="3600"/>
-        </w:tabs>
-        <w:ind w:start="3600" w:hanging="360"/>
-      </w:pPr>
-      <w:rPr>
-        <w:rFonts w:ascii="Wingdings" w:hAnsi="Wingdings" w:cs="Wingdings" w:hint="default"/>
-        <w:sz w:val="20"/>
+      <w:lvlText w:val=""/>
+      <w:lvlJc w:val="start"/>
+      <w:pPr>
+        <w:tabs>
+          <w:tab w:val="num" w:pos="3545"/>
+        </w:tabs>
+        <w:ind w:start="3545" w:hanging="283"/>
+      </w:pPr>
+      <w:rPr>
+        <w:rFonts w:ascii="Symbol" w:hAnsi="Symbol" w:cs="Symbol" w:hint="default"/>
       </w:rPr>
     </w:lvl>
     <w:lvl w:ilvl="5">
       <w:start w:val="1"/>
       <w:numFmt w:val="bullet"/>
-      <w:lvlText w:val=""/>
-      <w:lvlJc w:val="start"/>
-      <w:pPr>
-        <w:tabs>
-          <w:tab w:val="num" w:pos="4320"/>
-        </w:tabs>
-        <w:ind w:start="4320" w:hanging="360"/>
-      </w:pPr>
-      <w:rPr>
-        <w:rFonts w:ascii="Wingdings" w:hAnsi="Wingdings" w:cs="Wingdings" w:hint="default"/>
-        <w:sz w:val="20"/>
+      <w:lvlText w:val=""/>
+      <w:lvlJc w:val="start"/>
+      <w:pPr>
+        <w:tabs>
+          <w:tab w:val="num" w:pos="4254"/>
+        </w:tabs>
+        <w:ind w:start="4254" w:hanging="283"/>
+      </w:pPr>
+      <w:rPr>
+        <w:rFonts w:ascii="Symbol" w:hAnsi="Symbol" w:cs="Symbol" w:hint="default"/>
       </w:rPr>
     </w:lvl>
     <w:lvl w:ilvl="6">
       <w:start w:val="1"/>
       <w:numFmt w:val="bullet"/>
-      <w:lvlText w:val=""/>
-      <w:lvlJc w:val="start"/>
-      <w:pPr>
-        <w:tabs>
-          <w:tab w:val="num" w:pos="5040"/>
-        </w:tabs>
-        <w:ind w:start="5040" w:hanging="360"/>
-      </w:pPr>
-      <w:rPr>
-        <w:rFonts w:ascii="Wingdings" w:hAnsi="Wingdings" w:cs="Wingdings" w:hint="default"/>
-        <w:sz w:val="20"/>
+      <w:lvlText w:val=""/>
+      <w:lvlJc w:val="start"/>
+      <w:pPr>
+        <w:tabs>
+          <w:tab w:val="num" w:pos="4963"/>
+        </w:tabs>
+        <w:ind w:start="4963" w:hanging="283"/>
+      </w:pPr>
+      <w:rPr>
+        <w:rFonts w:ascii="Symbol" w:hAnsi="Symbol" w:cs="Symbol" w:hint="default"/>
       </w:rPr>
     </w:lvl>
     <w:lvl w:ilvl="7">
       <w:start w:val="1"/>
       <w:numFmt w:val="bullet"/>
-      <w:lvlText w:val=""/>
-      <w:lvlJc w:val="start"/>
-      <w:pPr>
-        <w:tabs>
-          <w:tab w:val="num" w:pos="5760"/>
-        </w:tabs>
-        <w:ind w:start="5760" w:hanging="360"/>
-      </w:pPr>
-      <w:rPr>
-        <w:rFonts w:ascii="Wingdings" w:hAnsi="Wingdings" w:cs="Wingdings" w:hint="default"/>
-        <w:sz w:val="20"/>
+      <w:lvlText w:val=""/>
+      <w:lvlJc w:val="start"/>
+      <w:pPr>
+        <w:tabs>
+          <w:tab w:val="num" w:pos="5672"/>
+        </w:tabs>
+        <w:ind w:start="5672" w:hanging="283"/>
+      </w:pPr>
+      <w:rPr>
+        <w:rFonts w:ascii="Symbol" w:hAnsi="Symbol" w:cs="Symbol" w:hint="default"/>
       </w:rPr>
     </w:lvl>
     <w:lvl w:ilvl="8">
       <w:start w:val="1"/>
       <w:numFmt w:val="bullet"/>
-      <w:lvlText w:val=""/>
-      <w:lvlJc w:val="start"/>
-      <w:pPr>
-        <w:tabs>
-          <w:tab w:val="num" w:pos="6480"/>
-        </w:tabs>
-        <w:ind w:start="6480" w:hanging="360"/>
-      </w:pPr>
-      <w:rPr>
-        <w:rFonts w:ascii="Wingdings" w:hAnsi="Wingdings" w:cs="Wingdings" w:hint="default"/>
-        <w:sz w:val="20"/>
+      <w:lvlText w:val=""/>
+      <w:lvlJc w:val="start"/>
+      <w:pPr>
+        <w:tabs>
+          <w:tab w:val="num" w:pos="6381"/>
+        </w:tabs>
+        <w:ind w:start="6381" w:hanging="283"/>
+      </w:pPr>
+      <w:rPr>
+        <w:rFonts w:ascii="Symbol" w:hAnsi="Symbol" w:cs="Symbol" w:hint="default"/>
       </w:rPr>
     </w:lvl>
   </w:abstractNum>
@@ -5411,141 +6663,132 @@
       <w:lvlJc w:val="start"/>
       <w:pPr>
         <w:tabs>
-          <w:tab w:val="num" w:pos="720"/>
-        </w:tabs>
-        <w:ind w:start="720" w:hanging="360"/>
-      </w:pPr>
-      <w:rPr>
-        <w:rFonts w:ascii="Symbol" w:hAnsi="Symbol" w:cs="Symbol" w:hint="default"/>
-        <w:sz w:val="20"/>
+          <w:tab w:val="num" w:pos="709"/>
+        </w:tabs>
+        <w:ind w:start="709" w:hanging="283"/>
+      </w:pPr>
+      <w:rPr>
+        <w:rFonts w:ascii="Symbol" w:hAnsi="Symbol" w:cs="Symbol" w:hint="default"/>
       </w:rPr>
     </w:lvl>
     <w:lvl w:ilvl="1">
       <w:start w:val="1"/>
       <w:numFmt w:val="bullet"/>
-      <w:lvlText w:val="o"/>
-      <w:lvlJc w:val="start"/>
-      <w:pPr>
-        <w:tabs>
-          <w:tab w:val="num" w:pos="1440"/>
-        </w:tabs>
-        <w:ind w:start="1440" w:hanging="360"/>
-      </w:pPr>
-      <w:rPr>
-        <w:rFonts w:ascii="Courier New" w:hAnsi="Courier New" w:cs="Courier New" w:hint="default"/>
-        <w:sz w:val="20"/>
+      <w:lvlText w:val=""/>
+      <w:lvlJc w:val="start"/>
+      <w:pPr>
+        <w:tabs>
+          <w:tab w:val="num" w:pos="1418"/>
+        </w:tabs>
+        <w:ind w:start="1418" w:hanging="283"/>
+      </w:pPr>
+      <w:rPr>
+        <w:rFonts w:ascii="Symbol" w:hAnsi="Symbol" w:cs="Symbol" w:hint="default"/>
       </w:rPr>
     </w:lvl>
     <w:lvl w:ilvl="2">
       <w:start w:val="1"/>
       <w:numFmt w:val="bullet"/>
-      <w:lvlText w:val=""/>
-      <w:lvlJc w:val="start"/>
-      <w:pPr>
-        <w:tabs>
-          <w:tab w:val="num" w:pos="2160"/>
-        </w:tabs>
-        <w:ind w:start="2160" w:hanging="360"/>
-      </w:pPr>
-      <w:rPr>
-        <w:rFonts w:ascii="Wingdings" w:hAnsi="Wingdings" w:cs="Wingdings" w:hint="default"/>
-        <w:sz w:val="20"/>
+      <w:lvlText w:val=""/>
+      <w:lvlJc w:val="start"/>
+      <w:pPr>
+        <w:tabs>
+          <w:tab w:val="num" w:pos="2127"/>
+        </w:tabs>
+        <w:ind w:start="2127" w:hanging="283"/>
+      </w:pPr>
+      <w:rPr>
+        <w:rFonts w:ascii="Symbol" w:hAnsi="Symbol" w:cs="Symbol" w:hint="default"/>
       </w:rPr>
     </w:lvl>
     <w:lvl w:ilvl="3">
       <w:start w:val="1"/>
       <w:numFmt w:val="bullet"/>
-      <w:lvlText w:val=""/>
-      <w:lvlJc w:val="start"/>
-      <w:pPr>
-        <w:tabs>
-          <w:tab w:val="num" w:pos="2880"/>
-        </w:tabs>
-        <w:ind w:start="2880" w:hanging="360"/>
-      </w:pPr>
-      <w:rPr>
-        <w:rFonts w:ascii="Wingdings" w:hAnsi="Wingdings" w:cs="Wingdings" w:hint="default"/>
-        <w:sz w:val="20"/>
+      <w:lvlText w:val=""/>
+      <w:lvlJc w:val="start"/>
+      <w:pPr>
+        <w:tabs>
+          <w:tab w:val="num" w:pos="2836"/>
+        </w:tabs>
+        <w:ind w:start="2836" w:hanging="283"/>
+      </w:pPr>
+      <w:rPr>
+        <w:rFonts w:ascii="Symbol" w:hAnsi="Symbol" w:cs="Symbol" w:hint="default"/>
       </w:rPr>
     </w:lvl>
     <w:lvl w:ilvl="4">
       <w:start w:val="1"/>
       <w:numFmt w:val="bullet"/>
-      <w:lvlText w:val=""/>
-      <w:lvlJc w:val="start"/>
-      <w:pPr>
-        <w:tabs>
-          <w:tab w:val="num" w:pos="3600"/>
-        </w:tabs>
-        <w:ind w:start="3600" w:hanging="360"/>
-      </w:pPr>
-      <w:rPr>
-        <w:rFonts w:ascii="Wingdings" w:hAnsi="Wingdings" w:cs="Wingdings" w:hint="default"/>
-        <w:sz w:val="20"/>
+      <w:lvlText w:val=""/>
+      <w:lvlJc w:val="start"/>
+      <w:pPr>
+        <w:tabs>
+          <w:tab w:val="num" w:pos="3545"/>
+        </w:tabs>
+        <w:ind w:start="3545" w:hanging="283"/>
+      </w:pPr>
+      <w:rPr>
+        <w:rFonts w:ascii="Symbol" w:hAnsi="Symbol" w:cs="Symbol" w:hint="default"/>
       </w:rPr>
     </w:lvl>
     <w:lvl w:ilvl="5">
       <w:start w:val="1"/>
       <w:numFmt w:val="bullet"/>
-      <w:lvlText w:val=""/>
-      <w:lvlJc w:val="start"/>
-      <w:pPr>
-        <w:tabs>
-          <w:tab w:val="num" w:pos="4320"/>
-        </w:tabs>
-        <w:ind w:start="4320" w:hanging="360"/>
-      </w:pPr>
-      <w:rPr>
-        <w:rFonts w:ascii="Wingdings" w:hAnsi="Wingdings" w:cs="Wingdings" w:hint="default"/>
-        <w:sz w:val="20"/>
+      <w:lvlText w:val=""/>
+      <w:lvlJc w:val="start"/>
+      <w:pPr>
+        <w:tabs>
+          <w:tab w:val="num" w:pos="4254"/>
+        </w:tabs>
+        <w:ind w:start="4254" w:hanging="283"/>
+      </w:pPr>
+      <w:rPr>
+        <w:rFonts w:ascii="Symbol" w:hAnsi="Symbol" w:cs="Symbol" w:hint="default"/>
       </w:rPr>
     </w:lvl>
     <w:lvl w:ilvl="6">
       <w:start w:val="1"/>
       <w:numFmt w:val="bullet"/>
-      <w:lvlText w:val=""/>
-      <w:lvlJc w:val="start"/>
-      <w:pPr>
-        <w:tabs>
-          <w:tab w:val="num" w:pos="5040"/>
-        </w:tabs>
-        <w:ind w:start="5040" w:hanging="360"/>
-      </w:pPr>
-      <w:rPr>
-        <w:rFonts w:ascii="Wingdings" w:hAnsi="Wingdings" w:cs="Wingdings" w:hint="default"/>
-        <w:sz w:val="20"/>
+      <w:lvlText w:val=""/>
+      <w:lvlJc w:val="start"/>
+      <w:pPr>
+        <w:tabs>
+          <w:tab w:val="num" w:pos="4963"/>
+        </w:tabs>
+        <w:ind w:start="4963" w:hanging="283"/>
+      </w:pPr>
+      <w:rPr>
+        <w:rFonts w:ascii="Symbol" w:hAnsi="Symbol" w:cs="Symbol" w:hint="default"/>
       </w:rPr>
     </w:lvl>
     <w:lvl w:ilvl="7">
       <w:start w:val="1"/>
       <w:numFmt w:val="bullet"/>
-      <w:lvlText w:val=""/>
-      <w:lvlJc w:val="start"/>
-      <w:pPr>
-        <w:tabs>
-          <w:tab w:val="num" w:pos="5760"/>
-        </w:tabs>
-        <w:ind w:start="5760" w:hanging="360"/>
-      </w:pPr>
-      <w:rPr>
-        <w:rFonts w:ascii="Wingdings" w:hAnsi="Wingdings" w:cs="Wingdings" w:hint="default"/>
-        <w:sz w:val="20"/>
+      <w:lvlText w:val=""/>
+      <w:lvlJc w:val="start"/>
+      <w:pPr>
+        <w:tabs>
+          <w:tab w:val="num" w:pos="5672"/>
+        </w:tabs>
+        <w:ind w:start="5672" w:hanging="283"/>
+      </w:pPr>
+      <w:rPr>
+        <w:rFonts w:ascii="Symbol" w:hAnsi="Symbol" w:cs="Symbol" w:hint="default"/>
       </w:rPr>
     </w:lvl>
     <w:lvl w:ilvl="8">
       <w:start w:val="1"/>
       <w:numFmt w:val="bullet"/>
-      <w:lvlText w:val=""/>
-      <w:lvlJc w:val="start"/>
-      <w:pPr>
-        <w:tabs>
-          <w:tab w:val="num" w:pos="6480"/>
-        </w:tabs>
-        <w:ind w:start="6480" w:hanging="360"/>
-      </w:pPr>
-      <w:rPr>
-        <w:rFonts w:ascii="Wingdings" w:hAnsi="Wingdings" w:cs="Wingdings" w:hint="default"/>
-        <w:sz w:val="20"/>
+      <w:lvlText w:val=""/>
+      <w:lvlJc w:val="start"/>
+      <w:pPr>
+        <w:tabs>
+          <w:tab w:val="num" w:pos="6381"/>
+        </w:tabs>
+        <w:ind w:start="6381" w:hanging="283"/>
+      </w:pPr>
+      <w:rPr>
+        <w:rFonts w:ascii="Symbol" w:hAnsi="Symbol" w:cs="Symbol" w:hint="default"/>
       </w:rPr>
     </w:lvl>
   </w:abstractNum>
@@ -5557,141 +6800,132 @@
       <w:lvlJc w:val="start"/>
       <w:pPr>
         <w:tabs>
-          <w:tab w:val="num" w:pos="720"/>
-        </w:tabs>
-        <w:ind w:start="720" w:hanging="360"/>
-      </w:pPr>
-      <w:rPr>
-        <w:rFonts w:ascii="Symbol" w:hAnsi="Symbol" w:cs="Symbol" w:hint="default"/>
-        <w:sz w:val="20"/>
+          <w:tab w:val="num" w:pos="709"/>
+        </w:tabs>
+        <w:ind w:start="709" w:hanging="283"/>
+      </w:pPr>
+      <w:rPr>
+        <w:rFonts w:ascii="Symbol" w:hAnsi="Symbol" w:cs="Symbol" w:hint="default"/>
       </w:rPr>
     </w:lvl>
     <w:lvl w:ilvl="1">
       <w:start w:val="1"/>
       <w:numFmt w:val="bullet"/>
-      <w:lvlText w:val="o"/>
-      <w:lvlJc w:val="start"/>
-      <w:pPr>
-        <w:tabs>
-          <w:tab w:val="num" w:pos="1440"/>
-        </w:tabs>
-        <w:ind w:start="1440" w:hanging="360"/>
-      </w:pPr>
-      <w:rPr>
-        <w:rFonts w:ascii="Courier New" w:hAnsi="Courier New" w:cs="Courier New" w:hint="default"/>
-        <w:sz w:val="20"/>
+      <w:lvlText w:val=""/>
+      <w:lvlJc w:val="start"/>
+      <w:pPr>
+        <w:tabs>
+          <w:tab w:val="num" w:pos="1418"/>
+        </w:tabs>
+        <w:ind w:start="1418" w:hanging="283"/>
+      </w:pPr>
+      <w:rPr>
+        <w:rFonts w:ascii="Symbol" w:hAnsi="Symbol" w:cs="Symbol" w:hint="default"/>
       </w:rPr>
     </w:lvl>
     <w:lvl w:ilvl="2">
       <w:start w:val="1"/>
       <w:numFmt w:val="bullet"/>
-      <w:lvlText w:val=""/>
-      <w:lvlJc w:val="start"/>
-      <w:pPr>
-        <w:tabs>
-          <w:tab w:val="num" w:pos="2160"/>
-        </w:tabs>
-        <w:ind w:start="2160" w:hanging="360"/>
-      </w:pPr>
-      <w:rPr>
-        <w:rFonts w:ascii="Wingdings" w:hAnsi="Wingdings" w:cs="Wingdings" w:hint="default"/>
-        <w:sz w:val="20"/>
+      <w:lvlText w:val=""/>
+      <w:lvlJc w:val="start"/>
+      <w:pPr>
+        <w:tabs>
+          <w:tab w:val="num" w:pos="2127"/>
+        </w:tabs>
+        <w:ind w:start="2127" w:hanging="283"/>
+      </w:pPr>
+      <w:rPr>
+        <w:rFonts w:ascii="Symbol" w:hAnsi="Symbol" w:cs="Symbol" w:hint="default"/>
       </w:rPr>
     </w:lvl>
     <w:lvl w:ilvl="3">
       <w:start w:val="1"/>
       <w:numFmt w:val="bullet"/>
-      <w:lvlText w:val=""/>
-      <w:lvlJc w:val="start"/>
-      <w:pPr>
-        <w:tabs>
-          <w:tab w:val="num" w:pos="2880"/>
-        </w:tabs>
-        <w:ind w:start="2880" w:hanging="360"/>
-      </w:pPr>
-      <w:rPr>
-        <w:rFonts w:ascii="Wingdings" w:hAnsi="Wingdings" w:cs="Wingdings" w:hint="default"/>
-        <w:sz w:val="20"/>
+      <w:lvlText w:val=""/>
+      <w:lvlJc w:val="start"/>
+      <w:pPr>
+        <w:tabs>
+          <w:tab w:val="num" w:pos="2836"/>
+        </w:tabs>
+        <w:ind w:start="2836" w:hanging="283"/>
+      </w:pPr>
+      <w:rPr>
+        <w:rFonts w:ascii="Symbol" w:hAnsi="Symbol" w:cs="Symbol" w:hint="default"/>
       </w:rPr>
     </w:lvl>
     <w:lvl w:ilvl="4">
       <w:start w:val="1"/>
       <w:numFmt w:val="bullet"/>
-      <w:lvlText w:val=""/>
-      <w:lvlJc w:val="start"/>
-      <w:pPr>
-        <w:tabs>
-          <w:tab w:val="num" w:pos="3600"/>
-        </w:tabs>
-        <w:ind w:start="3600" w:hanging="360"/>
-      </w:pPr>
-      <w:rPr>
-        <w:rFonts w:ascii="Wingdings" w:hAnsi="Wingdings" w:cs="Wingdings" w:hint="default"/>
-        <w:sz w:val="20"/>
+      <w:lvlText w:val=""/>
+      <w:lvlJc w:val="start"/>
+      <w:pPr>
+        <w:tabs>
+          <w:tab w:val="num" w:pos="3545"/>
+        </w:tabs>
+        <w:ind w:start="3545" w:hanging="283"/>
+      </w:pPr>
+      <w:rPr>
+        <w:rFonts w:ascii="Symbol" w:hAnsi="Symbol" w:cs="Symbol" w:hint="default"/>
       </w:rPr>
     </w:lvl>
     <w:lvl w:ilvl="5">
       <w:start w:val="1"/>
       <w:numFmt w:val="bullet"/>
-      <w:lvlText w:val=""/>
-      <w:lvlJc w:val="start"/>
-      <w:pPr>
-        <w:tabs>
-          <w:tab w:val="num" w:pos="4320"/>
-        </w:tabs>
-        <w:ind w:start="4320" w:hanging="360"/>
-      </w:pPr>
-      <w:rPr>
-        <w:rFonts w:ascii="Wingdings" w:hAnsi="Wingdings" w:cs="Wingdings" w:hint="default"/>
-        <w:sz w:val="20"/>
+      <w:lvlText w:val=""/>
+      <w:lvlJc w:val="start"/>
+      <w:pPr>
+        <w:tabs>
+          <w:tab w:val="num" w:pos="4254"/>
+        </w:tabs>
+        <w:ind w:start="4254" w:hanging="283"/>
+      </w:pPr>
+      <w:rPr>
+        <w:rFonts w:ascii="Symbol" w:hAnsi="Symbol" w:cs="Symbol" w:hint="default"/>
       </w:rPr>
     </w:lvl>
     <w:lvl w:ilvl="6">
       <w:start w:val="1"/>
       <w:numFmt w:val="bullet"/>
-      <w:lvlText w:val=""/>
-      <w:lvlJc w:val="start"/>
-      <w:pPr>
-        <w:tabs>
-          <w:tab w:val="num" w:pos="5040"/>
-        </w:tabs>
-        <w:ind w:start="5040" w:hanging="360"/>
-      </w:pPr>
-      <w:rPr>
-        <w:rFonts w:ascii="Wingdings" w:hAnsi="Wingdings" w:cs="Wingdings" w:hint="default"/>
-        <w:sz w:val="20"/>
+      <w:lvlText w:val=""/>
+      <w:lvlJc w:val="start"/>
+      <w:pPr>
+        <w:tabs>
+          <w:tab w:val="num" w:pos="4963"/>
+        </w:tabs>
+        <w:ind w:start="4963" w:hanging="283"/>
+      </w:pPr>
+      <w:rPr>
+        <w:rFonts w:ascii="Symbol" w:hAnsi="Symbol" w:cs="Symbol" w:hint="default"/>
       </w:rPr>
     </w:lvl>
     <w:lvl w:ilvl="7">
       <w:start w:val="1"/>
       <w:numFmt w:val="bullet"/>
-      <w:lvlText w:val=""/>
-      <w:lvlJc w:val="start"/>
-      <w:pPr>
-        <w:tabs>
-          <w:tab w:val="num" w:pos="5760"/>
-        </w:tabs>
-        <w:ind w:start="5760" w:hanging="360"/>
-      </w:pPr>
-      <w:rPr>
-        <w:rFonts w:ascii="Wingdings" w:hAnsi="Wingdings" w:cs="Wingdings" w:hint="default"/>
-        <w:sz w:val="20"/>
+      <w:lvlText w:val=""/>
+      <w:lvlJc w:val="start"/>
+      <w:pPr>
+        <w:tabs>
+          <w:tab w:val="num" w:pos="5672"/>
+        </w:tabs>
+        <w:ind w:start="5672" w:hanging="283"/>
+      </w:pPr>
+      <w:rPr>
+        <w:rFonts w:ascii="Symbol" w:hAnsi="Symbol" w:cs="Symbol" w:hint="default"/>
       </w:rPr>
     </w:lvl>
     <w:lvl w:ilvl="8">
       <w:start w:val="1"/>
       <w:numFmt w:val="bullet"/>
-      <w:lvlText w:val=""/>
-      <w:lvlJc w:val="start"/>
-      <w:pPr>
-        <w:tabs>
-          <w:tab w:val="num" w:pos="6480"/>
-        </w:tabs>
-        <w:ind w:start="6480" w:hanging="360"/>
-      </w:pPr>
-      <w:rPr>
-        <w:rFonts w:ascii="Wingdings" w:hAnsi="Wingdings" w:cs="Wingdings" w:hint="default"/>
-        <w:sz w:val="20"/>
+      <w:lvlText w:val=""/>
+      <w:lvlJc w:val="start"/>
+      <w:pPr>
+        <w:tabs>
+          <w:tab w:val="num" w:pos="6381"/>
+        </w:tabs>
+        <w:ind w:start="6381" w:hanging="283"/>
+      </w:pPr>
+      <w:rPr>
+        <w:rFonts w:ascii="Symbol" w:hAnsi="Symbol" w:cs="Symbol" w:hint="default"/>
       </w:rPr>
     </w:lvl>
   </w:abstractNum>
@@ -5703,9 +6937,9 @@
       <w:lvlJc w:val="start"/>
       <w:pPr>
         <w:tabs>
-          <w:tab w:val="num" w:pos="720"/>
-        </w:tabs>
-        <w:ind w:start="720" w:hanging="360"/>
+          <w:tab w:val="num" w:pos="709"/>
+        </w:tabs>
+        <w:ind w:start="709" w:hanging="283"/>
       </w:pPr>
       <w:rPr/>
     </w:lvl>
@@ -5716,9 +6950,9 @@
       <w:lvlJc w:val="start"/>
       <w:pPr>
         <w:tabs>
-          <w:tab w:val="num" w:pos="1440"/>
-        </w:tabs>
-        <w:ind w:start="1440" w:hanging="360"/>
+          <w:tab w:val="num" w:pos="1418"/>
+        </w:tabs>
+        <w:ind w:start="1418" w:hanging="283"/>
       </w:pPr>
       <w:rPr/>
     </w:lvl>
@@ -5729,9 +6963,9 @@
       <w:lvlJc w:val="start"/>
       <w:pPr>
         <w:tabs>
-          <w:tab w:val="num" w:pos="2160"/>
-        </w:tabs>
-        <w:ind w:start="2160" w:hanging="360"/>
+          <w:tab w:val="num" w:pos="2127"/>
+        </w:tabs>
+        <w:ind w:start="2127" w:hanging="283"/>
       </w:pPr>
       <w:rPr/>
     </w:lvl>
@@ -5742,9 +6976,9 @@
       <w:lvlJc w:val="start"/>
       <w:pPr>
         <w:tabs>
-          <w:tab w:val="num" w:pos="2880"/>
-        </w:tabs>
-        <w:ind w:start="2880" w:hanging="360"/>
+          <w:tab w:val="num" w:pos="2836"/>
+        </w:tabs>
+        <w:ind w:start="2836" w:hanging="283"/>
       </w:pPr>
       <w:rPr/>
     </w:lvl>
@@ -5755,9 +6989,9 @@
       <w:lvlJc w:val="start"/>
       <w:pPr>
         <w:tabs>
-          <w:tab w:val="num" w:pos="3600"/>
-        </w:tabs>
-        <w:ind w:start="3600" w:hanging="360"/>
+          <w:tab w:val="num" w:pos="3545"/>
+        </w:tabs>
+        <w:ind w:start="3545" w:hanging="283"/>
       </w:pPr>
       <w:rPr/>
     </w:lvl>
@@ -5768,9 +7002,9 @@
       <w:lvlJc w:val="start"/>
       <w:pPr>
         <w:tabs>
-          <w:tab w:val="num" w:pos="4320"/>
-        </w:tabs>
-        <w:ind w:start="4320" w:hanging="360"/>
+          <w:tab w:val="num" w:pos="4254"/>
+        </w:tabs>
+        <w:ind w:start="4254" w:hanging="283"/>
       </w:pPr>
       <w:rPr/>
     </w:lvl>
@@ -5781,9 +7015,9 @@
       <w:lvlJc w:val="start"/>
       <w:pPr>
         <w:tabs>
-          <w:tab w:val="num" w:pos="5040"/>
-        </w:tabs>
-        <w:ind w:start="5040" w:hanging="360"/>
+          <w:tab w:val="num" w:pos="4963"/>
+        </w:tabs>
+        <w:ind w:start="4963" w:hanging="283"/>
       </w:pPr>
       <w:rPr/>
     </w:lvl>
@@ -5794,9 +7028,9 @@
       <w:lvlJc w:val="start"/>
       <w:pPr>
         <w:tabs>
-          <w:tab w:val="num" w:pos="5760"/>
-        </w:tabs>
-        <w:ind w:start="5760" w:hanging="360"/>
+          <w:tab w:val="num" w:pos="5672"/>
+        </w:tabs>
+        <w:ind w:start="5672" w:hanging="283"/>
       </w:pPr>
       <w:rPr/>
     </w:lvl>
@@ -5807,9 +7041,9 @@
       <w:lvlJc w:val="start"/>
       <w:pPr>
         <w:tabs>
-          <w:tab w:val="num" w:pos="6480"/>
-        </w:tabs>
-        <w:ind w:start="6480" w:hanging="360"/>
+          <w:tab w:val="num" w:pos="6381"/>
+        </w:tabs>
+        <w:ind w:start="6381" w:hanging="283"/>
       </w:pPr>
       <w:rPr/>
     </w:lvl>
@@ -5822,9 +7056,9 @@
       <w:lvlJc w:val="start"/>
       <w:pPr>
         <w:tabs>
-          <w:tab w:val="num" w:pos="720"/>
-        </w:tabs>
-        <w:ind w:start="720" w:hanging="360"/>
+          <w:tab w:val="num" w:pos="709"/>
+        </w:tabs>
+        <w:ind w:start="709" w:hanging="283"/>
       </w:pPr>
       <w:rPr/>
     </w:lvl>
@@ -5835,9 +7069,9 @@
       <w:lvlJc w:val="start"/>
       <w:pPr>
         <w:tabs>
-          <w:tab w:val="num" w:pos="1440"/>
-        </w:tabs>
-        <w:ind w:start="1440" w:hanging="360"/>
+          <w:tab w:val="num" w:pos="1418"/>
+        </w:tabs>
+        <w:ind w:start="1418" w:hanging="283"/>
       </w:pPr>
       <w:rPr/>
     </w:lvl>
@@ -5848,9 +7082,9 @@
       <w:lvlJc w:val="start"/>
       <w:pPr>
         <w:tabs>
-          <w:tab w:val="num" w:pos="2160"/>
-        </w:tabs>
-        <w:ind w:start="2160" w:hanging="360"/>
+          <w:tab w:val="num" w:pos="2127"/>
+        </w:tabs>
+        <w:ind w:start="2127" w:hanging="283"/>
       </w:pPr>
       <w:rPr/>
     </w:lvl>
@@ -5861,9 +7095,9 @@
       <w:lvlJc w:val="start"/>
       <w:pPr>
         <w:tabs>
-          <w:tab w:val="num" w:pos="2880"/>
-        </w:tabs>
-        <w:ind w:start="2880" w:hanging="360"/>
+          <w:tab w:val="num" w:pos="2836"/>
+        </w:tabs>
+        <w:ind w:start="2836" w:hanging="283"/>
       </w:pPr>
       <w:rPr/>
     </w:lvl>
@@ -5874,9 +7108,9 @@
       <w:lvlJc w:val="start"/>
       <w:pPr>
         <w:tabs>
-          <w:tab w:val="num" w:pos="3600"/>
-        </w:tabs>
-        <w:ind w:start="3600" w:hanging="360"/>
+          <w:tab w:val="num" w:pos="3545"/>
+        </w:tabs>
+        <w:ind w:start="3545" w:hanging="283"/>
       </w:pPr>
       <w:rPr/>
     </w:lvl>
@@ -5887,9 +7121,9 @@
       <w:lvlJc w:val="start"/>
       <w:pPr>
         <w:tabs>
-          <w:tab w:val="num" w:pos="4320"/>
-        </w:tabs>
-        <w:ind w:start="4320" w:hanging="360"/>
+          <w:tab w:val="num" w:pos="4254"/>
+        </w:tabs>
+        <w:ind w:start="4254" w:hanging="283"/>
       </w:pPr>
       <w:rPr/>
     </w:lvl>
@@ -5900,9 +7134,9 @@
       <w:lvlJc w:val="start"/>
       <w:pPr>
         <w:tabs>
-          <w:tab w:val="num" w:pos="5040"/>
-        </w:tabs>
-        <w:ind w:start="5040" w:hanging="360"/>
+          <w:tab w:val="num" w:pos="4963"/>
+        </w:tabs>
+        <w:ind w:start="4963" w:hanging="283"/>
       </w:pPr>
       <w:rPr/>
     </w:lvl>
@@ -5913,9 +7147,9 @@
       <w:lvlJc w:val="start"/>
       <w:pPr>
         <w:tabs>
-          <w:tab w:val="num" w:pos="5760"/>
-        </w:tabs>
-        <w:ind w:start="5760" w:hanging="360"/>
+          <w:tab w:val="num" w:pos="5672"/>
+        </w:tabs>
+        <w:ind w:start="5672" w:hanging="283"/>
       </w:pPr>
       <w:rPr/>
     </w:lvl>
@@ -5926,9 +7160,9 @@
       <w:lvlJc w:val="start"/>
       <w:pPr>
         <w:tabs>
-          <w:tab w:val="num" w:pos="6480"/>
-        </w:tabs>
-        <w:ind w:start="6480" w:hanging="360"/>
+          <w:tab w:val="num" w:pos="6381"/>
+        </w:tabs>
+        <w:ind w:start="6381" w:hanging="283"/>
       </w:pPr>
       <w:rPr/>
     </w:lvl>
@@ -5936,147 +7170,120 @@
   <w:abstractNum w:abstractNumId="13">
     <w:lvl w:ilvl="0">
       <w:start w:val="1"/>
-      <w:numFmt w:val="bullet"/>
-      <w:lvlText w:val=""/>
-      <w:lvlJc w:val="start"/>
-      <w:pPr>
-        <w:tabs>
-          <w:tab w:val="num" w:pos="720"/>
-        </w:tabs>
-        <w:ind w:start="720" w:hanging="360"/>
-      </w:pPr>
-      <w:rPr>
-        <w:rFonts w:ascii="Symbol" w:hAnsi="Symbol" w:cs="Symbol" w:hint="default"/>
-        <w:sz w:val="20"/>
-      </w:rPr>
+      <w:numFmt w:val="decimal"/>
+      <w:lvlText w:val="%1."/>
+      <w:lvlJc w:val="start"/>
+      <w:pPr>
+        <w:tabs>
+          <w:tab w:val="num" w:pos="397"/>
+        </w:tabs>
+        <w:ind w:start="754" w:hanging="397"/>
+      </w:pPr>
+      <w:rPr/>
     </w:lvl>
     <w:lvl w:ilvl="1">
       <w:start w:val="1"/>
-      <w:numFmt w:val="bullet"/>
-      <w:lvlText w:val="o"/>
-      <w:lvlJc w:val="start"/>
-      <w:pPr>
-        <w:tabs>
-          <w:tab w:val="num" w:pos="1440"/>
-        </w:tabs>
-        <w:ind w:start="1440" w:hanging="360"/>
-      </w:pPr>
-      <w:rPr>
-        <w:rFonts w:ascii="Courier New" w:hAnsi="Courier New" w:cs="Courier New" w:hint="default"/>
-        <w:sz w:val="20"/>
-      </w:rPr>
+      <w:numFmt w:val="decimal"/>
+      <w:lvlText w:val="%2."/>
+      <w:lvlJc w:val="start"/>
+      <w:pPr>
+        <w:tabs>
+          <w:tab w:val="num" w:pos="794"/>
+        </w:tabs>
+        <w:ind w:start="1151" w:hanging="397"/>
+      </w:pPr>
+      <w:rPr/>
     </w:lvl>
     <w:lvl w:ilvl="2">
       <w:start w:val="1"/>
-      <w:numFmt w:val="bullet"/>
-      <w:lvlText w:val=""/>
-      <w:lvlJc w:val="start"/>
-      <w:pPr>
-        <w:tabs>
-          <w:tab w:val="num" w:pos="2160"/>
-        </w:tabs>
-        <w:ind w:start="2160" w:hanging="360"/>
-      </w:pPr>
-      <w:rPr>
-        <w:rFonts w:ascii="Wingdings" w:hAnsi="Wingdings" w:cs="Wingdings" w:hint="default"/>
-        <w:sz w:val="20"/>
-      </w:rPr>
+      <w:numFmt w:val="decimal"/>
+      <w:lvlText w:val="%3."/>
+      <w:lvlJc w:val="start"/>
+      <w:pPr>
+        <w:tabs>
+          <w:tab w:val="num" w:pos="1191"/>
+        </w:tabs>
+        <w:ind w:start="1548" w:hanging="397"/>
+      </w:pPr>
+      <w:rPr/>
     </w:lvl>
     <w:lvl w:ilvl="3">
       <w:start w:val="1"/>
-      <w:numFmt w:val="bullet"/>
-      <w:lvlText w:val=""/>
-      <w:lvlJc w:val="start"/>
-      <w:pPr>
-        <w:tabs>
-          <w:tab w:val="num" w:pos="2880"/>
-        </w:tabs>
-        <w:ind w:start="2880" w:hanging="360"/>
-      </w:pPr>
-      <w:rPr>
-        <w:rFonts w:ascii="Wingdings" w:hAnsi="Wingdings" w:cs="Wingdings" w:hint="default"/>
-        <w:sz w:val="20"/>
-      </w:rPr>
+      <w:numFmt w:val="decimal"/>
+      <w:lvlText w:val="%4."/>
+      <w:lvlJc w:val="start"/>
+      <w:pPr>
+        <w:tabs>
+          <w:tab w:val="num" w:pos="1588"/>
+        </w:tabs>
+        <w:ind w:start="1945" w:hanging="397"/>
+      </w:pPr>
+      <w:rPr/>
     </w:lvl>
     <w:lvl w:ilvl="4">
       <w:start w:val="1"/>
-      <w:numFmt w:val="bullet"/>
-      <w:lvlText w:val=""/>
-      <w:lvlJc w:val="start"/>
-      <w:pPr>
-        <w:tabs>
-          <w:tab w:val="num" w:pos="3600"/>
-        </w:tabs>
-        <w:ind w:start="3600" w:hanging="360"/>
-      </w:pPr>
-      <w:rPr>
-        <w:rFonts w:ascii="Wingdings" w:hAnsi="Wingdings" w:cs="Wingdings" w:hint="default"/>
-        <w:sz w:val="20"/>
-      </w:rPr>
+      <w:numFmt w:val="decimal"/>
+      <w:lvlText w:val="%5."/>
+      <w:lvlJc w:val="start"/>
+      <w:pPr>
+        <w:tabs>
+          <w:tab w:val="num" w:pos="1985"/>
+        </w:tabs>
+        <w:ind w:start="2342" w:hanging="397"/>
+      </w:pPr>
+      <w:rPr/>
     </w:lvl>
     <w:lvl w:ilvl="5">
       <w:start w:val="1"/>
-      <w:numFmt w:val="bullet"/>
-      <w:lvlText w:val=""/>
-      <w:lvlJc w:val="start"/>
-      <w:pPr>
-        <w:tabs>
-          <w:tab w:val="num" w:pos="4320"/>
-        </w:tabs>
-        <w:ind w:start="4320" w:hanging="360"/>
-      </w:pPr>
-      <w:rPr>
-        <w:rFonts w:ascii="Wingdings" w:hAnsi="Wingdings" w:cs="Wingdings" w:hint="default"/>
-        <w:sz w:val="20"/>
-      </w:rPr>
+      <w:numFmt w:val="decimal"/>
+      <w:lvlText w:val="%6."/>
+      <w:lvlJc w:val="start"/>
+      <w:pPr>
+        <w:tabs>
+          <w:tab w:val="num" w:pos="2381"/>
+        </w:tabs>
+        <w:ind w:start="2738" w:hanging="397"/>
+      </w:pPr>
+      <w:rPr/>
     </w:lvl>
     <w:lvl w:ilvl="6">
       <w:start w:val="1"/>
-      <w:numFmt w:val="bullet"/>
-      <w:lvlText w:val=""/>
-      <w:lvlJc w:val="start"/>
-      <w:pPr>
-        <w:tabs>
-          <w:tab w:val="num" w:pos="5040"/>
-        </w:tabs>
-        <w:ind w:start="5040" w:hanging="360"/>
-      </w:pPr>
-      <w:rPr>
-        <w:rFonts w:ascii="Wingdings" w:hAnsi="Wingdings" w:cs="Wingdings" w:hint="default"/>
-        <w:sz w:val="20"/>
-      </w:rPr>
+      <w:numFmt w:val="decimal"/>
+      <w:lvlText w:val="%7."/>
+      <w:lvlJc w:val="start"/>
+      <w:pPr>
+        <w:tabs>
+          <w:tab w:val="num" w:pos="2778"/>
+        </w:tabs>
+        <w:ind w:start="3135" w:hanging="397"/>
+      </w:pPr>
+      <w:rPr/>
     </w:lvl>
     <w:lvl w:ilvl="7">
       <w:start w:val="1"/>
-      <w:numFmt w:val="bullet"/>
-      <w:lvlText w:val=""/>
-      <w:lvlJc w:val="start"/>
-      <w:pPr>
-        <w:tabs>
-          <w:tab w:val="num" w:pos="5760"/>
-        </w:tabs>
-        <w:ind w:start="5760" w:hanging="360"/>
-      </w:pPr>
-      <w:rPr>
-        <w:rFonts w:ascii="Wingdings" w:hAnsi="Wingdings" w:cs="Wingdings" w:hint="default"/>
-        <w:sz w:val="20"/>
-      </w:rPr>
+      <w:numFmt w:val="decimal"/>
+      <w:lvlText w:val="%8."/>
+      <w:lvlJc w:val="start"/>
+      <w:pPr>
+        <w:tabs>
+          <w:tab w:val="num" w:pos="3175"/>
+        </w:tabs>
+        <w:ind w:start="3532" w:hanging="397"/>
+      </w:pPr>
+      <w:rPr/>
     </w:lvl>
     <w:lvl w:ilvl="8">
       <w:start w:val="1"/>
-      <w:numFmt w:val="bullet"/>
-      <w:lvlText w:val=""/>
-      <w:lvlJc w:val="start"/>
-      <w:pPr>
-        <w:tabs>
-          <w:tab w:val="num" w:pos="6480"/>
-        </w:tabs>
-        <w:ind w:start="6480" w:hanging="360"/>
-      </w:pPr>
-      <w:rPr>
-        <w:rFonts w:ascii="Wingdings" w:hAnsi="Wingdings" w:cs="Wingdings" w:hint="default"/>
-        <w:sz w:val="20"/>
-      </w:rPr>
+      <w:numFmt w:val="decimal"/>
+      <w:lvlText w:val="%9."/>
+      <w:lvlJc w:val="start"/>
+      <w:pPr>
+        <w:tabs>
+          <w:tab w:val="num" w:pos="3572"/>
+        </w:tabs>
+        <w:ind w:start="3929" w:hanging="397"/>
+      </w:pPr>
+      <w:rPr/>
     </w:lvl>
   </w:abstractNum>
   <w:abstractNum w:abstractNumId="14">
@@ -6087,145 +7294,273 @@
       <w:lvlJc w:val="start"/>
       <w:pPr>
         <w:tabs>
-          <w:tab w:val="num" w:pos="720"/>
-        </w:tabs>
-        <w:ind w:start="720" w:hanging="360"/>
-      </w:pPr>
-      <w:rPr>
-        <w:rFonts w:ascii="Symbol" w:hAnsi="Symbol" w:cs="Symbol" w:hint="default"/>
-        <w:sz w:val="20"/>
+          <w:tab w:val="num" w:pos="709"/>
+        </w:tabs>
+        <w:ind w:start="709" w:hanging="283"/>
+      </w:pPr>
+      <w:rPr>
+        <w:rFonts w:ascii="Symbol" w:hAnsi="Symbol" w:cs="Symbol" w:hint="default"/>
       </w:rPr>
     </w:lvl>
     <w:lvl w:ilvl="1">
       <w:start w:val="1"/>
       <w:numFmt w:val="bullet"/>
-      <w:lvlText w:val="o"/>
-      <w:lvlJc w:val="start"/>
-      <w:pPr>
-        <w:tabs>
-          <w:tab w:val="num" w:pos="1440"/>
-        </w:tabs>
-        <w:ind w:start="1440" w:hanging="360"/>
-      </w:pPr>
-      <w:rPr>
-        <w:rFonts w:ascii="Courier New" w:hAnsi="Courier New" w:cs="Courier New" w:hint="default"/>
-        <w:sz w:val="20"/>
+      <w:lvlText w:val=""/>
+      <w:lvlJc w:val="start"/>
+      <w:pPr>
+        <w:tabs>
+          <w:tab w:val="num" w:pos="1418"/>
+        </w:tabs>
+        <w:ind w:start="1418" w:hanging="283"/>
+      </w:pPr>
+      <w:rPr>
+        <w:rFonts w:ascii="Symbol" w:hAnsi="Symbol" w:cs="Symbol" w:hint="default"/>
       </w:rPr>
     </w:lvl>
     <w:lvl w:ilvl="2">
       <w:start w:val="1"/>
       <w:numFmt w:val="bullet"/>
-      <w:lvlText w:val=""/>
-      <w:lvlJc w:val="start"/>
-      <w:pPr>
-        <w:tabs>
-          <w:tab w:val="num" w:pos="2160"/>
-        </w:tabs>
-        <w:ind w:start="2160" w:hanging="360"/>
-      </w:pPr>
-      <w:rPr>
-        <w:rFonts w:ascii="Wingdings" w:hAnsi="Wingdings" w:cs="Wingdings" w:hint="default"/>
-        <w:sz w:val="20"/>
+      <w:lvlText w:val=""/>
+      <w:lvlJc w:val="start"/>
+      <w:pPr>
+        <w:tabs>
+          <w:tab w:val="num" w:pos="2127"/>
+        </w:tabs>
+        <w:ind w:start="2127" w:hanging="283"/>
+      </w:pPr>
+      <w:rPr>
+        <w:rFonts w:ascii="Symbol" w:hAnsi="Symbol" w:cs="Symbol" w:hint="default"/>
       </w:rPr>
     </w:lvl>
     <w:lvl w:ilvl="3">
       <w:start w:val="1"/>
       <w:numFmt w:val="bullet"/>
-      <w:lvlText w:val=""/>
-      <w:lvlJc w:val="start"/>
-      <w:pPr>
-        <w:tabs>
-          <w:tab w:val="num" w:pos="2880"/>
-        </w:tabs>
-        <w:ind w:start="2880" w:hanging="360"/>
-      </w:pPr>
-      <w:rPr>
-        <w:rFonts w:ascii="Wingdings" w:hAnsi="Wingdings" w:cs="Wingdings" w:hint="default"/>
-        <w:sz w:val="20"/>
+      <w:lvlText w:val=""/>
+      <w:lvlJc w:val="start"/>
+      <w:pPr>
+        <w:tabs>
+          <w:tab w:val="num" w:pos="2836"/>
+        </w:tabs>
+        <w:ind w:start="2836" w:hanging="283"/>
+      </w:pPr>
+      <w:rPr>
+        <w:rFonts w:ascii="Symbol" w:hAnsi="Symbol" w:cs="Symbol" w:hint="default"/>
       </w:rPr>
     </w:lvl>
     <w:lvl w:ilvl="4">
       <w:start w:val="1"/>
       <w:numFmt w:val="bullet"/>
-      <w:lvlText w:val=""/>
-      <w:lvlJc w:val="start"/>
-      <w:pPr>
-        <w:tabs>
-          <w:tab w:val="num" w:pos="3600"/>
-        </w:tabs>
-        <w:ind w:start="3600" w:hanging="360"/>
-      </w:pPr>
-      <w:rPr>
-        <w:rFonts w:ascii="Wingdings" w:hAnsi="Wingdings" w:cs="Wingdings" w:hint="default"/>
-        <w:sz w:val="20"/>
+      <w:lvlText w:val=""/>
+      <w:lvlJc w:val="start"/>
+      <w:pPr>
+        <w:tabs>
+          <w:tab w:val="num" w:pos="3545"/>
+        </w:tabs>
+        <w:ind w:start="3545" w:hanging="283"/>
+      </w:pPr>
+      <w:rPr>
+        <w:rFonts w:ascii="Symbol" w:hAnsi="Symbol" w:cs="Symbol" w:hint="default"/>
       </w:rPr>
     </w:lvl>
     <w:lvl w:ilvl="5">
       <w:start w:val="1"/>
       <w:numFmt w:val="bullet"/>
-      <w:lvlText w:val=""/>
-      <w:lvlJc w:val="start"/>
-      <w:pPr>
-        <w:tabs>
-          <w:tab w:val="num" w:pos="4320"/>
-        </w:tabs>
-        <w:ind w:start="4320" w:hanging="360"/>
-      </w:pPr>
-      <w:rPr>
-        <w:rFonts w:ascii="Wingdings" w:hAnsi="Wingdings" w:cs="Wingdings" w:hint="default"/>
-        <w:sz w:val="20"/>
+      <w:lvlText w:val=""/>
+      <w:lvlJc w:val="start"/>
+      <w:pPr>
+        <w:tabs>
+          <w:tab w:val="num" w:pos="4254"/>
+        </w:tabs>
+        <w:ind w:start="4254" w:hanging="283"/>
+      </w:pPr>
+      <w:rPr>
+        <w:rFonts w:ascii="Symbol" w:hAnsi="Symbol" w:cs="Symbol" w:hint="default"/>
       </w:rPr>
     </w:lvl>
     <w:lvl w:ilvl="6">
       <w:start w:val="1"/>
       <w:numFmt w:val="bullet"/>
-      <w:lvlText w:val=""/>
-      <w:lvlJc w:val="start"/>
-      <w:pPr>
-        <w:tabs>
-          <w:tab w:val="num" w:pos="5040"/>
-        </w:tabs>
-        <w:ind w:start="5040" w:hanging="360"/>
-      </w:pPr>
-      <w:rPr>
-        <w:rFonts w:ascii="Wingdings" w:hAnsi="Wingdings" w:cs="Wingdings" w:hint="default"/>
-        <w:sz w:val="20"/>
+      <w:lvlText w:val=""/>
+      <w:lvlJc w:val="start"/>
+      <w:pPr>
+        <w:tabs>
+          <w:tab w:val="num" w:pos="4963"/>
+        </w:tabs>
+        <w:ind w:start="4963" w:hanging="283"/>
+      </w:pPr>
+      <w:rPr>
+        <w:rFonts w:ascii="Symbol" w:hAnsi="Symbol" w:cs="Symbol" w:hint="default"/>
       </w:rPr>
     </w:lvl>
     <w:lvl w:ilvl="7">
       <w:start w:val="1"/>
       <w:numFmt w:val="bullet"/>
-      <w:lvlText w:val=""/>
-      <w:lvlJc w:val="start"/>
-      <w:pPr>
-        <w:tabs>
-          <w:tab w:val="num" w:pos="5760"/>
-        </w:tabs>
-        <w:ind w:start="5760" w:hanging="360"/>
-      </w:pPr>
-      <w:rPr>
-        <w:rFonts w:ascii="Wingdings" w:hAnsi="Wingdings" w:cs="Wingdings" w:hint="default"/>
-        <w:sz w:val="20"/>
+      <w:lvlText w:val=""/>
+      <w:lvlJc w:val="start"/>
+      <w:pPr>
+        <w:tabs>
+          <w:tab w:val="num" w:pos="5672"/>
+        </w:tabs>
+        <w:ind w:start="5672" w:hanging="283"/>
+      </w:pPr>
+      <w:rPr>
+        <w:rFonts w:ascii="Symbol" w:hAnsi="Symbol" w:cs="Symbol" w:hint="default"/>
       </w:rPr>
     </w:lvl>
     <w:lvl w:ilvl="8">
       <w:start w:val="1"/>
       <w:numFmt w:val="bullet"/>
-      <w:lvlText w:val=""/>
-      <w:lvlJc w:val="start"/>
-      <w:pPr>
-        <w:tabs>
-          <w:tab w:val="num" w:pos="6480"/>
-        </w:tabs>
-        <w:ind w:start="6480" w:hanging="360"/>
-      </w:pPr>
-      <w:rPr>
-        <w:rFonts w:ascii="Wingdings" w:hAnsi="Wingdings" w:cs="Wingdings" w:hint="default"/>
-        <w:sz w:val="20"/>
+      <w:lvlText w:val=""/>
+      <w:lvlJc w:val="start"/>
+      <w:pPr>
+        <w:tabs>
+          <w:tab w:val="num" w:pos="6381"/>
+        </w:tabs>
+        <w:ind w:start="6381" w:hanging="283"/>
+      </w:pPr>
+      <w:rPr>
+        <w:rFonts w:ascii="Symbol" w:hAnsi="Symbol" w:cs="Symbol" w:hint="default"/>
       </w:rPr>
     </w:lvl>
   </w:abstractNum>
   <w:abstractNum w:abstractNumId="15">
+    <w:lvl w:ilvl="0">
+      <w:start w:val="1"/>
+      <w:numFmt w:val="bullet"/>
+      <w:lvlText w:val=""/>
+      <w:lvlJc w:val="start"/>
+      <w:pPr>
+        <w:tabs>
+          <w:tab w:val="num" w:pos="709"/>
+        </w:tabs>
+        <w:ind w:start="709" w:hanging="283"/>
+      </w:pPr>
+      <w:rPr>
+        <w:rFonts w:ascii="Symbol" w:hAnsi="Symbol" w:cs="Symbol" w:hint="default"/>
+      </w:rPr>
+    </w:lvl>
+    <w:lvl w:ilvl="1">
+      <w:start w:val="1"/>
+      <w:numFmt w:val="bullet"/>
+      <w:lvlText w:val=""/>
+      <w:lvlJc w:val="start"/>
+      <w:pPr>
+        <w:tabs>
+          <w:tab w:val="num" w:pos="1418"/>
+        </w:tabs>
+        <w:ind w:start="1418" w:hanging="283"/>
+      </w:pPr>
+      <w:rPr>
+        <w:rFonts w:ascii="Symbol" w:hAnsi="Symbol" w:cs="Symbol" w:hint="default"/>
+      </w:rPr>
+    </w:lvl>
+    <w:lvl w:ilvl="2">
+      <w:start w:val="1"/>
+      <w:numFmt w:val="bullet"/>
+      <w:lvlText w:val=""/>
+      <w:lvlJc w:val="start"/>
+      <w:pPr>
+        <w:tabs>
+          <w:tab w:val="num" w:pos="2127"/>
+        </w:tabs>
+        <w:ind w:start="2127" w:hanging="283"/>
+      </w:pPr>
+      <w:rPr>
+        <w:rFonts w:ascii="Symbol" w:hAnsi="Symbol" w:cs="Symbol" w:hint="default"/>
+      </w:rPr>
+    </w:lvl>
+    <w:lvl w:ilvl="3">
+      <w:start w:val="1"/>
+      <w:numFmt w:val="bullet"/>
+      <w:lvlText w:val=""/>
+      <w:lvlJc w:val="start"/>
+      <w:pPr>
+        <w:tabs>
+          <w:tab w:val="num" w:pos="2836"/>
+        </w:tabs>
+        <w:ind w:start="2836" w:hanging="283"/>
+      </w:pPr>
+      <w:rPr>
+        <w:rFonts w:ascii="Symbol" w:hAnsi="Symbol" w:cs="Symbol" w:hint="default"/>
+      </w:rPr>
+    </w:lvl>
+    <w:lvl w:ilvl="4">
+      <w:start w:val="1"/>
+      <w:numFmt w:val="bullet"/>
+      <w:lvlText w:val=""/>
+      <w:lvlJc w:val="start"/>
+      <w:pPr>
+        <w:tabs>
+          <w:tab w:val="num" w:pos="3545"/>
+        </w:tabs>
+        <w:ind w:start="3545" w:hanging="283"/>
+      </w:pPr>
+      <w:rPr>
+        <w:rFonts w:ascii="Symbol" w:hAnsi="Symbol" w:cs="Symbol" w:hint="default"/>
+      </w:rPr>
+    </w:lvl>
+    <w:lvl w:ilvl="5">
+      <w:start w:val="1"/>
+      <w:numFmt w:val="bullet"/>
+      <w:lvlText w:val=""/>
+      <w:lvlJc w:val="start"/>
+      <w:pPr>
+        <w:tabs>
+          <w:tab w:val="num" w:pos="4254"/>
+        </w:tabs>
+        <w:ind w:start="4254" w:hanging="283"/>
+      </w:pPr>
+      <w:rPr>
+        <w:rFonts w:ascii="Symbol" w:hAnsi="Symbol" w:cs="Symbol" w:hint="default"/>
+      </w:rPr>
+    </w:lvl>
+    <w:lvl w:ilvl="6">
+      <w:start w:val="1"/>
+      <w:numFmt w:val="bullet"/>
+      <w:lvlText w:val=""/>
+      <w:lvlJc w:val="start"/>
+      <w:pPr>
+        <w:tabs>
+          <w:tab w:val="num" w:pos="4963"/>
+        </w:tabs>
+        <w:ind w:start="4963" w:hanging="283"/>
+      </w:pPr>
+      <w:rPr>
+        <w:rFonts w:ascii="Symbol" w:hAnsi="Symbol" w:cs="Symbol" w:hint="default"/>
+      </w:rPr>
+    </w:lvl>
+    <w:lvl w:ilvl="7">
+      <w:start w:val="1"/>
+      <w:numFmt w:val="bullet"/>
+      <w:lvlText w:val=""/>
+      <w:lvlJc w:val="start"/>
+      <w:pPr>
+        <w:tabs>
+          <w:tab w:val="num" w:pos="5672"/>
+        </w:tabs>
+        <w:ind w:start="5672" w:hanging="283"/>
+      </w:pPr>
+      <w:rPr>
+        <w:rFonts w:ascii="Symbol" w:hAnsi="Symbol" w:cs="Symbol" w:hint="default"/>
+      </w:rPr>
+    </w:lvl>
+    <w:lvl w:ilvl="8">
+      <w:start w:val="1"/>
+      <w:numFmt w:val="bullet"/>
+      <w:lvlText w:val=""/>
+      <w:lvlJc w:val="start"/>
+      <w:pPr>
+        <w:tabs>
+          <w:tab w:val="num" w:pos="6381"/>
+        </w:tabs>
+        <w:ind w:start="6381" w:hanging="283"/>
+      </w:pPr>
+      <w:rPr>
+        <w:rFonts w:ascii="Symbol" w:hAnsi="Symbol" w:cs="Symbol" w:hint="default"/>
+      </w:rPr>
+    </w:lvl>
+  </w:abstractNum>
+  <w:abstractNum w:abstractNumId="16">
     <w:lvl w:ilvl="0">
       <w:start w:val="1"/>
       <w:numFmt w:val="none"/>
@@ -6388,6 +7723,9 @@
   </w:num>
   <w:num w:numId="15">
     <w:abstractNumId w:val="15"/>
+  </w:num>
+  <w:num w:numId="16">
+    <w:abstractNumId w:val="16"/>
   </w:num>
 </w:numbering>
 </file>
@@ -6800,7 +8138,7 @@
       <w:jc w:val="start"/>
     </w:pPr>
     <w:rPr>
-      <w:rFonts w:eastAsia="Noto Serif CJK SC" w:ascii="Liberation Serif" w:hAnsi="Liberation Serif" w:cs="Noto Sans Devanagari"/>
+      <w:rFonts w:ascii="Liberation Serif" w:hAnsi="Liberation Serif" w:eastAsia="Noto Serif CJK SC" w:cs="Noto Sans Devanagari"/>
       <w:color w:val="auto"/>
       <w:kern w:val="2"/>
       <w:sz w:val="24"/>
@@ -6917,6 +8255,11 @@
       <w:shd w:fill="E1DFDD" w:val="clear"/>
     </w:rPr>
   </w:style>
+  <w:style w:type="character" w:styleId="NumberingSymbols">
+    <w:name w:val="Numbering Symbols"/>
+    <w:qFormat/>
+    <w:rPr/>
+  </w:style>
   <w:style w:type="paragraph" w:styleId="Heading" w:customStyle="1">
     <w:name w:val="Heading"/>
     <w:basedOn w:val="Normal"/>
@@ -7010,11 +8353,22 @@
     <w:pPr/>
     <w:rPr/>
   </w:style>
+  <w:style w:type="paragraph" w:styleId="Figure">
+    <w:name w:val="Figure"/>
+    <w:basedOn w:val="Caption"/>
+    <w:qFormat/>
+    <w:pPr/>
+    <w:rPr/>
+  </w:style>
   <w:style w:type="numbering" w:styleId="NoList" w:default="1">
     <w:name w:val="No List"/>
     <w:uiPriority w:val="99"/>
     <w:semiHidden/>
     <w:unhideWhenUsed/>
+    <w:qFormat/>
+  </w:style>
+  <w:style w:type="numbering" w:styleId="Numbering123">
+    <w:name w:val="Numbering 123"/>
     <w:qFormat/>
   </w:style>
   <w:style w:type="table" w:default="1" w:styleId="TableNormal">
